--- a/Practical file -ADA.docx
+++ b/Practical file -ADA.docx
@@ -1407,6 +1407,7 @@
         <w:rPr>
           <w:b/>
           <w:bCs/>
+          <w:noProof/>
           <w:sz w:val="28"/>
           <w:szCs w:val="28"/>
         </w:rPr>
@@ -1466,90 +1467,290 @@
           <w:szCs w:val="28"/>
         </w:rPr>
       </w:pPr>
-    </w:p>
-    <w:p>
-      <w:pPr>
-        <w:rPr>
-          <w:b/>
-          <w:bCs/>
-          <w:sz w:val="28"/>
-          <w:szCs w:val="28"/>
-        </w:rPr>
-      </w:pPr>
-    </w:p>
-    <w:p>
-      <w:pPr>
-        <w:rPr>
-          <w:b/>
-          <w:bCs/>
-          <w:sz w:val="28"/>
-          <w:szCs w:val="28"/>
-        </w:rPr>
-      </w:pPr>
-    </w:p>
-    <w:p>
-      <w:pPr>
-        <w:rPr>
-          <w:b/>
-          <w:bCs/>
-          <w:sz w:val="28"/>
-          <w:szCs w:val="28"/>
-        </w:rPr>
-      </w:pPr>
-    </w:p>
-    <w:p>
-      <w:pPr>
-        <w:rPr>
-          <w:b/>
-          <w:bCs/>
-          <w:sz w:val="28"/>
-          <w:szCs w:val="28"/>
-        </w:rPr>
-      </w:pPr>
-    </w:p>
-    <w:p>
-      <w:pPr>
-        <w:rPr>
-          <w:b/>
-          <w:bCs/>
-          <w:sz w:val="28"/>
-          <w:szCs w:val="28"/>
-        </w:rPr>
-      </w:pPr>
-    </w:p>
-    <w:p>
-      <w:pPr>
-        <w:rPr>
-          <w:b/>
-          <w:bCs/>
-          <w:sz w:val="28"/>
-          <w:szCs w:val="28"/>
-        </w:rPr>
-      </w:pPr>
-    </w:p>
-    <w:p>
-      <w:pPr>
-        <w:rPr>
-          <w:b/>
-          <w:bCs/>
-          <w:sz w:val="28"/>
-          <w:szCs w:val="28"/>
-        </w:rPr>
-      </w:pPr>
-    </w:p>
-    <w:p>
-      <w:pPr>
-        <w:rPr>
-          <w:b/>
-          <w:bCs/>
-          <w:sz w:val="28"/>
-          <w:szCs w:val="28"/>
-        </w:rPr>
-      </w:pPr>
-    </w:p>
-    <w:p>
-      <w:pPr>
-        <w:jc w:val="center"/>
+      <w:r>
+        <w:rPr>
+          <w:b/>
+          <w:bCs/>
+          <w:sz w:val="28"/>
+          <w:szCs w:val="28"/>
+        </w:rPr>
+        <w:t>Table:</w:t>
+      </w:r>
+    </w:p>
+    <w:p>
+      <w:pPr>
+        <w:rPr>
+          <w:b/>
+          <w:bCs/>
+          <w:sz w:val="28"/>
+          <w:szCs w:val="28"/>
+        </w:rPr>
+      </w:pPr>
+      <w:r>
+        <w:rPr>
+          <w:b/>
+          <w:bCs/>
+          <w:sz w:val="28"/>
+          <w:szCs w:val="28"/>
+        </w:rPr>
+        <w:drawing>
+          <wp:inline distT="0" distB="0" distL="0" distR="0" wp14:anchorId="210EBF8F" wp14:editId="12D84621">
+            <wp:extent cx="2470089" cy="2387600"/>
+            <wp:effectExtent l="0" t="0" r="6985" b="0"/>
+            <wp:docPr id="256190736" name="Picture 2"/>
+            <wp:cNvGraphicFramePr>
+              <a:graphicFrameLocks xmlns:a="http://schemas.openxmlformats.org/drawingml/2006/main" noChangeAspect="1"/>
+            </wp:cNvGraphicFramePr>
+            <a:graphic xmlns:a="http://schemas.openxmlformats.org/drawingml/2006/main">
+              <a:graphicData uri="http://schemas.openxmlformats.org/drawingml/2006/picture">
+                <pic:pic xmlns:pic="http://schemas.openxmlformats.org/drawingml/2006/picture">
+                  <pic:nvPicPr>
+                    <pic:cNvPr id="0" name="Picture 6"/>
+                    <pic:cNvPicPr>
+                      <a:picLocks noChangeAspect="1" noChangeArrowheads="1"/>
+                    </pic:cNvPicPr>
+                  </pic:nvPicPr>
+                  <pic:blipFill>
+                    <a:blip r:embed="rId5">
+                      <a:extLst>
+                        <a:ext uri="{28A0092B-C50C-407E-A947-70E740481C1C}">
+                          <a14:useLocalDpi xmlns:a14="http://schemas.microsoft.com/office/drawing/2010/main" val="0"/>
+                        </a:ext>
+                      </a:extLst>
+                    </a:blip>
+                    <a:srcRect/>
+                    <a:stretch>
+                      <a:fillRect/>
+                    </a:stretch>
+                  </pic:blipFill>
+                  <pic:spPr bwMode="auto">
+                    <a:xfrm>
+                      <a:off x="0" y="0"/>
+                      <a:ext cx="2484958" cy="2401973"/>
+                    </a:xfrm>
+                    <a:prstGeom prst="rect">
+                      <a:avLst/>
+                    </a:prstGeom>
+                    <a:noFill/>
+                    <a:ln>
+                      <a:noFill/>
+                    </a:ln>
+                  </pic:spPr>
+                </pic:pic>
+              </a:graphicData>
+            </a:graphic>
+          </wp:inline>
+        </w:drawing>
+      </w:r>
+    </w:p>
+    <w:p>
+      <w:pPr>
+        <w:rPr>
+          <w:b/>
+          <w:bCs/>
+          <w:sz w:val="28"/>
+          <w:szCs w:val="28"/>
+        </w:rPr>
+      </w:pPr>
+    </w:p>
+    <w:p>
+      <w:pPr>
+        <w:rPr>
+          <w:b/>
+          <w:bCs/>
+          <w:sz w:val="28"/>
+          <w:szCs w:val="28"/>
+        </w:rPr>
+      </w:pPr>
+      <w:r>
+        <w:rPr>
+          <w:b/>
+          <w:bCs/>
+          <w:sz w:val="28"/>
+          <w:szCs w:val="28"/>
+        </w:rPr>
+        <w:t>Graph:</w:t>
+      </w:r>
+    </w:p>
+    <w:p>
+      <w:pPr>
+        <w:rPr>
+          <w:b/>
+          <w:bCs/>
+          <w:sz w:val="28"/>
+          <w:szCs w:val="28"/>
+        </w:rPr>
+      </w:pPr>
+      <w:r>
+        <w:rPr>
+          <w:b/>
+          <w:bCs/>
+          <w:sz w:val="28"/>
+          <w:szCs w:val="28"/>
+        </w:rPr>
+        <w:drawing>
+          <wp:inline distT="0" distB="0" distL="0" distR="0" wp14:anchorId="147FB455" wp14:editId="05C0B43C">
+            <wp:extent cx="3498850" cy="2860973"/>
+            <wp:effectExtent l="0" t="0" r="6350" b="0"/>
+            <wp:docPr id="654745063" name="Picture 1"/>
+            <wp:cNvGraphicFramePr>
+              <a:graphicFrameLocks xmlns:a="http://schemas.openxmlformats.org/drawingml/2006/main" noChangeAspect="1"/>
+            </wp:cNvGraphicFramePr>
+            <a:graphic xmlns:a="http://schemas.openxmlformats.org/drawingml/2006/main">
+              <a:graphicData uri="http://schemas.openxmlformats.org/drawingml/2006/picture">
+                <pic:pic xmlns:pic="http://schemas.openxmlformats.org/drawingml/2006/picture">
+                  <pic:nvPicPr>
+                    <pic:cNvPr id="654745063" name=""/>
+                    <pic:cNvPicPr/>
+                  </pic:nvPicPr>
+                  <pic:blipFill>
+                    <a:blip r:embed="rId6"/>
+                    <a:stretch>
+                      <a:fillRect/>
+                    </a:stretch>
+                  </pic:blipFill>
+                  <pic:spPr>
+                    <a:xfrm>
+                      <a:off x="0" y="0"/>
+                      <a:ext cx="3509345" cy="2869555"/>
+                    </a:xfrm>
+                    <a:prstGeom prst="rect">
+                      <a:avLst/>
+                    </a:prstGeom>
+                  </pic:spPr>
+                </pic:pic>
+              </a:graphicData>
+            </a:graphic>
+          </wp:inline>
+        </w:drawing>
+      </w:r>
+    </w:p>
+    <w:p>
+      <w:pPr>
+        <w:rPr>
+          <w:b/>
+          <w:bCs/>
+          <w:sz w:val="28"/>
+          <w:szCs w:val="28"/>
+        </w:rPr>
+      </w:pPr>
+      <w:r>
+        <w:rPr>
+          <w:b/>
+          <w:bCs/>
+          <w:sz w:val="28"/>
+          <w:szCs w:val="28"/>
+        </w:rPr>
+        <w:t>Conclusion:</w:t>
+      </w:r>
+    </w:p>
+    <w:p>
+      <w:pPr>
+        <w:rPr>
+          <w:sz w:val="28"/>
+          <w:szCs w:val="28"/>
+        </w:rPr>
+      </w:pPr>
+      <w:r>
+        <w:rPr>
+          <w:sz w:val="28"/>
+          <w:szCs w:val="28"/>
+        </w:rPr>
+        <w:t>The graph shows that the execution time of Linear Search generally increases as the size of the array increases. This indicates a linear relationship between input size and execution time, which agrees with the theoretical time complexity of O(n).</w:t>
+      </w:r>
+    </w:p>
+    <w:p>
+      <w:pPr>
+        <w:rPr>
+          <w:sz w:val="28"/>
+          <w:szCs w:val="28"/>
+        </w:rPr>
+      </w:pPr>
+      <w:r>
+        <w:rPr>
+          <w:sz w:val="28"/>
+          <w:szCs w:val="28"/>
+        </w:rPr>
+        <w:t>For smaller array sizes, the execution time is very small and shows some fluctuations due to factors such as system overhead, CPU scheduling, and timer precision. However, as the array size becomes larger (around 3,000 to 15,000 elements), the increasing trend becomes much clearer.</w:t>
+      </w:r>
+    </w:p>
+    <w:p>
+      <w:pPr>
+        <w:rPr>
+          <w:sz w:val="28"/>
+          <w:szCs w:val="28"/>
+        </w:rPr>
+      </w:pPr>
+      <w:r>
+        <w:rPr>
+          <w:sz w:val="28"/>
+          <w:szCs w:val="28"/>
+        </w:rPr>
+        <w:t>Therefore, the experimental results support the theoretical conclusion that Linear Search has a time complexity of O(n) in the average and worst cases.</w:t>
+      </w:r>
+    </w:p>
+    <w:p>
+      <w:pPr>
+        <w:rPr>
+          <w:b/>
+          <w:bCs/>
+          <w:sz w:val="28"/>
+          <w:szCs w:val="28"/>
+        </w:rPr>
+      </w:pPr>
+    </w:p>
+    <w:p>
+      <w:pPr>
+        <w:rPr>
+          <w:b/>
+          <w:bCs/>
+          <w:sz w:val="28"/>
+          <w:szCs w:val="28"/>
+        </w:rPr>
+      </w:pPr>
+    </w:p>
+    <w:p>
+      <w:pPr>
+        <w:rPr>
+          <w:b/>
+          <w:bCs/>
+          <w:sz w:val="28"/>
+          <w:szCs w:val="28"/>
+        </w:rPr>
+      </w:pPr>
+    </w:p>
+    <w:p>
+      <w:pPr>
+        <w:rPr>
+          <w:b/>
+          <w:bCs/>
+          <w:sz w:val="28"/>
+          <w:szCs w:val="28"/>
+        </w:rPr>
+      </w:pPr>
+    </w:p>
+    <w:p>
+      <w:pPr>
+        <w:rPr>
+          <w:b/>
+          <w:bCs/>
+          <w:sz w:val="28"/>
+          <w:szCs w:val="28"/>
+        </w:rPr>
+      </w:pPr>
+    </w:p>
+    <w:p>
+      <w:pPr>
+        <w:rPr>
+          <w:b/>
+          <w:bCs/>
+          <w:sz w:val="28"/>
+          <w:szCs w:val="28"/>
+        </w:rPr>
+      </w:pPr>
+    </w:p>
+    <w:p>
+      <w:pPr>
         <w:rPr>
           <w:b/>
           <w:bCs/>
@@ -3144,6 +3345,7 @@
         <w:rPr>
           <w:b/>
           <w:bCs/>
+          <w:noProof/>
           <w:sz w:val="28"/>
           <w:szCs w:val="28"/>
         </w:rPr>
@@ -3163,7 +3365,7 @@
                     <pic:cNvPicPr/>
                   </pic:nvPicPr>
                   <pic:blipFill>
-                    <a:blip r:embed="rId5"/>
+                    <a:blip r:embed="rId7"/>
                     <a:stretch>
                       <a:fillRect/>
                     </a:stretch>
@@ -3193,257 +3395,14 @@
           <w:szCs w:val="28"/>
         </w:rPr>
       </w:pPr>
-    </w:p>
-    <w:p>
-      <w:pPr>
-        <w:rPr>
-          <w:b/>
-          <w:bCs/>
-          <w:sz w:val="28"/>
-          <w:szCs w:val="28"/>
-        </w:rPr>
-      </w:pPr>
-    </w:p>
-    <w:p>
-      <w:pPr>
-        <w:rPr>
-          <w:b/>
-          <w:bCs/>
-          <w:sz w:val="28"/>
-          <w:szCs w:val="28"/>
-        </w:rPr>
-      </w:pPr>
-    </w:p>
-    <w:p>
-      <w:pPr>
-        <w:rPr>
-          <w:b/>
-          <w:bCs/>
-          <w:sz w:val="28"/>
-          <w:szCs w:val="28"/>
-        </w:rPr>
-      </w:pPr>
-    </w:p>
-    <w:p>
-      <w:pPr>
-        <w:rPr>
-          <w:b/>
-          <w:bCs/>
-          <w:sz w:val="28"/>
-          <w:szCs w:val="28"/>
-        </w:rPr>
-      </w:pPr>
-    </w:p>
-    <w:p>
-      <w:pPr>
-        <w:rPr>
-          <w:b/>
-          <w:bCs/>
-          <w:sz w:val="28"/>
-          <w:szCs w:val="28"/>
-        </w:rPr>
-      </w:pPr>
-    </w:p>
-    <w:p>
-      <w:pPr>
-        <w:rPr>
-          <w:b/>
-          <w:bCs/>
-          <w:sz w:val="28"/>
-          <w:szCs w:val="28"/>
-        </w:rPr>
-      </w:pPr>
-    </w:p>
-    <w:p>
-      <w:pPr>
-        <w:rPr>
-          <w:b/>
-          <w:bCs/>
-          <w:sz w:val="28"/>
-          <w:szCs w:val="28"/>
-        </w:rPr>
-      </w:pPr>
-    </w:p>
-    <w:p>
-      <w:pPr>
-        <w:rPr>
-          <w:b/>
-          <w:bCs/>
-          <w:sz w:val="28"/>
-          <w:szCs w:val="28"/>
-        </w:rPr>
-      </w:pPr>
-    </w:p>
-    <w:p>
-      <w:pPr>
-        <w:rPr>
-          <w:b/>
-          <w:bCs/>
-          <w:sz w:val="28"/>
-          <w:szCs w:val="28"/>
-        </w:rPr>
-      </w:pPr>
-    </w:p>
-    <w:p>
-      <w:pPr>
-        <w:rPr>
-          <w:b/>
-          <w:bCs/>
-          <w:sz w:val="28"/>
-          <w:szCs w:val="28"/>
-        </w:rPr>
-      </w:pPr>
-    </w:p>
-    <w:p>
-      <w:pPr>
-        <w:rPr>
-          <w:b/>
-          <w:bCs/>
-          <w:sz w:val="28"/>
-          <w:szCs w:val="28"/>
-        </w:rPr>
-      </w:pPr>
-    </w:p>
-    <w:p>
-      <w:pPr>
-        <w:rPr>
-          <w:b/>
-          <w:bCs/>
-          <w:sz w:val="28"/>
-          <w:szCs w:val="28"/>
-        </w:rPr>
-      </w:pPr>
-    </w:p>
-    <w:p>
-      <w:pPr>
-        <w:rPr>
-          <w:b/>
-          <w:bCs/>
-          <w:sz w:val="28"/>
-          <w:szCs w:val="28"/>
-        </w:rPr>
-      </w:pPr>
-    </w:p>
-    <w:p>
-      <w:pPr>
-        <w:rPr>
-          <w:b/>
-          <w:bCs/>
-          <w:sz w:val="28"/>
-          <w:szCs w:val="28"/>
-        </w:rPr>
-      </w:pPr>
-    </w:p>
-    <w:p>
-      <w:pPr>
-        <w:rPr>
-          <w:b/>
-          <w:bCs/>
-          <w:sz w:val="28"/>
-          <w:szCs w:val="28"/>
-        </w:rPr>
-      </w:pPr>
-    </w:p>
-    <w:p>
-      <w:pPr>
-        <w:rPr>
-          <w:b/>
-          <w:bCs/>
-          <w:sz w:val="28"/>
-          <w:szCs w:val="28"/>
-        </w:rPr>
-      </w:pPr>
-    </w:p>
-    <w:p>
-      <w:pPr>
-        <w:rPr>
-          <w:b/>
-          <w:bCs/>
-          <w:sz w:val="28"/>
-          <w:szCs w:val="28"/>
-        </w:rPr>
-      </w:pPr>
-    </w:p>
-    <w:p>
-      <w:pPr>
-        <w:rPr>
-          <w:b/>
-          <w:bCs/>
-          <w:sz w:val="28"/>
-          <w:szCs w:val="28"/>
-        </w:rPr>
-      </w:pPr>
-    </w:p>
-    <w:p>
-      <w:pPr>
-        <w:jc w:val="center"/>
-        <w:rPr>
-          <w:b/>
-          <w:bCs/>
-          <w:sz w:val="36"/>
-          <w:szCs w:val="36"/>
-        </w:rPr>
-      </w:pPr>
-      <w:r>
-        <w:rPr>
-          <w:b/>
-          <w:bCs/>
-          <w:sz w:val="36"/>
-          <w:szCs w:val="36"/>
-        </w:rPr>
-        <w:lastRenderedPageBreak/>
-        <w:t>Practical-3</w:t>
-      </w:r>
-    </w:p>
-    <w:p>
-      <w:pPr>
-        <w:rPr>
-          <w:sz w:val="28"/>
-          <w:szCs w:val="28"/>
-        </w:rPr>
-      </w:pPr>
-      <w:r>
-        <w:rPr>
-          <w:b/>
-          <w:bCs/>
-          <w:sz w:val="28"/>
-          <w:szCs w:val="28"/>
-        </w:rPr>
-        <w:t xml:space="preserve">Objective: </w:t>
-      </w:r>
-      <w:r>
-        <w:rPr>
-          <w:sz w:val="28"/>
-          <w:szCs w:val="28"/>
-        </w:rPr>
-        <w:t>Plot the graphs of searching algorithms using python after running the code for different array sizes(n).</w:t>
-      </w:r>
-    </w:p>
-    <w:p>
-      <w:pPr>
-        <w:rPr>
-          <w:sz w:val="28"/>
-          <w:szCs w:val="28"/>
-        </w:rPr>
-      </w:pPr>
-    </w:p>
-    <w:p>
-      <w:pPr>
-        <w:rPr>
-          <w:b/>
-          <w:bCs/>
-          <w:sz w:val="28"/>
-          <w:szCs w:val="28"/>
-        </w:rPr>
-      </w:pPr>
-      <w:r>
-        <w:rPr>
-          <w:b/>
-          <w:bCs/>
-          <w:sz w:val="28"/>
-          <w:szCs w:val="28"/>
-        </w:rPr>
-        <w:t>Dataset:</w:t>
+      <w:r>
+        <w:rPr>
+          <w:b/>
+          <w:bCs/>
+          <w:sz w:val="28"/>
+          <w:szCs w:val="28"/>
+        </w:rPr>
+        <w:t>Table:</w:t>
       </w:r>
     </w:p>
     <w:p>
@@ -3463,10 +3422,10 @@
           <w:szCs w:val="28"/>
         </w:rPr>
         <w:drawing>
-          <wp:inline distT="0" distB="0" distL="0" distR="0" wp14:anchorId="28CB46F0" wp14:editId="196D31FE">
-            <wp:extent cx="2254366" cy="4064209"/>
+          <wp:inline distT="0" distB="0" distL="0" distR="0" wp14:anchorId="5E94E5E2" wp14:editId="1143E75F">
+            <wp:extent cx="2235315" cy="2140060"/>
             <wp:effectExtent l="0" t="0" r="0" b="0"/>
-            <wp:docPr id="321432991" name="Picture 1"/>
+            <wp:docPr id="606555458" name="Picture 1"/>
             <wp:cNvGraphicFramePr>
               <a:graphicFrameLocks xmlns:a="http://schemas.openxmlformats.org/drawingml/2006/main" noChangeAspect="1"/>
             </wp:cNvGraphicFramePr>
@@ -3474,11 +3433,11 @@
               <a:graphicData uri="http://schemas.openxmlformats.org/drawingml/2006/picture">
                 <pic:pic xmlns:pic="http://schemas.openxmlformats.org/drawingml/2006/picture">
                   <pic:nvPicPr>
-                    <pic:cNvPr id="321432991" name=""/>
+                    <pic:cNvPr id="606555458" name=""/>
                     <pic:cNvPicPr/>
                   </pic:nvPicPr>
                   <pic:blipFill>
-                    <a:blip r:embed="rId6"/>
+                    <a:blip r:embed="rId8"/>
                     <a:stretch>
                       <a:fillRect/>
                     </a:stretch>
@@ -3486,7 +3445,7 @@
                   <pic:spPr>
                     <a:xfrm>
                       <a:off x="0" y="0"/>
-                      <a:ext cx="2254366" cy="4064209"/>
+                      <a:ext cx="2235315" cy="2140060"/>
                     </a:xfrm>
                     <a:prstGeom prst="rect">
                       <a:avLst/>
@@ -3535,10 +3494,10 @@
           <w:szCs w:val="28"/>
         </w:rPr>
         <w:drawing>
-          <wp:inline distT="0" distB="0" distL="0" distR="0" wp14:anchorId="12066BC4" wp14:editId="79E0B00F">
-            <wp:extent cx="4156710" cy="2397039"/>
-            <wp:effectExtent l="0" t="0" r="0" b="3810"/>
-            <wp:docPr id="1302517019" name="Picture 1"/>
+          <wp:inline distT="0" distB="0" distL="0" distR="0" wp14:anchorId="606B7BC3" wp14:editId="3C4728A6">
+            <wp:extent cx="3338166" cy="2667000"/>
+            <wp:effectExtent l="0" t="0" r="0" b="0"/>
+            <wp:docPr id="869128078" name="Picture 1"/>
             <wp:cNvGraphicFramePr>
               <a:graphicFrameLocks xmlns:a="http://schemas.openxmlformats.org/drawingml/2006/main" noChangeAspect="1"/>
             </wp:cNvGraphicFramePr>
@@ -3546,11 +3505,11 @@
               <a:graphicData uri="http://schemas.openxmlformats.org/drawingml/2006/picture">
                 <pic:pic xmlns:pic="http://schemas.openxmlformats.org/drawingml/2006/picture">
                   <pic:nvPicPr>
-                    <pic:cNvPr id="1302517019" name=""/>
+                    <pic:cNvPr id="869128078" name=""/>
                     <pic:cNvPicPr/>
                   </pic:nvPicPr>
                   <pic:blipFill>
-                    <a:blip r:embed="rId7"/>
+                    <a:blip r:embed="rId9"/>
                     <a:stretch>
                       <a:fillRect/>
                     </a:stretch>
@@ -3558,7 +3517,7 @@
                   <pic:spPr>
                     <a:xfrm>
                       <a:off x="0" y="0"/>
-                      <a:ext cx="4169908" cy="2404650"/>
+                      <a:ext cx="3342158" cy="2670189"/>
                     </a:xfrm>
                     <a:prstGeom prst="rect">
                       <a:avLst/>
@@ -3570,6 +3529,3638 @@
           </wp:inline>
         </w:drawing>
       </w:r>
+    </w:p>
+    <w:p>
+      <w:pPr>
+        <w:rPr>
+          <w:b/>
+          <w:bCs/>
+          <w:sz w:val="28"/>
+          <w:szCs w:val="28"/>
+        </w:rPr>
+      </w:pPr>
+    </w:p>
+    <w:p>
+      <w:pPr>
+        <w:rPr>
+          <w:b/>
+          <w:bCs/>
+          <w:sz w:val="28"/>
+          <w:szCs w:val="28"/>
+        </w:rPr>
+      </w:pPr>
+    </w:p>
+    <w:p>
+      <w:pPr>
+        <w:rPr>
+          <w:b/>
+          <w:bCs/>
+          <w:sz w:val="28"/>
+          <w:szCs w:val="28"/>
+        </w:rPr>
+      </w:pPr>
+    </w:p>
+    <w:p>
+      <w:pPr>
+        <w:rPr>
+          <w:b/>
+          <w:bCs/>
+          <w:sz w:val="28"/>
+          <w:szCs w:val="28"/>
+        </w:rPr>
+      </w:pPr>
+      <w:r>
+        <w:rPr>
+          <w:b/>
+          <w:bCs/>
+          <w:sz w:val="28"/>
+          <w:szCs w:val="28"/>
+        </w:rPr>
+        <w:lastRenderedPageBreak/>
+        <w:t>Conclusion:</w:t>
+      </w:r>
+    </w:p>
+    <w:p>
+      <w:pPr>
+        <w:rPr>
+          <w:sz w:val="28"/>
+          <w:szCs w:val="28"/>
+        </w:rPr>
+      </w:pPr>
+      <w:r>
+        <w:rPr>
+          <w:sz w:val="28"/>
+          <w:szCs w:val="28"/>
+        </w:rPr>
+        <w:t>The graph shows that the execution time of Binary Search remains extremely small and does not increase consistently with the size of the array. Even when the array size increases up to 15,000 elements, the execution time stays around 0 to 1 × 10</w:t>
+      </w:r>
+      <w:r>
+        <w:rPr>
+          <w:rFonts w:ascii="Cambria Math" w:hAnsi="Cambria Math" w:cs="Cambria Math"/>
+          <w:sz w:val="28"/>
+          <w:szCs w:val="28"/>
+        </w:rPr>
+        <w:t>⁻</w:t>
+      </w:r>
+      <w:r>
+        <w:rPr>
+          <w:rFonts w:ascii="Aptos" w:hAnsi="Aptos" w:cs="Aptos"/>
+          <w:sz w:val="28"/>
+          <w:szCs w:val="28"/>
+        </w:rPr>
+        <w:t>⁶</w:t>
+      </w:r>
+      <w:r>
+        <w:rPr>
+          <w:sz w:val="28"/>
+          <w:szCs w:val="28"/>
+        </w:rPr>
+        <w:t xml:space="preserve"> seconds.</w:t>
+      </w:r>
+    </w:p>
+    <w:p>
+      <w:pPr>
+        <w:rPr>
+          <w:sz w:val="28"/>
+          <w:szCs w:val="28"/>
+        </w:rPr>
+      </w:pPr>
+      <w:r>
+        <w:rPr>
+          <w:sz w:val="28"/>
+          <w:szCs w:val="28"/>
+        </w:rPr>
+        <w:t>This behavio</w:t>
+      </w:r>
+      <w:r>
+        <w:rPr>
+          <w:sz w:val="28"/>
+          <w:szCs w:val="28"/>
+        </w:rPr>
+        <w:t>u</w:t>
+      </w:r>
+      <w:r>
+        <w:rPr>
+          <w:sz w:val="28"/>
+          <w:szCs w:val="28"/>
+        </w:rPr>
+        <w:t xml:space="preserve">r is expected because Binary Search reduces the search space by half after every comparison, giving it a theoretical time complexity of </w:t>
+      </w:r>
+      <w:proofErr w:type="gramStart"/>
+      <w:r>
+        <w:rPr>
+          <w:sz w:val="28"/>
+          <w:szCs w:val="28"/>
+        </w:rPr>
+        <w:t>O(</w:t>
+      </w:r>
+      <w:proofErr w:type="gramEnd"/>
+      <w:r>
+        <w:rPr>
+          <w:sz w:val="28"/>
+          <w:szCs w:val="28"/>
+        </w:rPr>
+        <w:t>log n). The irregular jumps and drops in the graph are mainly due to the very small execution times, timer precision, and system-related variations rather than the actual complexity of the algorithm.</w:t>
+      </w:r>
+    </w:p>
+    <w:p>
+      <w:pPr>
+        <w:rPr>
+          <w:sz w:val="28"/>
+          <w:szCs w:val="28"/>
+        </w:rPr>
+      </w:pPr>
+      <w:r>
+        <w:rPr>
+          <w:sz w:val="28"/>
+          <w:szCs w:val="28"/>
+        </w:rPr>
+        <w:t xml:space="preserve">Therefore, the experimental results support the theoretical conclusion that Binary Search has a logarithmic time complexity, </w:t>
+      </w:r>
+      <w:proofErr w:type="gramStart"/>
+      <w:r>
+        <w:rPr>
+          <w:sz w:val="28"/>
+          <w:szCs w:val="28"/>
+        </w:rPr>
+        <w:t>O(</w:t>
+      </w:r>
+      <w:proofErr w:type="gramEnd"/>
+      <w:r>
+        <w:rPr>
+          <w:sz w:val="28"/>
+          <w:szCs w:val="28"/>
+        </w:rPr>
+        <w:t>log n), in the average and worst cases.</w:t>
+      </w:r>
+    </w:p>
+    <w:p>
+      <w:pPr>
+        <w:rPr>
+          <w:b/>
+          <w:bCs/>
+          <w:sz w:val="28"/>
+          <w:szCs w:val="28"/>
+        </w:rPr>
+      </w:pPr>
+    </w:p>
+    <w:p>
+      <w:pPr>
+        <w:rPr>
+          <w:b/>
+          <w:bCs/>
+          <w:sz w:val="28"/>
+          <w:szCs w:val="28"/>
+        </w:rPr>
+      </w:pPr>
+    </w:p>
+    <w:p>
+      <w:pPr>
+        <w:rPr>
+          <w:b/>
+          <w:bCs/>
+          <w:sz w:val="28"/>
+          <w:szCs w:val="28"/>
+        </w:rPr>
+      </w:pPr>
+    </w:p>
+    <w:p>
+      <w:pPr>
+        <w:rPr>
+          <w:b/>
+          <w:bCs/>
+          <w:sz w:val="28"/>
+          <w:szCs w:val="28"/>
+        </w:rPr>
+      </w:pPr>
+    </w:p>
+    <w:p>
+      <w:pPr>
+        <w:rPr>
+          <w:b/>
+          <w:bCs/>
+          <w:sz w:val="28"/>
+          <w:szCs w:val="28"/>
+        </w:rPr>
+      </w:pPr>
+    </w:p>
+    <w:p>
+      <w:pPr>
+        <w:rPr>
+          <w:b/>
+          <w:bCs/>
+          <w:sz w:val="28"/>
+          <w:szCs w:val="28"/>
+        </w:rPr>
+      </w:pPr>
+    </w:p>
+    <w:p>
+      <w:pPr>
+        <w:rPr>
+          <w:b/>
+          <w:bCs/>
+          <w:sz w:val="28"/>
+          <w:szCs w:val="28"/>
+        </w:rPr>
+      </w:pPr>
+    </w:p>
+    <w:p>
+      <w:pPr>
+        <w:rPr>
+          <w:b/>
+          <w:bCs/>
+          <w:sz w:val="28"/>
+          <w:szCs w:val="28"/>
+        </w:rPr>
+      </w:pPr>
+    </w:p>
+    <w:p>
+      <w:pPr>
+        <w:rPr>
+          <w:b/>
+          <w:bCs/>
+          <w:sz w:val="28"/>
+          <w:szCs w:val="28"/>
+        </w:rPr>
+      </w:pPr>
+    </w:p>
+    <w:p>
+      <w:pPr>
+        <w:rPr>
+          <w:b/>
+          <w:bCs/>
+          <w:sz w:val="28"/>
+          <w:szCs w:val="28"/>
+        </w:rPr>
+      </w:pPr>
+    </w:p>
+    <w:p>
+      <w:pPr>
+        <w:rPr>
+          <w:b/>
+          <w:bCs/>
+          <w:sz w:val="28"/>
+          <w:szCs w:val="28"/>
+        </w:rPr>
+      </w:pPr>
+    </w:p>
+    <w:p>
+      <w:pPr>
+        <w:rPr>
+          <w:b/>
+          <w:bCs/>
+          <w:sz w:val="28"/>
+          <w:szCs w:val="28"/>
+        </w:rPr>
+      </w:pPr>
+    </w:p>
+    <w:p>
+      <w:pPr>
+        <w:rPr>
+          <w:b/>
+          <w:bCs/>
+          <w:sz w:val="28"/>
+          <w:szCs w:val="28"/>
+        </w:rPr>
+      </w:pPr>
+    </w:p>
+    <w:p>
+      <w:pPr>
+        <w:rPr>
+          <w:b/>
+          <w:bCs/>
+          <w:sz w:val="28"/>
+          <w:szCs w:val="28"/>
+        </w:rPr>
+      </w:pPr>
+    </w:p>
+    <w:p>
+      <w:pPr>
+        <w:rPr>
+          <w:b/>
+          <w:bCs/>
+          <w:sz w:val="28"/>
+          <w:szCs w:val="28"/>
+        </w:rPr>
+      </w:pPr>
+    </w:p>
+    <w:p>
+      <w:pPr>
+        <w:jc w:val="center"/>
+        <w:rPr>
+          <w:b/>
+          <w:bCs/>
+          <w:sz w:val="36"/>
+          <w:szCs w:val="36"/>
+        </w:rPr>
+      </w:pPr>
+      <w:r>
+        <w:rPr>
+          <w:b/>
+          <w:bCs/>
+          <w:sz w:val="36"/>
+          <w:szCs w:val="36"/>
+        </w:rPr>
+        <w:lastRenderedPageBreak/>
+        <w:t>Practical-3</w:t>
+      </w:r>
+    </w:p>
+    <w:p>
+      <w:pPr>
+        <w:rPr>
+          <w:sz w:val="28"/>
+          <w:szCs w:val="28"/>
+        </w:rPr>
+      </w:pPr>
+      <w:r>
+        <w:rPr>
+          <w:b/>
+          <w:bCs/>
+          <w:sz w:val="28"/>
+          <w:szCs w:val="28"/>
+        </w:rPr>
+        <w:t xml:space="preserve">Objective: </w:t>
+      </w:r>
+      <w:r>
+        <w:rPr>
+          <w:sz w:val="28"/>
+          <w:szCs w:val="28"/>
+        </w:rPr>
+        <w:t xml:space="preserve">Analysing the </w:t>
+      </w:r>
+      <w:r>
+        <w:rPr>
+          <w:sz w:val="28"/>
+          <w:szCs w:val="28"/>
+        </w:rPr>
+        <w:t>algorithm of insertion sort.</w:t>
+      </w:r>
+    </w:p>
+    <w:p>
+      <w:pPr>
+        <w:rPr>
+          <w:b/>
+          <w:bCs/>
+          <w:sz w:val="28"/>
+          <w:szCs w:val="28"/>
+        </w:rPr>
+      </w:pPr>
+      <w:r>
+        <w:rPr>
+          <w:b/>
+          <w:bCs/>
+          <w:sz w:val="28"/>
+          <w:szCs w:val="28"/>
+        </w:rPr>
+        <w:t>Algorithm:</w:t>
+      </w:r>
+    </w:p>
+    <w:p>
+      <w:r>
+        <w:t>INSERTION_</w:t>
+      </w:r>
+      <w:proofErr w:type="gramStart"/>
+      <w:r>
+        <w:t>SORT(</w:t>
+      </w:r>
+      <w:proofErr w:type="gramEnd"/>
+      <w:r>
+        <w:t>A, n)</w:t>
+      </w:r>
+    </w:p>
+    <w:p/>
+    <w:p>
+      <w:r>
+        <w:t xml:space="preserve">    for </w:t>
+      </w:r>
+      <w:proofErr w:type="spellStart"/>
+      <w:r>
+        <w:t>i</w:t>
+      </w:r>
+      <w:proofErr w:type="spellEnd"/>
+      <w:r>
+        <w:t xml:space="preserve"> ← 1 to n - 1</w:t>
+      </w:r>
+    </w:p>
+    <w:p/>
+    <w:p>
+      <w:r>
+        <w:t xml:space="preserve">        key ← A[</w:t>
+      </w:r>
+      <w:proofErr w:type="spellStart"/>
+      <w:r>
+        <w:t>i</w:t>
+      </w:r>
+      <w:proofErr w:type="spellEnd"/>
+      <w:r>
+        <w:t>]</w:t>
+      </w:r>
+    </w:p>
+    <w:p>
+      <w:r>
+        <w:t xml:space="preserve">        j ← </w:t>
+      </w:r>
+      <w:proofErr w:type="spellStart"/>
+      <w:r>
+        <w:t>i</w:t>
+      </w:r>
+      <w:proofErr w:type="spellEnd"/>
+      <w:r>
+        <w:t xml:space="preserve"> - 1</w:t>
+      </w:r>
+    </w:p>
+    <w:p/>
+    <w:p>
+      <w:r>
+        <w:t xml:space="preserve">        while j ≥ 0 AND A[j] &gt; key</w:t>
+      </w:r>
+    </w:p>
+    <w:p/>
+    <w:p>
+      <w:r>
+        <w:t xml:space="preserve">            </w:t>
+      </w:r>
+      <w:proofErr w:type="gramStart"/>
+      <w:r>
+        <w:t>A[</w:t>
+      </w:r>
+      <w:proofErr w:type="gramEnd"/>
+      <w:r>
+        <w:t>j + 1] ← A[j]</w:t>
+      </w:r>
+    </w:p>
+    <w:p>
+      <w:r>
+        <w:t xml:space="preserve">            j ← j - 1</w:t>
+      </w:r>
+    </w:p>
+    <w:p/>
+    <w:p>
+      <w:r>
+        <w:t xml:space="preserve">        </w:t>
+      </w:r>
+      <w:proofErr w:type="gramStart"/>
+      <w:r>
+        <w:t>A[</w:t>
+      </w:r>
+      <w:proofErr w:type="gramEnd"/>
+      <w:r>
+        <w:t>j + 1] ← key</w:t>
+      </w:r>
+    </w:p>
+    <w:p/>
+    <w:p>
+      <w:r>
+        <w:t xml:space="preserve">    return A</w:t>
+      </w:r>
+    </w:p>
+    <w:p>
+      <w:pPr>
+        <w:rPr>
+          <w:b/>
+          <w:bCs/>
+          <w:sz w:val="28"/>
+          <w:szCs w:val="28"/>
+        </w:rPr>
+      </w:pPr>
+      <w:r>
+        <w:rPr>
+          <w:b/>
+          <w:bCs/>
+          <w:sz w:val="28"/>
+          <w:szCs w:val="28"/>
+        </w:rPr>
+        <w:t>Code:</w:t>
+      </w:r>
+    </w:p>
+    <w:p>
+      <w:r>
+        <w:t>//-----------INSERTION SORT------------//</w:t>
+      </w:r>
+    </w:p>
+    <w:p/>
+    <w:p>
+      <w:r>
+        <w:t>#include &lt;</w:t>
+      </w:r>
+      <w:proofErr w:type="spellStart"/>
+      <w:r>
+        <w:t>stdio.h</w:t>
+      </w:r>
+      <w:proofErr w:type="spellEnd"/>
+      <w:r>
+        <w:t>&gt;</w:t>
+      </w:r>
+    </w:p>
+    <w:p>
+      <w:r>
+        <w:t>#include &lt;</w:t>
+      </w:r>
+      <w:proofErr w:type="spellStart"/>
+      <w:r>
+        <w:t>stdlib.h</w:t>
+      </w:r>
+      <w:proofErr w:type="spellEnd"/>
+      <w:r>
+        <w:t>&gt;</w:t>
+      </w:r>
+    </w:p>
+    <w:p>
+      <w:r>
+        <w:t>#include &lt;</w:t>
+      </w:r>
+      <w:proofErr w:type="spellStart"/>
+      <w:r>
+        <w:t>time.h</w:t>
+      </w:r>
+      <w:proofErr w:type="spellEnd"/>
+      <w:r>
+        <w:t>&gt;</w:t>
+      </w:r>
+    </w:p>
+    <w:p/>
+    <w:p>
+      <w:r>
+        <w:t xml:space="preserve">void </w:t>
+      </w:r>
+      <w:proofErr w:type="spellStart"/>
+      <w:proofErr w:type="gramStart"/>
+      <w:r>
+        <w:t>generateRandomNumber</w:t>
+      </w:r>
+      <w:proofErr w:type="spellEnd"/>
+      <w:r>
+        <w:t>(</w:t>
+      </w:r>
+      <w:proofErr w:type="gramEnd"/>
+      <w:r>
+        <w:t xml:space="preserve">int </w:t>
+      </w:r>
+      <w:proofErr w:type="spellStart"/>
+      <w:proofErr w:type="gramStart"/>
+      <w:r>
+        <w:t>arr</w:t>
+      </w:r>
+      <w:proofErr w:type="spellEnd"/>
+      <w:r>
+        <w:t>[</w:t>
+      </w:r>
+      <w:proofErr w:type="gramEnd"/>
+      <w:r>
+        <w:t>], int n)</w:t>
+      </w:r>
+    </w:p>
+    <w:p>
+      <w:r>
+        <w:t>{</w:t>
+      </w:r>
+    </w:p>
+    <w:p>
+      <w:r>
+        <w:lastRenderedPageBreak/>
+        <w:t xml:space="preserve">    for (int </w:t>
+      </w:r>
+      <w:proofErr w:type="spellStart"/>
+      <w:r>
+        <w:t>i</w:t>
+      </w:r>
+      <w:proofErr w:type="spellEnd"/>
+      <w:r>
+        <w:t xml:space="preserve"> = 0; </w:t>
+      </w:r>
+      <w:proofErr w:type="spellStart"/>
+      <w:r>
+        <w:t>i</w:t>
+      </w:r>
+      <w:proofErr w:type="spellEnd"/>
+      <w:r>
+        <w:t xml:space="preserve"> &lt; n; </w:t>
+      </w:r>
+      <w:proofErr w:type="spellStart"/>
+      <w:r>
+        <w:t>i</w:t>
+      </w:r>
+      <w:proofErr w:type="spellEnd"/>
+      <w:r>
+        <w:t>++)</w:t>
+      </w:r>
+    </w:p>
+    <w:p>
+      <w:r>
+        <w:t>    {</w:t>
+      </w:r>
+    </w:p>
+    <w:p>
+      <w:r>
+        <w:t xml:space="preserve">        </w:t>
+      </w:r>
+      <w:proofErr w:type="spellStart"/>
+      <w:r>
+        <w:t>arr</w:t>
+      </w:r>
+      <w:proofErr w:type="spellEnd"/>
+      <w:r>
+        <w:t>[</w:t>
+      </w:r>
+      <w:proofErr w:type="spellStart"/>
+      <w:r>
+        <w:t>i</w:t>
+      </w:r>
+      <w:proofErr w:type="spellEnd"/>
+      <w:r>
+        <w:t xml:space="preserve">] = </w:t>
+      </w:r>
+      <w:proofErr w:type="gramStart"/>
+      <w:r>
+        <w:t>rand(</w:t>
+      </w:r>
+      <w:proofErr w:type="gramEnd"/>
+      <w:r>
+        <w:t>) % 10000;</w:t>
+      </w:r>
+    </w:p>
+    <w:p>
+      <w:r>
+        <w:t>    }</w:t>
+      </w:r>
+    </w:p>
+    <w:p>
+      <w:r>
+        <w:t>}</w:t>
+      </w:r>
+    </w:p>
+    <w:p/>
+    <w:p>
+      <w:r>
+        <w:t xml:space="preserve">void </w:t>
+      </w:r>
+      <w:proofErr w:type="spellStart"/>
+      <w:proofErr w:type="gramStart"/>
+      <w:r>
+        <w:t>insertionSort</w:t>
+      </w:r>
+      <w:proofErr w:type="spellEnd"/>
+      <w:r>
+        <w:t>(</w:t>
+      </w:r>
+      <w:proofErr w:type="gramEnd"/>
+      <w:r>
+        <w:t xml:space="preserve">int </w:t>
+      </w:r>
+      <w:proofErr w:type="spellStart"/>
+      <w:proofErr w:type="gramStart"/>
+      <w:r>
+        <w:t>arr</w:t>
+      </w:r>
+      <w:proofErr w:type="spellEnd"/>
+      <w:r>
+        <w:t>[</w:t>
+      </w:r>
+      <w:proofErr w:type="gramEnd"/>
+      <w:r>
+        <w:t>], int n)</w:t>
+      </w:r>
+    </w:p>
+    <w:p>
+      <w:r>
+        <w:t>{</w:t>
+      </w:r>
+    </w:p>
+    <w:p>
+      <w:r>
+        <w:t xml:space="preserve">    for (int </w:t>
+      </w:r>
+      <w:proofErr w:type="spellStart"/>
+      <w:r>
+        <w:t>i</w:t>
+      </w:r>
+      <w:proofErr w:type="spellEnd"/>
+      <w:r>
+        <w:t xml:space="preserve"> = 1; </w:t>
+      </w:r>
+      <w:proofErr w:type="spellStart"/>
+      <w:r>
+        <w:t>i</w:t>
+      </w:r>
+      <w:proofErr w:type="spellEnd"/>
+      <w:r>
+        <w:t xml:space="preserve"> &lt; n; </w:t>
+      </w:r>
+      <w:proofErr w:type="spellStart"/>
+      <w:r>
+        <w:t>i</w:t>
+      </w:r>
+      <w:proofErr w:type="spellEnd"/>
+      <w:r>
+        <w:t>++)</w:t>
+      </w:r>
+    </w:p>
+    <w:p>
+      <w:r>
+        <w:t>    {</w:t>
+      </w:r>
+    </w:p>
+    <w:p>
+      <w:r>
+        <w:t xml:space="preserve">        int key = </w:t>
+      </w:r>
+      <w:proofErr w:type="spellStart"/>
+      <w:r>
+        <w:t>arr</w:t>
+      </w:r>
+      <w:proofErr w:type="spellEnd"/>
+      <w:r>
+        <w:t>[</w:t>
+      </w:r>
+      <w:proofErr w:type="spellStart"/>
+      <w:r>
+        <w:t>i</w:t>
+      </w:r>
+      <w:proofErr w:type="spellEnd"/>
+      <w:r>
+        <w:t>];</w:t>
+      </w:r>
+    </w:p>
+    <w:p>
+      <w:r>
+        <w:t xml:space="preserve">        int j = </w:t>
+      </w:r>
+      <w:proofErr w:type="spellStart"/>
+      <w:r>
+        <w:t>i</w:t>
+      </w:r>
+      <w:proofErr w:type="spellEnd"/>
+      <w:r>
+        <w:t xml:space="preserve"> - 1;</w:t>
+      </w:r>
+    </w:p>
+    <w:p/>
+    <w:p>
+      <w:r>
+        <w:t xml:space="preserve">        while (j &gt;= 0 &amp;&amp; </w:t>
+      </w:r>
+      <w:proofErr w:type="spellStart"/>
+      <w:r>
+        <w:t>arr</w:t>
+      </w:r>
+      <w:proofErr w:type="spellEnd"/>
+      <w:r>
+        <w:t>[j] &gt; key)</w:t>
+      </w:r>
+    </w:p>
+    <w:p>
+      <w:r>
+        <w:t>        {</w:t>
+      </w:r>
+    </w:p>
+    <w:p>
+      <w:r>
+        <w:t xml:space="preserve">            </w:t>
+      </w:r>
+      <w:proofErr w:type="spellStart"/>
+      <w:proofErr w:type="gramStart"/>
+      <w:r>
+        <w:t>arr</w:t>
+      </w:r>
+      <w:proofErr w:type="spellEnd"/>
+      <w:r>
+        <w:t>[</w:t>
+      </w:r>
+      <w:proofErr w:type="gramEnd"/>
+      <w:r>
+        <w:t xml:space="preserve">j + 1] = </w:t>
+      </w:r>
+      <w:proofErr w:type="spellStart"/>
+      <w:r>
+        <w:t>arr</w:t>
+      </w:r>
+      <w:proofErr w:type="spellEnd"/>
+      <w:r>
+        <w:t>[j];</w:t>
+      </w:r>
+    </w:p>
+    <w:p>
+      <w:r>
+        <w:t>            j--;</w:t>
+      </w:r>
+    </w:p>
+    <w:p>
+      <w:r>
+        <w:t>        }</w:t>
+      </w:r>
+    </w:p>
+    <w:p>
+      <w:r>
+        <w:t xml:space="preserve">        </w:t>
+      </w:r>
+      <w:proofErr w:type="spellStart"/>
+      <w:proofErr w:type="gramStart"/>
+      <w:r>
+        <w:t>arr</w:t>
+      </w:r>
+      <w:proofErr w:type="spellEnd"/>
+      <w:r>
+        <w:t>[</w:t>
+      </w:r>
+      <w:proofErr w:type="gramEnd"/>
+      <w:r>
+        <w:t>j + 1] = key;</w:t>
+      </w:r>
+    </w:p>
+    <w:p>
+      <w:r>
+        <w:t>    }</w:t>
+      </w:r>
+    </w:p>
+    <w:p>
+      <w:r>
+        <w:t>}</w:t>
+      </w:r>
+    </w:p>
+    <w:p/>
+    <w:p>
+      <w:r>
+        <w:t xml:space="preserve">int </w:t>
+      </w:r>
+      <w:proofErr w:type="gramStart"/>
+      <w:r>
+        <w:t>main(</w:t>
+      </w:r>
+      <w:proofErr w:type="gramEnd"/>
+      <w:r>
+        <w:t>)</w:t>
+      </w:r>
+    </w:p>
+    <w:p>
+      <w:r>
+        <w:t>{</w:t>
+      </w:r>
+    </w:p>
+    <w:p>
+      <w:r>
+        <w:t>    int n;</w:t>
+      </w:r>
+    </w:p>
+    <w:p/>
+    <w:p>
+      <w:r>
+        <w:t xml:space="preserve">    </w:t>
+      </w:r>
+      <w:proofErr w:type="spellStart"/>
+      <w:proofErr w:type="gramStart"/>
+      <w:r>
+        <w:t>printf</w:t>
+      </w:r>
+      <w:proofErr w:type="spellEnd"/>
+      <w:r>
+        <w:t>(</w:t>
+      </w:r>
+      <w:proofErr w:type="gramEnd"/>
+      <w:r>
+        <w:t>"Enter the size of the array: ");</w:t>
+      </w:r>
+    </w:p>
+    <w:p>
+      <w:r>
+        <w:t xml:space="preserve">    </w:t>
+      </w:r>
+      <w:proofErr w:type="spellStart"/>
+      <w:proofErr w:type="gramStart"/>
+      <w:r>
+        <w:t>scanf</w:t>
+      </w:r>
+      <w:proofErr w:type="spellEnd"/>
+      <w:r>
+        <w:t>(</w:t>
+      </w:r>
+      <w:proofErr w:type="gramEnd"/>
+      <w:r>
+        <w:t>"%d", &amp;n);</w:t>
+      </w:r>
+    </w:p>
+    <w:p/>
+    <w:p>
+      <w:r>
+        <w:t>    if (n &lt; 10)</w:t>
+      </w:r>
+    </w:p>
+    <w:p>
+      <w:r>
+        <w:t>    {</w:t>
+      </w:r>
+    </w:p>
+    <w:p>
+      <w:r>
+        <w:t xml:space="preserve">        </w:t>
+      </w:r>
+      <w:proofErr w:type="spellStart"/>
+      <w:proofErr w:type="gramStart"/>
+      <w:r>
+        <w:t>printf</w:t>
+      </w:r>
+      <w:proofErr w:type="spellEnd"/>
+      <w:r>
+        <w:t>(</w:t>
+      </w:r>
+      <w:proofErr w:type="gramEnd"/>
+      <w:r>
+        <w:t>"Please enter a number greater than or equal to 10.\n");</w:t>
+      </w:r>
+    </w:p>
+    <w:p>
+      <w:r>
+        <w:t>        return 0;</w:t>
+      </w:r>
+    </w:p>
+    <w:p>
+      <w:r>
+        <w:t>    }</w:t>
+      </w:r>
+    </w:p>
+    <w:p/>
+    <w:p>
+      <w:r>
+        <w:t>    int *</w:t>
+      </w:r>
+      <w:proofErr w:type="spellStart"/>
+      <w:r>
+        <w:t>arr</w:t>
+      </w:r>
+      <w:proofErr w:type="spellEnd"/>
+      <w:r>
+        <w:t xml:space="preserve"> = (int </w:t>
+      </w:r>
+      <w:proofErr w:type="gramStart"/>
+      <w:r>
+        <w:t>*)malloc</w:t>
+      </w:r>
+      <w:proofErr w:type="gramEnd"/>
+      <w:r>
+        <w:t xml:space="preserve">(n * </w:t>
+      </w:r>
+      <w:proofErr w:type="spellStart"/>
+      <w:r>
+        <w:t>sizeof</w:t>
+      </w:r>
+      <w:proofErr w:type="spellEnd"/>
+      <w:r>
+        <w:t>(int));</w:t>
+      </w:r>
+    </w:p>
+    <w:p>
+      <w:r>
+        <w:t xml:space="preserve">    </w:t>
+      </w:r>
+    </w:p>
+    <w:p/>
+    <w:p>
+      <w:r>
+        <w:t>    if (</w:t>
+      </w:r>
+      <w:proofErr w:type="spellStart"/>
+      <w:r>
+        <w:t>arr</w:t>
+      </w:r>
+      <w:proofErr w:type="spellEnd"/>
+      <w:r>
+        <w:t xml:space="preserve"> == NULL)</w:t>
+      </w:r>
+    </w:p>
+    <w:p>
+      <w:r>
+        <w:t>    {</w:t>
+      </w:r>
+    </w:p>
+    <w:p>
+      <w:r>
+        <w:t xml:space="preserve">        </w:t>
+      </w:r>
+      <w:proofErr w:type="spellStart"/>
+      <w:proofErr w:type="gramStart"/>
+      <w:r>
+        <w:t>printf</w:t>
+      </w:r>
+      <w:proofErr w:type="spellEnd"/>
+      <w:r>
+        <w:t>(</w:t>
+      </w:r>
+      <w:proofErr w:type="gramEnd"/>
+      <w:r>
+        <w:t>"Memory not allocated.\n");</w:t>
+      </w:r>
+    </w:p>
+    <w:p>
+      <w:r>
+        <w:t>        return -1;</w:t>
+      </w:r>
+    </w:p>
+    <w:p>
+      <w:r>
+        <w:t>    }</w:t>
+      </w:r>
+    </w:p>
+    <w:p/>
+    <w:p>
+      <w:r>
+        <w:t xml:space="preserve">    </w:t>
+      </w:r>
+      <w:proofErr w:type="spellStart"/>
+      <w:r>
+        <w:t>srand</w:t>
+      </w:r>
+      <w:proofErr w:type="spellEnd"/>
+      <w:r>
+        <w:t>(</w:t>
+      </w:r>
+      <w:proofErr w:type="gramStart"/>
+      <w:r>
+        <w:t>time(</w:t>
+      </w:r>
+      <w:proofErr w:type="gramEnd"/>
+      <w:r>
+        <w:t>NULL));</w:t>
+      </w:r>
+    </w:p>
+    <w:p>
+      <w:r>
+        <w:t xml:space="preserve">    </w:t>
+      </w:r>
+      <w:proofErr w:type="spellStart"/>
+      <w:proofErr w:type="gramStart"/>
+      <w:r>
+        <w:t>generateRandomNumber</w:t>
+      </w:r>
+      <w:proofErr w:type="spellEnd"/>
+      <w:r>
+        <w:t>(</w:t>
+      </w:r>
+      <w:proofErr w:type="spellStart"/>
+      <w:proofErr w:type="gramEnd"/>
+      <w:r>
+        <w:t>arr</w:t>
+      </w:r>
+      <w:proofErr w:type="spellEnd"/>
+      <w:r>
+        <w:t>, n);</w:t>
+      </w:r>
+    </w:p>
+    <w:p/>
+    <w:p>
+      <w:r>
+        <w:t xml:space="preserve">    </w:t>
+      </w:r>
+      <w:proofErr w:type="spellStart"/>
+      <w:r>
+        <w:t>clock_t</w:t>
+      </w:r>
+      <w:proofErr w:type="spellEnd"/>
+      <w:r>
+        <w:t xml:space="preserve"> start = </w:t>
+      </w:r>
+      <w:proofErr w:type="gramStart"/>
+      <w:r>
+        <w:t>clock(</w:t>
+      </w:r>
+      <w:proofErr w:type="gramEnd"/>
+      <w:r>
+        <w:t>);</w:t>
+      </w:r>
+    </w:p>
+    <w:p>
+      <w:r>
+        <w:t> </w:t>
+      </w:r>
+    </w:p>
+    <w:p>
+      <w:r>
+        <w:t xml:space="preserve">        </w:t>
+      </w:r>
+      <w:proofErr w:type="spellStart"/>
+      <w:proofErr w:type="gramStart"/>
+      <w:r>
+        <w:t>insertionSort</w:t>
+      </w:r>
+      <w:proofErr w:type="spellEnd"/>
+      <w:r>
+        <w:t>(</w:t>
+      </w:r>
+      <w:proofErr w:type="spellStart"/>
+      <w:proofErr w:type="gramEnd"/>
+      <w:r>
+        <w:t>arr</w:t>
+      </w:r>
+      <w:proofErr w:type="spellEnd"/>
+      <w:r>
+        <w:t>, n);</w:t>
+      </w:r>
+    </w:p>
+    <w:p>
+      <w:r>
+        <w:t xml:space="preserve">    </w:t>
+      </w:r>
+    </w:p>
+    <w:p/>
+    <w:p>
+      <w:r>
+        <w:t xml:space="preserve">    </w:t>
+      </w:r>
+      <w:proofErr w:type="spellStart"/>
+      <w:r>
+        <w:t>clock_t</w:t>
+      </w:r>
+      <w:proofErr w:type="spellEnd"/>
+      <w:r>
+        <w:t xml:space="preserve"> end = </w:t>
+      </w:r>
+      <w:proofErr w:type="gramStart"/>
+      <w:r>
+        <w:t>clock(</w:t>
+      </w:r>
+      <w:proofErr w:type="gramEnd"/>
+      <w:r>
+        <w:t>);</w:t>
+      </w:r>
+    </w:p>
+    <w:p/>
+    <w:p>
+      <w:r>
+        <w:t xml:space="preserve">    double </w:t>
+      </w:r>
+      <w:proofErr w:type="spellStart"/>
+      <w:r>
+        <w:t>time_taken</w:t>
+      </w:r>
+      <w:proofErr w:type="spellEnd"/>
+      <w:r>
+        <w:t xml:space="preserve"> = ((double</w:t>
+      </w:r>
+      <w:proofErr w:type="gramStart"/>
+      <w:r>
+        <w:t>)(</w:t>
+      </w:r>
+      <w:proofErr w:type="gramEnd"/>
+      <w:r>
+        <w:t>end - start)) / CLOCKS_PER_</w:t>
+      </w:r>
+      <w:proofErr w:type="gramStart"/>
+      <w:r>
+        <w:t>SEC ;</w:t>
+      </w:r>
+      <w:proofErr w:type="gramEnd"/>
+    </w:p>
+    <w:p/>
+    <w:p>
+      <w:r>
+        <w:lastRenderedPageBreak/>
+        <w:t xml:space="preserve">    </w:t>
+      </w:r>
+      <w:proofErr w:type="spellStart"/>
+      <w:proofErr w:type="gramStart"/>
+      <w:r>
+        <w:t>printf</w:t>
+      </w:r>
+      <w:proofErr w:type="spellEnd"/>
+      <w:r>
+        <w:t>(</w:t>
+      </w:r>
+      <w:proofErr w:type="gramEnd"/>
+      <w:r>
+        <w:t>"Insertion sort completed for %d elements.\n", n);</w:t>
+      </w:r>
+    </w:p>
+    <w:p>
+      <w:r>
+        <w:t xml:space="preserve">    </w:t>
+      </w:r>
+      <w:proofErr w:type="spellStart"/>
+      <w:proofErr w:type="gramStart"/>
+      <w:r>
+        <w:t>printf</w:t>
+      </w:r>
+      <w:proofErr w:type="spellEnd"/>
+      <w:r>
+        <w:t>(</w:t>
+      </w:r>
+      <w:proofErr w:type="gramEnd"/>
+      <w:r>
+        <w:t>"Average time taken for insertion sort: %</w:t>
+      </w:r>
+      <w:proofErr w:type="spellStart"/>
+      <w:r>
+        <w:t>lf</w:t>
+      </w:r>
+      <w:proofErr w:type="spellEnd"/>
+      <w:r>
+        <w:t xml:space="preserve"> seconds\n", </w:t>
+      </w:r>
+      <w:proofErr w:type="spellStart"/>
+      <w:r>
+        <w:t>time_taken</w:t>
+      </w:r>
+      <w:proofErr w:type="spellEnd"/>
+      <w:r>
+        <w:t>);</w:t>
+      </w:r>
+    </w:p>
+    <w:p/>
+    <w:p>
+      <w:r>
+        <w:t>    free(</w:t>
+      </w:r>
+      <w:proofErr w:type="spellStart"/>
+      <w:r>
+        <w:t>arr</w:t>
+      </w:r>
+      <w:proofErr w:type="spellEnd"/>
+      <w:r>
+        <w:t>);</w:t>
+      </w:r>
+    </w:p>
+    <w:p>
+      <w:r>
+        <w:t xml:space="preserve">    </w:t>
+      </w:r>
+    </w:p>
+    <w:p/>
+    <w:p>
+      <w:r>
+        <w:t>    return 0;</w:t>
+      </w:r>
+    </w:p>
+    <w:p>
+      <w:r>
+        <w:t>}</w:t>
+      </w:r>
+    </w:p>
+    <w:p>
+      <w:pPr>
+        <w:rPr>
+          <w:b/>
+          <w:bCs/>
+          <w:sz w:val="28"/>
+          <w:szCs w:val="28"/>
+        </w:rPr>
+      </w:pPr>
+      <w:r>
+        <w:rPr>
+          <w:b/>
+          <w:bCs/>
+          <w:sz w:val="28"/>
+          <w:szCs w:val="28"/>
+        </w:rPr>
+        <w:t>Output:</w:t>
+      </w:r>
+    </w:p>
+    <w:p>
+      <w:pPr>
+        <w:rPr>
+          <w:b/>
+          <w:bCs/>
+          <w:sz w:val="28"/>
+          <w:szCs w:val="28"/>
+        </w:rPr>
+      </w:pPr>
+      <w:r>
+        <w:rPr>
+          <w:b/>
+          <w:bCs/>
+          <w:sz w:val="28"/>
+          <w:szCs w:val="28"/>
+        </w:rPr>
+        <w:drawing>
+          <wp:inline distT="0" distB="0" distL="0" distR="0" wp14:anchorId="4B458BA8" wp14:editId="51D42E9B">
+            <wp:extent cx="5731510" cy="957580"/>
+            <wp:effectExtent l="0" t="0" r="2540" b="0"/>
+            <wp:docPr id="1805889340" name="Picture 1"/>
+            <wp:cNvGraphicFramePr>
+              <a:graphicFrameLocks xmlns:a="http://schemas.openxmlformats.org/drawingml/2006/main" noChangeAspect="1"/>
+            </wp:cNvGraphicFramePr>
+            <a:graphic xmlns:a="http://schemas.openxmlformats.org/drawingml/2006/main">
+              <a:graphicData uri="http://schemas.openxmlformats.org/drawingml/2006/picture">
+                <pic:pic xmlns:pic="http://schemas.openxmlformats.org/drawingml/2006/picture">
+                  <pic:nvPicPr>
+                    <pic:cNvPr id="1805889340" name=""/>
+                    <pic:cNvPicPr/>
+                  </pic:nvPicPr>
+                  <pic:blipFill>
+                    <a:blip r:embed="rId10"/>
+                    <a:stretch>
+                      <a:fillRect/>
+                    </a:stretch>
+                  </pic:blipFill>
+                  <pic:spPr>
+                    <a:xfrm>
+                      <a:off x="0" y="0"/>
+                      <a:ext cx="5731510" cy="957580"/>
+                    </a:xfrm>
+                    <a:prstGeom prst="rect">
+                      <a:avLst/>
+                    </a:prstGeom>
+                  </pic:spPr>
+                </pic:pic>
+              </a:graphicData>
+            </a:graphic>
+          </wp:inline>
+        </w:drawing>
+      </w:r>
+    </w:p>
+    <w:p>
+      <w:pPr>
+        <w:rPr>
+          <w:b/>
+          <w:bCs/>
+          <w:sz w:val="28"/>
+          <w:szCs w:val="28"/>
+        </w:rPr>
+      </w:pPr>
+      <w:r>
+        <w:rPr>
+          <w:b/>
+          <w:bCs/>
+          <w:sz w:val="28"/>
+          <w:szCs w:val="28"/>
+        </w:rPr>
+        <w:t>Table:</w:t>
+      </w:r>
+    </w:p>
+    <w:p>
+      <w:pPr>
+        <w:rPr>
+          <w:b/>
+          <w:bCs/>
+          <w:sz w:val="28"/>
+          <w:szCs w:val="28"/>
+        </w:rPr>
+      </w:pPr>
+      <w:r>
+        <w:rPr>
+          <w:b/>
+          <w:bCs/>
+          <w:sz w:val="28"/>
+          <w:szCs w:val="28"/>
+        </w:rPr>
+        <w:drawing>
+          <wp:inline distT="0" distB="0" distL="0" distR="0" wp14:anchorId="5E2232B0" wp14:editId="35C9BFDF">
+            <wp:extent cx="2837619" cy="3238500"/>
+            <wp:effectExtent l="0" t="0" r="1270" b="0"/>
+            <wp:docPr id="780631852" name="Picture 1"/>
+            <wp:cNvGraphicFramePr>
+              <a:graphicFrameLocks xmlns:a="http://schemas.openxmlformats.org/drawingml/2006/main" noChangeAspect="1"/>
+            </wp:cNvGraphicFramePr>
+            <a:graphic xmlns:a="http://schemas.openxmlformats.org/drawingml/2006/main">
+              <a:graphicData uri="http://schemas.openxmlformats.org/drawingml/2006/picture">
+                <pic:pic xmlns:pic="http://schemas.openxmlformats.org/drawingml/2006/picture">
+                  <pic:nvPicPr>
+                    <pic:cNvPr id="780631852" name=""/>
+                    <pic:cNvPicPr/>
+                  </pic:nvPicPr>
+                  <pic:blipFill>
+                    <a:blip r:embed="rId11"/>
+                    <a:stretch>
+                      <a:fillRect/>
+                    </a:stretch>
+                  </pic:blipFill>
+                  <pic:spPr>
+                    <a:xfrm>
+                      <a:off x="0" y="0"/>
+                      <a:ext cx="2853970" cy="3257160"/>
+                    </a:xfrm>
+                    <a:prstGeom prst="rect">
+                      <a:avLst/>
+                    </a:prstGeom>
+                  </pic:spPr>
+                </pic:pic>
+              </a:graphicData>
+            </a:graphic>
+          </wp:inline>
+        </w:drawing>
+      </w:r>
+    </w:p>
+    <w:p>
+      <w:pPr>
+        <w:rPr>
+          <w:b/>
+          <w:bCs/>
+          <w:sz w:val="28"/>
+          <w:szCs w:val="28"/>
+        </w:rPr>
+      </w:pPr>
+    </w:p>
+    <w:p>
+      <w:pPr>
+        <w:rPr>
+          <w:b/>
+          <w:bCs/>
+          <w:sz w:val="28"/>
+          <w:szCs w:val="28"/>
+        </w:rPr>
+      </w:pPr>
+    </w:p>
+    <w:p>
+      <w:pPr>
+        <w:rPr>
+          <w:b/>
+          <w:bCs/>
+          <w:sz w:val="28"/>
+          <w:szCs w:val="28"/>
+        </w:rPr>
+      </w:pPr>
+    </w:p>
+    <w:p>
+      <w:pPr>
+        <w:rPr>
+          <w:b/>
+          <w:bCs/>
+          <w:sz w:val="28"/>
+          <w:szCs w:val="28"/>
+        </w:rPr>
+      </w:pPr>
+      <w:r>
+        <w:rPr>
+          <w:b/>
+          <w:bCs/>
+          <w:sz w:val="28"/>
+          <w:szCs w:val="28"/>
+        </w:rPr>
+        <w:lastRenderedPageBreak/>
+        <w:t>Graph:</w:t>
+      </w:r>
+    </w:p>
+    <w:p>
+      <w:pPr>
+        <w:rPr>
+          <w:b/>
+          <w:bCs/>
+          <w:sz w:val="28"/>
+          <w:szCs w:val="28"/>
+        </w:rPr>
+      </w:pPr>
+      <w:r>
+        <w:rPr>
+          <w:b/>
+          <w:bCs/>
+          <w:sz w:val="28"/>
+          <w:szCs w:val="28"/>
+        </w:rPr>
+        <w:drawing>
+          <wp:inline distT="0" distB="0" distL="0" distR="0" wp14:anchorId="386E789E" wp14:editId="4ABC8EB7">
+            <wp:extent cx="4178300" cy="3286059"/>
+            <wp:effectExtent l="0" t="0" r="0" b="0"/>
+            <wp:docPr id="166821127" name="Picture 1"/>
+            <wp:cNvGraphicFramePr>
+              <a:graphicFrameLocks xmlns:a="http://schemas.openxmlformats.org/drawingml/2006/main" noChangeAspect="1"/>
+            </wp:cNvGraphicFramePr>
+            <a:graphic xmlns:a="http://schemas.openxmlformats.org/drawingml/2006/main">
+              <a:graphicData uri="http://schemas.openxmlformats.org/drawingml/2006/picture">
+                <pic:pic xmlns:pic="http://schemas.openxmlformats.org/drawingml/2006/picture">
+                  <pic:nvPicPr>
+                    <pic:cNvPr id="166821127" name=""/>
+                    <pic:cNvPicPr/>
+                  </pic:nvPicPr>
+                  <pic:blipFill>
+                    <a:blip r:embed="rId12"/>
+                    <a:stretch>
+                      <a:fillRect/>
+                    </a:stretch>
+                  </pic:blipFill>
+                  <pic:spPr>
+                    <a:xfrm>
+                      <a:off x="0" y="0"/>
+                      <a:ext cx="4188440" cy="3294033"/>
+                    </a:xfrm>
+                    <a:prstGeom prst="rect">
+                      <a:avLst/>
+                    </a:prstGeom>
+                  </pic:spPr>
+                </pic:pic>
+              </a:graphicData>
+            </a:graphic>
+          </wp:inline>
+        </w:drawing>
+      </w:r>
+    </w:p>
+    <w:p>
+      <w:pPr>
+        <w:rPr>
+          <w:b/>
+          <w:bCs/>
+          <w:sz w:val="28"/>
+          <w:szCs w:val="28"/>
+        </w:rPr>
+      </w:pPr>
+    </w:p>
+    <w:p>
+      <w:pPr>
+        <w:rPr>
+          <w:b/>
+          <w:bCs/>
+          <w:sz w:val="28"/>
+          <w:szCs w:val="28"/>
+        </w:rPr>
+      </w:pPr>
+      <w:r>
+        <w:rPr>
+          <w:b/>
+          <w:bCs/>
+          <w:sz w:val="28"/>
+          <w:szCs w:val="28"/>
+        </w:rPr>
+        <w:t>Conclusion</w:t>
+      </w:r>
+      <w:r>
+        <w:rPr>
+          <w:b/>
+          <w:bCs/>
+          <w:sz w:val="28"/>
+          <w:szCs w:val="28"/>
+        </w:rPr>
+        <w:t>:</w:t>
+      </w:r>
+    </w:p>
+    <w:p>
+      <w:pPr>
+        <w:rPr>
+          <w:sz w:val="28"/>
+          <w:szCs w:val="28"/>
+        </w:rPr>
+      </w:pPr>
+      <w:r>
+        <w:rPr>
+          <w:sz w:val="28"/>
+          <w:szCs w:val="28"/>
+        </w:rPr>
+        <w:t>The graph shows that the execution time of Insertion Sort increases significantly as the size of the array increases. For smaller input sizes, the execution time is very low, but it rises rapidly for larger arrays, reaching approximately 0.15 seconds at 15,000 elements.</w:t>
+      </w:r>
+    </w:p>
+    <w:p>
+      <w:pPr>
+        <w:rPr>
+          <w:sz w:val="28"/>
+          <w:szCs w:val="28"/>
+        </w:rPr>
+      </w:pPr>
+      <w:r>
+        <w:rPr>
+          <w:sz w:val="28"/>
+          <w:szCs w:val="28"/>
+        </w:rPr>
+        <w:t>This increasing trend indicates that Insertion Sort becomes considerably slower as the input size grows, which is consistent with its theoretical O(n²) time complexity in the average and worst cases. The slight fluctuations for smaller array sizes can be attributed to system overhead, CPU scheduling, and timer precision.</w:t>
+      </w:r>
+    </w:p>
+    <w:p>
+      <w:pPr>
+        <w:rPr>
+          <w:sz w:val="28"/>
+          <w:szCs w:val="28"/>
+        </w:rPr>
+      </w:pPr>
+      <w:r>
+        <w:rPr>
+          <w:sz w:val="28"/>
+          <w:szCs w:val="28"/>
+        </w:rPr>
+        <w:t>Therefore, the experimental results support the theoretical conclusion that Insertion Sort has a quadratic time complexity, O(n²), making it less efficient for large datasets.</w:t>
+      </w:r>
+    </w:p>
+    <w:p>
+      <w:pPr>
+        <w:rPr>
+          <w:sz w:val="28"/>
+          <w:szCs w:val="28"/>
+        </w:rPr>
+      </w:pPr>
+    </w:p>
+    <w:p>
+      <w:pPr>
+        <w:rPr>
+          <w:sz w:val="28"/>
+          <w:szCs w:val="28"/>
+        </w:rPr>
+      </w:pPr>
+    </w:p>
+    <w:p>
+      <w:pPr>
+        <w:rPr>
+          <w:sz w:val="28"/>
+          <w:szCs w:val="28"/>
+        </w:rPr>
+      </w:pPr>
+    </w:p>
+    <w:p>
+      <w:pPr>
+        <w:jc w:val="center"/>
+        <w:rPr>
+          <w:b/>
+          <w:bCs/>
+          <w:sz w:val="36"/>
+          <w:szCs w:val="36"/>
+        </w:rPr>
+      </w:pPr>
+      <w:r>
+        <w:rPr>
+          <w:b/>
+          <w:bCs/>
+          <w:sz w:val="36"/>
+          <w:szCs w:val="36"/>
+        </w:rPr>
+        <w:lastRenderedPageBreak/>
+        <w:t>Practical-4</w:t>
+      </w:r>
+    </w:p>
+    <w:p>
+      <w:pPr>
+        <w:rPr>
+          <w:b/>
+          <w:bCs/>
+          <w:sz w:val="28"/>
+          <w:szCs w:val="28"/>
+        </w:rPr>
+      </w:pPr>
+    </w:p>
+    <w:p>
+      <w:pPr>
+        <w:rPr>
+          <w:sz w:val="28"/>
+          <w:szCs w:val="28"/>
+        </w:rPr>
+      </w:pPr>
+      <w:r>
+        <w:rPr>
+          <w:b/>
+          <w:bCs/>
+          <w:sz w:val="28"/>
+          <w:szCs w:val="28"/>
+        </w:rPr>
+        <w:t xml:space="preserve">Objective: </w:t>
+      </w:r>
+      <w:r>
+        <w:rPr>
+          <w:sz w:val="28"/>
+          <w:szCs w:val="28"/>
+        </w:rPr>
+        <w:t xml:space="preserve">Analysing the algorithm of </w:t>
+      </w:r>
+      <w:r>
+        <w:rPr>
+          <w:sz w:val="28"/>
+          <w:szCs w:val="28"/>
+        </w:rPr>
+        <w:t>merge sort.</w:t>
+      </w:r>
+    </w:p>
+    <w:p>
+      <w:pPr>
+        <w:rPr>
+          <w:b/>
+          <w:bCs/>
+          <w:sz w:val="28"/>
+          <w:szCs w:val="28"/>
+        </w:rPr>
+      </w:pPr>
+      <w:r>
+        <w:rPr>
+          <w:b/>
+          <w:bCs/>
+          <w:sz w:val="28"/>
+          <w:szCs w:val="28"/>
+        </w:rPr>
+        <w:t>Algorithm:</w:t>
+      </w:r>
+    </w:p>
+    <w:p>
+      <w:r>
+        <w:t>MERGE_</w:t>
+      </w:r>
+      <w:proofErr w:type="gramStart"/>
+      <w:r>
+        <w:t>SORT(</w:t>
+      </w:r>
+      <w:proofErr w:type="gramEnd"/>
+      <w:r>
+        <w:t>A, left, right)</w:t>
+      </w:r>
+    </w:p>
+    <w:p/>
+    <w:p>
+      <w:r>
+        <w:t xml:space="preserve">    if left &lt; right</w:t>
+      </w:r>
+    </w:p>
+    <w:p/>
+    <w:p>
+      <w:r>
+        <w:t xml:space="preserve">        mid ← (left + right) / 2</w:t>
+      </w:r>
+    </w:p>
+    <w:p/>
+    <w:p>
+      <w:r>
+        <w:t xml:space="preserve">        MERGE_</w:t>
+      </w:r>
+      <w:proofErr w:type="gramStart"/>
+      <w:r>
+        <w:t>SORT(</w:t>
+      </w:r>
+      <w:proofErr w:type="gramEnd"/>
+      <w:r>
+        <w:t>A, left, mid)</w:t>
+      </w:r>
+    </w:p>
+    <w:p>
+      <w:r>
+        <w:t xml:space="preserve">        MERGE_</w:t>
+      </w:r>
+      <w:proofErr w:type="gramStart"/>
+      <w:r>
+        <w:t>SORT(</w:t>
+      </w:r>
+      <w:proofErr w:type="gramEnd"/>
+      <w:r>
+        <w:t>A, mid + 1, right)</w:t>
+      </w:r>
+    </w:p>
+    <w:p/>
+    <w:p>
+      <w:r>
+        <w:t xml:space="preserve">        </w:t>
+      </w:r>
+      <w:proofErr w:type="gramStart"/>
+      <w:r>
+        <w:t>MERGE(</w:t>
+      </w:r>
+      <w:proofErr w:type="gramEnd"/>
+      <w:r>
+        <w:t>A, left, mid, right)</w:t>
+      </w:r>
+    </w:p>
+    <w:p/>
+    <w:p/>
+    <w:p>
+      <w:proofErr w:type="gramStart"/>
+      <w:r>
+        <w:t>MERGE(</w:t>
+      </w:r>
+      <w:proofErr w:type="gramEnd"/>
+      <w:r>
+        <w:t>A, left, mid, right)</w:t>
+      </w:r>
+    </w:p>
+    <w:p/>
+    <w:p>
+      <w:r>
+        <w:t xml:space="preserve">    Create temporary arrays L and R</w:t>
+      </w:r>
+    </w:p>
+    <w:p/>
+    <w:p>
+      <w:r>
+        <w:t xml:space="preserve">    Copy elements from </w:t>
+      </w:r>
+      <w:proofErr w:type="gramStart"/>
+      <w:r>
+        <w:t>A[</w:t>
+      </w:r>
+      <w:proofErr w:type="gramEnd"/>
+      <w:r>
+        <w:t>left...mid] into L</w:t>
+      </w:r>
+    </w:p>
+    <w:p>
+      <w:r>
+        <w:t xml:space="preserve">    Copy elements from </w:t>
+      </w:r>
+      <w:proofErr w:type="gramStart"/>
+      <w:r>
+        <w:t>A[</w:t>
+      </w:r>
+      <w:proofErr w:type="gramEnd"/>
+      <w:r>
+        <w:t>mid+1...right] into R</w:t>
+      </w:r>
+    </w:p>
+    <w:p/>
+    <w:p>
+      <w:r>
+        <w:t xml:space="preserve">    </w:t>
+      </w:r>
+      <w:proofErr w:type="spellStart"/>
+      <w:r>
+        <w:t>i</w:t>
+      </w:r>
+      <w:proofErr w:type="spellEnd"/>
+      <w:r>
+        <w:t xml:space="preserve"> ← 0</w:t>
+      </w:r>
+    </w:p>
+    <w:p>
+      <w:r>
+        <w:t xml:space="preserve">    j ← 0</w:t>
+      </w:r>
+    </w:p>
+    <w:p>
+      <w:r>
+        <w:t xml:space="preserve">    k ← left</w:t>
+      </w:r>
+    </w:p>
+    <w:p/>
+    <w:p>
+      <w:r>
+        <w:lastRenderedPageBreak/>
+        <w:t xml:space="preserve">    while </w:t>
+      </w:r>
+      <w:proofErr w:type="spellStart"/>
+      <w:r>
+        <w:t>i</w:t>
+      </w:r>
+      <w:proofErr w:type="spellEnd"/>
+      <w:r>
+        <w:t xml:space="preserve"> &lt; size(L) AND j &lt; size(R)</w:t>
+      </w:r>
+    </w:p>
+    <w:p/>
+    <w:p>
+      <w:r>
+        <w:t xml:space="preserve">        if L[</w:t>
+      </w:r>
+      <w:proofErr w:type="spellStart"/>
+      <w:r>
+        <w:t>i</w:t>
+      </w:r>
+      <w:proofErr w:type="spellEnd"/>
+      <w:r>
+        <w:t>] ≤ R[j]</w:t>
+      </w:r>
+    </w:p>
+    <w:p>
+      <w:r>
+        <w:t xml:space="preserve">            A[k] ← L[</w:t>
+      </w:r>
+      <w:proofErr w:type="spellStart"/>
+      <w:r>
+        <w:t>i</w:t>
+      </w:r>
+      <w:proofErr w:type="spellEnd"/>
+      <w:r>
+        <w:t>]</w:t>
+      </w:r>
+    </w:p>
+    <w:p>
+      <w:r>
+        <w:t xml:space="preserve">            </w:t>
+      </w:r>
+      <w:proofErr w:type="spellStart"/>
+      <w:r>
+        <w:t>i</w:t>
+      </w:r>
+      <w:proofErr w:type="spellEnd"/>
+      <w:r>
+        <w:t xml:space="preserve"> ← </w:t>
+      </w:r>
+      <w:proofErr w:type="spellStart"/>
+      <w:r>
+        <w:t>i</w:t>
+      </w:r>
+      <w:proofErr w:type="spellEnd"/>
+      <w:r>
+        <w:t xml:space="preserve"> + 1</w:t>
+      </w:r>
+    </w:p>
+    <w:p>
+      <w:r>
+        <w:t xml:space="preserve">        else</w:t>
+      </w:r>
+    </w:p>
+    <w:p>
+      <w:r>
+        <w:t xml:space="preserve">            A[k] ← R[j]</w:t>
+      </w:r>
+    </w:p>
+    <w:p>
+      <w:r>
+        <w:t xml:space="preserve">            j ← j + 1</w:t>
+      </w:r>
+    </w:p>
+    <w:p/>
+    <w:p>
+      <w:r>
+        <w:t xml:space="preserve">        k ← k + 1</w:t>
+      </w:r>
+    </w:p>
+    <w:p/>
+    <w:p>
+      <w:r>
+        <w:t xml:space="preserve">    while </w:t>
+      </w:r>
+      <w:proofErr w:type="spellStart"/>
+      <w:r>
+        <w:t>i</w:t>
+      </w:r>
+      <w:proofErr w:type="spellEnd"/>
+      <w:r>
+        <w:t xml:space="preserve"> &lt; size(L)</w:t>
+      </w:r>
+    </w:p>
+    <w:p>
+      <w:r>
+        <w:t xml:space="preserve">        A[k] ← L[</w:t>
+      </w:r>
+      <w:proofErr w:type="spellStart"/>
+      <w:r>
+        <w:t>i</w:t>
+      </w:r>
+      <w:proofErr w:type="spellEnd"/>
+      <w:r>
+        <w:t>]</w:t>
+      </w:r>
+    </w:p>
+    <w:p>
+      <w:r>
+        <w:t xml:space="preserve">        </w:t>
+      </w:r>
+      <w:proofErr w:type="spellStart"/>
+      <w:r>
+        <w:t>i</w:t>
+      </w:r>
+      <w:proofErr w:type="spellEnd"/>
+      <w:r>
+        <w:t xml:space="preserve"> ← </w:t>
+      </w:r>
+      <w:proofErr w:type="spellStart"/>
+      <w:r>
+        <w:t>i</w:t>
+      </w:r>
+      <w:proofErr w:type="spellEnd"/>
+      <w:r>
+        <w:t xml:space="preserve"> + 1</w:t>
+      </w:r>
+    </w:p>
+    <w:p>
+      <w:r>
+        <w:t xml:space="preserve">        k ← k + 1</w:t>
+      </w:r>
+    </w:p>
+    <w:p/>
+    <w:p>
+      <w:r>
+        <w:t xml:space="preserve">    while j &lt; size(R)</w:t>
+      </w:r>
+    </w:p>
+    <w:p>
+      <w:r>
+        <w:t xml:space="preserve">        A[k] ← R[j]</w:t>
+      </w:r>
+    </w:p>
+    <w:p>
+      <w:r>
+        <w:t xml:space="preserve">        j ← j + 1</w:t>
+      </w:r>
+    </w:p>
+    <w:p>
+      <w:r>
+        <w:t xml:space="preserve">        k ← k + 1</w:t>
+      </w:r>
+    </w:p>
+    <w:p>
+      <w:pPr>
+        <w:rPr>
+          <w:b/>
+          <w:bCs/>
+          <w:sz w:val="28"/>
+          <w:szCs w:val="28"/>
+        </w:rPr>
+      </w:pPr>
+      <w:r>
+        <w:rPr>
+          <w:b/>
+          <w:bCs/>
+          <w:sz w:val="28"/>
+          <w:szCs w:val="28"/>
+        </w:rPr>
+        <w:t>Code:</w:t>
+      </w:r>
+    </w:p>
+    <w:p>
+      <w:r>
+        <w:t>//-----------MERGE SORT------------//</w:t>
+      </w:r>
+    </w:p>
+    <w:p/>
+    <w:p>
+      <w:r>
+        <w:t>#include &lt;</w:t>
+      </w:r>
+      <w:proofErr w:type="spellStart"/>
+      <w:r>
+        <w:t>stdio.h</w:t>
+      </w:r>
+      <w:proofErr w:type="spellEnd"/>
+      <w:r>
+        <w:t>&gt;</w:t>
+      </w:r>
+    </w:p>
+    <w:p>
+      <w:r>
+        <w:t>#include &lt;</w:t>
+      </w:r>
+      <w:proofErr w:type="spellStart"/>
+      <w:r>
+        <w:t>stdlib.h</w:t>
+      </w:r>
+      <w:proofErr w:type="spellEnd"/>
+      <w:r>
+        <w:t>&gt;</w:t>
+      </w:r>
+    </w:p>
+    <w:p>
+      <w:r>
+        <w:t>#include &lt;</w:t>
+      </w:r>
+      <w:proofErr w:type="spellStart"/>
+      <w:r>
+        <w:t>time.h</w:t>
+      </w:r>
+      <w:proofErr w:type="spellEnd"/>
+      <w:r>
+        <w:t>&gt;</w:t>
+      </w:r>
+    </w:p>
+    <w:p/>
+    <w:p>
+      <w:r>
+        <w:t xml:space="preserve">void </w:t>
+      </w:r>
+      <w:proofErr w:type="spellStart"/>
+      <w:proofErr w:type="gramStart"/>
+      <w:r>
+        <w:t>generateRandomNumber</w:t>
+      </w:r>
+      <w:proofErr w:type="spellEnd"/>
+      <w:r>
+        <w:t>(</w:t>
+      </w:r>
+      <w:proofErr w:type="gramEnd"/>
+      <w:r>
+        <w:t xml:space="preserve">int </w:t>
+      </w:r>
+      <w:proofErr w:type="spellStart"/>
+      <w:proofErr w:type="gramStart"/>
+      <w:r>
+        <w:t>arr</w:t>
+      </w:r>
+      <w:proofErr w:type="spellEnd"/>
+      <w:r>
+        <w:t>[</w:t>
+      </w:r>
+      <w:proofErr w:type="gramEnd"/>
+      <w:r>
+        <w:t>], int n)</w:t>
+      </w:r>
+    </w:p>
+    <w:p>
+      <w:r>
+        <w:lastRenderedPageBreak/>
+        <w:t>{</w:t>
+      </w:r>
+    </w:p>
+    <w:p>
+      <w:r>
+        <w:t xml:space="preserve">    for (int </w:t>
+      </w:r>
+      <w:proofErr w:type="spellStart"/>
+      <w:r>
+        <w:t>i</w:t>
+      </w:r>
+      <w:proofErr w:type="spellEnd"/>
+      <w:r>
+        <w:t xml:space="preserve"> = 0; </w:t>
+      </w:r>
+      <w:proofErr w:type="spellStart"/>
+      <w:r>
+        <w:t>i</w:t>
+      </w:r>
+      <w:proofErr w:type="spellEnd"/>
+      <w:r>
+        <w:t xml:space="preserve"> &lt; n; </w:t>
+      </w:r>
+      <w:proofErr w:type="spellStart"/>
+      <w:r>
+        <w:t>i</w:t>
+      </w:r>
+      <w:proofErr w:type="spellEnd"/>
+      <w:r>
+        <w:t>++)</w:t>
+      </w:r>
+    </w:p>
+    <w:p>
+      <w:r>
+        <w:t>    {</w:t>
+      </w:r>
+    </w:p>
+    <w:p>
+      <w:r>
+        <w:t xml:space="preserve">        </w:t>
+      </w:r>
+      <w:proofErr w:type="spellStart"/>
+      <w:r>
+        <w:t>arr</w:t>
+      </w:r>
+      <w:proofErr w:type="spellEnd"/>
+      <w:r>
+        <w:t>[</w:t>
+      </w:r>
+      <w:proofErr w:type="spellStart"/>
+      <w:r>
+        <w:t>i</w:t>
+      </w:r>
+      <w:proofErr w:type="spellEnd"/>
+      <w:r>
+        <w:t xml:space="preserve">] = </w:t>
+      </w:r>
+      <w:proofErr w:type="gramStart"/>
+      <w:r>
+        <w:t>rand(</w:t>
+      </w:r>
+      <w:proofErr w:type="gramEnd"/>
+      <w:r>
+        <w:t>) % 10000;</w:t>
+      </w:r>
+    </w:p>
+    <w:p>
+      <w:r>
+        <w:t>    }</w:t>
+      </w:r>
+    </w:p>
+    <w:p>
+      <w:r>
+        <w:t>}</w:t>
+      </w:r>
+    </w:p>
+    <w:p/>
+    <w:p>
+      <w:r>
+        <w:t xml:space="preserve">void </w:t>
+      </w:r>
+      <w:proofErr w:type="gramStart"/>
+      <w:r>
+        <w:t>merge(</w:t>
+      </w:r>
+      <w:proofErr w:type="gramEnd"/>
+      <w:r>
+        <w:t xml:space="preserve">int </w:t>
+      </w:r>
+      <w:proofErr w:type="spellStart"/>
+      <w:proofErr w:type="gramStart"/>
+      <w:r>
+        <w:t>arr</w:t>
+      </w:r>
+      <w:proofErr w:type="spellEnd"/>
+      <w:r>
+        <w:t>[</w:t>
+      </w:r>
+      <w:proofErr w:type="gramEnd"/>
+      <w:r>
+        <w:t>], int left, int mid, int right)</w:t>
+      </w:r>
+    </w:p>
+    <w:p>
+      <w:r>
+        <w:t>{</w:t>
+      </w:r>
+    </w:p>
+    <w:p>
+      <w:r>
+        <w:t>    int n1 = mid - left + 1;</w:t>
+      </w:r>
+    </w:p>
+    <w:p>
+      <w:r>
+        <w:t>    int n2 = right - mid;</w:t>
+      </w:r>
+    </w:p>
+    <w:p/>
+    <w:p>
+      <w:r>
+        <w:t>    int *</w:t>
+      </w:r>
+      <w:proofErr w:type="spellStart"/>
+      <w:r>
+        <w:t>leftArr</w:t>
+      </w:r>
+      <w:proofErr w:type="spellEnd"/>
+      <w:r>
+        <w:t xml:space="preserve"> = (int </w:t>
+      </w:r>
+      <w:proofErr w:type="gramStart"/>
+      <w:r>
+        <w:t>*)malloc</w:t>
+      </w:r>
+      <w:proofErr w:type="gramEnd"/>
+      <w:r>
+        <w:t xml:space="preserve">(n1 * </w:t>
+      </w:r>
+      <w:proofErr w:type="spellStart"/>
+      <w:r>
+        <w:t>sizeof</w:t>
+      </w:r>
+      <w:proofErr w:type="spellEnd"/>
+      <w:r>
+        <w:t>(int));</w:t>
+      </w:r>
+    </w:p>
+    <w:p>
+      <w:r>
+        <w:t>    int *</w:t>
+      </w:r>
+      <w:proofErr w:type="spellStart"/>
+      <w:r>
+        <w:t>rightArr</w:t>
+      </w:r>
+      <w:proofErr w:type="spellEnd"/>
+      <w:r>
+        <w:t xml:space="preserve"> = (int </w:t>
+      </w:r>
+      <w:proofErr w:type="gramStart"/>
+      <w:r>
+        <w:t>*)malloc</w:t>
+      </w:r>
+      <w:proofErr w:type="gramEnd"/>
+      <w:r>
+        <w:t xml:space="preserve">(n2 * </w:t>
+      </w:r>
+      <w:proofErr w:type="spellStart"/>
+      <w:r>
+        <w:t>sizeof</w:t>
+      </w:r>
+      <w:proofErr w:type="spellEnd"/>
+      <w:r>
+        <w:t>(int));</w:t>
+      </w:r>
+    </w:p>
+    <w:p/>
+    <w:p>
+      <w:r>
+        <w:t xml:space="preserve">    for (int </w:t>
+      </w:r>
+      <w:proofErr w:type="spellStart"/>
+      <w:r>
+        <w:t>i</w:t>
+      </w:r>
+      <w:proofErr w:type="spellEnd"/>
+      <w:r>
+        <w:t xml:space="preserve"> = 0; </w:t>
+      </w:r>
+      <w:proofErr w:type="spellStart"/>
+      <w:r>
+        <w:t>i</w:t>
+      </w:r>
+      <w:proofErr w:type="spellEnd"/>
+      <w:r>
+        <w:t xml:space="preserve"> &lt; n1; </w:t>
+      </w:r>
+      <w:proofErr w:type="spellStart"/>
+      <w:r>
+        <w:t>i</w:t>
+      </w:r>
+      <w:proofErr w:type="spellEnd"/>
+      <w:r>
+        <w:t>++)</w:t>
+      </w:r>
+    </w:p>
+    <w:p>
+      <w:r>
+        <w:t>    {</w:t>
+      </w:r>
+    </w:p>
+    <w:p>
+      <w:r>
+        <w:t xml:space="preserve">        </w:t>
+      </w:r>
+      <w:proofErr w:type="spellStart"/>
+      <w:r>
+        <w:t>leftArr</w:t>
+      </w:r>
+      <w:proofErr w:type="spellEnd"/>
+      <w:r>
+        <w:t>[</w:t>
+      </w:r>
+      <w:proofErr w:type="spellStart"/>
+      <w:r>
+        <w:t>i</w:t>
+      </w:r>
+      <w:proofErr w:type="spellEnd"/>
+      <w:r>
+        <w:t xml:space="preserve">] = </w:t>
+      </w:r>
+      <w:proofErr w:type="spellStart"/>
+      <w:proofErr w:type="gramStart"/>
+      <w:r>
+        <w:t>arr</w:t>
+      </w:r>
+      <w:proofErr w:type="spellEnd"/>
+      <w:r>
+        <w:t>[</w:t>
+      </w:r>
+      <w:proofErr w:type="gramEnd"/>
+      <w:r>
+        <w:t xml:space="preserve">left + </w:t>
+      </w:r>
+      <w:proofErr w:type="spellStart"/>
+      <w:r>
+        <w:t>i</w:t>
+      </w:r>
+      <w:proofErr w:type="spellEnd"/>
+      <w:r>
+        <w:t>];</w:t>
+      </w:r>
+    </w:p>
+    <w:p>
+      <w:r>
+        <w:t>    }</w:t>
+      </w:r>
+    </w:p>
+    <w:p>
+      <w:r>
+        <w:t xml:space="preserve">    for (int j = 0; j &lt; n2; </w:t>
+      </w:r>
+      <w:proofErr w:type="spellStart"/>
+      <w:r>
+        <w:t>j++</w:t>
+      </w:r>
+      <w:proofErr w:type="spellEnd"/>
+      <w:r>
+        <w:t>)</w:t>
+      </w:r>
+    </w:p>
+    <w:p>
+      <w:r>
+        <w:t>    {</w:t>
+      </w:r>
+    </w:p>
+    <w:p>
+      <w:r>
+        <w:t xml:space="preserve">        </w:t>
+      </w:r>
+      <w:proofErr w:type="spellStart"/>
+      <w:r>
+        <w:t>rightArr</w:t>
+      </w:r>
+      <w:proofErr w:type="spellEnd"/>
+      <w:r>
+        <w:t xml:space="preserve">[j] = </w:t>
+      </w:r>
+      <w:proofErr w:type="spellStart"/>
+      <w:proofErr w:type="gramStart"/>
+      <w:r>
+        <w:t>arr</w:t>
+      </w:r>
+      <w:proofErr w:type="spellEnd"/>
+      <w:r>
+        <w:t>[</w:t>
+      </w:r>
+      <w:proofErr w:type="gramEnd"/>
+      <w:r>
+        <w:t>mid + 1 + j];</w:t>
+      </w:r>
+    </w:p>
+    <w:p>
+      <w:r>
+        <w:t>    }</w:t>
+      </w:r>
+    </w:p>
+    <w:p/>
+    <w:p>
+      <w:r>
+        <w:t xml:space="preserve">    int </w:t>
+      </w:r>
+      <w:proofErr w:type="spellStart"/>
+      <w:r>
+        <w:t>i</w:t>
+      </w:r>
+      <w:proofErr w:type="spellEnd"/>
+      <w:r>
+        <w:t xml:space="preserve"> = 0, j = 0, k = left;</w:t>
+      </w:r>
+    </w:p>
+    <w:p/>
+    <w:p>
+      <w:r>
+        <w:t>    while (</w:t>
+      </w:r>
+      <w:proofErr w:type="spellStart"/>
+      <w:r>
+        <w:t>i</w:t>
+      </w:r>
+      <w:proofErr w:type="spellEnd"/>
+      <w:r>
+        <w:t xml:space="preserve"> &lt; n1 &amp;&amp; j &lt; n2)</w:t>
+      </w:r>
+    </w:p>
+    <w:p>
+      <w:r>
+        <w:t>    {</w:t>
+      </w:r>
+    </w:p>
+    <w:p>
+      <w:r>
+        <w:lastRenderedPageBreak/>
+        <w:t>        if (</w:t>
+      </w:r>
+      <w:proofErr w:type="spellStart"/>
+      <w:r>
+        <w:t>leftArr</w:t>
+      </w:r>
+      <w:proofErr w:type="spellEnd"/>
+      <w:r>
+        <w:t>[</w:t>
+      </w:r>
+      <w:proofErr w:type="spellStart"/>
+      <w:r>
+        <w:t>i</w:t>
+      </w:r>
+      <w:proofErr w:type="spellEnd"/>
+      <w:r>
+        <w:t xml:space="preserve">] &lt;= </w:t>
+      </w:r>
+      <w:proofErr w:type="spellStart"/>
+      <w:r>
+        <w:t>rightArr</w:t>
+      </w:r>
+      <w:proofErr w:type="spellEnd"/>
+      <w:r>
+        <w:t>[j])</w:t>
+      </w:r>
+    </w:p>
+    <w:p>
+      <w:r>
+        <w:t>        {</w:t>
+      </w:r>
+    </w:p>
+    <w:p>
+      <w:r>
+        <w:t xml:space="preserve">            </w:t>
+      </w:r>
+      <w:proofErr w:type="spellStart"/>
+      <w:r>
+        <w:t>arr</w:t>
+      </w:r>
+      <w:proofErr w:type="spellEnd"/>
+      <w:r>
+        <w:t xml:space="preserve">[k++] = </w:t>
+      </w:r>
+      <w:proofErr w:type="spellStart"/>
+      <w:r>
+        <w:t>leftArr</w:t>
+      </w:r>
+      <w:proofErr w:type="spellEnd"/>
+      <w:r>
+        <w:t>[</w:t>
+      </w:r>
+      <w:proofErr w:type="spellStart"/>
+      <w:r>
+        <w:t>i</w:t>
+      </w:r>
+      <w:proofErr w:type="spellEnd"/>
+      <w:r>
+        <w:t>++];</w:t>
+      </w:r>
+    </w:p>
+    <w:p>
+      <w:r>
+        <w:t>        }</w:t>
+      </w:r>
+    </w:p>
+    <w:p>
+      <w:r>
+        <w:t>        else</w:t>
+      </w:r>
+    </w:p>
+    <w:p>
+      <w:r>
+        <w:t>        {</w:t>
+      </w:r>
+    </w:p>
+    <w:p>
+      <w:r>
+        <w:t xml:space="preserve">            </w:t>
+      </w:r>
+      <w:proofErr w:type="spellStart"/>
+      <w:r>
+        <w:t>arr</w:t>
+      </w:r>
+      <w:proofErr w:type="spellEnd"/>
+      <w:r>
+        <w:t xml:space="preserve">[k++] = </w:t>
+      </w:r>
+      <w:proofErr w:type="spellStart"/>
+      <w:r>
+        <w:t>rightArr</w:t>
+      </w:r>
+      <w:proofErr w:type="spellEnd"/>
+      <w:r>
+        <w:t>[</w:t>
+      </w:r>
+      <w:proofErr w:type="spellStart"/>
+      <w:r>
+        <w:t>j++</w:t>
+      </w:r>
+      <w:proofErr w:type="spellEnd"/>
+      <w:r>
+        <w:t>];</w:t>
+      </w:r>
+    </w:p>
+    <w:p>
+      <w:r>
+        <w:t>        }</w:t>
+      </w:r>
+    </w:p>
+    <w:p>
+      <w:r>
+        <w:t>    }</w:t>
+      </w:r>
+    </w:p>
+    <w:p/>
+    <w:p>
+      <w:r>
+        <w:t>    while (</w:t>
+      </w:r>
+      <w:proofErr w:type="spellStart"/>
+      <w:r>
+        <w:t>i</w:t>
+      </w:r>
+      <w:proofErr w:type="spellEnd"/>
+      <w:r>
+        <w:t xml:space="preserve"> &lt; n1)</w:t>
+      </w:r>
+    </w:p>
+    <w:p>
+      <w:r>
+        <w:t>    {</w:t>
+      </w:r>
+    </w:p>
+    <w:p>
+      <w:r>
+        <w:t xml:space="preserve">        </w:t>
+      </w:r>
+      <w:proofErr w:type="spellStart"/>
+      <w:r>
+        <w:t>arr</w:t>
+      </w:r>
+      <w:proofErr w:type="spellEnd"/>
+      <w:r>
+        <w:t xml:space="preserve">[k++] = </w:t>
+      </w:r>
+      <w:proofErr w:type="spellStart"/>
+      <w:r>
+        <w:t>leftArr</w:t>
+      </w:r>
+      <w:proofErr w:type="spellEnd"/>
+      <w:r>
+        <w:t>[</w:t>
+      </w:r>
+      <w:proofErr w:type="spellStart"/>
+      <w:r>
+        <w:t>i</w:t>
+      </w:r>
+      <w:proofErr w:type="spellEnd"/>
+      <w:r>
+        <w:t>++];</w:t>
+      </w:r>
+    </w:p>
+    <w:p>
+      <w:r>
+        <w:t>    }</w:t>
+      </w:r>
+    </w:p>
+    <w:p/>
+    <w:p>
+      <w:r>
+        <w:t>    while (j &lt; n2)</w:t>
+      </w:r>
+    </w:p>
+    <w:p>
+      <w:r>
+        <w:t>    {</w:t>
+      </w:r>
+    </w:p>
+    <w:p>
+      <w:r>
+        <w:t xml:space="preserve">        </w:t>
+      </w:r>
+      <w:proofErr w:type="spellStart"/>
+      <w:r>
+        <w:t>arr</w:t>
+      </w:r>
+      <w:proofErr w:type="spellEnd"/>
+      <w:r>
+        <w:t xml:space="preserve">[k++] = </w:t>
+      </w:r>
+      <w:proofErr w:type="spellStart"/>
+      <w:r>
+        <w:t>rightArr</w:t>
+      </w:r>
+      <w:proofErr w:type="spellEnd"/>
+      <w:r>
+        <w:t>[</w:t>
+      </w:r>
+      <w:proofErr w:type="spellStart"/>
+      <w:r>
+        <w:t>j++</w:t>
+      </w:r>
+      <w:proofErr w:type="spellEnd"/>
+      <w:r>
+        <w:t>];</w:t>
+      </w:r>
+    </w:p>
+    <w:p>
+      <w:r>
+        <w:t>    }</w:t>
+      </w:r>
+    </w:p>
+    <w:p/>
+    <w:p>
+      <w:r>
+        <w:t>    free(</w:t>
+      </w:r>
+      <w:proofErr w:type="spellStart"/>
+      <w:r>
+        <w:t>leftArr</w:t>
+      </w:r>
+      <w:proofErr w:type="spellEnd"/>
+      <w:r>
+        <w:t>);</w:t>
+      </w:r>
+    </w:p>
+    <w:p>
+      <w:r>
+        <w:t>    free(</w:t>
+      </w:r>
+      <w:proofErr w:type="spellStart"/>
+      <w:r>
+        <w:t>rightArr</w:t>
+      </w:r>
+      <w:proofErr w:type="spellEnd"/>
+      <w:r>
+        <w:t>);</w:t>
+      </w:r>
+    </w:p>
+    <w:p>
+      <w:r>
+        <w:t>}</w:t>
+      </w:r>
+    </w:p>
+    <w:p/>
+    <w:p>
+      <w:r>
+        <w:t xml:space="preserve">void </w:t>
+      </w:r>
+      <w:proofErr w:type="spellStart"/>
+      <w:proofErr w:type="gramStart"/>
+      <w:r>
+        <w:t>mergeSort</w:t>
+      </w:r>
+      <w:proofErr w:type="spellEnd"/>
+      <w:r>
+        <w:t>(</w:t>
+      </w:r>
+      <w:proofErr w:type="gramEnd"/>
+      <w:r>
+        <w:t xml:space="preserve">int </w:t>
+      </w:r>
+      <w:proofErr w:type="spellStart"/>
+      <w:proofErr w:type="gramStart"/>
+      <w:r>
+        <w:t>arr</w:t>
+      </w:r>
+      <w:proofErr w:type="spellEnd"/>
+      <w:r>
+        <w:t>[</w:t>
+      </w:r>
+      <w:proofErr w:type="gramEnd"/>
+      <w:r>
+        <w:t>], int left, int right)</w:t>
+      </w:r>
+    </w:p>
+    <w:p>
+      <w:r>
+        <w:t>{</w:t>
+      </w:r>
+    </w:p>
+    <w:p>
+      <w:r>
+        <w:t>    if (left &lt; right)</w:t>
+      </w:r>
+    </w:p>
+    <w:p>
+      <w:r>
+        <w:t>    {</w:t>
+      </w:r>
+    </w:p>
+    <w:p>
+      <w:r>
+        <w:lastRenderedPageBreak/>
+        <w:t>        int mid = left + (right - left) / 2;</w:t>
+      </w:r>
+    </w:p>
+    <w:p>
+      <w:r>
+        <w:t xml:space="preserve">        </w:t>
+      </w:r>
+      <w:proofErr w:type="spellStart"/>
+      <w:proofErr w:type="gramStart"/>
+      <w:r>
+        <w:t>mergeSort</w:t>
+      </w:r>
+      <w:proofErr w:type="spellEnd"/>
+      <w:r>
+        <w:t>(</w:t>
+      </w:r>
+      <w:proofErr w:type="spellStart"/>
+      <w:proofErr w:type="gramEnd"/>
+      <w:r>
+        <w:t>arr</w:t>
+      </w:r>
+      <w:proofErr w:type="spellEnd"/>
+      <w:r>
+        <w:t>, left, mid);</w:t>
+      </w:r>
+    </w:p>
+    <w:p>
+      <w:r>
+        <w:t xml:space="preserve">        </w:t>
+      </w:r>
+      <w:proofErr w:type="spellStart"/>
+      <w:proofErr w:type="gramStart"/>
+      <w:r>
+        <w:t>mergeSort</w:t>
+      </w:r>
+      <w:proofErr w:type="spellEnd"/>
+      <w:r>
+        <w:t>(</w:t>
+      </w:r>
+      <w:proofErr w:type="spellStart"/>
+      <w:proofErr w:type="gramEnd"/>
+      <w:r>
+        <w:t>arr</w:t>
+      </w:r>
+      <w:proofErr w:type="spellEnd"/>
+      <w:r>
+        <w:t>, mid + 1, right);</w:t>
+      </w:r>
+    </w:p>
+    <w:p>
+      <w:r>
+        <w:t xml:space="preserve">        </w:t>
+      </w:r>
+      <w:proofErr w:type="gramStart"/>
+      <w:r>
+        <w:t>merge(</w:t>
+      </w:r>
+      <w:proofErr w:type="spellStart"/>
+      <w:proofErr w:type="gramEnd"/>
+      <w:r>
+        <w:t>arr</w:t>
+      </w:r>
+      <w:proofErr w:type="spellEnd"/>
+      <w:r>
+        <w:t>, left, mid, right);</w:t>
+      </w:r>
+    </w:p>
+    <w:p>
+      <w:r>
+        <w:t>    }</w:t>
+      </w:r>
+    </w:p>
+    <w:p>
+      <w:r>
+        <w:t>}</w:t>
+      </w:r>
+    </w:p>
+    <w:p/>
+    <w:p>
+      <w:r>
+        <w:t xml:space="preserve">int </w:t>
+      </w:r>
+      <w:proofErr w:type="gramStart"/>
+      <w:r>
+        <w:t>main(</w:t>
+      </w:r>
+      <w:proofErr w:type="gramEnd"/>
+      <w:r>
+        <w:t>)</w:t>
+      </w:r>
+    </w:p>
+    <w:p>
+      <w:r>
+        <w:t>{</w:t>
+      </w:r>
+    </w:p>
+    <w:p>
+      <w:r>
+        <w:t>    int n;</w:t>
+      </w:r>
+    </w:p>
+    <w:p/>
+    <w:p>
+      <w:r>
+        <w:t xml:space="preserve">    </w:t>
+      </w:r>
+      <w:proofErr w:type="spellStart"/>
+      <w:proofErr w:type="gramStart"/>
+      <w:r>
+        <w:t>printf</w:t>
+      </w:r>
+      <w:proofErr w:type="spellEnd"/>
+      <w:r>
+        <w:t>(</w:t>
+      </w:r>
+      <w:proofErr w:type="gramEnd"/>
+      <w:r>
+        <w:t>"Enter the size of the array: ");</w:t>
+      </w:r>
+    </w:p>
+    <w:p>
+      <w:r>
+        <w:t xml:space="preserve">    </w:t>
+      </w:r>
+      <w:proofErr w:type="spellStart"/>
+      <w:proofErr w:type="gramStart"/>
+      <w:r>
+        <w:t>scanf</w:t>
+      </w:r>
+      <w:proofErr w:type="spellEnd"/>
+      <w:r>
+        <w:t>(</w:t>
+      </w:r>
+      <w:proofErr w:type="gramEnd"/>
+      <w:r>
+        <w:t>"%d", &amp;n);</w:t>
+      </w:r>
+    </w:p>
+    <w:p/>
+    <w:p>
+      <w:r>
+        <w:t>    if (n &lt; 10)</w:t>
+      </w:r>
+    </w:p>
+    <w:p>
+      <w:r>
+        <w:t>    {</w:t>
+      </w:r>
+    </w:p>
+    <w:p>
+      <w:r>
+        <w:t xml:space="preserve">        </w:t>
+      </w:r>
+      <w:proofErr w:type="spellStart"/>
+      <w:proofErr w:type="gramStart"/>
+      <w:r>
+        <w:t>printf</w:t>
+      </w:r>
+      <w:proofErr w:type="spellEnd"/>
+      <w:r>
+        <w:t>(</w:t>
+      </w:r>
+      <w:proofErr w:type="gramEnd"/>
+      <w:r>
+        <w:t>"Please enter a number greater than or equal to 10.\n");</w:t>
+      </w:r>
+    </w:p>
+    <w:p>
+      <w:r>
+        <w:t>        return 0;</w:t>
+      </w:r>
+    </w:p>
+    <w:p>
+      <w:r>
+        <w:t>    }</w:t>
+      </w:r>
+    </w:p>
+    <w:p/>
+    <w:p>
+      <w:r>
+        <w:t>    int *</w:t>
+      </w:r>
+      <w:proofErr w:type="spellStart"/>
+      <w:r>
+        <w:t>arr</w:t>
+      </w:r>
+      <w:proofErr w:type="spellEnd"/>
+      <w:r>
+        <w:t xml:space="preserve"> = (int </w:t>
+      </w:r>
+      <w:proofErr w:type="gramStart"/>
+      <w:r>
+        <w:t>*)malloc</w:t>
+      </w:r>
+      <w:proofErr w:type="gramEnd"/>
+      <w:r>
+        <w:t xml:space="preserve">(n * </w:t>
+      </w:r>
+      <w:proofErr w:type="spellStart"/>
+      <w:r>
+        <w:t>sizeof</w:t>
+      </w:r>
+      <w:proofErr w:type="spellEnd"/>
+      <w:r>
+        <w:t>(int));</w:t>
+      </w:r>
+    </w:p>
+    <w:p/>
+    <w:p>
+      <w:r>
+        <w:t>    if (</w:t>
+      </w:r>
+      <w:proofErr w:type="spellStart"/>
+      <w:r>
+        <w:t>arr</w:t>
+      </w:r>
+      <w:proofErr w:type="spellEnd"/>
+      <w:r>
+        <w:t xml:space="preserve"> == </w:t>
+      </w:r>
+      <w:proofErr w:type="gramStart"/>
+      <w:r>
+        <w:t>NULL )</w:t>
+      </w:r>
+      <w:proofErr w:type="gramEnd"/>
+    </w:p>
+    <w:p>
+      <w:r>
+        <w:t>    {</w:t>
+      </w:r>
+    </w:p>
+    <w:p>
+      <w:r>
+        <w:t xml:space="preserve">        </w:t>
+      </w:r>
+      <w:proofErr w:type="spellStart"/>
+      <w:proofErr w:type="gramStart"/>
+      <w:r>
+        <w:t>printf</w:t>
+      </w:r>
+      <w:proofErr w:type="spellEnd"/>
+      <w:r>
+        <w:t>(</w:t>
+      </w:r>
+      <w:proofErr w:type="gramEnd"/>
+      <w:r>
+        <w:t>"Memory not allocated.\n");</w:t>
+      </w:r>
+    </w:p>
+    <w:p>
+      <w:r>
+        <w:t>        return -1;</w:t>
+      </w:r>
+    </w:p>
+    <w:p>
+      <w:r>
+        <w:t>    }</w:t>
+      </w:r>
+    </w:p>
+    <w:p/>
+    <w:p>
+      <w:r>
+        <w:lastRenderedPageBreak/>
+        <w:t xml:space="preserve">    </w:t>
+      </w:r>
+      <w:proofErr w:type="spellStart"/>
+      <w:r>
+        <w:t>srand</w:t>
+      </w:r>
+      <w:proofErr w:type="spellEnd"/>
+      <w:r>
+        <w:t>(</w:t>
+      </w:r>
+      <w:proofErr w:type="gramStart"/>
+      <w:r>
+        <w:t>time(</w:t>
+      </w:r>
+      <w:proofErr w:type="gramEnd"/>
+      <w:r>
+        <w:t>NULL));</w:t>
+      </w:r>
+    </w:p>
+    <w:p>
+      <w:r>
+        <w:t xml:space="preserve">    </w:t>
+      </w:r>
+    </w:p>
+    <w:p>
+      <w:proofErr w:type="spellStart"/>
+      <w:r>
+        <w:t>clock_t</w:t>
+      </w:r>
+      <w:proofErr w:type="spellEnd"/>
+      <w:r>
+        <w:t xml:space="preserve"> </w:t>
+      </w:r>
+      <w:proofErr w:type="spellStart"/>
+      <w:r>
+        <w:t>total_time</w:t>
+      </w:r>
+      <w:proofErr w:type="spellEnd"/>
+      <w:r>
+        <w:t xml:space="preserve"> = 0;</w:t>
+      </w:r>
+    </w:p>
+    <w:p/>
+    <w:p>
+      <w:r>
+        <w:t xml:space="preserve">for (int </w:t>
+      </w:r>
+      <w:proofErr w:type="spellStart"/>
+      <w:r>
+        <w:t>i</w:t>
+      </w:r>
+      <w:proofErr w:type="spellEnd"/>
+      <w:r>
+        <w:t xml:space="preserve"> = 0; </w:t>
+      </w:r>
+      <w:proofErr w:type="spellStart"/>
+      <w:r>
+        <w:t>i</w:t>
+      </w:r>
+      <w:proofErr w:type="spellEnd"/>
+      <w:r>
+        <w:t xml:space="preserve"> &lt; 1000; </w:t>
+      </w:r>
+      <w:proofErr w:type="spellStart"/>
+      <w:r>
+        <w:t>i</w:t>
+      </w:r>
+      <w:proofErr w:type="spellEnd"/>
+      <w:r>
+        <w:t>++)</w:t>
+      </w:r>
+    </w:p>
+    <w:p>
+      <w:r>
+        <w:t>{</w:t>
+      </w:r>
+    </w:p>
+    <w:p>
+      <w:r>
+        <w:t xml:space="preserve">    </w:t>
+      </w:r>
+      <w:proofErr w:type="spellStart"/>
+      <w:proofErr w:type="gramStart"/>
+      <w:r>
+        <w:t>generateRandomNumber</w:t>
+      </w:r>
+      <w:proofErr w:type="spellEnd"/>
+      <w:r>
+        <w:t>(</w:t>
+      </w:r>
+      <w:proofErr w:type="spellStart"/>
+      <w:proofErr w:type="gramEnd"/>
+      <w:r>
+        <w:t>arr</w:t>
+      </w:r>
+      <w:proofErr w:type="spellEnd"/>
+      <w:r>
+        <w:t>, n);</w:t>
+      </w:r>
+    </w:p>
+    <w:p/>
+    <w:p>
+      <w:r>
+        <w:t xml:space="preserve">    </w:t>
+      </w:r>
+      <w:proofErr w:type="spellStart"/>
+      <w:r>
+        <w:t>clock_t</w:t>
+      </w:r>
+      <w:proofErr w:type="spellEnd"/>
+      <w:r>
+        <w:t xml:space="preserve"> start = </w:t>
+      </w:r>
+      <w:proofErr w:type="gramStart"/>
+      <w:r>
+        <w:t>clock(</w:t>
+      </w:r>
+      <w:proofErr w:type="gramEnd"/>
+      <w:r>
+        <w:t>);</w:t>
+      </w:r>
+    </w:p>
+    <w:p/>
+    <w:p>
+      <w:r>
+        <w:t xml:space="preserve">    </w:t>
+      </w:r>
+      <w:proofErr w:type="spellStart"/>
+      <w:proofErr w:type="gramStart"/>
+      <w:r>
+        <w:t>mergeSort</w:t>
+      </w:r>
+      <w:proofErr w:type="spellEnd"/>
+      <w:r>
+        <w:t>(</w:t>
+      </w:r>
+      <w:proofErr w:type="spellStart"/>
+      <w:proofErr w:type="gramEnd"/>
+      <w:r>
+        <w:t>arr</w:t>
+      </w:r>
+      <w:proofErr w:type="spellEnd"/>
+      <w:r>
+        <w:t>, 0, n - 1);</w:t>
+      </w:r>
+    </w:p>
+    <w:p/>
+    <w:p>
+      <w:r>
+        <w:t xml:space="preserve">    </w:t>
+      </w:r>
+      <w:proofErr w:type="spellStart"/>
+      <w:r>
+        <w:t>clock_t</w:t>
+      </w:r>
+      <w:proofErr w:type="spellEnd"/>
+      <w:r>
+        <w:t xml:space="preserve"> end = </w:t>
+      </w:r>
+      <w:proofErr w:type="gramStart"/>
+      <w:r>
+        <w:t>clock(</w:t>
+      </w:r>
+      <w:proofErr w:type="gramEnd"/>
+      <w:r>
+        <w:t>);</w:t>
+      </w:r>
+    </w:p>
+    <w:p/>
+    <w:p>
+      <w:r>
+        <w:t xml:space="preserve">    </w:t>
+      </w:r>
+      <w:proofErr w:type="spellStart"/>
+      <w:r>
+        <w:t>total_time</w:t>
+      </w:r>
+      <w:proofErr w:type="spellEnd"/>
+      <w:r>
+        <w:t xml:space="preserve"> += end - start;</w:t>
+      </w:r>
+    </w:p>
+    <w:p>
+      <w:r>
+        <w:t>}</w:t>
+      </w:r>
+    </w:p>
+    <w:p/>
+    <w:p>
+      <w:r>
+        <w:t xml:space="preserve">double </w:t>
+      </w:r>
+      <w:proofErr w:type="spellStart"/>
+      <w:r>
+        <w:t>average_time</w:t>
+      </w:r>
+      <w:proofErr w:type="spellEnd"/>
+      <w:r>
+        <w:t xml:space="preserve"> =</w:t>
+      </w:r>
+    </w:p>
+    <w:p>
+      <w:r>
+        <w:t>    ((double)</w:t>
+      </w:r>
+      <w:proofErr w:type="spellStart"/>
+      <w:r>
+        <w:t>total_time</w:t>
+      </w:r>
+      <w:proofErr w:type="spellEnd"/>
+      <w:r>
+        <w:t xml:space="preserve"> / CLOCKS_PER_SEC) / 1000.0;</w:t>
+      </w:r>
+    </w:p>
+    <w:p/>
+    <w:p>
+      <w:r>
+        <w:t xml:space="preserve">    </w:t>
+      </w:r>
+      <w:proofErr w:type="spellStart"/>
+      <w:proofErr w:type="gramStart"/>
+      <w:r>
+        <w:t>printf</w:t>
+      </w:r>
+      <w:proofErr w:type="spellEnd"/>
+      <w:r>
+        <w:t>(</w:t>
+      </w:r>
+      <w:proofErr w:type="gramEnd"/>
+      <w:r>
+        <w:t>"Merge sort completed for %d elements.\n", n);</w:t>
+      </w:r>
+    </w:p>
+    <w:p>
+      <w:r>
+        <w:t xml:space="preserve">    </w:t>
+      </w:r>
+      <w:proofErr w:type="spellStart"/>
+      <w:proofErr w:type="gramStart"/>
+      <w:r>
+        <w:t>printf</w:t>
+      </w:r>
+      <w:proofErr w:type="spellEnd"/>
+      <w:r>
+        <w:t>(</w:t>
+      </w:r>
+      <w:proofErr w:type="gramEnd"/>
+      <w:r>
+        <w:t>"Average time taken for merge sort: %</w:t>
+      </w:r>
+      <w:proofErr w:type="spellStart"/>
+      <w:r>
+        <w:t>lf</w:t>
+      </w:r>
+      <w:proofErr w:type="spellEnd"/>
+      <w:r>
+        <w:t xml:space="preserve"> seconds\n", </w:t>
+      </w:r>
+      <w:proofErr w:type="spellStart"/>
+      <w:r>
+        <w:t>average_time</w:t>
+      </w:r>
+      <w:proofErr w:type="spellEnd"/>
+      <w:r>
+        <w:t>);</w:t>
+      </w:r>
+    </w:p>
+    <w:p/>
+    <w:p>
+      <w:r>
+        <w:t>    free(</w:t>
+      </w:r>
+      <w:proofErr w:type="spellStart"/>
+      <w:r>
+        <w:t>arr</w:t>
+      </w:r>
+      <w:proofErr w:type="spellEnd"/>
+      <w:r>
+        <w:t>);</w:t>
+      </w:r>
+    </w:p>
+    <w:p/>
+    <w:p>
+      <w:r>
+        <w:t>    return 0;</w:t>
+      </w:r>
+    </w:p>
+    <w:p>
+      <w:r>
+        <w:t>}</w:t>
+      </w:r>
+    </w:p>
+    <w:p/>
+    <w:p>
+      <w:pPr>
+        <w:rPr>
+          <w:b/>
+          <w:bCs/>
+          <w:sz w:val="28"/>
+          <w:szCs w:val="28"/>
+        </w:rPr>
+      </w:pPr>
+      <w:r>
+        <w:rPr>
+          <w:b/>
+          <w:bCs/>
+          <w:sz w:val="28"/>
+          <w:szCs w:val="28"/>
+        </w:rPr>
+        <w:lastRenderedPageBreak/>
+        <w:t>Output:</w:t>
+      </w:r>
+    </w:p>
+    <w:p>
+      <w:pPr>
+        <w:rPr>
+          <w:b/>
+          <w:bCs/>
+          <w:sz w:val="28"/>
+          <w:szCs w:val="28"/>
+        </w:rPr>
+      </w:pPr>
+      <w:r>
+        <w:rPr>
+          <w:b/>
+          <w:bCs/>
+          <w:sz w:val="28"/>
+          <w:szCs w:val="28"/>
+        </w:rPr>
+        <w:drawing>
+          <wp:inline distT="0" distB="0" distL="0" distR="0" wp14:anchorId="45D42E98" wp14:editId="780C49B8">
+            <wp:extent cx="5435879" cy="882695"/>
+            <wp:effectExtent l="0" t="0" r="0" b="0"/>
+            <wp:docPr id="1711767501" name="Picture 1"/>
+            <wp:cNvGraphicFramePr>
+              <a:graphicFrameLocks xmlns:a="http://schemas.openxmlformats.org/drawingml/2006/main" noChangeAspect="1"/>
+            </wp:cNvGraphicFramePr>
+            <a:graphic xmlns:a="http://schemas.openxmlformats.org/drawingml/2006/main">
+              <a:graphicData uri="http://schemas.openxmlformats.org/drawingml/2006/picture">
+                <pic:pic xmlns:pic="http://schemas.openxmlformats.org/drawingml/2006/picture">
+                  <pic:nvPicPr>
+                    <pic:cNvPr id="1711767501" name=""/>
+                    <pic:cNvPicPr/>
+                  </pic:nvPicPr>
+                  <pic:blipFill>
+                    <a:blip r:embed="rId13"/>
+                    <a:stretch>
+                      <a:fillRect/>
+                    </a:stretch>
+                  </pic:blipFill>
+                  <pic:spPr>
+                    <a:xfrm>
+                      <a:off x="0" y="0"/>
+                      <a:ext cx="5435879" cy="882695"/>
+                    </a:xfrm>
+                    <a:prstGeom prst="rect">
+                      <a:avLst/>
+                    </a:prstGeom>
+                  </pic:spPr>
+                </pic:pic>
+              </a:graphicData>
+            </a:graphic>
+          </wp:inline>
+        </w:drawing>
+      </w:r>
+    </w:p>
+    <w:p>
+      <w:pPr>
+        <w:rPr>
+          <w:b/>
+          <w:bCs/>
+          <w:sz w:val="28"/>
+          <w:szCs w:val="28"/>
+        </w:rPr>
+      </w:pPr>
+      <w:r>
+        <w:rPr>
+          <w:b/>
+          <w:bCs/>
+          <w:sz w:val="28"/>
+          <w:szCs w:val="28"/>
+        </w:rPr>
+        <w:t>Table:</w:t>
+      </w:r>
+    </w:p>
+    <w:p>
+      <w:pPr>
+        <w:rPr>
+          <w:b/>
+          <w:bCs/>
+          <w:sz w:val="28"/>
+          <w:szCs w:val="28"/>
+        </w:rPr>
+      </w:pPr>
+      <w:r>
+        <w:rPr>
+          <w:b/>
+          <w:bCs/>
+          <w:sz w:val="28"/>
+          <w:szCs w:val="28"/>
+        </w:rPr>
+        <w:drawing>
+          <wp:inline distT="0" distB="0" distL="0" distR="0" wp14:anchorId="3695E0EA" wp14:editId="0170F159">
+            <wp:extent cx="1611474" cy="3022600"/>
+            <wp:effectExtent l="0" t="0" r="8255" b="6350"/>
+            <wp:docPr id="1378360940" name="Picture 1"/>
+            <wp:cNvGraphicFramePr>
+              <a:graphicFrameLocks xmlns:a="http://schemas.openxmlformats.org/drawingml/2006/main" noChangeAspect="1"/>
+            </wp:cNvGraphicFramePr>
+            <a:graphic xmlns:a="http://schemas.openxmlformats.org/drawingml/2006/main">
+              <a:graphicData uri="http://schemas.openxmlformats.org/drawingml/2006/picture">
+                <pic:pic xmlns:pic="http://schemas.openxmlformats.org/drawingml/2006/picture">
+                  <pic:nvPicPr>
+                    <pic:cNvPr id="1378360940" name=""/>
+                    <pic:cNvPicPr/>
+                  </pic:nvPicPr>
+                  <pic:blipFill>
+                    <a:blip r:embed="rId14"/>
+                    <a:stretch>
+                      <a:fillRect/>
+                    </a:stretch>
+                  </pic:blipFill>
+                  <pic:spPr>
+                    <a:xfrm>
+                      <a:off x="0" y="0"/>
+                      <a:ext cx="1617208" cy="3033355"/>
+                    </a:xfrm>
+                    <a:prstGeom prst="rect">
+                      <a:avLst/>
+                    </a:prstGeom>
+                  </pic:spPr>
+                </pic:pic>
+              </a:graphicData>
+            </a:graphic>
+          </wp:inline>
+        </w:drawing>
+      </w:r>
+    </w:p>
+    <w:p>
+      <w:pPr>
+        <w:rPr>
+          <w:b/>
+          <w:bCs/>
+          <w:sz w:val="28"/>
+          <w:szCs w:val="28"/>
+        </w:rPr>
+      </w:pPr>
+      <w:r>
+        <w:rPr>
+          <w:b/>
+          <w:bCs/>
+          <w:sz w:val="28"/>
+          <w:szCs w:val="28"/>
+        </w:rPr>
+        <w:t>Graph:</w:t>
+      </w:r>
+    </w:p>
+    <w:p>
+      <w:pPr>
+        <w:rPr>
+          <w:b/>
+          <w:bCs/>
+          <w:sz w:val="28"/>
+          <w:szCs w:val="28"/>
+        </w:rPr>
+      </w:pPr>
+      <w:r>
+        <w:rPr>
+          <w:b/>
+          <w:bCs/>
+          <w:sz w:val="28"/>
+          <w:szCs w:val="28"/>
+        </w:rPr>
+        <w:drawing>
+          <wp:inline distT="0" distB="0" distL="0" distR="0" wp14:anchorId="27349813" wp14:editId="6BCECF0B">
+            <wp:extent cx="4095750" cy="3150042"/>
+            <wp:effectExtent l="0" t="0" r="0" b="0"/>
+            <wp:docPr id="113680455" name="Picture 1"/>
+            <wp:cNvGraphicFramePr>
+              <a:graphicFrameLocks xmlns:a="http://schemas.openxmlformats.org/drawingml/2006/main" noChangeAspect="1"/>
+            </wp:cNvGraphicFramePr>
+            <a:graphic xmlns:a="http://schemas.openxmlformats.org/drawingml/2006/main">
+              <a:graphicData uri="http://schemas.openxmlformats.org/drawingml/2006/picture">
+                <pic:pic xmlns:pic="http://schemas.openxmlformats.org/drawingml/2006/picture">
+                  <pic:nvPicPr>
+                    <pic:cNvPr id="113680455" name=""/>
+                    <pic:cNvPicPr/>
+                  </pic:nvPicPr>
+                  <pic:blipFill>
+                    <a:blip r:embed="rId15"/>
+                    <a:stretch>
+                      <a:fillRect/>
+                    </a:stretch>
+                  </pic:blipFill>
+                  <pic:spPr>
+                    <a:xfrm>
+                      <a:off x="0" y="0"/>
+                      <a:ext cx="4102385" cy="3155145"/>
+                    </a:xfrm>
+                    <a:prstGeom prst="rect">
+                      <a:avLst/>
+                    </a:prstGeom>
+                  </pic:spPr>
+                </pic:pic>
+              </a:graphicData>
+            </a:graphic>
+          </wp:inline>
+        </w:drawing>
+      </w:r>
+    </w:p>
+    <w:p>
+      <w:pPr>
+        <w:rPr>
+          <w:b/>
+          <w:bCs/>
+          <w:sz w:val="28"/>
+          <w:szCs w:val="28"/>
+        </w:rPr>
+      </w:pPr>
+    </w:p>
+    <w:p>
+      <w:pPr>
+        <w:rPr>
+          <w:b/>
+          <w:bCs/>
+          <w:sz w:val="28"/>
+          <w:szCs w:val="28"/>
+        </w:rPr>
+      </w:pPr>
+      <w:r>
+        <w:rPr>
+          <w:b/>
+          <w:bCs/>
+          <w:sz w:val="28"/>
+          <w:szCs w:val="28"/>
+        </w:rPr>
+        <w:lastRenderedPageBreak/>
+        <w:t>Conclusion:</w:t>
+      </w:r>
+    </w:p>
+    <w:p>
+      <w:pPr>
+        <w:rPr>
+          <w:sz w:val="28"/>
+          <w:szCs w:val="28"/>
+        </w:rPr>
+      </w:pPr>
+      <w:r>
+        <w:rPr>
+          <w:sz w:val="28"/>
+          <w:szCs w:val="28"/>
+        </w:rPr>
+        <w:t>The graph shows that the execution time of Merge Sort increases as the size of the array increases. The increase is relatively gradual and consistent, even as the array size grows up to 100,000 elements.</w:t>
+      </w:r>
+    </w:p>
+    <w:p>
+      <w:pPr>
+        <w:rPr>
+          <w:sz w:val="28"/>
+          <w:szCs w:val="28"/>
+        </w:rPr>
+      </w:pPr>
+      <w:r>
+        <w:rPr>
+          <w:sz w:val="28"/>
+          <w:szCs w:val="28"/>
+        </w:rPr>
+        <w:t>This behavio</w:t>
+      </w:r>
+      <w:r>
+        <w:rPr>
+          <w:sz w:val="28"/>
+          <w:szCs w:val="28"/>
+        </w:rPr>
+        <w:t>u</w:t>
+      </w:r>
+      <w:r>
+        <w:rPr>
+          <w:sz w:val="28"/>
+          <w:szCs w:val="28"/>
+        </w:rPr>
+        <w:t xml:space="preserve">r is consistent with the theoretical time complexity of Merge Sort, which is </w:t>
+      </w:r>
+      <w:proofErr w:type="gramStart"/>
+      <w:r>
+        <w:rPr>
+          <w:sz w:val="28"/>
+          <w:szCs w:val="28"/>
+        </w:rPr>
+        <w:t>O(</w:t>
+      </w:r>
+      <w:proofErr w:type="gramEnd"/>
+      <w:r>
+        <w:rPr>
+          <w:sz w:val="28"/>
+          <w:szCs w:val="28"/>
+        </w:rPr>
+        <w:t>n log n). The algorithm efficiently divides the array into smaller subarrays, sorts them, and then merges them.</w:t>
+      </w:r>
+    </w:p>
+    <w:p>
+      <w:pPr>
+        <w:rPr>
+          <w:sz w:val="28"/>
+          <w:szCs w:val="28"/>
+        </w:rPr>
+      </w:pPr>
+      <w:r>
+        <w:rPr>
+          <w:sz w:val="28"/>
+          <w:szCs w:val="28"/>
+        </w:rPr>
+        <w:t xml:space="preserve">Therefore, the experimental results support the theoretical conclusion that Merge Sort has an </w:t>
+      </w:r>
+      <w:proofErr w:type="gramStart"/>
+      <w:r>
+        <w:rPr>
+          <w:sz w:val="28"/>
+          <w:szCs w:val="28"/>
+        </w:rPr>
+        <w:t>O(</w:t>
+      </w:r>
+      <w:proofErr w:type="gramEnd"/>
+      <w:r>
+        <w:rPr>
+          <w:sz w:val="28"/>
+          <w:szCs w:val="28"/>
+        </w:rPr>
+        <w:t>n log n) time complexity, making it more efficient than O(n²) algorithms such as Insertion Sort for large datasets.</w:t>
+      </w:r>
+    </w:p>
+    <w:p>
+      <w:pPr>
+        <w:rPr>
+          <w:b/>
+          <w:bCs/>
+          <w:sz w:val="28"/>
+          <w:szCs w:val="28"/>
+        </w:rPr>
+      </w:pPr>
     </w:p>
     <w:sectPr>
       <w:pgSz w:w="11906" w:h="16838"/>

--- a/Practical file -ADA.docx
+++ b/Practical file -ADA.docx
@@ -1490,6 +1490,7 @@
         <w:rPr>
           <w:b/>
           <w:bCs/>
+          <w:noProof/>
           <w:sz w:val="28"/>
           <w:szCs w:val="28"/>
         </w:rPr>
@@ -1585,6 +1586,7 @@
         <w:rPr>
           <w:b/>
           <w:bCs/>
+          <w:noProof/>
           <w:sz w:val="28"/>
           <w:szCs w:val="28"/>
         </w:rPr>
@@ -3418,6 +3420,7 @@
         <w:rPr>
           <w:b/>
           <w:bCs/>
+          <w:noProof/>
           <w:sz w:val="28"/>
           <w:szCs w:val="28"/>
         </w:rPr>
@@ -3490,6 +3493,7 @@
         <w:rPr>
           <w:b/>
           <w:bCs/>
+          <w:noProof/>
           <w:sz w:val="28"/>
           <w:szCs w:val="28"/>
         </w:rPr>
@@ -4824,6 +4828,7 @@
         <w:rPr>
           <w:b/>
           <w:bCs/>
+          <w:noProof/>
           <w:sz w:val="28"/>
           <w:szCs w:val="28"/>
         </w:rPr>
@@ -4896,6 +4901,7 @@
         <w:rPr>
           <w:b/>
           <w:bCs/>
+          <w:noProof/>
           <w:sz w:val="28"/>
           <w:szCs w:val="28"/>
         </w:rPr>
@@ -4999,6 +5005,7 @@
         <w:rPr>
           <w:b/>
           <w:bCs/>
+          <w:noProof/>
           <w:sz w:val="28"/>
           <w:szCs w:val="28"/>
         </w:rPr>
@@ -5237,19 +5244,19 @@
       </w:r>
       <w:proofErr w:type="gramEnd"/>
       <w:r>
-        <w:t>A, left, right)</w:t>
-      </w:r>
-    </w:p>
-    <w:p/>
-    <w:p>
-      <w:r>
-        <w:t xml:space="preserve">    if left &lt; right</w:t>
-      </w:r>
-    </w:p>
-    <w:p/>
-    <w:p>
-      <w:r>
-        <w:t xml:space="preserve">        mid ← (left + right) / 2</w:t>
+        <w:t>A, low, high)</w:t>
+      </w:r>
+    </w:p>
+    <w:p/>
+    <w:p>
+      <w:r>
+        <w:t xml:space="preserve">    if low &lt; high</w:t>
+      </w:r>
+    </w:p>
+    <w:p/>
+    <w:p>
+      <w:r>
+        <w:t xml:space="preserve">        mid ← (low + high) / 2</w:t>
       </w:r>
     </w:p>
     <w:p/>
@@ -5263,9 +5270,10 @@
       </w:r>
       <w:proofErr w:type="gramEnd"/>
       <w:r>
-        <w:t>A, left, mid)</w:t>
-      </w:r>
-    </w:p>
+        <w:t>A, low, mid)</w:t>
+      </w:r>
+    </w:p>
+    <w:p/>
     <w:p>
       <w:r>
         <w:t xml:space="preserve">        MERGE_</w:t>
@@ -5276,7 +5284,7 @@
       </w:r>
       <w:proofErr w:type="gramEnd"/>
       <w:r>
-        <w:t>A, mid + 1, right)</w:t>
+        <w:t>A, mid + 1, high)</w:t>
       </w:r>
     </w:p>
     <w:p/>
@@ -5290,7 +5298,7 @@
       </w:r>
       <w:proofErr w:type="gramEnd"/>
       <w:r>
-        <w:t>A, left, mid, right)</w:t>
+        <w:t>A, low, mid, high)</w:t>
       </w:r>
     </w:p>
     <w:p/>
@@ -5302,19 +5310,216 @@
       </w:r>
       <w:proofErr w:type="gramEnd"/>
       <w:r>
-        <w:t>A, left, mid, right)</w:t>
-      </w:r>
-    </w:p>
-    <w:p/>
-    <w:p>
-      <w:r>
-        <w:t xml:space="preserve">    Create temporary arrays L and R</w:t>
-      </w:r>
-    </w:p>
-    <w:p/>
-    <w:p>
-      <w:r>
-        <w:t xml:space="preserve">    Copy elements from </w:t>
+        <w:t>A, low, mid, high)</w:t>
+      </w:r>
+    </w:p>
+    <w:p/>
+    <w:p>
+      <w:r>
+        <w:t xml:space="preserve">    Create temporary array TEMP</w:t>
+      </w:r>
+    </w:p>
+    <w:p/>
+    <w:p>
+      <w:r>
+        <w:t xml:space="preserve">    </w:t>
+      </w:r>
+      <w:proofErr w:type="spellStart"/>
+      <w:r>
+        <w:t>i</w:t>
+      </w:r>
+      <w:proofErr w:type="spellEnd"/>
+      <w:r>
+        <w:t xml:space="preserve"> ← low</w:t>
+      </w:r>
+    </w:p>
+    <w:p>
+      <w:r>
+        <w:t xml:space="preserve">    j ← mid + 1</w:t>
+      </w:r>
+    </w:p>
+    <w:p>
+      <w:r>
+        <w:t xml:space="preserve">    k ← 0</w:t>
+      </w:r>
+    </w:p>
+    <w:p/>
+    <w:p>
+      <w:r>
+        <w:t xml:space="preserve">    while </w:t>
+      </w:r>
+      <w:proofErr w:type="spellStart"/>
+      <w:r>
+        <w:t>i</w:t>
+      </w:r>
+      <w:proofErr w:type="spellEnd"/>
+      <w:r>
+        <w:t xml:space="preserve"> ≤ mid AND j ≤ high</w:t>
+      </w:r>
+    </w:p>
+    <w:p/>
+    <w:p>
+      <w:r>
+        <w:lastRenderedPageBreak/>
+        <w:t xml:space="preserve">        if A[</w:t>
+      </w:r>
+      <w:proofErr w:type="spellStart"/>
+      <w:r>
+        <w:t>i</w:t>
+      </w:r>
+      <w:proofErr w:type="spellEnd"/>
+      <w:r>
+        <w:t>] ≤ A[j]</w:t>
+      </w:r>
+    </w:p>
+    <w:p/>
+    <w:p>
+      <w:r>
+        <w:t xml:space="preserve">            TEMP[k] ← A[</w:t>
+      </w:r>
+      <w:proofErr w:type="spellStart"/>
+      <w:r>
+        <w:t>i</w:t>
+      </w:r>
+      <w:proofErr w:type="spellEnd"/>
+      <w:r>
+        <w:t>]</w:t>
+      </w:r>
+    </w:p>
+    <w:p>
+      <w:r>
+        <w:t xml:space="preserve">            </w:t>
+      </w:r>
+      <w:proofErr w:type="spellStart"/>
+      <w:r>
+        <w:t>i</w:t>
+      </w:r>
+      <w:proofErr w:type="spellEnd"/>
+      <w:r>
+        <w:t xml:space="preserve"> ← </w:t>
+      </w:r>
+      <w:proofErr w:type="spellStart"/>
+      <w:r>
+        <w:t>i</w:t>
+      </w:r>
+      <w:proofErr w:type="spellEnd"/>
+      <w:r>
+        <w:t xml:space="preserve"> + 1</w:t>
+      </w:r>
+    </w:p>
+    <w:p/>
+    <w:p>
+      <w:r>
+        <w:t xml:space="preserve">        else</w:t>
+      </w:r>
+    </w:p>
+    <w:p/>
+    <w:p>
+      <w:r>
+        <w:t xml:space="preserve">            TEMP[k] ← A[j]</w:t>
+      </w:r>
+    </w:p>
+    <w:p>
+      <w:r>
+        <w:t xml:space="preserve">            j ← j + 1</w:t>
+      </w:r>
+    </w:p>
+    <w:p/>
+    <w:p>
+      <w:r>
+        <w:t xml:space="preserve">        k ← k + 1</w:t>
+      </w:r>
+    </w:p>
+    <w:p/>
+    <w:p/>
+    <w:p>
+      <w:r>
+        <w:t xml:space="preserve">    while </w:t>
+      </w:r>
+      <w:proofErr w:type="spellStart"/>
+      <w:r>
+        <w:t>i</w:t>
+      </w:r>
+      <w:proofErr w:type="spellEnd"/>
+      <w:r>
+        <w:t xml:space="preserve"> ≤ mid</w:t>
+      </w:r>
+    </w:p>
+    <w:p/>
+    <w:p>
+      <w:r>
+        <w:t xml:space="preserve">        TEMP[k] ← A[</w:t>
+      </w:r>
+      <w:proofErr w:type="spellStart"/>
+      <w:r>
+        <w:t>i</w:t>
+      </w:r>
+      <w:proofErr w:type="spellEnd"/>
+      <w:r>
+        <w:t>]</w:t>
+      </w:r>
+    </w:p>
+    <w:p>
+      <w:r>
+        <w:t xml:space="preserve">        </w:t>
+      </w:r>
+      <w:proofErr w:type="spellStart"/>
+      <w:r>
+        <w:t>i</w:t>
+      </w:r>
+      <w:proofErr w:type="spellEnd"/>
+      <w:r>
+        <w:t xml:space="preserve"> ← </w:t>
+      </w:r>
+      <w:proofErr w:type="spellStart"/>
+      <w:r>
+        <w:t>i</w:t>
+      </w:r>
+      <w:proofErr w:type="spellEnd"/>
+      <w:r>
+        <w:t xml:space="preserve"> + 1</w:t>
+      </w:r>
+    </w:p>
+    <w:p>
+      <w:r>
+        <w:t xml:space="preserve">        k ← k + 1</w:t>
+      </w:r>
+    </w:p>
+    <w:p/>
+    <w:p/>
+    <w:p>
+      <w:r>
+        <w:t xml:space="preserve">    while j ≤ high</w:t>
+      </w:r>
+    </w:p>
+    <w:p/>
+    <w:p>
+      <w:r>
+        <w:t xml:space="preserve">        TEMP[k] ← A[j]</w:t>
+      </w:r>
+    </w:p>
+    <w:p>
+      <w:r>
+        <w:t xml:space="preserve">        j ← j + 1</w:t>
+      </w:r>
+    </w:p>
+    <w:p>
+      <w:r>
+        <w:t xml:space="preserve">        k ← k + 1</w:t>
+      </w:r>
+    </w:p>
+    <w:p/>
+    <w:p>
+      <w:r>
+        <w:t xml:space="preserve"> </w:t>
+      </w:r>
+      <w:r>
+        <w:t>for i ← 0 to k - 1</w:t>
+      </w:r>
+    </w:p>
+    <w:p>
+      <w:r>
+        <w:t xml:space="preserve">  </w:t>
       </w:r>
       <w:proofErr w:type="gramStart"/>
       <w:r>
@@ -5322,26 +5527,7 @@
       </w:r>
       <w:proofErr w:type="gramEnd"/>
       <w:r>
-        <w:t>left...mid] into L</w:t>
-      </w:r>
-    </w:p>
-    <w:p>
-      <w:r>
-        <w:t xml:space="preserve">    Copy elements from </w:t>
-      </w:r>
-      <w:proofErr w:type="gramStart"/>
-      <w:r>
-        <w:t>A[</w:t>
-      </w:r>
-      <w:proofErr w:type="gramEnd"/>
-      <w:r>
-        <w:t>mid+1...right] into R</w:t>
-      </w:r>
-    </w:p>
-    <w:p/>
-    <w:p>
-      <w:r>
-        <w:t xml:space="preserve">    </w:t>
+        <w:t xml:space="preserve">low + </w:t>
       </w:r>
       <w:proofErr w:type="spellStart"/>
       <w:r>
@@ -5349,24 +5535,122 @@
       </w:r>
       <w:proofErr w:type="spellEnd"/>
       <w:r>
-        <w:t xml:space="preserve"> ← 0</w:t>
-      </w:r>
-    </w:p>
-    <w:p>
-      <w:r>
-        <w:t xml:space="preserve">    j ← 0</w:t>
-      </w:r>
-    </w:p>
-    <w:p>
-      <w:r>
-        <w:t xml:space="preserve">    k ← left</w:t>
-      </w:r>
-    </w:p>
-    <w:p/>
-    <w:p>
-      <w:r>
+        <w:t>] ← TEMP[</w:t>
+      </w:r>
+      <w:proofErr w:type="spellStart"/>
+      <w:r>
+        <w:t>i</w:t>
+      </w:r>
+      <w:proofErr w:type="spellEnd"/>
+      <w:r>
+        <w:t>]</w:t>
+      </w:r>
+    </w:p>
+    <w:p>
+      <w:pPr>
+        <w:rPr>
+          <w:b/>
+          <w:bCs/>
+          <w:sz w:val="28"/>
+          <w:szCs w:val="28"/>
+        </w:rPr>
+      </w:pPr>
+      <w:r>
+        <w:rPr>
+          <w:b/>
+          <w:bCs/>
+          <w:sz w:val="28"/>
+          <w:szCs w:val="28"/>
+        </w:rPr>
         <w:lastRenderedPageBreak/>
-        <w:t xml:space="preserve">    while </w:t>
+        <w:t>Code:</w:t>
+      </w:r>
+    </w:p>
+    <w:p>
+      <w:r>
+        <w:t>//-----------MERGE SORT------------//</w:t>
+      </w:r>
+    </w:p>
+    <w:p/>
+    <w:p>
+      <w:r>
+        <w:t>#include &lt;</w:t>
+      </w:r>
+      <w:proofErr w:type="spellStart"/>
+      <w:r>
+        <w:t>stdio.h</w:t>
+      </w:r>
+      <w:proofErr w:type="spellEnd"/>
+      <w:r>
+        <w:t>&gt;</w:t>
+      </w:r>
+    </w:p>
+    <w:p>
+      <w:r>
+        <w:t>#include &lt;</w:t>
+      </w:r>
+      <w:proofErr w:type="spellStart"/>
+      <w:r>
+        <w:t>stdlib.h</w:t>
+      </w:r>
+      <w:proofErr w:type="spellEnd"/>
+      <w:r>
+        <w:t>&gt;</w:t>
+      </w:r>
+    </w:p>
+    <w:p>
+      <w:r>
+        <w:t>#include &lt;</w:t>
+      </w:r>
+      <w:proofErr w:type="spellStart"/>
+      <w:r>
+        <w:t>time.h</w:t>
+      </w:r>
+      <w:proofErr w:type="spellEnd"/>
+      <w:r>
+        <w:t>&gt;</w:t>
+      </w:r>
+    </w:p>
+    <w:p/>
+    <w:p>
+      <w:r>
+        <w:t xml:space="preserve">void </w:t>
+      </w:r>
+      <w:proofErr w:type="spellStart"/>
+      <w:proofErr w:type="gramStart"/>
+      <w:r>
+        <w:t>generateRandomNumber</w:t>
+      </w:r>
+      <w:proofErr w:type="spellEnd"/>
+      <w:r>
+        <w:t>(</w:t>
+      </w:r>
+      <w:proofErr w:type="gramEnd"/>
+      <w:r>
+        <w:t xml:space="preserve">int </w:t>
+      </w:r>
+      <w:proofErr w:type="spellStart"/>
+      <w:proofErr w:type="gramStart"/>
+      <w:r>
+        <w:t>arr</w:t>
+      </w:r>
+      <w:proofErr w:type="spellEnd"/>
+      <w:r>
+        <w:t>[</w:t>
+      </w:r>
+      <w:proofErr w:type="gramEnd"/>
+      <w:r>
+        <w:t>], int n)</w:t>
+      </w:r>
+    </w:p>
+    <w:p>
+      <w:r>
+        <w:t>{</w:t>
+      </w:r>
+    </w:p>
+    <w:p>
+      <w:r>
+        <w:t xml:space="preserve">    for (int </w:t>
       </w:r>
       <w:proofErr w:type="spellStart"/>
       <w:r>
@@ -5374,13 +5658,7 @@
       </w:r>
       <w:proofErr w:type="spellEnd"/>
       <w:r>
-        <w:t xml:space="preserve"> &lt; size(L) AND j &lt; size(R)</w:t>
-      </w:r>
-    </w:p>
-    <w:p/>
-    <w:p>
-      <w:r>
-        <w:t xml:space="preserve">        if L[</w:t>
+        <w:t xml:space="preserve"> = 0; </w:t>
       </w:r>
       <w:proofErr w:type="spellStart"/>
       <w:r>
@@ -5388,12 +5666,7 @@
       </w:r>
       <w:proofErr w:type="spellEnd"/>
       <w:r>
-        <w:t>] ≤ R[j]</w:t>
-      </w:r>
-    </w:p>
-    <w:p>
-      <w:r>
-        <w:t xml:space="preserve">            A[k] ← L[</w:t>
+        <w:t xml:space="preserve"> &lt; n; </w:t>
       </w:r>
       <w:proofErr w:type="spellStart"/>
       <w:r>
@@ -5401,12 +5674,25 @@
       </w:r>
       <w:proofErr w:type="spellEnd"/>
       <w:r>
-        <w:t>]</w:t>
-      </w:r>
-    </w:p>
-    <w:p>
-      <w:r>
-        <w:t xml:space="preserve">            </w:t>
+        <w:t>++)</w:t>
+      </w:r>
+    </w:p>
+    <w:p>
+      <w:r>
+        <w:t>    {</w:t>
+      </w:r>
+    </w:p>
+    <w:p>
+      <w:r>
+        <w:t xml:space="preserve">        </w:t>
+      </w:r>
+      <w:proofErr w:type="spellStart"/>
+      <w:r>
+        <w:t>arr</w:t>
+      </w:r>
+      <w:proofErr w:type="spellEnd"/>
+      <w:r>
+        <w:t>[</w:t>
       </w:r>
       <w:proofErr w:type="spellStart"/>
       <w:r>
@@ -5414,7 +5700,132 @@
       </w:r>
       <w:proofErr w:type="spellEnd"/>
       <w:r>
-        <w:t xml:space="preserve"> ← </w:t>
+        <w:t xml:space="preserve">] = </w:t>
+      </w:r>
+      <w:proofErr w:type="gramStart"/>
+      <w:r>
+        <w:t>rand(</w:t>
+      </w:r>
+      <w:proofErr w:type="gramEnd"/>
+      <w:r>
+        <w:t>) % 10000;</w:t>
+      </w:r>
+    </w:p>
+    <w:p>
+      <w:r>
+        <w:t>    }</w:t>
+      </w:r>
+    </w:p>
+    <w:p>
+      <w:r>
+        <w:t>}</w:t>
+      </w:r>
+    </w:p>
+    <w:p/>
+    <w:p>
+      <w:r>
+        <w:t xml:space="preserve">void </w:t>
+      </w:r>
+      <w:proofErr w:type="gramStart"/>
+      <w:r>
+        <w:t>merge(</w:t>
+      </w:r>
+      <w:proofErr w:type="gramEnd"/>
+      <w:r>
+        <w:t xml:space="preserve">int </w:t>
+      </w:r>
+      <w:proofErr w:type="spellStart"/>
+      <w:proofErr w:type="gramStart"/>
+      <w:r>
+        <w:t>arr</w:t>
+      </w:r>
+      <w:proofErr w:type="spellEnd"/>
+      <w:r>
+        <w:t>[</w:t>
+      </w:r>
+      <w:proofErr w:type="gramEnd"/>
+      <w:r>
+        <w:t>], int left, int mid, int right)</w:t>
+      </w:r>
+    </w:p>
+    <w:p>
+      <w:r>
+        <w:t>{</w:t>
+      </w:r>
+    </w:p>
+    <w:p>
+      <w:r>
+        <w:t>    int n1 = mid - left + 1;</w:t>
+      </w:r>
+    </w:p>
+    <w:p>
+      <w:r>
+        <w:t>    int n2 = right - mid;</w:t>
+      </w:r>
+    </w:p>
+    <w:p/>
+    <w:p>
+      <w:r>
+        <w:t>    int *</w:t>
+      </w:r>
+      <w:proofErr w:type="spellStart"/>
+      <w:r>
+        <w:t>leftArr</w:t>
+      </w:r>
+      <w:proofErr w:type="spellEnd"/>
+      <w:r>
+        <w:t xml:space="preserve"> = (int </w:t>
+      </w:r>
+      <w:proofErr w:type="gramStart"/>
+      <w:r>
+        <w:t>*)malloc</w:t>
+      </w:r>
+      <w:proofErr w:type="gramEnd"/>
+      <w:r>
+        <w:t xml:space="preserve">(n1 * </w:t>
+      </w:r>
+      <w:proofErr w:type="spellStart"/>
+      <w:r>
+        <w:t>sizeof</w:t>
+      </w:r>
+      <w:proofErr w:type="spellEnd"/>
+      <w:r>
+        <w:t>(int));</w:t>
+      </w:r>
+    </w:p>
+    <w:p>
+      <w:r>
+        <w:t>    int *</w:t>
+      </w:r>
+      <w:proofErr w:type="spellStart"/>
+      <w:r>
+        <w:t>rightArr</w:t>
+      </w:r>
+      <w:proofErr w:type="spellEnd"/>
+      <w:r>
+        <w:t xml:space="preserve"> = (int </w:t>
+      </w:r>
+      <w:proofErr w:type="gramStart"/>
+      <w:r>
+        <w:t>*)malloc</w:t>
+      </w:r>
+      <w:proofErr w:type="gramEnd"/>
+      <w:r>
+        <w:t xml:space="preserve">(n2 * </w:t>
+      </w:r>
+      <w:proofErr w:type="spellStart"/>
+      <w:r>
+        <w:t>sizeof</w:t>
+      </w:r>
+      <w:proofErr w:type="spellEnd"/>
+      <w:r>
+        <w:t>(int));</w:t>
+      </w:r>
+    </w:p>
+    <w:p/>
+    <w:p>
+      <w:r>
+        <w:t xml:space="preserve">    for (int </w:t>
       </w:r>
       <w:proofErr w:type="spellStart"/>
       <w:r>
@@ -5422,34 +5833,7 @@
       </w:r>
       <w:proofErr w:type="spellEnd"/>
       <w:r>
-        <w:t xml:space="preserve"> + 1</w:t>
-      </w:r>
-    </w:p>
-    <w:p>
-      <w:r>
-        <w:t xml:space="preserve">        else</w:t>
-      </w:r>
-    </w:p>
-    <w:p>
-      <w:r>
-        <w:t xml:space="preserve">            A[k] ← R[j]</w:t>
-      </w:r>
-    </w:p>
-    <w:p>
-      <w:r>
-        <w:t xml:space="preserve">            j ← j + 1</w:t>
-      </w:r>
-    </w:p>
-    <w:p/>
-    <w:p>
-      <w:r>
-        <w:t xml:space="preserve">        k ← k + 1</w:t>
-      </w:r>
-    </w:p>
-    <w:p/>
-    <w:p>
-      <w:r>
-        <w:t xml:space="preserve">    while </w:t>
+        <w:t xml:space="preserve"> = 0; </w:t>
       </w:r>
       <w:proofErr w:type="spellStart"/>
       <w:r>
@@ -5457,12 +5841,7 @@
       </w:r>
       <w:proofErr w:type="spellEnd"/>
       <w:r>
-        <w:t xml:space="preserve"> &lt; size(L)</w:t>
-      </w:r>
-    </w:p>
-    <w:p>
-      <w:r>
-        <w:t xml:space="preserve">        A[k] ← L[</w:t>
+        <w:t xml:space="preserve"> &lt; n1; </w:t>
       </w:r>
       <w:proofErr w:type="spellStart"/>
       <w:r>
@@ -5470,12 +5849,25 @@
       </w:r>
       <w:proofErr w:type="spellEnd"/>
       <w:r>
-        <w:t>]</w:t>
-      </w:r>
-    </w:p>
-    <w:p>
-      <w:r>
-        <w:t xml:space="preserve">        </w:t>
+        <w:t>++)</w:t>
+      </w:r>
+    </w:p>
+    <w:p>
+      <w:r>
+        <w:t>    {</w:t>
+      </w:r>
+    </w:p>
+    <w:p>
+      <w:r>
+        <w:t xml:space="preserve">        </w:t>
+      </w:r>
+      <w:proofErr w:type="spellStart"/>
+      <w:r>
+        <w:t>leftArr</w:t>
+      </w:r>
+      <w:proofErr w:type="spellEnd"/>
+      <w:r>
+        <w:t>[</w:t>
       </w:r>
       <w:proofErr w:type="spellStart"/>
       <w:r>
@@ -5483,7 +5875,20 @@
       </w:r>
       <w:proofErr w:type="spellEnd"/>
       <w:r>
-        <w:t xml:space="preserve"> ← </w:t>
+        <w:t xml:space="preserve">] = </w:t>
+      </w:r>
+      <w:proofErr w:type="spellStart"/>
+      <w:proofErr w:type="gramStart"/>
+      <w:r>
+        <w:t>arr</w:t>
+      </w:r>
+      <w:proofErr w:type="spellEnd"/>
+      <w:r>
+        <w:t>[</w:t>
+      </w:r>
+      <w:proofErr w:type="gramEnd"/>
+      <w:r>
+        <w:t xml:space="preserve">left + </w:t>
       </w:r>
       <w:proofErr w:type="spellStart"/>
       <w:r>
@@ -5491,97 +5896,343 @@
       </w:r>
       <w:proofErr w:type="spellEnd"/>
       <w:r>
-        <w:t xml:space="preserve"> + 1</w:t>
-      </w:r>
-    </w:p>
-    <w:p>
-      <w:r>
-        <w:t xml:space="preserve">        k ← k + 1</w:t>
-      </w:r>
-    </w:p>
-    <w:p/>
-    <w:p>
-      <w:r>
-        <w:t xml:space="preserve">    while j &lt; size(R)</w:t>
-      </w:r>
-    </w:p>
-    <w:p>
-      <w:r>
-        <w:t xml:space="preserve">        A[k] ← R[j]</w:t>
-      </w:r>
-    </w:p>
-    <w:p>
-      <w:r>
-        <w:t xml:space="preserve">        j ← j + 1</w:t>
-      </w:r>
-    </w:p>
-    <w:p>
-      <w:r>
-        <w:t xml:space="preserve">        k ← k + 1</w:t>
-      </w:r>
-    </w:p>
-    <w:p>
-      <w:pPr>
-        <w:rPr>
-          <w:b/>
-          <w:bCs/>
-          <w:sz w:val="28"/>
-          <w:szCs w:val="28"/>
-        </w:rPr>
-      </w:pPr>
-      <w:r>
-        <w:rPr>
-          <w:b/>
-          <w:bCs/>
-          <w:sz w:val="28"/>
-          <w:szCs w:val="28"/>
-        </w:rPr>
-        <w:t>Code:</w:t>
-      </w:r>
-    </w:p>
-    <w:p>
-      <w:r>
-        <w:t>//-----------MERGE SORT------------//</w:t>
-      </w:r>
-    </w:p>
-    <w:p/>
-    <w:p>
-      <w:r>
-        <w:t>#include &lt;</w:t>
-      </w:r>
-      <w:proofErr w:type="spellStart"/>
-      <w:r>
-        <w:t>stdio.h</w:t>
-      </w:r>
-      <w:proofErr w:type="spellEnd"/>
-      <w:r>
-        <w:t>&gt;</w:t>
-      </w:r>
-    </w:p>
-    <w:p>
-      <w:r>
-        <w:t>#include &lt;</w:t>
-      </w:r>
-      <w:proofErr w:type="spellStart"/>
-      <w:r>
-        <w:t>stdlib.h</w:t>
-      </w:r>
-      <w:proofErr w:type="spellEnd"/>
-      <w:r>
-        <w:t>&gt;</w:t>
-      </w:r>
-    </w:p>
-    <w:p>
-      <w:r>
-        <w:t>#include &lt;</w:t>
-      </w:r>
-      <w:proofErr w:type="spellStart"/>
-      <w:r>
-        <w:t>time.h</w:t>
-      </w:r>
-      <w:proofErr w:type="spellEnd"/>
-      <w:r>
-        <w:t>&gt;</w:t>
+        <w:t>];</w:t>
+      </w:r>
+    </w:p>
+    <w:p>
+      <w:r>
+        <w:t>    }</w:t>
+      </w:r>
+    </w:p>
+    <w:p>
+      <w:r>
+        <w:t xml:space="preserve">    for (int j = 0; j &lt; n2; </w:t>
+      </w:r>
+      <w:proofErr w:type="spellStart"/>
+      <w:r>
+        <w:t>j++</w:t>
+      </w:r>
+      <w:proofErr w:type="spellEnd"/>
+      <w:r>
+        <w:t>)</w:t>
+      </w:r>
+    </w:p>
+    <w:p>
+      <w:r>
+        <w:lastRenderedPageBreak/>
+        <w:t>    {</w:t>
+      </w:r>
+    </w:p>
+    <w:p>
+      <w:r>
+        <w:t xml:space="preserve">        </w:t>
+      </w:r>
+      <w:proofErr w:type="spellStart"/>
+      <w:r>
+        <w:t>rightArr</w:t>
+      </w:r>
+      <w:proofErr w:type="spellEnd"/>
+      <w:r>
+        <w:t xml:space="preserve">[j] = </w:t>
+      </w:r>
+      <w:proofErr w:type="spellStart"/>
+      <w:proofErr w:type="gramStart"/>
+      <w:r>
+        <w:t>arr</w:t>
+      </w:r>
+      <w:proofErr w:type="spellEnd"/>
+      <w:r>
+        <w:t>[</w:t>
+      </w:r>
+      <w:proofErr w:type="gramEnd"/>
+      <w:r>
+        <w:t>mid + 1 + j];</w:t>
+      </w:r>
+    </w:p>
+    <w:p>
+      <w:r>
+        <w:t>    }</w:t>
+      </w:r>
+    </w:p>
+    <w:p/>
+    <w:p>
+      <w:r>
+        <w:t xml:space="preserve">    int </w:t>
+      </w:r>
+      <w:proofErr w:type="spellStart"/>
+      <w:r>
+        <w:t>i</w:t>
+      </w:r>
+      <w:proofErr w:type="spellEnd"/>
+      <w:r>
+        <w:t xml:space="preserve"> = 0, j = 0, k = left;</w:t>
+      </w:r>
+    </w:p>
+    <w:p/>
+    <w:p>
+      <w:r>
+        <w:t>    while (</w:t>
+      </w:r>
+      <w:proofErr w:type="spellStart"/>
+      <w:r>
+        <w:t>i</w:t>
+      </w:r>
+      <w:proofErr w:type="spellEnd"/>
+      <w:r>
+        <w:t xml:space="preserve"> &lt; n1 &amp;&amp; j &lt; n2)</w:t>
+      </w:r>
+    </w:p>
+    <w:p>
+      <w:r>
+        <w:t>    {</w:t>
+      </w:r>
+    </w:p>
+    <w:p>
+      <w:r>
+        <w:t>        if (</w:t>
+      </w:r>
+      <w:proofErr w:type="spellStart"/>
+      <w:r>
+        <w:t>leftArr</w:t>
+      </w:r>
+      <w:proofErr w:type="spellEnd"/>
+      <w:r>
+        <w:t>[</w:t>
+      </w:r>
+      <w:proofErr w:type="spellStart"/>
+      <w:r>
+        <w:t>i</w:t>
+      </w:r>
+      <w:proofErr w:type="spellEnd"/>
+      <w:r>
+        <w:t xml:space="preserve">] &lt;= </w:t>
+      </w:r>
+      <w:proofErr w:type="spellStart"/>
+      <w:r>
+        <w:t>rightArr</w:t>
+      </w:r>
+      <w:proofErr w:type="spellEnd"/>
+      <w:r>
+        <w:t>[j])</w:t>
+      </w:r>
+    </w:p>
+    <w:p>
+      <w:r>
+        <w:t>        {</w:t>
+      </w:r>
+    </w:p>
+    <w:p>
+      <w:r>
+        <w:t xml:space="preserve">            </w:t>
+      </w:r>
+      <w:proofErr w:type="spellStart"/>
+      <w:r>
+        <w:t>arr</w:t>
+      </w:r>
+      <w:proofErr w:type="spellEnd"/>
+      <w:r>
+        <w:t xml:space="preserve">[k++] = </w:t>
+      </w:r>
+      <w:proofErr w:type="spellStart"/>
+      <w:r>
+        <w:t>leftArr</w:t>
+      </w:r>
+      <w:proofErr w:type="spellEnd"/>
+      <w:r>
+        <w:t>[</w:t>
+      </w:r>
+      <w:proofErr w:type="spellStart"/>
+      <w:r>
+        <w:t>i</w:t>
+      </w:r>
+      <w:proofErr w:type="spellEnd"/>
+      <w:r>
+        <w:t>++];</w:t>
+      </w:r>
+    </w:p>
+    <w:p>
+      <w:r>
+        <w:t>        }</w:t>
+      </w:r>
+    </w:p>
+    <w:p>
+      <w:r>
+        <w:t>        else</w:t>
+      </w:r>
+    </w:p>
+    <w:p>
+      <w:r>
+        <w:t>        {</w:t>
+      </w:r>
+    </w:p>
+    <w:p>
+      <w:r>
+        <w:t xml:space="preserve">            </w:t>
+      </w:r>
+      <w:proofErr w:type="spellStart"/>
+      <w:r>
+        <w:t>arr</w:t>
+      </w:r>
+      <w:proofErr w:type="spellEnd"/>
+      <w:r>
+        <w:t xml:space="preserve">[k++] = </w:t>
+      </w:r>
+      <w:proofErr w:type="spellStart"/>
+      <w:r>
+        <w:t>rightArr</w:t>
+      </w:r>
+      <w:proofErr w:type="spellEnd"/>
+      <w:r>
+        <w:t>[</w:t>
+      </w:r>
+      <w:proofErr w:type="spellStart"/>
+      <w:r>
+        <w:t>j++</w:t>
+      </w:r>
+      <w:proofErr w:type="spellEnd"/>
+      <w:r>
+        <w:t>];</w:t>
+      </w:r>
+    </w:p>
+    <w:p>
+      <w:r>
+        <w:t>        }</w:t>
+      </w:r>
+    </w:p>
+    <w:p>
+      <w:r>
+        <w:t>    }</w:t>
+      </w:r>
+    </w:p>
+    <w:p/>
+    <w:p>
+      <w:r>
+        <w:t>    while (</w:t>
+      </w:r>
+      <w:proofErr w:type="spellStart"/>
+      <w:r>
+        <w:t>i</w:t>
+      </w:r>
+      <w:proofErr w:type="spellEnd"/>
+      <w:r>
+        <w:t xml:space="preserve"> &lt; n1)</w:t>
+      </w:r>
+    </w:p>
+    <w:p>
+      <w:r>
+        <w:t>    {</w:t>
+      </w:r>
+    </w:p>
+    <w:p>
+      <w:r>
+        <w:t xml:space="preserve">        </w:t>
+      </w:r>
+      <w:proofErr w:type="spellStart"/>
+      <w:r>
+        <w:t>arr</w:t>
+      </w:r>
+      <w:proofErr w:type="spellEnd"/>
+      <w:r>
+        <w:t xml:space="preserve">[k++] = </w:t>
+      </w:r>
+      <w:proofErr w:type="spellStart"/>
+      <w:r>
+        <w:t>leftArr</w:t>
+      </w:r>
+      <w:proofErr w:type="spellEnd"/>
+      <w:r>
+        <w:t>[</w:t>
+      </w:r>
+      <w:proofErr w:type="spellStart"/>
+      <w:r>
+        <w:t>i</w:t>
+      </w:r>
+      <w:proofErr w:type="spellEnd"/>
+      <w:r>
+        <w:t>++];</w:t>
+      </w:r>
+    </w:p>
+    <w:p>
+      <w:r>
+        <w:t>    }</w:t>
+      </w:r>
+    </w:p>
+    <w:p/>
+    <w:p>
+      <w:r>
+        <w:t>    while (j &lt; n2)</w:t>
+      </w:r>
+    </w:p>
+    <w:p>
+      <w:r>
+        <w:t>    {</w:t>
+      </w:r>
+    </w:p>
+    <w:p>
+      <w:r>
+        <w:t xml:space="preserve">        </w:t>
+      </w:r>
+      <w:proofErr w:type="spellStart"/>
+      <w:r>
+        <w:t>arr</w:t>
+      </w:r>
+      <w:proofErr w:type="spellEnd"/>
+      <w:r>
+        <w:t xml:space="preserve">[k++] = </w:t>
+      </w:r>
+      <w:proofErr w:type="spellStart"/>
+      <w:r>
+        <w:t>rightArr</w:t>
+      </w:r>
+      <w:proofErr w:type="spellEnd"/>
+      <w:r>
+        <w:t>[</w:t>
+      </w:r>
+      <w:proofErr w:type="spellStart"/>
+      <w:r>
+        <w:t>j++</w:t>
+      </w:r>
+      <w:proofErr w:type="spellEnd"/>
+      <w:r>
+        <w:t>];</w:t>
+      </w:r>
+    </w:p>
+    <w:p>
+      <w:r>
+        <w:t>    }</w:t>
+      </w:r>
+    </w:p>
+    <w:p/>
+    <w:p>
+      <w:r>
+        <w:lastRenderedPageBreak/>
+        <w:t>    free(</w:t>
+      </w:r>
+      <w:proofErr w:type="spellStart"/>
+      <w:r>
+        <w:t>leftArr</w:t>
+      </w:r>
+      <w:proofErr w:type="spellEnd"/>
+      <w:r>
+        <w:t>);</w:t>
+      </w:r>
+    </w:p>
+    <w:p>
+      <w:r>
+        <w:t>    free(</w:t>
+      </w:r>
+      <w:proofErr w:type="spellStart"/>
+      <w:r>
+        <w:t>rightArr</w:t>
+      </w:r>
+      <w:proofErr w:type="spellEnd"/>
+      <w:r>
+        <w:t>);</w:t>
+      </w:r>
+    </w:p>
+    <w:p>
+      <w:r>
+        <w:t>}</w:t>
       </w:r>
     </w:p>
     <w:p/>
@@ -5592,102 +6243,490 @@
       <w:proofErr w:type="spellStart"/>
       <w:proofErr w:type="gramStart"/>
       <w:r>
+        <w:t>mergeSort</w:t>
+      </w:r>
+      <w:proofErr w:type="spellEnd"/>
+      <w:r>
+        <w:t>(</w:t>
+      </w:r>
+      <w:proofErr w:type="gramEnd"/>
+      <w:r>
+        <w:t xml:space="preserve">int </w:t>
+      </w:r>
+      <w:proofErr w:type="spellStart"/>
+      <w:proofErr w:type="gramStart"/>
+      <w:r>
+        <w:t>arr</w:t>
+      </w:r>
+      <w:proofErr w:type="spellEnd"/>
+      <w:r>
+        <w:t>[</w:t>
+      </w:r>
+      <w:proofErr w:type="gramEnd"/>
+      <w:r>
+        <w:t>], int left, int right)</w:t>
+      </w:r>
+    </w:p>
+    <w:p>
+      <w:r>
+        <w:t>{</w:t>
+      </w:r>
+    </w:p>
+    <w:p>
+      <w:r>
+        <w:t>    if (left &lt; right)</w:t>
+      </w:r>
+    </w:p>
+    <w:p>
+      <w:r>
+        <w:t>    {</w:t>
+      </w:r>
+    </w:p>
+    <w:p>
+      <w:r>
+        <w:t>        int mid = left + (right - left) / 2;</w:t>
+      </w:r>
+    </w:p>
+    <w:p>
+      <w:r>
+        <w:t xml:space="preserve">        </w:t>
+      </w:r>
+      <w:proofErr w:type="spellStart"/>
+      <w:proofErr w:type="gramStart"/>
+      <w:r>
+        <w:t>mergeSort</w:t>
+      </w:r>
+      <w:proofErr w:type="spellEnd"/>
+      <w:r>
+        <w:t>(</w:t>
+      </w:r>
+      <w:proofErr w:type="spellStart"/>
+      <w:proofErr w:type="gramEnd"/>
+      <w:r>
+        <w:t>arr</w:t>
+      </w:r>
+      <w:proofErr w:type="spellEnd"/>
+      <w:r>
+        <w:t>, left, mid);</w:t>
+      </w:r>
+    </w:p>
+    <w:p>
+      <w:r>
+        <w:t xml:space="preserve">        </w:t>
+      </w:r>
+      <w:proofErr w:type="spellStart"/>
+      <w:proofErr w:type="gramStart"/>
+      <w:r>
+        <w:t>mergeSort</w:t>
+      </w:r>
+      <w:proofErr w:type="spellEnd"/>
+      <w:r>
+        <w:t>(</w:t>
+      </w:r>
+      <w:proofErr w:type="spellStart"/>
+      <w:proofErr w:type="gramEnd"/>
+      <w:r>
+        <w:t>arr</w:t>
+      </w:r>
+      <w:proofErr w:type="spellEnd"/>
+      <w:r>
+        <w:t>, mid + 1, right);</w:t>
+      </w:r>
+    </w:p>
+    <w:p>
+      <w:r>
+        <w:t xml:space="preserve">        </w:t>
+      </w:r>
+      <w:proofErr w:type="gramStart"/>
+      <w:r>
+        <w:t>merge(</w:t>
+      </w:r>
+      <w:proofErr w:type="spellStart"/>
+      <w:proofErr w:type="gramEnd"/>
+      <w:r>
+        <w:t>arr</w:t>
+      </w:r>
+      <w:proofErr w:type="spellEnd"/>
+      <w:r>
+        <w:t>, left, mid, right);</w:t>
+      </w:r>
+    </w:p>
+    <w:p>
+      <w:r>
+        <w:t>    }</w:t>
+      </w:r>
+    </w:p>
+    <w:p>
+      <w:r>
+        <w:t>}</w:t>
+      </w:r>
+    </w:p>
+    <w:p/>
+    <w:p>
+      <w:r>
+        <w:t xml:space="preserve">int </w:t>
+      </w:r>
+      <w:proofErr w:type="gramStart"/>
+      <w:r>
+        <w:t>main(</w:t>
+      </w:r>
+      <w:proofErr w:type="gramEnd"/>
+      <w:r>
+        <w:t>)</w:t>
+      </w:r>
+    </w:p>
+    <w:p>
+      <w:r>
+        <w:t>{</w:t>
+      </w:r>
+    </w:p>
+    <w:p>
+      <w:r>
+        <w:t>    int n;</w:t>
+      </w:r>
+    </w:p>
+    <w:p/>
+    <w:p>
+      <w:r>
+        <w:t xml:space="preserve">    </w:t>
+      </w:r>
+      <w:proofErr w:type="spellStart"/>
+      <w:proofErr w:type="gramStart"/>
+      <w:r>
+        <w:t>printf</w:t>
+      </w:r>
+      <w:proofErr w:type="spellEnd"/>
+      <w:r>
+        <w:t>(</w:t>
+      </w:r>
+      <w:proofErr w:type="gramEnd"/>
+      <w:r>
+        <w:t>"Enter the size of the array: ");</w:t>
+      </w:r>
+    </w:p>
+    <w:p>
+      <w:r>
+        <w:t xml:space="preserve">    </w:t>
+      </w:r>
+      <w:proofErr w:type="spellStart"/>
+      <w:proofErr w:type="gramStart"/>
+      <w:r>
+        <w:t>scanf</w:t>
+      </w:r>
+      <w:proofErr w:type="spellEnd"/>
+      <w:r>
+        <w:t>(</w:t>
+      </w:r>
+      <w:proofErr w:type="gramEnd"/>
+      <w:r>
+        <w:t>"%d", &amp;n);</w:t>
+      </w:r>
+    </w:p>
+    <w:p/>
+    <w:p>
+      <w:r>
+        <w:t>    if (n &lt; 10)</w:t>
+      </w:r>
+    </w:p>
+    <w:p>
+      <w:r>
+        <w:t>    {</w:t>
+      </w:r>
+    </w:p>
+    <w:p>
+      <w:r>
+        <w:t xml:space="preserve">        </w:t>
+      </w:r>
+      <w:proofErr w:type="spellStart"/>
+      <w:proofErr w:type="gramStart"/>
+      <w:r>
+        <w:t>printf</w:t>
+      </w:r>
+      <w:proofErr w:type="spellEnd"/>
+      <w:r>
+        <w:t>(</w:t>
+      </w:r>
+      <w:proofErr w:type="gramEnd"/>
+      <w:r>
+        <w:t>"Please enter a number greater than or equal to 10.\n");</w:t>
+      </w:r>
+    </w:p>
+    <w:p>
+      <w:r>
+        <w:t>        return 0;</w:t>
+      </w:r>
+    </w:p>
+    <w:p>
+      <w:r>
+        <w:t>    }</w:t>
+      </w:r>
+    </w:p>
+    <w:p/>
+    <w:p>
+      <w:r>
+        <w:lastRenderedPageBreak/>
+        <w:t>    int *</w:t>
+      </w:r>
+      <w:proofErr w:type="spellStart"/>
+      <w:r>
+        <w:t>arr</w:t>
+      </w:r>
+      <w:proofErr w:type="spellEnd"/>
+      <w:r>
+        <w:t xml:space="preserve"> = (int </w:t>
+      </w:r>
+      <w:proofErr w:type="gramStart"/>
+      <w:r>
+        <w:t>*)malloc</w:t>
+      </w:r>
+      <w:proofErr w:type="gramEnd"/>
+      <w:r>
+        <w:t xml:space="preserve">(n * </w:t>
+      </w:r>
+      <w:proofErr w:type="spellStart"/>
+      <w:r>
+        <w:t>sizeof</w:t>
+      </w:r>
+      <w:proofErr w:type="spellEnd"/>
+      <w:r>
+        <w:t>(int));</w:t>
+      </w:r>
+    </w:p>
+    <w:p/>
+    <w:p>
+      <w:r>
+        <w:t>    if (</w:t>
+      </w:r>
+      <w:proofErr w:type="spellStart"/>
+      <w:r>
+        <w:t>arr</w:t>
+      </w:r>
+      <w:proofErr w:type="spellEnd"/>
+      <w:r>
+        <w:t xml:space="preserve"> == </w:t>
+      </w:r>
+      <w:proofErr w:type="gramStart"/>
+      <w:r>
+        <w:t>NULL )</w:t>
+      </w:r>
+      <w:proofErr w:type="gramEnd"/>
+    </w:p>
+    <w:p>
+      <w:r>
+        <w:t>    {</w:t>
+      </w:r>
+    </w:p>
+    <w:p>
+      <w:r>
+        <w:t xml:space="preserve">        </w:t>
+      </w:r>
+      <w:proofErr w:type="spellStart"/>
+      <w:proofErr w:type="gramStart"/>
+      <w:r>
+        <w:t>printf</w:t>
+      </w:r>
+      <w:proofErr w:type="spellEnd"/>
+      <w:r>
+        <w:t>(</w:t>
+      </w:r>
+      <w:proofErr w:type="gramEnd"/>
+      <w:r>
+        <w:t>"Memory not allocated.\n");</w:t>
+      </w:r>
+    </w:p>
+    <w:p>
+      <w:r>
+        <w:t>        return -1;</w:t>
+      </w:r>
+    </w:p>
+    <w:p>
+      <w:r>
+        <w:t>    }</w:t>
+      </w:r>
+    </w:p>
+    <w:p/>
+    <w:p>
+      <w:r>
+        <w:t xml:space="preserve">    </w:t>
+      </w:r>
+      <w:proofErr w:type="spellStart"/>
+      <w:r>
+        <w:t>srand</w:t>
+      </w:r>
+      <w:proofErr w:type="spellEnd"/>
+      <w:r>
+        <w:t>(</w:t>
+      </w:r>
+      <w:proofErr w:type="gramStart"/>
+      <w:r>
+        <w:t>time(</w:t>
+      </w:r>
+      <w:proofErr w:type="gramEnd"/>
+      <w:r>
+        <w:t>NULL));</w:t>
+      </w:r>
+    </w:p>
+    <w:p>
+      <w:r>
+        <w:t xml:space="preserve">    </w:t>
+      </w:r>
+    </w:p>
+    <w:p>
+      <w:proofErr w:type="spellStart"/>
+      <w:r>
+        <w:t>clock_t</w:t>
+      </w:r>
+      <w:proofErr w:type="spellEnd"/>
+      <w:r>
+        <w:t xml:space="preserve"> </w:t>
+      </w:r>
+      <w:proofErr w:type="spellStart"/>
+      <w:r>
+        <w:t>total_time</w:t>
+      </w:r>
+      <w:proofErr w:type="spellEnd"/>
+      <w:r>
+        <w:t xml:space="preserve"> = 0;</w:t>
+      </w:r>
+    </w:p>
+    <w:p/>
+    <w:p>
+      <w:r>
+        <w:t xml:space="preserve">for (int </w:t>
+      </w:r>
+      <w:proofErr w:type="spellStart"/>
+      <w:r>
+        <w:t>i</w:t>
+      </w:r>
+      <w:proofErr w:type="spellEnd"/>
+      <w:r>
+        <w:t xml:space="preserve"> = 0; </w:t>
+      </w:r>
+      <w:proofErr w:type="spellStart"/>
+      <w:r>
+        <w:t>i</w:t>
+      </w:r>
+      <w:proofErr w:type="spellEnd"/>
+      <w:r>
+        <w:t xml:space="preserve"> &lt; 1000; </w:t>
+      </w:r>
+      <w:proofErr w:type="spellStart"/>
+      <w:r>
+        <w:t>i</w:t>
+      </w:r>
+      <w:proofErr w:type="spellEnd"/>
+      <w:r>
+        <w:t>++)</w:t>
+      </w:r>
+    </w:p>
+    <w:p>
+      <w:r>
+        <w:t>{</w:t>
+      </w:r>
+    </w:p>
+    <w:p>
+      <w:r>
+        <w:t xml:space="preserve">    </w:t>
+      </w:r>
+      <w:proofErr w:type="spellStart"/>
+      <w:proofErr w:type="gramStart"/>
+      <w:r>
         <w:t>generateRandomNumber</w:t>
       </w:r>
       <w:proofErr w:type="spellEnd"/>
       <w:r>
         <w:t>(</w:t>
       </w:r>
-      <w:proofErr w:type="gramEnd"/>
-      <w:r>
-        <w:t xml:space="preserve">int </w:t>
-      </w:r>
-      <w:proofErr w:type="spellStart"/>
-      <w:proofErr w:type="gramStart"/>
+      <w:proofErr w:type="spellStart"/>
+      <w:proofErr w:type="gramEnd"/>
       <w:r>
         <w:t>arr</w:t>
       </w:r>
       <w:proofErr w:type="spellEnd"/>
       <w:r>
-        <w:t>[</w:t>
-      </w:r>
-      <w:proofErr w:type="gramEnd"/>
-      <w:r>
-        <w:t>], int n)</w:t>
-      </w:r>
-    </w:p>
-    <w:p>
-      <w:r>
-        <w:lastRenderedPageBreak/>
-        <w:t>{</w:t>
-      </w:r>
-    </w:p>
-    <w:p>
-      <w:r>
-        <w:t xml:space="preserve">    for (int </w:t>
-      </w:r>
-      <w:proofErr w:type="spellStart"/>
-      <w:r>
-        <w:t>i</w:t>
-      </w:r>
-      <w:proofErr w:type="spellEnd"/>
-      <w:r>
-        <w:t xml:space="preserve"> = 0; </w:t>
-      </w:r>
-      <w:proofErr w:type="spellStart"/>
-      <w:r>
-        <w:t>i</w:t>
-      </w:r>
-      <w:proofErr w:type="spellEnd"/>
-      <w:r>
-        <w:t xml:space="preserve"> &lt; n; </w:t>
-      </w:r>
-      <w:proofErr w:type="spellStart"/>
-      <w:r>
-        <w:t>i</w:t>
-      </w:r>
-      <w:proofErr w:type="spellEnd"/>
-      <w:r>
-        <w:t>++)</w:t>
-      </w:r>
-    </w:p>
-    <w:p>
-      <w:r>
-        <w:t>    {</w:t>
-      </w:r>
-    </w:p>
-    <w:p>
-      <w:r>
-        <w:t xml:space="preserve">        </w:t>
-      </w:r>
-      <w:proofErr w:type="spellStart"/>
+        <w:t>, n);</w:t>
+      </w:r>
+    </w:p>
+    <w:p/>
+    <w:p>
+      <w:r>
+        <w:t xml:space="preserve">    </w:t>
+      </w:r>
+      <w:proofErr w:type="spellStart"/>
+      <w:r>
+        <w:t>clock_t</w:t>
+      </w:r>
+      <w:proofErr w:type="spellEnd"/>
+      <w:r>
+        <w:t xml:space="preserve"> start = </w:t>
+      </w:r>
+      <w:proofErr w:type="gramStart"/>
+      <w:r>
+        <w:t>clock(</w:t>
+      </w:r>
+      <w:proofErr w:type="gramEnd"/>
+      <w:r>
+        <w:t>);</w:t>
+      </w:r>
+    </w:p>
+    <w:p/>
+    <w:p>
+      <w:r>
+        <w:t xml:space="preserve">    </w:t>
+      </w:r>
+      <w:proofErr w:type="spellStart"/>
+      <w:proofErr w:type="gramStart"/>
+      <w:r>
+        <w:t>mergeSort</w:t>
+      </w:r>
+      <w:proofErr w:type="spellEnd"/>
+      <w:r>
+        <w:t>(</w:t>
+      </w:r>
+      <w:proofErr w:type="spellStart"/>
+      <w:proofErr w:type="gramEnd"/>
       <w:r>
         <w:t>arr</w:t>
       </w:r>
       <w:proofErr w:type="spellEnd"/>
       <w:r>
-        <w:t>[</w:t>
-      </w:r>
-      <w:proofErr w:type="spellStart"/>
-      <w:r>
-        <w:t>i</w:t>
-      </w:r>
-      <w:proofErr w:type="spellEnd"/>
-      <w:r>
-        <w:t xml:space="preserve">] = </w:t>
-      </w:r>
-      <w:proofErr w:type="gramStart"/>
-      <w:r>
-        <w:t>rand(</w:t>
-      </w:r>
-      <w:proofErr w:type="gramEnd"/>
-      <w:r>
-        <w:t>) % 10000;</w:t>
-      </w:r>
-    </w:p>
-    <w:p>
-      <w:r>
-        <w:t>    }</w:t>
+        <w:t>, 0, n - 1);</w:t>
+      </w:r>
+    </w:p>
+    <w:p/>
+    <w:p>
+      <w:r>
+        <w:t xml:space="preserve">    </w:t>
+      </w:r>
+      <w:proofErr w:type="spellStart"/>
+      <w:r>
+        <w:t>clock_t</w:t>
+      </w:r>
+      <w:proofErr w:type="spellEnd"/>
+      <w:r>
+        <w:t xml:space="preserve"> end = </w:t>
+      </w:r>
+      <w:proofErr w:type="gramStart"/>
+      <w:r>
+        <w:t>clock(</w:t>
+      </w:r>
+      <w:proofErr w:type="gramEnd"/>
+      <w:r>
+        <w:t>);</w:t>
+      </w:r>
+    </w:p>
+    <w:p/>
+    <w:p>
+      <w:r>
+        <w:t xml:space="preserve">    </w:t>
+      </w:r>
+      <w:proofErr w:type="spellStart"/>
+      <w:r>
+        <w:t>total_time</w:t>
+      </w:r>
+      <w:proofErr w:type="spellEnd"/>
+      <w:r>
+        <w:t xml:space="preserve"> += end - start;</w:t>
       </w:r>
     </w:p>
     <w:p>
@@ -5698,823 +6737,28 @@
     <w:p/>
     <w:p>
       <w:r>
-        <w:t xml:space="preserve">void </w:t>
-      </w:r>
-      <w:proofErr w:type="gramStart"/>
-      <w:r>
-        <w:t>merge(</w:t>
-      </w:r>
-      <w:proofErr w:type="gramEnd"/>
-      <w:r>
-        <w:t xml:space="preserve">int </w:t>
-      </w:r>
-      <w:proofErr w:type="spellStart"/>
-      <w:proofErr w:type="gramStart"/>
-      <w:r>
-        <w:t>arr</w:t>
-      </w:r>
-      <w:proofErr w:type="spellEnd"/>
-      <w:r>
-        <w:t>[</w:t>
-      </w:r>
-      <w:proofErr w:type="gramEnd"/>
-      <w:r>
-        <w:t>], int left, int mid, int right)</w:t>
-      </w:r>
-    </w:p>
-    <w:p>
-      <w:r>
-        <w:t>{</w:t>
-      </w:r>
-    </w:p>
-    <w:p>
-      <w:r>
-        <w:t>    int n1 = mid - left + 1;</w:t>
-      </w:r>
-    </w:p>
-    <w:p>
-      <w:r>
-        <w:t>    int n2 = right - mid;</w:t>
-      </w:r>
-    </w:p>
-    <w:p/>
-    <w:p>
-      <w:r>
-        <w:t>    int *</w:t>
-      </w:r>
-      <w:proofErr w:type="spellStart"/>
-      <w:r>
-        <w:t>leftArr</w:t>
-      </w:r>
-      <w:proofErr w:type="spellEnd"/>
-      <w:r>
-        <w:t xml:space="preserve"> = (int </w:t>
-      </w:r>
-      <w:proofErr w:type="gramStart"/>
-      <w:r>
-        <w:t>*)malloc</w:t>
-      </w:r>
-      <w:proofErr w:type="gramEnd"/>
-      <w:r>
-        <w:t xml:space="preserve">(n1 * </w:t>
-      </w:r>
-      <w:proofErr w:type="spellStart"/>
-      <w:r>
-        <w:t>sizeof</w:t>
-      </w:r>
-      <w:proofErr w:type="spellEnd"/>
-      <w:r>
-        <w:t>(int));</w:t>
-      </w:r>
-    </w:p>
-    <w:p>
-      <w:r>
-        <w:t>    int *</w:t>
-      </w:r>
-      <w:proofErr w:type="spellStart"/>
-      <w:r>
-        <w:t>rightArr</w:t>
-      </w:r>
-      <w:proofErr w:type="spellEnd"/>
-      <w:r>
-        <w:t xml:space="preserve"> = (int </w:t>
-      </w:r>
-      <w:proofErr w:type="gramStart"/>
-      <w:r>
-        <w:t>*)malloc</w:t>
-      </w:r>
-      <w:proofErr w:type="gramEnd"/>
-      <w:r>
-        <w:t xml:space="preserve">(n2 * </w:t>
-      </w:r>
-      <w:proofErr w:type="spellStart"/>
-      <w:r>
-        <w:t>sizeof</w:t>
-      </w:r>
-      <w:proofErr w:type="spellEnd"/>
-      <w:r>
-        <w:t>(int));</w:t>
-      </w:r>
-    </w:p>
-    <w:p/>
-    <w:p>
-      <w:r>
-        <w:t xml:space="preserve">    for (int </w:t>
-      </w:r>
-      <w:proofErr w:type="spellStart"/>
-      <w:r>
-        <w:t>i</w:t>
-      </w:r>
-      <w:proofErr w:type="spellEnd"/>
-      <w:r>
-        <w:t xml:space="preserve"> = 0; </w:t>
-      </w:r>
-      <w:proofErr w:type="spellStart"/>
-      <w:r>
-        <w:t>i</w:t>
-      </w:r>
-      <w:proofErr w:type="spellEnd"/>
-      <w:r>
-        <w:t xml:space="preserve"> &lt; n1; </w:t>
-      </w:r>
-      <w:proofErr w:type="spellStart"/>
-      <w:r>
-        <w:t>i</w:t>
-      </w:r>
-      <w:proofErr w:type="spellEnd"/>
-      <w:r>
-        <w:t>++)</w:t>
-      </w:r>
-    </w:p>
-    <w:p>
-      <w:r>
-        <w:t>    {</w:t>
-      </w:r>
-    </w:p>
-    <w:p>
-      <w:r>
-        <w:t xml:space="preserve">        </w:t>
-      </w:r>
-      <w:proofErr w:type="spellStart"/>
-      <w:r>
-        <w:t>leftArr</w:t>
-      </w:r>
-      <w:proofErr w:type="spellEnd"/>
-      <w:r>
-        <w:t>[</w:t>
-      </w:r>
-      <w:proofErr w:type="spellStart"/>
-      <w:r>
-        <w:t>i</w:t>
-      </w:r>
-      <w:proofErr w:type="spellEnd"/>
-      <w:r>
-        <w:t xml:space="preserve">] = </w:t>
-      </w:r>
-      <w:proofErr w:type="spellStart"/>
-      <w:proofErr w:type="gramStart"/>
-      <w:r>
-        <w:t>arr</w:t>
-      </w:r>
-      <w:proofErr w:type="spellEnd"/>
-      <w:r>
-        <w:t>[</w:t>
-      </w:r>
-      <w:proofErr w:type="gramEnd"/>
-      <w:r>
-        <w:t xml:space="preserve">left + </w:t>
-      </w:r>
-      <w:proofErr w:type="spellStart"/>
-      <w:r>
-        <w:t>i</w:t>
-      </w:r>
-      <w:proofErr w:type="spellEnd"/>
-      <w:r>
-        <w:t>];</w:t>
-      </w:r>
-    </w:p>
-    <w:p>
-      <w:r>
-        <w:t>    }</w:t>
-      </w:r>
-    </w:p>
-    <w:p>
-      <w:r>
-        <w:t xml:space="preserve">    for (int j = 0; j &lt; n2; </w:t>
-      </w:r>
-      <w:proofErr w:type="spellStart"/>
-      <w:r>
-        <w:t>j++</w:t>
-      </w:r>
-      <w:proofErr w:type="spellEnd"/>
-      <w:r>
-        <w:t>)</w:t>
-      </w:r>
-    </w:p>
-    <w:p>
-      <w:r>
-        <w:t>    {</w:t>
-      </w:r>
-    </w:p>
-    <w:p>
-      <w:r>
-        <w:t xml:space="preserve">        </w:t>
-      </w:r>
-      <w:proofErr w:type="spellStart"/>
-      <w:r>
-        <w:t>rightArr</w:t>
-      </w:r>
-      <w:proofErr w:type="spellEnd"/>
-      <w:r>
-        <w:t xml:space="preserve">[j] = </w:t>
-      </w:r>
-      <w:proofErr w:type="spellStart"/>
-      <w:proofErr w:type="gramStart"/>
-      <w:r>
-        <w:t>arr</w:t>
-      </w:r>
-      <w:proofErr w:type="spellEnd"/>
-      <w:r>
-        <w:t>[</w:t>
-      </w:r>
-      <w:proofErr w:type="gramEnd"/>
-      <w:r>
-        <w:t>mid + 1 + j];</w:t>
-      </w:r>
-    </w:p>
-    <w:p>
-      <w:r>
-        <w:t>    }</w:t>
-      </w:r>
-    </w:p>
-    <w:p/>
-    <w:p>
-      <w:r>
-        <w:t xml:space="preserve">    int </w:t>
-      </w:r>
-      <w:proofErr w:type="spellStart"/>
-      <w:r>
-        <w:t>i</w:t>
-      </w:r>
-      <w:proofErr w:type="spellEnd"/>
-      <w:r>
-        <w:t xml:space="preserve"> = 0, j = 0, k = left;</w:t>
-      </w:r>
-    </w:p>
-    <w:p/>
-    <w:p>
-      <w:r>
-        <w:t>    while (</w:t>
-      </w:r>
-      <w:proofErr w:type="spellStart"/>
-      <w:r>
-        <w:t>i</w:t>
-      </w:r>
-      <w:proofErr w:type="spellEnd"/>
-      <w:r>
-        <w:t xml:space="preserve"> &lt; n1 &amp;&amp; j &lt; n2)</w:t>
-      </w:r>
-    </w:p>
-    <w:p>
-      <w:r>
-        <w:t>    {</w:t>
-      </w:r>
-    </w:p>
-    <w:p>
-      <w:r>
-        <w:lastRenderedPageBreak/>
-        <w:t>        if (</w:t>
-      </w:r>
-      <w:proofErr w:type="spellStart"/>
-      <w:r>
-        <w:t>leftArr</w:t>
-      </w:r>
-      <w:proofErr w:type="spellEnd"/>
-      <w:r>
-        <w:t>[</w:t>
-      </w:r>
-      <w:proofErr w:type="spellStart"/>
-      <w:r>
-        <w:t>i</w:t>
-      </w:r>
-      <w:proofErr w:type="spellEnd"/>
-      <w:r>
-        <w:t xml:space="preserve">] &lt;= </w:t>
-      </w:r>
-      <w:proofErr w:type="spellStart"/>
-      <w:r>
-        <w:t>rightArr</w:t>
-      </w:r>
-      <w:proofErr w:type="spellEnd"/>
-      <w:r>
-        <w:t>[j])</w:t>
-      </w:r>
-    </w:p>
-    <w:p>
-      <w:r>
-        <w:t>        {</w:t>
-      </w:r>
-    </w:p>
-    <w:p>
-      <w:r>
-        <w:t xml:space="preserve">            </w:t>
-      </w:r>
-      <w:proofErr w:type="spellStart"/>
-      <w:r>
-        <w:t>arr</w:t>
-      </w:r>
-      <w:proofErr w:type="spellEnd"/>
-      <w:r>
-        <w:t xml:space="preserve">[k++] = </w:t>
-      </w:r>
-      <w:proofErr w:type="spellStart"/>
-      <w:r>
-        <w:t>leftArr</w:t>
-      </w:r>
-      <w:proofErr w:type="spellEnd"/>
-      <w:r>
-        <w:t>[</w:t>
-      </w:r>
-      <w:proofErr w:type="spellStart"/>
-      <w:r>
-        <w:t>i</w:t>
-      </w:r>
-      <w:proofErr w:type="spellEnd"/>
-      <w:r>
-        <w:t>++];</w:t>
-      </w:r>
-    </w:p>
-    <w:p>
-      <w:r>
-        <w:t>        }</w:t>
-      </w:r>
-    </w:p>
-    <w:p>
-      <w:r>
-        <w:t>        else</w:t>
-      </w:r>
-    </w:p>
-    <w:p>
-      <w:r>
-        <w:t>        {</w:t>
-      </w:r>
-    </w:p>
-    <w:p>
-      <w:r>
-        <w:t xml:space="preserve">            </w:t>
-      </w:r>
-      <w:proofErr w:type="spellStart"/>
-      <w:r>
-        <w:t>arr</w:t>
-      </w:r>
-      <w:proofErr w:type="spellEnd"/>
-      <w:r>
-        <w:t xml:space="preserve">[k++] = </w:t>
-      </w:r>
-      <w:proofErr w:type="spellStart"/>
-      <w:r>
-        <w:t>rightArr</w:t>
-      </w:r>
-      <w:proofErr w:type="spellEnd"/>
-      <w:r>
-        <w:t>[</w:t>
-      </w:r>
-      <w:proofErr w:type="spellStart"/>
-      <w:r>
-        <w:t>j++</w:t>
-      </w:r>
-      <w:proofErr w:type="spellEnd"/>
-      <w:r>
-        <w:t>];</w:t>
-      </w:r>
-    </w:p>
-    <w:p>
-      <w:r>
-        <w:t>        }</w:t>
-      </w:r>
-    </w:p>
-    <w:p>
-      <w:r>
-        <w:t>    }</w:t>
-      </w:r>
-    </w:p>
-    <w:p/>
-    <w:p>
-      <w:r>
-        <w:t>    while (</w:t>
-      </w:r>
-      <w:proofErr w:type="spellStart"/>
-      <w:r>
-        <w:t>i</w:t>
-      </w:r>
-      <w:proofErr w:type="spellEnd"/>
-      <w:r>
-        <w:t xml:space="preserve"> &lt; n1)</w:t>
-      </w:r>
-    </w:p>
-    <w:p>
-      <w:r>
-        <w:t>    {</w:t>
-      </w:r>
-    </w:p>
-    <w:p>
-      <w:r>
-        <w:t xml:space="preserve">        </w:t>
-      </w:r>
-      <w:proofErr w:type="spellStart"/>
-      <w:r>
-        <w:t>arr</w:t>
-      </w:r>
-      <w:proofErr w:type="spellEnd"/>
-      <w:r>
-        <w:t xml:space="preserve">[k++] = </w:t>
-      </w:r>
-      <w:proofErr w:type="spellStart"/>
-      <w:r>
-        <w:t>leftArr</w:t>
-      </w:r>
-      <w:proofErr w:type="spellEnd"/>
-      <w:r>
-        <w:t>[</w:t>
-      </w:r>
-      <w:proofErr w:type="spellStart"/>
-      <w:r>
-        <w:t>i</w:t>
-      </w:r>
-      <w:proofErr w:type="spellEnd"/>
-      <w:r>
-        <w:t>++];</w:t>
-      </w:r>
-    </w:p>
-    <w:p>
-      <w:r>
-        <w:t>    }</w:t>
-      </w:r>
-    </w:p>
-    <w:p/>
-    <w:p>
-      <w:r>
-        <w:t>    while (j &lt; n2)</w:t>
-      </w:r>
-    </w:p>
-    <w:p>
-      <w:r>
-        <w:t>    {</w:t>
-      </w:r>
-    </w:p>
-    <w:p>
-      <w:r>
-        <w:t xml:space="preserve">        </w:t>
-      </w:r>
-      <w:proofErr w:type="spellStart"/>
-      <w:r>
-        <w:t>arr</w:t>
-      </w:r>
-      <w:proofErr w:type="spellEnd"/>
-      <w:r>
-        <w:t xml:space="preserve">[k++] = </w:t>
-      </w:r>
-      <w:proofErr w:type="spellStart"/>
-      <w:r>
-        <w:t>rightArr</w:t>
-      </w:r>
-      <w:proofErr w:type="spellEnd"/>
-      <w:r>
-        <w:t>[</w:t>
-      </w:r>
-      <w:proofErr w:type="spellStart"/>
-      <w:r>
-        <w:t>j++</w:t>
-      </w:r>
-      <w:proofErr w:type="spellEnd"/>
-      <w:r>
-        <w:t>];</w:t>
-      </w:r>
-    </w:p>
-    <w:p>
-      <w:r>
-        <w:t>    }</w:t>
-      </w:r>
-    </w:p>
-    <w:p/>
-    <w:p>
-      <w:r>
-        <w:t>    free(</w:t>
-      </w:r>
-      <w:proofErr w:type="spellStart"/>
-      <w:r>
-        <w:t>leftArr</w:t>
-      </w:r>
-      <w:proofErr w:type="spellEnd"/>
-      <w:r>
-        <w:t>);</w:t>
-      </w:r>
-    </w:p>
-    <w:p>
-      <w:r>
-        <w:t>    free(</w:t>
-      </w:r>
-      <w:proofErr w:type="spellStart"/>
-      <w:r>
-        <w:t>rightArr</w:t>
-      </w:r>
-      <w:proofErr w:type="spellEnd"/>
-      <w:r>
-        <w:t>);</w:t>
-      </w:r>
-    </w:p>
-    <w:p>
-      <w:r>
-        <w:t>}</w:t>
-      </w:r>
-    </w:p>
-    <w:p/>
-    <w:p>
-      <w:r>
-        <w:t xml:space="preserve">void </w:t>
-      </w:r>
-      <w:proofErr w:type="spellStart"/>
-      <w:proofErr w:type="gramStart"/>
-      <w:r>
-        <w:t>mergeSort</w:t>
-      </w:r>
-      <w:proofErr w:type="spellEnd"/>
-      <w:r>
-        <w:t>(</w:t>
-      </w:r>
-      <w:proofErr w:type="gramEnd"/>
-      <w:r>
-        <w:t xml:space="preserve">int </w:t>
-      </w:r>
-      <w:proofErr w:type="spellStart"/>
-      <w:proofErr w:type="gramStart"/>
-      <w:r>
-        <w:t>arr</w:t>
-      </w:r>
-      <w:proofErr w:type="spellEnd"/>
-      <w:r>
-        <w:t>[</w:t>
-      </w:r>
-      <w:proofErr w:type="gramEnd"/>
-      <w:r>
-        <w:t>], int left, int right)</w:t>
-      </w:r>
-    </w:p>
-    <w:p>
-      <w:r>
-        <w:t>{</w:t>
-      </w:r>
-    </w:p>
-    <w:p>
-      <w:r>
-        <w:t>    if (left &lt; right)</w:t>
-      </w:r>
-    </w:p>
-    <w:p>
-      <w:r>
-        <w:t>    {</w:t>
-      </w:r>
-    </w:p>
-    <w:p>
-      <w:r>
-        <w:lastRenderedPageBreak/>
-        <w:t>        int mid = left + (right - left) / 2;</w:t>
-      </w:r>
-    </w:p>
-    <w:p>
-      <w:r>
-        <w:t xml:space="preserve">        </w:t>
-      </w:r>
-      <w:proofErr w:type="spellStart"/>
-      <w:proofErr w:type="gramStart"/>
-      <w:r>
-        <w:t>mergeSort</w:t>
-      </w:r>
-      <w:proofErr w:type="spellEnd"/>
-      <w:r>
-        <w:t>(</w:t>
-      </w:r>
-      <w:proofErr w:type="spellStart"/>
-      <w:proofErr w:type="gramEnd"/>
-      <w:r>
-        <w:t>arr</w:t>
-      </w:r>
-      <w:proofErr w:type="spellEnd"/>
-      <w:r>
-        <w:t>, left, mid);</w:t>
-      </w:r>
-    </w:p>
-    <w:p>
-      <w:r>
-        <w:t xml:space="preserve">        </w:t>
-      </w:r>
-      <w:proofErr w:type="spellStart"/>
-      <w:proofErr w:type="gramStart"/>
-      <w:r>
-        <w:t>mergeSort</w:t>
-      </w:r>
-      <w:proofErr w:type="spellEnd"/>
-      <w:r>
-        <w:t>(</w:t>
-      </w:r>
-      <w:proofErr w:type="spellStart"/>
-      <w:proofErr w:type="gramEnd"/>
-      <w:r>
-        <w:t>arr</w:t>
-      </w:r>
-      <w:proofErr w:type="spellEnd"/>
-      <w:r>
-        <w:t>, mid + 1, right);</w:t>
-      </w:r>
-    </w:p>
-    <w:p>
-      <w:r>
-        <w:t xml:space="preserve">        </w:t>
-      </w:r>
-      <w:proofErr w:type="gramStart"/>
-      <w:r>
-        <w:t>merge(</w:t>
-      </w:r>
-      <w:proofErr w:type="spellStart"/>
-      <w:proofErr w:type="gramEnd"/>
-      <w:r>
-        <w:t>arr</w:t>
-      </w:r>
-      <w:proofErr w:type="spellEnd"/>
-      <w:r>
-        <w:t>, left, mid, right);</w:t>
-      </w:r>
-    </w:p>
-    <w:p>
-      <w:r>
-        <w:t>    }</w:t>
-      </w:r>
-    </w:p>
-    <w:p>
-      <w:r>
-        <w:t>}</w:t>
-      </w:r>
-    </w:p>
-    <w:p/>
-    <w:p>
-      <w:r>
-        <w:t xml:space="preserve">int </w:t>
-      </w:r>
-      <w:proofErr w:type="gramStart"/>
-      <w:r>
-        <w:t>main(</w:t>
-      </w:r>
-      <w:proofErr w:type="gramEnd"/>
-      <w:r>
-        <w:t>)</w:t>
-      </w:r>
-    </w:p>
-    <w:p>
-      <w:r>
-        <w:t>{</w:t>
-      </w:r>
-    </w:p>
-    <w:p>
-      <w:r>
-        <w:t>    int n;</w:t>
-      </w:r>
-    </w:p>
-    <w:p/>
-    <w:p>
-      <w:r>
-        <w:t xml:space="preserve">    </w:t>
-      </w:r>
-      <w:proofErr w:type="spellStart"/>
-      <w:proofErr w:type="gramStart"/>
-      <w:r>
-        <w:t>printf</w:t>
-      </w:r>
-      <w:proofErr w:type="spellEnd"/>
-      <w:r>
-        <w:t>(</w:t>
-      </w:r>
-      <w:proofErr w:type="gramEnd"/>
-      <w:r>
-        <w:t>"Enter the size of the array: ");</w:t>
-      </w:r>
-    </w:p>
-    <w:p>
-      <w:r>
-        <w:t xml:space="preserve">    </w:t>
-      </w:r>
-      <w:proofErr w:type="spellStart"/>
-      <w:proofErr w:type="gramStart"/>
-      <w:r>
-        <w:t>scanf</w:t>
-      </w:r>
-      <w:proofErr w:type="spellEnd"/>
-      <w:r>
-        <w:t>(</w:t>
-      </w:r>
-      <w:proofErr w:type="gramEnd"/>
-      <w:r>
-        <w:t>"%d", &amp;n);</w:t>
-      </w:r>
-    </w:p>
-    <w:p/>
-    <w:p>
-      <w:r>
-        <w:t>    if (n &lt; 10)</w:t>
-      </w:r>
-    </w:p>
-    <w:p>
-      <w:r>
-        <w:t>    {</w:t>
-      </w:r>
-    </w:p>
-    <w:p>
-      <w:r>
-        <w:t xml:space="preserve">        </w:t>
-      </w:r>
-      <w:proofErr w:type="spellStart"/>
-      <w:proofErr w:type="gramStart"/>
-      <w:r>
-        <w:t>printf</w:t>
-      </w:r>
-      <w:proofErr w:type="spellEnd"/>
-      <w:r>
-        <w:t>(</w:t>
-      </w:r>
-      <w:proofErr w:type="gramEnd"/>
-      <w:r>
-        <w:t>"Please enter a number greater than or equal to 10.\n");</w:t>
-      </w:r>
-    </w:p>
-    <w:p>
-      <w:r>
-        <w:t>        return 0;</w:t>
-      </w:r>
-    </w:p>
-    <w:p>
-      <w:r>
-        <w:t>    }</w:t>
-      </w:r>
-    </w:p>
-    <w:p/>
-    <w:p>
-      <w:r>
-        <w:t>    int *</w:t>
-      </w:r>
-      <w:proofErr w:type="spellStart"/>
-      <w:r>
-        <w:t>arr</w:t>
-      </w:r>
-      <w:proofErr w:type="spellEnd"/>
-      <w:r>
-        <w:t xml:space="preserve"> = (int </w:t>
-      </w:r>
-      <w:proofErr w:type="gramStart"/>
-      <w:r>
-        <w:t>*)malloc</w:t>
-      </w:r>
-      <w:proofErr w:type="gramEnd"/>
-      <w:r>
-        <w:t xml:space="preserve">(n * </w:t>
-      </w:r>
-      <w:proofErr w:type="spellStart"/>
-      <w:r>
-        <w:t>sizeof</w:t>
-      </w:r>
-      <w:proofErr w:type="spellEnd"/>
-      <w:r>
-        <w:t>(int));</w:t>
-      </w:r>
-    </w:p>
-    <w:p/>
-    <w:p>
-      <w:r>
-        <w:t>    if (</w:t>
-      </w:r>
-      <w:proofErr w:type="spellStart"/>
-      <w:r>
-        <w:t>arr</w:t>
-      </w:r>
-      <w:proofErr w:type="spellEnd"/>
-      <w:r>
-        <w:t xml:space="preserve"> == </w:t>
-      </w:r>
-      <w:proofErr w:type="gramStart"/>
-      <w:r>
-        <w:t>NULL )</w:t>
-      </w:r>
-      <w:proofErr w:type="gramEnd"/>
-    </w:p>
-    <w:p>
-      <w:r>
-        <w:t>    {</w:t>
-      </w:r>
-    </w:p>
-    <w:p>
-      <w:r>
-        <w:t xml:space="preserve">        </w:t>
-      </w:r>
-      <w:proofErr w:type="spellStart"/>
-      <w:proofErr w:type="gramStart"/>
-      <w:r>
-        <w:t>printf</w:t>
-      </w:r>
-      <w:proofErr w:type="spellEnd"/>
-      <w:r>
-        <w:t>(</w:t>
-      </w:r>
-      <w:proofErr w:type="gramEnd"/>
-      <w:r>
-        <w:t>"Memory not allocated.\n");</w:t>
-      </w:r>
-    </w:p>
-    <w:p>
-      <w:r>
-        <w:t>        return -1;</w:t>
-      </w:r>
-    </w:p>
-    <w:p>
-      <w:r>
-        <w:t>    }</w:t>
+        <w:t xml:space="preserve">double </w:t>
+      </w:r>
+      <w:proofErr w:type="spellStart"/>
+      <w:r>
+        <w:t>average_time</w:t>
+      </w:r>
+      <w:proofErr w:type="spellEnd"/>
+      <w:r>
+        <w:t xml:space="preserve"> =</w:t>
+      </w:r>
+    </w:p>
+    <w:p>
+      <w:r>
+        <w:t>    ((double)</w:t>
+      </w:r>
+      <w:proofErr w:type="spellStart"/>
+      <w:r>
+        <w:t>total_time</w:t>
+      </w:r>
+      <w:proofErr w:type="spellEnd"/>
+      <w:r>
+        <w:t xml:space="preserve"> / CLOCKS_PER_SEC) / 1000.0;</w:t>
       </w:r>
     </w:p>
     <w:p/>
@@ -6524,183 +6768,71 @@
         <w:t xml:space="preserve">    </w:t>
       </w:r>
       <w:proofErr w:type="spellStart"/>
-      <w:r>
-        <w:t>srand</w:t>
+      <w:proofErr w:type="gramStart"/>
+      <w:r>
+        <w:t>printf</w:t>
       </w:r>
       <w:proofErr w:type="spellEnd"/>
       <w:r>
         <w:t>(</w:t>
       </w:r>
-      <w:proofErr w:type="gramStart"/>
-      <w:r>
-        <w:t>time(</w:t>
-      </w:r>
-      <w:proofErr w:type="gramEnd"/>
-      <w:r>
-        <w:t>NULL));</w:t>
+      <w:proofErr w:type="gramEnd"/>
+      <w:r>
+        <w:t>"Merge sort completed for %d elements.\n", n);</w:t>
       </w:r>
     </w:p>
     <w:p>
       <w:r>
         <w:t xml:space="preserve">    </w:t>
       </w:r>
-    </w:p>
-    <w:p>
-      <w:proofErr w:type="spellStart"/>
-      <w:r>
-        <w:t>clock_t</w:t>
-      </w:r>
-      <w:proofErr w:type="spellEnd"/>
-      <w:r>
-        <w:t xml:space="preserve"> </w:t>
-      </w:r>
-      <w:proofErr w:type="spellStart"/>
-      <w:r>
-        <w:t>total_time</w:t>
-      </w:r>
-      <w:proofErr w:type="spellEnd"/>
-      <w:r>
-        <w:t xml:space="preserve"> = 0;</w:t>
-      </w:r>
-    </w:p>
-    <w:p/>
-    <w:p>
-      <w:r>
-        <w:t xml:space="preserve">for (int </w:t>
-      </w:r>
-      <w:proofErr w:type="spellStart"/>
-      <w:r>
-        <w:t>i</w:t>
-      </w:r>
-      <w:proofErr w:type="spellEnd"/>
-      <w:r>
-        <w:t xml:space="preserve"> = 0; </w:t>
-      </w:r>
-      <w:proofErr w:type="spellStart"/>
-      <w:r>
-        <w:t>i</w:t>
-      </w:r>
-      <w:proofErr w:type="spellEnd"/>
-      <w:r>
-        <w:t xml:space="preserve"> &lt; 1000; </w:t>
-      </w:r>
-      <w:proofErr w:type="spellStart"/>
-      <w:r>
-        <w:t>i</w:t>
-      </w:r>
-      <w:proofErr w:type="spellEnd"/>
-      <w:r>
-        <w:t>++)</w:t>
-      </w:r>
-    </w:p>
-    <w:p>
-      <w:r>
-        <w:t>{</w:t>
-      </w:r>
-    </w:p>
-    <w:p>
-      <w:r>
-        <w:t xml:space="preserve">    </w:t>
-      </w:r>
-      <w:proofErr w:type="spellStart"/>
-      <w:proofErr w:type="gramStart"/>
-      <w:r>
-        <w:t>generateRandomNumber</w:t>
+      <w:proofErr w:type="spellStart"/>
+      <w:proofErr w:type="gramStart"/>
+      <w:r>
+        <w:t>printf</w:t>
       </w:r>
       <w:proofErr w:type="spellEnd"/>
       <w:r>
         <w:t>(</w:t>
       </w:r>
-      <w:proofErr w:type="spellStart"/>
-      <w:proofErr w:type="gramEnd"/>
+      <w:proofErr w:type="gramEnd"/>
+      <w:r>
+        <w:t>"Average time taken for merge sort: %</w:t>
+      </w:r>
+      <w:proofErr w:type="spellStart"/>
+      <w:r>
+        <w:t>lf</w:t>
+      </w:r>
+      <w:proofErr w:type="spellEnd"/>
+      <w:r>
+        <w:t xml:space="preserve"> seconds\n", </w:t>
+      </w:r>
+      <w:proofErr w:type="spellStart"/>
+      <w:r>
+        <w:t>average_time</w:t>
+      </w:r>
+      <w:proofErr w:type="spellEnd"/>
+      <w:r>
+        <w:t>);</w:t>
+      </w:r>
+    </w:p>
+    <w:p/>
+    <w:p>
+      <w:r>
+        <w:t>    free(</w:t>
+      </w:r>
+      <w:proofErr w:type="spellStart"/>
       <w:r>
         <w:t>arr</w:t>
       </w:r>
       <w:proofErr w:type="spellEnd"/>
       <w:r>
-        <w:t>, n);</w:t>
-      </w:r>
-    </w:p>
-    <w:p/>
-    <w:p>
-      <w:r>
-        <w:t xml:space="preserve">    </w:t>
-      </w:r>
-      <w:proofErr w:type="spellStart"/>
-      <w:r>
-        <w:t>clock_t</w:t>
-      </w:r>
-      <w:proofErr w:type="spellEnd"/>
-      <w:r>
-        <w:t xml:space="preserve"> start = </w:t>
-      </w:r>
-      <w:proofErr w:type="gramStart"/>
-      <w:r>
-        <w:t>clock(</w:t>
-      </w:r>
-      <w:proofErr w:type="gramEnd"/>
-      <w:r>
         <w:t>);</w:t>
       </w:r>
     </w:p>
     <w:p/>
     <w:p>
       <w:r>
-        <w:t xml:space="preserve">    </w:t>
-      </w:r>
-      <w:proofErr w:type="spellStart"/>
-      <w:proofErr w:type="gramStart"/>
-      <w:r>
-        <w:t>mergeSort</w:t>
-      </w:r>
-      <w:proofErr w:type="spellEnd"/>
-      <w:r>
-        <w:t>(</w:t>
-      </w:r>
-      <w:proofErr w:type="spellStart"/>
-      <w:proofErr w:type="gramEnd"/>
-      <w:r>
-        <w:t>arr</w:t>
-      </w:r>
-      <w:proofErr w:type="spellEnd"/>
-      <w:r>
-        <w:t>, 0, n - 1);</w:t>
-      </w:r>
-    </w:p>
-    <w:p/>
-    <w:p>
-      <w:r>
-        <w:t xml:space="preserve">    </w:t>
-      </w:r>
-      <w:proofErr w:type="spellStart"/>
-      <w:r>
-        <w:t>clock_t</w:t>
-      </w:r>
-      <w:proofErr w:type="spellEnd"/>
-      <w:r>
-        <w:t xml:space="preserve"> end = </w:t>
-      </w:r>
-      <w:proofErr w:type="gramStart"/>
-      <w:r>
-        <w:t>clock(</w:t>
-      </w:r>
-      <w:proofErr w:type="gramEnd"/>
-      <w:r>
-        <w:t>);</w:t>
-      </w:r>
-    </w:p>
-    <w:p/>
-    <w:p>
-      <w:r>
-        <w:t xml:space="preserve">    </w:t>
-      </w:r>
-      <w:proofErr w:type="spellStart"/>
-      <w:r>
-        <w:t>total_time</w:t>
-      </w:r>
-      <w:proofErr w:type="spellEnd"/>
-      <w:r>
-        <w:t xml:space="preserve"> += end - start;</w:t>
+        <w:t>    return 0;</w:t>
       </w:r>
     </w:p>
     <w:p>
@@ -6710,127 +6842,21 @@
     </w:p>
     <w:p/>
     <w:p>
-      <w:r>
-        <w:t xml:space="preserve">double </w:t>
-      </w:r>
-      <w:proofErr w:type="spellStart"/>
-      <w:r>
-        <w:t>average_time</w:t>
-      </w:r>
-      <w:proofErr w:type="spellEnd"/>
-      <w:r>
-        <w:t xml:space="preserve"> =</w:t>
-      </w:r>
-    </w:p>
-    <w:p>
-      <w:r>
-        <w:t>    ((double)</w:t>
-      </w:r>
-      <w:proofErr w:type="spellStart"/>
-      <w:r>
-        <w:t>total_time</w:t>
-      </w:r>
-      <w:proofErr w:type="spellEnd"/>
-      <w:r>
-        <w:t xml:space="preserve"> / CLOCKS_PER_SEC) / 1000.0;</w:t>
-      </w:r>
-    </w:p>
-    <w:p/>
-    <w:p>
-      <w:r>
-        <w:t xml:space="preserve">    </w:t>
-      </w:r>
-      <w:proofErr w:type="spellStart"/>
-      <w:proofErr w:type="gramStart"/>
-      <w:r>
-        <w:t>printf</w:t>
-      </w:r>
-      <w:proofErr w:type="spellEnd"/>
-      <w:r>
-        <w:t>(</w:t>
-      </w:r>
-      <w:proofErr w:type="gramEnd"/>
-      <w:r>
-        <w:t>"Merge sort completed for %d elements.\n", n);</w:t>
-      </w:r>
-    </w:p>
-    <w:p>
-      <w:r>
-        <w:t xml:space="preserve">    </w:t>
-      </w:r>
-      <w:proofErr w:type="spellStart"/>
-      <w:proofErr w:type="gramStart"/>
-      <w:r>
-        <w:t>printf</w:t>
-      </w:r>
-      <w:proofErr w:type="spellEnd"/>
-      <w:r>
-        <w:t>(</w:t>
-      </w:r>
-      <w:proofErr w:type="gramEnd"/>
-      <w:r>
-        <w:t>"Average time taken for merge sort: %</w:t>
-      </w:r>
-      <w:proofErr w:type="spellStart"/>
-      <w:r>
-        <w:t>lf</w:t>
-      </w:r>
-      <w:proofErr w:type="spellEnd"/>
-      <w:r>
-        <w:t xml:space="preserve"> seconds\n", </w:t>
-      </w:r>
-      <w:proofErr w:type="spellStart"/>
-      <w:r>
-        <w:t>average_time</w:t>
-      </w:r>
-      <w:proofErr w:type="spellEnd"/>
-      <w:r>
-        <w:t>);</w:t>
-      </w:r>
-    </w:p>
-    <w:p/>
-    <w:p>
-      <w:r>
-        <w:t>    free(</w:t>
-      </w:r>
-      <w:proofErr w:type="spellStart"/>
-      <w:r>
-        <w:t>arr</w:t>
-      </w:r>
-      <w:proofErr w:type="spellEnd"/>
-      <w:r>
-        <w:t>);</w:t>
-      </w:r>
-    </w:p>
-    <w:p/>
-    <w:p>
-      <w:r>
-        <w:t>    return 0;</w:t>
-      </w:r>
-    </w:p>
-    <w:p>
-      <w:r>
-        <w:t>}</w:t>
-      </w:r>
-    </w:p>
-    <w:p/>
-    <w:p>
-      <w:pPr>
-        <w:rPr>
-          <w:b/>
-          <w:bCs/>
-          <w:sz w:val="28"/>
-          <w:szCs w:val="28"/>
-        </w:rPr>
-      </w:pPr>
-      <w:r>
-        <w:rPr>
-          <w:b/>
-          <w:bCs/>
-          <w:sz w:val="28"/>
-          <w:szCs w:val="28"/>
-        </w:rPr>
-        <w:lastRenderedPageBreak/>
+      <w:pPr>
+        <w:rPr>
+          <w:b/>
+          <w:bCs/>
+          <w:sz w:val="28"/>
+          <w:szCs w:val="28"/>
+        </w:rPr>
+      </w:pPr>
+      <w:r>
+        <w:rPr>
+          <w:b/>
+          <w:bCs/>
+          <w:sz w:val="28"/>
+          <w:szCs w:val="28"/>
+        </w:rPr>
         <w:t>Output:</w:t>
       </w:r>
     </w:p>
@@ -6847,6 +6873,7 @@
         <w:rPr>
           <w:b/>
           <w:bCs/>
+          <w:noProof/>
           <w:sz w:val="28"/>
           <w:szCs w:val="28"/>
         </w:rPr>
@@ -6919,13 +6946,14 @@
         <w:rPr>
           <w:b/>
           <w:bCs/>
+          <w:noProof/>
           <w:sz w:val="28"/>
           <w:szCs w:val="28"/>
         </w:rPr>
         <w:drawing>
-          <wp:inline distT="0" distB="0" distL="0" distR="0" wp14:anchorId="3695E0EA" wp14:editId="0170F159">
-            <wp:extent cx="1611474" cy="3022600"/>
-            <wp:effectExtent l="0" t="0" r="8255" b="6350"/>
+          <wp:inline distT="0" distB="0" distL="0" distR="0" wp14:anchorId="3695E0EA" wp14:editId="6C9E09CC">
+            <wp:extent cx="2368550" cy="4442628"/>
+            <wp:effectExtent l="0" t="0" r="0" b="0"/>
             <wp:docPr id="1378360940" name="Picture 1"/>
             <wp:cNvGraphicFramePr>
               <a:graphicFrameLocks xmlns:a="http://schemas.openxmlformats.org/drawingml/2006/main" noChangeAspect="1"/>
@@ -6946,7 +6974,7 @@
                   <pic:spPr>
                     <a:xfrm>
                       <a:off x="0" y="0"/>
-                      <a:ext cx="1617208" cy="3033355"/>
+                      <a:ext cx="2383842" cy="4471311"/>
                     </a:xfrm>
                     <a:prstGeom prst="rect">
                       <a:avLst/>
@@ -6975,6 +7003,7 @@
           <w:sz w:val="28"/>
           <w:szCs w:val="28"/>
         </w:rPr>
+        <w:lastRenderedPageBreak/>
         <w:t>Graph:</w:t>
       </w:r>
     </w:p>
@@ -6991,6 +7020,7 @@
         <w:rPr>
           <w:b/>
           <w:bCs/>
+          <w:noProof/>
           <w:sz w:val="28"/>
           <w:szCs w:val="28"/>
         </w:rPr>
@@ -7057,7 +7087,6 @@
           <w:sz w:val="28"/>
           <w:szCs w:val="28"/>
         </w:rPr>
-        <w:lastRenderedPageBreak/>
         <w:t>Conclusion:</w:t>
       </w:r>
     </w:p>
@@ -7151,6 +7180,55 @@
         </w:rPr>
         <w:t>n log n) time complexity, making it more efficient than O(n²) algorithms such as Insertion Sort for large datasets.</w:t>
       </w:r>
+    </w:p>
+    <w:p>
+      <w:pPr>
+        <w:rPr>
+          <w:sz w:val="28"/>
+          <w:szCs w:val="28"/>
+        </w:rPr>
+      </w:pPr>
+    </w:p>
+    <w:p>
+      <w:pPr>
+        <w:rPr>
+          <w:sz w:val="28"/>
+          <w:szCs w:val="28"/>
+        </w:rPr>
+      </w:pPr>
+    </w:p>
+    <w:p>
+      <w:pPr>
+        <w:rPr>
+          <w:sz w:val="28"/>
+          <w:szCs w:val="28"/>
+        </w:rPr>
+      </w:pPr>
+    </w:p>
+    <w:p>
+      <w:pPr>
+        <w:rPr>
+          <w:sz w:val="28"/>
+          <w:szCs w:val="28"/>
+        </w:rPr>
+      </w:pPr>
+    </w:p>
+    <w:p>
+      <w:pPr>
+        <w:rPr>
+          <w:sz w:val="28"/>
+          <w:szCs w:val="28"/>
+        </w:rPr>
+      </w:pPr>
+    </w:p>
+    <w:p>
+      <w:pPr>
+        <w:jc w:val="center"/>
+        <w:rPr>
+          <w:sz w:val="28"/>
+          <w:szCs w:val="28"/>
+        </w:rPr>
+      </w:pPr>
     </w:p>
     <w:p>
       <w:pPr>
@@ -7781,6 +7859,7 @@
   <w:style w:type="character" w:default="1" w:styleId="DefaultParagraphFont">
     <w:name w:val="Default Paragraph Font"/>
     <w:uiPriority w:val="1"/>
+    <w:semiHidden/>
     <w:unhideWhenUsed/>
   </w:style>
   <w:style w:type="table" w:default="1" w:styleId="TableNormal">

--- a/Practical file -ADA.docx
+++ b/Practical file -ADA.docx
@@ -21,7 +21,6 @@
         <w:t>Practical-1</w:t>
       </w:r>
     </w:p>
-    <w:p/>
     <w:p>
       <w:pPr>
         <w:rPr>
@@ -243,12 +242,12 @@
     <w:p/>
     <w:p>
       <w:r>
+        <w:t xml:space="preserve">    PRINT "Enter the size of the array:"</w:t>
+      </w:r>
+    </w:p>
+    <w:p>
+      <w:r>
         <w:lastRenderedPageBreak/>
-        <w:t xml:space="preserve">    PRINT "Enter the size of the array:"</w:t>
-      </w:r>
-    </w:p>
-    <w:p>
-      <w:r>
         <w:t xml:space="preserve">    INPUT n</w:t>
       </w:r>
     </w:p>
@@ -429,8 +428,266 @@
     </w:p>
     <w:p>
       <w:r>
+        <w:t xml:space="preserve">        result ← </w:t>
+      </w:r>
+      <w:proofErr w:type="spellStart"/>
+      <w:proofErr w:type="gramStart"/>
+      <w:r>
+        <w:t>linearSearch</w:t>
+      </w:r>
+      <w:proofErr w:type="spellEnd"/>
+      <w:r>
+        <w:t>(</w:t>
+      </w:r>
+      <w:proofErr w:type="spellStart"/>
+      <w:proofErr w:type="gramEnd"/>
+      <w:r>
+        <w:t>arr</w:t>
+      </w:r>
+      <w:proofErr w:type="spellEnd"/>
+      <w:r>
+        <w:t>, n, key)</w:t>
+      </w:r>
+    </w:p>
+    <w:p>
+      <w:r>
         <w:lastRenderedPageBreak/>
-        <w:t xml:space="preserve">        result ← </w:t>
+        <w:t xml:space="preserve">    END FOR</w:t>
+      </w:r>
+    </w:p>
+    <w:p/>
+    <w:p>
+      <w:r>
+        <w:t xml:space="preserve">    end ← current clock time</w:t>
+      </w:r>
+    </w:p>
+    <w:p/>
+    <w:p>
+      <w:r>
+        <w:t xml:space="preserve">    </w:t>
+      </w:r>
+      <w:proofErr w:type="spellStart"/>
+      <w:r>
+        <w:t>time_taken</w:t>
+      </w:r>
+      <w:proofErr w:type="spellEnd"/>
+      <w:r>
+        <w:t xml:space="preserve"> ← (end - start) / CLOCKS_PER_SECOND / 1000</w:t>
+      </w:r>
+    </w:p>
+    <w:p/>
+    <w:p>
+      <w:r>
+        <w:t xml:space="preserve">    PRINT "Key found at index:", result</w:t>
+      </w:r>
+    </w:p>
+    <w:p>
+      <w:r>
+        <w:t xml:space="preserve">    PRINT "Average time taken for linear search:", </w:t>
+      </w:r>
+      <w:proofErr w:type="spellStart"/>
+      <w:r>
+        <w:t>time_taken</w:t>
+      </w:r>
+      <w:proofErr w:type="spellEnd"/>
+    </w:p>
+    <w:p/>
+    <w:p>
+      <w:r>
+        <w:t xml:space="preserve">    Free memory allocated for </w:t>
+      </w:r>
+      <w:proofErr w:type="spellStart"/>
+      <w:r>
+        <w:t>arr</w:t>
+      </w:r>
+      <w:proofErr w:type="spellEnd"/>
+    </w:p>
+    <w:p/>
+    <w:p>
+      <w:r>
+        <w:t>END</w:t>
+      </w:r>
+    </w:p>
+    <w:p/>
+    <w:p>
+      <w:pPr>
+        <w:rPr>
+          <w:b/>
+          <w:bCs/>
+          <w:sz w:val="28"/>
+          <w:szCs w:val="28"/>
+        </w:rPr>
+      </w:pPr>
+      <w:r>
+        <w:rPr>
+          <w:b/>
+          <w:bCs/>
+          <w:sz w:val="28"/>
+          <w:szCs w:val="28"/>
+        </w:rPr>
+        <w:t>Code:</w:t>
+      </w:r>
+    </w:p>
+    <w:p>
+      <w:r>
+        <w:t>//-----------LINEAR SEARCH------------//</w:t>
+      </w:r>
+    </w:p>
+    <w:p/>
+    <w:p>
+      <w:r>
+        <w:t>#include &lt;</w:t>
+      </w:r>
+      <w:proofErr w:type="spellStart"/>
+      <w:r>
+        <w:t>stdio.h</w:t>
+      </w:r>
+      <w:proofErr w:type="spellEnd"/>
+      <w:r>
+        <w:t>&gt;</w:t>
+      </w:r>
+    </w:p>
+    <w:p>
+      <w:r>
+        <w:t>#include &lt;</w:t>
+      </w:r>
+      <w:proofErr w:type="spellStart"/>
+      <w:r>
+        <w:t>stdlib.h</w:t>
+      </w:r>
+      <w:proofErr w:type="spellEnd"/>
+      <w:r>
+        <w:t>&gt;</w:t>
+      </w:r>
+    </w:p>
+    <w:p>
+      <w:r>
+        <w:t>#include &lt;</w:t>
+      </w:r>
+      <w:proofErr w:type="spellStart"/>
+      <w:r>
+        <w:t>time.h</w:t>
+      </w:r>
+      <w:proofErr w:type="spellEnd"/>
+      <w:r>
+        <w:t>&gt;</w:t>
+      </w:r>
+    </w:p>
+    <w:p/>
+    <w:p>
+      <w:r>
+        <w:t xml:space="preserve">void </w:t>
+      </w:r>
+      <w:proofErr w:type="spellStart"/>
+      <w:proofErr w:type="gramStart"/>
+      <w:r>
+        <w:t>generateRandomNumber</w:t>
+      </w:r>
+      <w:proofErr w:type="spellEnd"/>
+      <w:r>
+        <w:t>(</w:t>
+      </w:r>
+      <w:proofErr w:type="gramEnd"/>
+      <w:r>
+        <w:t xml:space="preserve">int </w:t>
+      </w:r>
+      <w:proofErr w:type="spellStart"/>
+      <w:proofErr w:type="gramStart"/>
+      <w:r>
+        <w:t>arr</w:t>
+      </w:r>
+      <w:proofErr w:type="spellEnd"/>
+      <w:r>
+        <w:t>[</w:t>
+      </w:r>
+      <w:proofErr w:type="gramEnd"/>
+      <w:r>
+        <w:t>], int n)</w:t>
+      </w:r>
+    </w:p>
+    <w:p>
+      <w:r>
+        <w:t>{</w:t>
+      </w:r>
+    </w:p>
+    <w:p>
+      <w:r>
+        <w:t xml:space="preserve">    for (int </w:t>
+      </w:r>
+      <w:proofErr w:type="spellStart"/>
+      <w:r>
+        <w:t>i</w:t>
+      </w:r>
+      <w:proofErr w:type="spellEnd"/>
+      <w:r>
+        <w:t xml:space="preserve"> = 0; </w:t>
+      </w:r>
+      <w:proofErr w:type="spellStart"/>
+      <w:r>
+        <w:t>i</w:t>
+      </w:r>
+      <w:proofErr w:type="spellEnd"/>
+      <w:r>
+        <w:t xml:space="preserve"> &lt; n; </w:t>
+      </w:r>
+      <w:proofErr w:type="spellStart"/>
+      <w:r>
+        <w:t>i</w:t>
+      </w:r>
+      <w:proofErr w:type="spellEnd"/>
+      <w:r>
+        <w:t>++)</w:t>
+      </w:r>
+    </w:p>
+    <w:p>
+      <w:r>
+        <w:t>    {</w:t>
+      </w:r>
+    </w:p>
+    <w:p>
+      <w:r>
+        <w:t xml:space="preserve">        </w:t>
+      </w:r>
+      <w:proofErr w:type="spellStart"/>
+      <w:r>
+        <w:t>arr</w:t>
+      </w:r>
+      <w:proofErr w:type="spellEnd"/>
+      <w:r>
+        <w:t>[</w:t>
+      </w:r>
+      <w:proofErr w:type="spellStart"/>
+      <w:r>
+        <w:t>i</w:t>
+      </w:r>
+      <w:proofErr w:type="spellEnd"/>
+      <w:r>
+        <w:t xml:space="preserve">] = </w:t>
+      </w:r>
+      <w:proofErr w:type="gramStart"/>
+      <w:r>
+        <w:t>rand(</w:t>
+      </w:r>
+      <w:proofErr w:type="gramEnd"/>
+      <w:r>
+        <w:t>) % 10000;</w:t>
+      </w:r>
+    </w:p>
+    <w:p>
+      <w:r>
+        <w:t>    }</w:t>
+      </w:r>
+    </w:p>
+    <w:p>
+      <w:r>
+        <w:t>}</w:t>
+      </w:r>
+    </w:p>
+    <w:p/>
+    <w:p>
+      <w:r>
+        <w:lastRenderedPageBreak/>
+        <w:t xml:space="preserve">int </w:t>
       </w:r>
       <w:proofErr w:type="spellStart"/>
       <w:proofErr w:type="gramStart"/>
@@ -441,143 +698,338 @@
       <w:r>
         <w:t>(</w:t>
       </w:r>
-      <w:proofErr w:type="spellStart"/>
-      <w:proofErr w:type="gramEnd"/>
+      <w:proofErr w:type="gramEnd"/>
+      <w:r>
+        <w:t xml:space="preserve">int </w:t>
+      </w:r>
+      <w:proofErr w:type="spellStart"/>
+      <w:proofErr w:type="gramStart"/>
       <w:r>
         <w:t>arr</w:t>
       </w:r>
       <w:proofErr w:type="spellEnd"/>
       <w:r>
-        <w:t>, n, key)</w:t>
-      </w:r>
-    </w:p>
-    <w:p>
-      <w:r>
-        <w:t xml:space="preserve">    END FOR</w:t>
-      </w:r>
-    </w:p>
-    <w:p/>
-    <w:p>
-      <w:r>
-        <w:t xml:space="preserve">    end ← current clock time</w:t>
-      </w:r>
-    </w:p>
-    <w:p/>
-    <w:p>
-      <w:r>
-        <w:t xml:space="preserve">    </w:t>
-      </w:r>
-      <w:proofErr w:type="spellStart"/>
-      <w:r>
-        <w:t>time_taken</w:t>
-      </w:r>
-      <w:proofErr w:type="spellEnd"/>
-      <w:r>
-        <w:t xml:space="preserve"> ← (end - start) / CLOCKS_PER_SECOND / 1000</w:t>
-      </w:r>
-    </w:p>
-    <w:p/>
-    <w:p>
-      <w:r>
-        <w:t xml:space="preserve">    PRINT "Key found at index:", result</w:t>
-      </w:r>
-    </w:p>
-    <w:p>
-      <w:r>
-        <w:t xml:space="preserve">    PRINT "Average time taken for linear search:", </w:t>
-      </w:r>
-      <w:proofErr w:type="spellStart"/>
-      <w:r>
-        <w:t>time_taken</w:t>
-      </w:r>
-      <w:proofErr w:type="spellEnd"/>
-    </w:p>
-    <w:p/>
-    <w:p>
-      <w:r>
-        <w:t xml:space="preserve">    Free memory allocated for </w:t>
+        <w:t>[</w:t>
+      </w:r>
+      <w:proofErr w:type="gramEnd"/>
+      <w:r>
+        <w:t>], int n, int key)</w:t>
+      </w:r>
+    </w:p>
+    <w:p>
+      <w:r>
+        <w:t>{</w:t>
+      </w:r>
+    </w:p>
+    <w:p>
+      <w:r>
+        <w:t xml:space="preserve">    for (int </w:t>
+      </w:r>
+      <w:proofErr w:type="spellStart"/>
+      <w:r>
+        <w:t>i</w:t>
+      </w:r>
+      <w:proofErr w:type="spellEnd"/>
+      <w:r>
+        <w:t xml:space="preserve"> = 0; </w:t>
+      </w:r>
+      <w:proofErr w:type="spellStart"/>
+      <w:r>
+        <w:t>i</w:t>
+      </w:r>
+      <w:proofErr w:type="spellEnd"/>
+      <w:r>
+        <w:t xml:space="preserve"> &lt; n; </w:t>
+      </w:r>
+      <w:proofErr w:type="spellStart"/>
+      <w:r>
+        <w:t>i</w:t>
+      </w:r>
+      <w:proofErr w:type="spellEnd"/>
+      <w:r>
+        <w:t>++)</w:t>
+      </w:r>
+    </w:p>
+    <w:p>
+      <w:r>
+        <w:t>    {</w:t>
+      </w:r>
+    </w:p>
+    <w:p>
+      <w:r>
+        <w:t>        if (</w:t>
       </w:r>
       <w:proofErr w:type="spellStart"/>
       <w:r>
         <w:t>arr</w:t>
       </w:r>
       <w:proofErr w:type="spellEnd"/>
-    </w:p>
-    <w:p/>
-    <w:p>
-      <w:r>
-        <w:t>END</w:t>
-      </w:r>
-    </w:p>
-    <w:p/>
-    <w:p>
-      <w:pPr>
-        <w:rPr>
-          <w:b/>
-          <w:bCs/>
-          <w:sz w:val="28"/>
-          <w:szCs w:val="28"/>
-        </w:rPr>
-      </w:pPr>
-      <w:r>
-        <w:rPr>
-          <w:b/>
-          <w:bCs/>
-          <w:sz w:val="28"/>
-          <w:szCs w:val="28"/>
-        </w:rPr>
-        <w:t>Code:</w:t>
-      </w:r>
-    </w:p>
-    <w:p>
-      <w:r>
-        <w:t>//-----------LINEAR SEARCH------------//</w:t>
-      </w:r>
-    </w:p>
-    <w:p/>
-    <w:p>
-      <w:r>
-        <w:t>#include &lt;</w:t>
-      </w:r>
-      <w:proofErr w:type="spellStart"/>
-      <w:r>
-        <w:t>stdio.h</w:t>
-      </w:r>
-      <w:proofErr w:type="spellEnd"/>
-      <w:r>
-        <w:t>&gt;</w:t>
-      </w:r>
-    </w:p>
-    <w:p>
-      <w:r>
-        <w:t>#include &lt;</w:t>
-      </w:r>
-      <w:proofErr w:type="spellStart"/>
-      <w:r>
-        <w:t>stdlib.h</w:t>
-      </w:r>
-      <w:proofErr w:type="spellEnd"/>
-      <w:r>
-        <w:t>&gt;</w:t>
-      </w:r>
-    </w:p>
-    <w:p>
-      <w:r>
-        <w:t>#include &lt;</w:t>
-      </w:r>
-      <w:proofErr w:type="spellStart"/>
-      <w:r>
-        <w:t>time.h</w:t>
-      </w:r>
-      <w:proofErr w:type="spellEnd"/>
-      <w:r>
-        <w:t>&gt;</w:t>
-      </w:r>
-    </w:p>
-    <w:p/>
-    <w:p>
-      <w:r>
-        <w:t xml:space="preserve">void </w:t>
+      <w:r>
+        <w:t>[</w:t>
+      </w:r>
+      <w:proofErr w:type="spellStart"/>
+      <w:r>
+        <w:t>i</w:t>
+      </w:r>
+      <w:proofErr w:type="spellEnd"/>
+      <w:r>
+        <w:t>] == key)</w:t>
+      </w:r>
+    </w:p>
+    <w:p>
+      <w:r>
+        <w:t>        {</w:t>
+      </w:r>
+    </w:p>
+    <w:p>
+      <w:r>
+        <w:t xml:space="preserve">            return </w:t>
+      </w:r>
+      <w:proofErr w:type="spellStart"/>
+      <w:r>
+        <w:t>i</w:t>
+      </w:r>
+      <w:proofErr w:type="spellEnd"/>
+      <w:r>
+        <w:t>;</w:t>
+      </w:r>
+    </w:p>
+    <w:p>
+      <w:r>
+        <w:t>        }</w:t>
+      </w:r>
+    </w:p>
+    <w:p>
+      <w:r>
+        <w:t>    }</w:t>
+      </w:r>
+    </w:p>
+    <w:p>
+      <w:r>
+        <w:t>    return -1;</w:t>
+      </w:r>
+    </w:p>
+    <w:p>
+      <w:r>
+        <w:t>}</w:t>
+      </w:r>
+    </w:p>
+    <w:p/>
+    <w:p>
+      <w:r>
+        <w:t xml:space="preserve">int </w:t>
+      </w:r>
+      <w:proofErr w:type="gramStart"/>
+      <w:r>
+        <w:t>main(</w:t>
+      </w:r>
+      <w:proofErr w:type="gramEnd"/>
+      <w:r>
+        <w:t>)</w:t>
+      </w:r>
+    </w:p>
+    <w:p>
+      <w:r>
+        <w:t>{</w:t>
+      </w:r>
+    </w:p>
+    <w:p>
+      <w:r>
+        <w:t>    int n;</w:t>
+      </w:r>
+    </w:p>
+    <w:p/>
+    <w:p>
+      <w:r>
+        <w:t xml:space="preserve">    </w:t>
+      </w:r>
+      <w:proofErr w:type="spellStart"/>
+      <w:proofErr w:type="gramStart"/>
+      <w:r>
+        <w:t>printf</w:t>
+      </w:r>
+      <w:proofErr w:type="spellEnd"/>
+      <w:r>
+        <w:t>(</w:t>
+      </w:r>
+      <w:proofErr w:type="gramEnd"/>
+      <w:r>
+        <w:t>"Enter the size of the array: ");</w:t>
+      </w:r>
+    </w:p>
+    <w:p>
+      <w:r>
+        <w:t xml:space="preserve">    </w:t>
+      </w:r>
+      <w:proofErr w:type="spellStart"/>
+      <w:proofErr w:type="gramStart"/>
+      <w:r>
+        <w:t>scanf</w:t>
+      </w:r>
+      <w:proofErr w:type="spellEnd"/>
+      <w:r>
+        <w:t>(</w:t>
+      </w:r>
+      <w:proofErr w:type="gramEnd"/>
+      <w:r>
+        <w:t>"%d", &amp;n);</w:t>
+      </w:r>
+    </w:p>
+    <w:p/>
+    <w:p>
+      <w:r>
+        <w:t>    if (n &lt;</w:t>
+      </w:r>
+      <w:r>
+        <w:t>1</w:t>
+      </w:r>
+      <w:r>
+        <w:t>0)</w:t>
+      </w:r>
+    </w:p>
+    <w:p>
+      <w:r>
+        <w:t>    {</w:t>
+      </w:r>
+    </w:p>
+    <w:p>
+      <w:r>
+        <w:t xml:space="preserve">        </w:t>
+      </w:r>
+      <w:proofErr w:type="spellStart"/>
+      <w:proofErr w:type="gramStart"/>
+      <w:r>
+        <w:t>printf</w:t>
+      </w:r>
+      <w:proofErr w:type="spellEnd"/>
+      <w:r>
+        <w:t>(</w:t>
+      </w:r>
+      <w:proofErr w:type="gramEnd"/>
+      <w:r>
+        <w:t>"Please enter a number greater than</w:t>
+      </w:r>
+      <w:r>
+        <w:t xml:space="preserve"> or equal to 10</w:t>
+      </w:r>
+      <w:r>
+        <w:t>.\n");</w:t>
+      </w:r>
+    </w:p>
+    <w:p>
+      <w:r>
+        <w:t>        return 0;</w:t>
+      </w:r>
+    </w:p>
+    <w:p>
+      <w:r>
+        <w:t>    }</w:t>
+      </w:r>
+    </w:p>
+    <w:p/>
+    <w:p>
+      <w:r>
+        <w:t>    int *</w:t>
+      </w:r>
+      <w:proofErr w:type="spellStart"/>
+      <w:r>
+        <w:t>arr</w:t>
+      </w:r>
+      <w:proofErr w:type="spellEnd"/>
+      <w:r>
+        <w:t xml:space="preserve"> = (int </w:t>
+      </w:r>
+      <w:proofErr w:type="gramStart"/>
+      <w:r>
+        <w:t>*)malloc</w:t>
+      </w:r>
+      <w:proofErr w:type="gramEnd"/>
+      <w:r>
+        <w:t xml:space="preserve">(n * </w:t>
+      </w:r>
+      <w:proofErr w:type="spellStart"/>
+      <w:r>
+        <w:t>sizeof</w:t>
+      </w:r>
+      <w:proofErr w:type="spellEnd"/>
+      <w:r>
+        <w:t>(int));</w:t>
+      </w:r>
+    </w:p>
+    <w:p/>
+    <w:p>
+      <w:r>
+        <w:t>    if (</w:t>
+      </w:r>
+      <w:proofErr w:type="spellStart"/>
+      <w:r>
+        <w:t>arr</w:t>
+      </w:r>
+      <w:proofErr w:type="spellEnd"/>
+      <w:r>
+        <w:t xml:space="preserve"> == NULL)</w:t>
+      </w:r>
+    </w:p>
+    <w:p>
+      <w:r>
+        <w:lastRenderedPageBreak/>
+        <w:t>    {</w:t>
+      </w:r>
+    </w:p>
+    <w:p>
+      <w:r>
+        <w:t xml:space="preserve">        </w:t>
+      </w:r>
+      <w:proofErr w:type="spellStart"/>
+      <w:proofErr w:type="gramStart"/>
+      <w:r>
+        <w:t>printf</w:t>
+      </w:r>
+      <w:proofErr w:type="spellEnd"/>
+      <w:r>
+        <w:t>(</w:t>
+      </w:r>
+      <w:proofErr w:type="gramEnd"/>
+      <w:r>
+        <w:t>"Memory not allocated.\n");</w:t>
+      </w:r>
+    </w:p>
+    <w:p>
+      <w:r>
+        <w:t>        return -1;</w:t>
+      </w:r>
+    </w:p>
+    <w:p>
+      <w:r>
+        <w:t>    }</w:t>
+      </w:r>
+    </w:p>
+    <w:p/>
+    <w:p>
+      <w:r>
+        <w:t xml:space="preserve">    </w:t>
+      </w:r>
+      <w:proofErr w:type="spellStart"/>
+      <w:r>
+        <w:t>srand</w:t>
+      </w:r>
+      <w:proofErr w:type="spellEnd"/>
+      <w:r>
+        <w:t>(</w:t>
+      </w:r>
+      <w:proofErr w:type="gramStart"/>
+      <w:r>
+        <w:t>time(</w:t>
+      </w:r>
+      <w:proofErr w:type="gramEnd"/>
+      <w:r>
+        <w:t>NULL));</w:t>
+      </w:r>
+    </w:p>
+    <w:p/>
+    <w:p>
+      <w:r>
+        <w:t xml:space="preserve">    </w:t>
       </w:r>
       <w:proofErr w:type="spellStart"/>
       <w:proofErr w:type="gramStart"/>
@@ -588,27 +1040,148 @@
       <w:r>
         <w:t>(</w:t>
       </w:r>
-      <w:proofErr w:type="gramEnd"/>
-      <w:r>
-        <w:t xml:space="preserve">int </w:t>
-      </w:r>
-      <w:proofErr w:type="spellStart"/>
-      <w:proofErr w:type="gramStart"/>
+      <w:proofErr w:type="spellStart"/>
+      <w:proofErr w:type="gramEnd"/>
       <w:r>
         <w:t>arr</w:t>
       </w:r>
       <w:proofErr w:type="spellEnd"/>
       <w:r>
+        <w:t>, n);</w:t>
+      </w:r>
+    </w:p>
+    <w:p/>
+    <w:p>
+      <w:r>
+        <w:t>    // Select a random key from the array</w:t>
+      </w:r>
+    </w:p>
+    <w:p>
+      <w:r>
+        <w:t xml:space="preserve">    int </w:t>
+      </w:r>
+      <w:proofErr w:type="spellStart"/>
+      <w:r>
+        <w:t>randomIndex</w:t>
+      </w:r>
+      <w:proofErr w:type="spellEnd"/>
+      <w:r>
+        <w:t xml:space="preserve"> = </w:t>
+      </w:r>
+      <w:proofErr w:type="gramStart"/>
+      <w:r>
+        <w:t>rand(</w:t>
+      </w:r>
+      <w:proofErr w:type="gramEnd"/>
+      <w:r>
+        <w:t>) % n;</w:t>
+      </w:r>
+    </w:p>
+    <w:p>
+      <w:r>
+        <w:t xml:space="preserve">    int key = </w:t>
+      </w:r>
+      <w:proofErr w:type="spellStart"/>
+      <w:r>
+        <w:t>arr</w:t>
+      </w:r>
+      <w:proofErr w:type="spellEnd"/>
+      <w:r>
         <w:t>[</w:t>
       </w:r>
-      <w:proofErr w:type="gramEnd"/>
-      <w:r>
-        <w:t>], int n)</w:t>
-      </w:r>
-    </w:p>
-    <w:p>
-      <w:r>
-        <w:t>{</w:t>
+      <w:proofErr w:type="spellStart"/>
+      <w:r>
+        <w:t>randomIndex</w:t>
+      </w:r>
+      <w:proofErr w:type="spellEnd"/>
+      <w:r>
+        <w:t>];</w:t>
+      </w:r>
+    </w:p>
+    <w:p/>
+    <w:p>
+      <w:r>
+        <w:t>    // Display the key and its original index</w:t>
+      </w:r>
+    </w:p>
+    <w:p>
+      <w:r>
+        <w:t xml:space="preserve">    </w:t>
+      </w:r>
+      <w:proofErr w:type="spellStart"/>
+      <w:proofErr w:type="gramStart"/>
+      <w:r>
+        <w:t>printf</w:t>
+      </w:r>
+      <w:proofErr w:type="spellEnd"/>
+      <w:r>
+        <w:t>(</w:t>
+      </w:r>
+      <w:proofErr w:type="gramEnd"/>
+      <w:r>
+        <w:t>"\</w:t>
+      </w:r>
+      <w:proofErr w:type="spellStart"/>
+      <w:r>
+        <w:t>nKey</w:t>
+      </w:r>
+      <w:proofErr w:type="spellEnd"/>
+      <w:r>
+        <w:t xml:space="preserve"> selected for searching: %d\n", key);</w:t>
+      </w:r>
+    </w:p>
+    <w:p>
+      <w:r>
+        <w:t xml:space="preserve">    </w:t>
+      </w:r>
+      <w:proofErr w:type="spellStart"/>
+      <w:proofErr w:type="gramStart"/>
+      <w:r>
+        <w:t>printf</w:t>
+      </w:r>
+      <w:proofErr w:type="spellEnd"/>
+      <w:r>
+        <w:t>(</w:t>
+      </w:r>
+      <w:proofErr w:type="gramEnd"/>
+      <w:r>
+        <w:t xml:space="preserve">"Original index of key: %d\n", </w:t>
+      </w:r>
+      <w:proofErr w:type="spellStart"/>
+      <w:r>
+        <w:t>randomIndex</w:t>
+      </w:r>
+      <w:proofErr w:type="spellEnd"/>
+      <w:r>
+        <w:t>);</w:t>
+      </w:r>
+    </w:p>
+    <w:p/>
+    <w:p>
+      <w:r>
+        <w:t xml:space="preserve">    </w:t>
+      </w:r>
+      <w:proofErr w:type="spellStart"/>
+      <w:r>
+        <w:t>clock_t</w:t>
+      </w:r>
+      <w:proofErr w:type="spellEnd"/>
+      <w:r>
+        <w:t xml:space="preserve"> start = </w:t>
+      </w:r>
+      <w:proofErr w:type="gramStart"/>
+      <w:r>
+        <w:t>clock(</w:t>
+      </w:r>
+      <w:proofErr w:type="gramEnd"/>
+      <w:r>
+        <w:t>);</w:t>
+      </w:r>
+    </w:p>
+    <w:p/>
+    <w:p>
+      <w:r>
+        <w:t>    int result;</w:t>
       </w:r>
     </w:p>
     <w:p>
@@ -629,7 +1202,7 @@
       </w:r>
       <w:proofErr w:type="spellEnd"/>
       <w:r>
-        <w:t xml:space="preserve"> &lt; n; </w:t>
+        <w:t xml:space="preserve"> &lt; 1000; </w:t>
       </w:r>
       <w:proofErr w:type="spellStart"/>
       <w:r>
@@ -647,31 +1220,25 @@
     </w:p>
     <w:p>
       <w:r>
-        <w:t xml:space="preserve">        </w:t>
-      </w:r>
-      <w:proofErr w:type="spellStart"/>
+        <w:t xml:space="preserve">        result = </w:t>
+      </w:r>
+      <w:proofErr w:type="spellStart"/>
+      <w:proofErr w:type="gramStart"/>
+      <w:r>
+        <w:t>linearSearch</w:t>
+      </w:r>
+      <w:proofErr w:type="spellEnd"/>
+      <w:r>
+        <w:t>(</w:t>
+      </w:r>
+      <w:proofErr w:type="spellStart"/>
+      <w:proofErr w:type="gramEnd"/>
       <w:r>
         <w:t>arr</w:t>
       </w:r>
       <w:proofErr w:type="spellEnd"/>
       <w:r>
-        <w:t>[</w:t>
-      </w:r>
-      <w:proofErr w:type="spellStart"/>
-      <w:r>
-        <w:t>i</w:t>
-      </w:r>
-      <w:proofErr w:type="spellEnd"/>
-      <w:r>
-        <w:t xml:space="preserve">] = </w:t>
-      </w:r>
-      <w:proofErr w:type="gramStart"/>
-      <w:r>
-        <w:t>rand(</w:t>
-      </w:r>
-      <w:proofErr w:type="gramEnd"/>
-      <w:r>
-        <w:t>) % 10000;</w:t>
+        <w:t>, n, key);</w:t>
       </w:r>
     </w:p>
     <w:p>
@@ -679,479 +1246,24 @@
         <w:t>    }</w:t>
       </w:r>
     </w:p>
-    <w:p>
-      <w:r>
-        <w:t>}</w:t>
-      </w:r>
-    </w:p>
-    <w:p/>
-    <w:p>
-      <w:r>
-        <w:t xml:space="preserve">int </w:t>
-      </w:r>
-      <w:proofErr w:type="spellStart"/>
-      <w:proofErr w:type="gramStart"/>
-      <w:r>
-        <w:t>linearSearch</w:t>
-      </w:r>
-      <w:proofErr w:type="spellEnd"/>
-      <w:r>
-        <w:t>(</w:t>
-      </w:r>
-      <w:proofErr w:type="gramEnd"/>
-      <w:r>
-        <w:t xml:space="preserve">int </w:t>
-      </w:r>
-      <w:proofErr w:type="spellStart"/>
-      <w:proofErr w:type="gramStart"/>
-      <w:r>
-        <w:t>arr</w:t>
-      </w:r>
-      <w:proofErr w:type="spellEnd"/>
-      <w:r>
-        <w:t>[</w:t>
-      </w:r>
-      <w:proofErr w:type="gramEnd"/>
-      <w:r>
-        <w:t>], int n, int key)</w:t>
-      </w:r>
-    </w:p>
-    <w:p>
-      <w:r>
-        <w:t>{</w:t>
-      </w:r>
-    </w:p>
-    <w:p>
-      <w:r>
-        <w:t xml:space="preserve">    for (int </w:t>
-      </w:r>
-      <w:proofErr w:type="spellStart"/>
-      <w:r>
-        <w:t>i</w:t>
-      </w:r>
-      <w:proofErr w:type="spellEnd"/>
-      <w:r>
-        <w:t xml:space="preserve"> = 0; </w:t>
-      </w:r>
-      <w:proofErr w:type="spellStart"/>
-      <w:r>
-        <w:t>i</w:t>
-      </w:r>
-      <w:proofErr w:type="spellEnd"/>
-      <w:r>
-        <w:t xml:space="preserve"> &lt; n; </w:t>
-      </w:r>
-      <w:proofErr w:type="spellStart"/>
-      <w:r>
-        <w:t>i</w:t>
-      </w:r>
-      <w:proofErr w:type="spellEnd"/>
-      <w:r>
-        <w:t>++)</w:t>
-      </w:r>
-    </w:p>
-    <w:p>
-      <w:r>
-        <w:t>    {</w:t>
-      </w:r>
-    </w:p>
-    <w:p>
-      <w:r>
-        <w:t>        if (</w:t>
-      </w:r>
-      <w:proofErr w:type="spellStart"/>
-      <w:r>
-        <w:t>arr</w:t>
-      </w:r>
-      <w:proofErr w:type="spellEnd"/>
-      <w:r>
-        <w:t>[</w:t>
-      </w:r>
-      <w:proofErr w:type="spellStart"/>
-      <w:r>
-        <w:t>i</w:t>
-      </w:r>
-      <w:proofErr w:type="spellEnd"/>
-      <w:r>
-        <w:t>] == key)</w:t>
-      </w:r>
-    </w:p>
-    <w:p>
-      <w:r>
-        <w:t>        {</w:t>
-      </w:r>
-    </w:p>
-    <w:p>
-      <w:r>
-        <w:t xml:space="preserve">            return </w:t>
-      </w:r>
-      <w:proofErr w:type="spellStart"/>
-      <w:r>
-        <w:t>i</w:t>
-      </w:r>
-      <w:proofErr w:type="spellEnd"/>
-      <w:r>
-        <w:t>;</w:t>
-      </w:r>
-    </w:p>
-    <w:p>
-      <w:r>
-        <w:t>        }</w:t>
-      </w:r>
-    </w:p>
-    <w:p>
-      <w:r>
-        <w:t>    }</w:t>
-      </w:r>
-    </w:p>
-    <w:p>
-      <w:r>
-        <w:t>    return -1;</w:t>
-      </w:r>
-    </w:p>
-    <w:p>
-      <w:r>
-        <w:t>}</w:t>
-      </w:r>
-    </w:p>
-    <w:p/>
-    <w:p>
-      <w:r>
-        <w:t xml:space="preserve">int </w:t>
-      </w:r>
-      <w:proofErr w:type="gramStart"/>
-      <w:r>
-        <w:t>main(</w:t>
-      </w:r>
-      <w:proofErr w:type="gramEnd"/>
-      <w:r>
-        <w:t>)</w:t>
-      </w:r>
-    </w:p>
-    <w:p>
-      <w:r>
-        <w:t>{</w:t>
-      </w:r>
-    </w:p>
-    <w:p>
-      <w:r>
-        <w:t>    int n;</w:t>
-      </w:r>
-    </w:p>
     <w:p/>
     <w:p>
       <w:r>
         <w:t xml:space="preserve">    </w:t>
       </w:r>
       <w:proofErr w:type="spellStart"/>
-      <w:proofErr w:type="gramStart"/>
-      <w:r>
-        <w:t>printf</w:t>
-      </w:r>
-      <w:proofErr w:type="spellEnd"/>
-      <w:r>
-        <w:t>(</w:t>
-      </w:r>
-      <w:proofErr w:type="gramEnd"/>
-      <w:r>
-        <w:t>"Enter the size of the array: ");</w:t>
-      </w:r>
-    </w:p>
-    <w:p>
-      <w:r>
-        <w:t xml:space="preserve">    </w:t>
-      </w:r>
-      <w:proofErr w:type="spellStart"/>
-      <w:proofErr w:type="gramStart"/>
-      <w:r>
-        <w:t>scanf</w:t>
-      </w:r>
-      <w:proofErr w:type="spellEnd"/>
-      <w:r>
-        <w:t>(</w:t>
-      </w:r>
-      <w:proofErr w:type="gramEnd"/>
-      <w:r>
-        <w:t>"%d", &amp;n);</w:t>
-      </w:r>
-    </w:p>
-    <w:p/>
-    <w:p>
-      <w:r>
-        <w:t>    if (n &lt;</w:t>
-      </w:r>
-      <w:r>
-        <w:t>1</w:t>
-      </w:r>
-      <w:r>
-        <w:t>0)</w:t>
-      </w:r>
-    </w:p>
-    <w:p>
-      <w:r>
-        <w:t>    {</w:t>
-      </w:r>
-    </w:p>
-    <w:p>
-      <w:r>
-        <w:t xml:space="preserve">        </w:t>
-      </w:r>
-      <w:proofErr w:type="spellStart"/>
-      <w:proofErr w:type="gramStart"/>
-      <w:r>
-        <w:t>printf</w:t>
-      </w:r>
-      <w:proofErr w:type="spellEnd"/>
-      <w:r>
-        <w:t>(</w:t>
-      </w:r>
-      <w:proofErr w:type="gramEnd"/>
-      <w:r>
-        <w:t>"Please enter a number greater than</w:t>
-      </w:r>
-      <w:r>
-        <w:t xml:space="preserve"> or equal to 10</w:t>
-      </w:r>
-      <w:r>
-        <w:t>.\n");</w:t>
-      </w:r>
-    </w:p>
-    <w:p>
-      <w:r>
-        <w:t>        return 0;</w:t>
-      </w:r>
-    </w:p>
-    <w:p>
-      <w:r>
-        <w:t>    }</w:t>
-      </w:r>
-    </w:p>
-    <w:p/>
-    <w:p>
-      <w:r>
-        <w:t>    int *</w:t>
-      </w:r>
-      <w:proofErr w:type="spellStart"/>
-      <w:r>
-        <w:t>arr</w:t>
-      </w:r>
-      <w:proofErr w:type="spellEnd"/>
-      <w:r>
-        <w:t xml:space="preserve"> = (int </w:t>
-      </w:r>
-      <w:proofErr w:type="gramStart"/>
-      <w:r>
-        <w:t>*)malloc</w:t>
-      </w:r>
-      <w:proofErr w:type="gramEnd"/>
-      <w:r>
-        <w:t xml:space="preserve">(n * </w:t>
-      </w:r>
-      <w:proofErr w:type="spellStart"/>
-      <w:r>
-        <w:t>sizeof</w:t>
-      </w:r>
-      <w:proofErr w:type="spellEnd"/>
-      <w:r>
-        <w:t>(int));</w:t>
-      </w:r>
-    </w:p>
-    <w:p/>
-    <w:p>
-      <w:r>
-        <w:lastRenderedPageBreak/>
-        <w:t>    if (</w:t>
-      </w:r>
-      <w:proofErr w:type="spellStart"/>
-      <w:r>
-        <w:t>arr</w:t>
-      </w:r>
-      <w:proofErr w:type="spellEnd"/>
-      <w:r>
-        <w:t xml:space="preserve"> == NULL)</w:t>
-      </w:r>
-    </w:p>
-    <w:p>
-      <w:r>
-        <w:t>    {</w:t>
-      </w:r>
-    </w:p>
-    <w:p>
-      <w:r>
-        <w:t xml:space="preserve">        </w:t>
-      </w:r>
-      <w:proofErr w:type="spellStart"/>
-      <w:proofErr w:type="gramStart"/>
-      <w:r>
-        <w:t>printf</w:t>
-      </w:r>
-      <w:proofErr w:type="spellEnd"/>
-      <w:r>
-        <w:t>(</w:t>
-      </w:r>
-      <w:proofErr w:type="gramEnd"/>
-      <w:r>
-        <w:t>"Memory not allocated.\n");</w:t>
-      </w:r>
-    </w:p>
-    <w:p>
-      <w:r>
-        <w:t>        return -1;</w:t>
-      </w:r>
-    </w:p>
-    <w:p>
-      <w:r>
-        <w:t>    }</w:t>
-      </w:r>
-    </w:p>
-    <w:p/>
-    <w:p>
-      <w:r>
-        <w:t xml:space="preserve">    </w:t>
-      </w:r>
-      <w:proofErr w:type="spellStart"/>
-      <w:r>
-        <w:t>srand</w:t>
-      </w:r>
-      <w:proofErr w:type="spellEnd"/>
-      <w:r>
-        <w:t>(</w:t>
-      </w:r>
-      <w:proofErr w:type="gramStart"/>
-      <w:r>
-        <w:t>time(</w:t>
-      </w:r>
-      <w:proofErr w:type="gramEnd"/>
-      <w:r>
-        <w:t>NULL));</w:t>
-      </w:r>
-    </w:p>
-    <w:p/>
-    <w:p>
-      <w:r>
-        <w:t xml:space="preserve">    </w:t>
-      </w:r>
-      <w:proofErr w:type="spellStart"/>
-      <w:proofErr w:type="gramStart"/>
-      <w:r>
-        <w:t>generateRandomNumber</w:t>
-      </w:r>
-      <w:proofErr w:type="spellEnd"/>
-      <w:r>
-        <w:t>(</w:t>
-      </w:r>
-      <w:proofErr w:type="spellStart"/>
-      <w:proofErr w:type="gramEnd"/>
-      <w:r>
-        <w:t>arr</w:t>
-      </w:r>
-      <w:proofErr w:type="spellEnd"/>
-      <w:r>
-        <w:t>, n);</w:t>
-      </w:r>
-    </w:p>
-    <w:p/>
-    <w:p>
-      <w:r>
-        <w:t>    // Select a random key from the array</w:t>
-      </w:r>
-    </w:p>
-    <w:p>
-      <w:r>
-        <w:t xml:space="preserve">    int </w:t>
-      </w:r>
-      <w:proofErr w:type="spellStart"/>
-      <w:r>
-        <w:t>randomIndex</w:t>
-      </w:r>
-      <w:proofErr w:type="spellEnd"/>
-      <w:r>
-        <w:t xml:space="preserve"> = </w:t>
-      </w:r>
-      <w:proofErr w:type="gramStart"/>
-      <w:r>
-        <w:t>rand(</w:t>
-      </w:r>
-      <w:proofErr w:type="gramEnd"/>
-      <w:r>
-        <w:t>) % n;</w:t>
-      </w:r>
-    </w:p>
-    <w:p>
-      <w:r>
-        <w:t xml:space="preserve">    int key = </w:t>
-      </w:r>
-      <w:proofErr w:type="spellStart"/>
-      <w:r>
-        <w:t>arr</w:t>
-      </w:r>
-      <w:proofErr w:type="spellEnd"/>
-      <w:r>
-        <w:t>[</w:t>
-      </w:r>
-      <w:proofErr w:type="spellStart"/>
-      <w:r>
-        <w:t>randomIndex</w:t>
-      </w:r>
-      <w:proofErr w:type="spellEnd"/>
-      <w:r>
-        <w:t>];</w:t>
-      </w:r>
-    </w:p>
-    <w:p/>
-    <w:p>
-      <w:r>
-        <w:t>    // Display the key and its original index</w:t>
-      </w:r>
-    </w:p>
-    <w:p>
-      <w:r>
-        <w:t xml:space="preserve">    </w:t>
-      </w:r>
-      <w:proofErr w:type="spellStart"/>
-      <w:proofErr w:type="gramStart"/>
-      <w:r>
-        <w:t>printf</w:t>
-      </w:r>
-      <w:proofErr w:type="spellEnd"/>
-      <w:r>
-        <w:t>(</w:t>
-      </w:r>
-      <w:proofErr w:type="gramEnd"/>
-      <w:r>
-        <w:t>"\</w:t>
-      </w:r>
-      <w:proofErr w:type="spellStart"/>
-      <w:r>
-        <w:t>nKey</w:t>
-      </w:r>
-      <w:proofErr w:type="spellEnd"/>
-      <w:r>
-        <w:t xml:space="preserve"> selected for searching: %d\n", key);</w:t>
-      </w:r>
-    </w:p>
-    <w:p>
-      <w:r>
-        <w:t xml:space="preserve">    </w:t>
-      </w:r>
-      <w:proofErr w:type="spellStart"/>
-      <w:proofErr w:type="gramStart"/>
-      <w:r>
-        <w:t>printf</w:t>
-      </w:r>
-      <w:proofErr w:type="spellEnd"/>
-      <w:r>
-        <w:t>(</w:t>
-      </w:r>
-      <w:proofErr w:type="gramEnd"/>
-      <w:r>
-        <w:t xml:space="preserve">"Original index of key: %d\n", </w:t>
-      </w:r>
-      <w:proofErr w:type="spellStart"/>
-      <w:r>
-        <w:t>randomIndex</w:t>
-      </w:r>
-      <w:proofErr w:type="spellEnd"/>
+      <w:r>
+        <w:t>clock_t</w:t>
+      </w:r>
+      <w:proofErr w:type="spellEnd"/>
+      <w:r>
+        <w:t xml:space="preserve"> end = </w:t>
+      </w:r>
+      <w:proofErr w:type="gramStart"/>
+      <w:r>
+        <w:t>clock(</w:t>
+      </w:r>
+      <w:proofErr w:type="gramEnd"/>
       <w:r>
         <w:t>);</w:t>
       </w:r>
@@ -1159,119 +1271,6 @@
     <w:p/>
     <w:p>
       <w:r>
-        <w:t xml:space="preserve">    </w:t>
-      </w:r>
-      <w:proofErr w:type="spellStart"/>
-      <w:r>
-        <w:t>clock_t</w:t>
-      </w:r>
-      <w:proofErr w:type="spellEnd"/>
-      <w:r>
-        <w:t xml:space="preserve"> start = </w:t>
-      </w:r>
-      <w:proofErr w:type="gramStart"/>
-      <w:r>
-        <w:t>clock(</w:t>
-      </w:r>
-      <w:proofErr w:type="gramEnd"/>
-      <w:r>
-        <w:t>);</w:t>
-      </w:r>
-    </w:p>
-    <w:p/>
-    <w:p>
-      <w:r>
-        <w:t>    int result;</w:t>
-      </w:r>
-    </w:p>
-    <w:p>
-      <w:r>
-        <w:t xml:space="preserve">    for (int </w:t>
-      </w:r>
-      <w:proofErr w:type="spellStart"/>
-      <w:r>
-        <w:t>i</w:t>
-      </w:r>
-      <w:proofErr w:type="spellEnd"/>
-      <w:r>
-        <w:t xml:space="preserve"> = 0; </w:t>
-      </w:r>
-      <w:proofErr w:type="spellStart"/>
-      <w:r>
-        <w:t>i</w:t>
-      </w:r>
-      <w:proofErr w:type="spellEnd"/>
-      <w:r>
-        <w:t xml:space="preserve"> &lt; 1000; </w:t>
-      </w:r>
-      <w:proofErr w:type="spellStart"/>
-      <w:r>
-        <w:t>i</w:t>
-      </w:r>
-      <w:proofErr w:type="spellEnd"/>
-      <w:r>
-        <w:t>++)</w:t>
-      </w:r>
-    </w:p>
-    <w:p>
-      <w:r>
-        <w:t>    {</w:t>
-      </w:r>
-    </w:p>
-    <w:p>
-      <w:r>
-        <w:t xml:space="preserve">        result = </w:t>
-      </w:r>
-      <w:proofErr w:type="spellStart"/>
-      <w:proofErr w:type="gramStart"/>
-      <w:r>
-        <w:t>linearSearch</w:t>
-      </w:r>
-      <w:proofErr w:type="spellEnd"/>
-      <w:r>
-        <w:t>(</w:t>
-      </w:r>
-      <w:proofErr w:type="spellStart"/>
-      <w:proofErr w:type="gramEnd"/>
-      <w:r>
-        <w:t>arr</w:t>
-      </w:r>
-      <w:proofErr w:type="spellEnd"/>
-      <w:r>
-        <w:t>, n, key);</w:t>
-      </w:r>
-    </w:p>
-    <w:p>
-      <w:r>
-        <w:t>    }</w:t>
-      </w:r>
-    </w:p>
-    <w:p/>
-    <w:p>
-      <w:r>
-        <w:t xml:space="preserve">    </w:t>
-      </w:r>
-      <w:proofErr w:type="spellStart"/>
-      <w:r>
-        <w:t>clock_t</w:t>
-      </w:r>
-      <w:proofErr w:type="spellEnd"/>
-      <w:r>
-        <w:t xml:space="preserve"> end = </w:t>
-      </w:r>
-      <w:proofErr w:type="gramStart"/>
-      <w:r>
-        <w:t>clock(</w:t>
-      </w:r>
-      <w:proofErr w:type="gramEnd"/>
-      <w:r>
-        <w:t>);</w:t>
-      </w:r>
-    </w:p>
-    <w:p/>
-    <w:p>
-      <w:r>
-        <w:lastRenderedPageBreak/>
         <w:t xml:space="preserve">    double </w:t>
       </w:r>
       <w:proofErr w:type="spellStart"/>
@@ -1570,6 +1569,7 @@
           <w:sz w:val="28"/>
           <w:szCs w:val="28"/>
         </w:rPr>
+        <w:lastRenderedPageBreak/>
         <w:t>Graph:</w:t>
       </w:r>
     </w:p>
@@ -1778,6 +1778,7 @@
           <w:sz w:val="36"/>
           <w:szCs w:val="36"/>
         </w:rPr>
+        <w:lastRenderedPageBreak/>
         <w:t>Practical-2</w:t>
       </w:r>
     </w:p>
@@ -1973,8 +1974,27 @@
     <w:p/>
     <w:p>
       <w:r>
+        <w:t xml:space="preserve">        IF </w:t>
+      </w:r>
+      <w:proofErr w:type="spellStart"/>
+      <w:r>
+        <w:t>arr</w:t>
+      </w:r>
+      <w:proofErr w:type="spellEnd"/>
+      <w:r>
+        <w:t>[mid] = key THEN</w:t>
+      </w:r>
+    </w:p>
+    <w:p>
+      <w:r>
         <w:lastRenderedPageBreak/>
-        <w:t xml:space="preserve">        IF </w:t>
+        <w:t xml:space="preserve">            RETURN mid</w:t>
+      </w:r>
+    </w:p>
+    <w:p/>
+    <w:p>
+      <w:r>
+        <w:t xml:space="preserve">        ELSE IF </w:t>
       </w:r>
       <w:proofErr w:type="spellStart"/>
       <w:r>
@@ -1982,18 +2002,104 @@
       </w:r>
       <w:proofErr w:type="spellEnd"/>
       <w:r>
-        <w:t>[mid] = key THEN</w:t>
-      </w:r>
-    </w:p>
-    <w:p>
-      <w:r>
-        <w:t xml:space="preserve">            RETURN mid</w:t>
-      </w:r>
-    </w:p>
-    <w:p/>
-    <w:p>
-      <w:r>
-        <w:t xml:space="preserve">        ELSE IF </w:t>
+        <w:t>[mid] &lt; key THEN</w:t>
+      </w:r>
+    </w:p>
+    <w:p>
+      <w:r>
+        <w:t xml:space="preserve">            low ← mid + 1</w:t>
+      </w:r>
+    </w:p>
+    <w:p/>
+    <w:p>
+      <w:r>
+        <w:t xml:space="preserve">        ELSE</w:t>
+      </w:r>
+    </w:p>
+    <w:p>
+      <w:r>
+        <w:t xml:space="preserve">            high ← mid - 1</w:t>
+      </w:r>
+    </w:p>
+    <w:p>
+      <w:r>
+        <w:t xml:space="preserve">        END IF</w:t>
+      </w:r>
+    </w:p>
+    <w:p/>
+    <w:p>
+      <w:r>
+        <w:t xml:space="preserve">    END WHILE</w:t>
+      </w:r>
+    </w:p>
+    <w:p/>
+    <w:p>
+      <w:r>
+        <w:t xml:space="preserve">    RETURN -1</w:t>
+      </w:r>
+    </w:p>
+    <w:p/>
+    <w:p>
+      <w:r>
+        <w:t>END FUNCTION</w:t>
+      </w:r>
+    </w:p>
+    <w:p/>
+    <w:p/>
+    <w:p>
+      <w:r>
+        <w:t>MAIN</w:t>
+      </w:r>
+    </w:p>
+    <w:p/>
+    <w:p>
+      <w:r>
+        <w:t xml:space="preserve">    DECLARE n</w:t>
+      </w:r>
+    </w:p>
+    <w:p/>
+    <w:p>
+      <w:r>
+        <w:t xml:space="preserve">    PRINT "Enter the size of the array:"</w:t>
+      </w:r>
+    </w:p>
+    <w:p>
+      <w:r>
+        <w:t xml:space="preserve">    INPUT n</w:t>
+      </w:r>
+    </w:p>
+    <w:p/>
+    <w:p>
+      <w:r>
+        <w:t xml:space="preserve">    IF n &lt; 10 THEN</w:t>
+      </w:r>
+    </w:p>
+    <w:p>
+      <w:r>
+        <w:t xml:space="preserve">        PRINT "Please enter a number greater than </w:t>
+      </w:r>
+      <w:r>
+        <w:t>or equal to 10</w:t>
+      </w:r>
+      <w:r>
+        <w:t>."</w:t>
+      </w:r>
+    </w:p>
+    <w:p>
+      <w:r>
+        <w:t xml:space="preserve">        EXIT</w:t>
+      </w:r>
+    </w:p>
+    <w:p>
+      <w:r>
+        <w:t xml:space="preserve">    END IF</w:t>
+      </w:r>
+    </w:p>
+    <w:p/>
+    <w:p>
+      <w:r>
+        <w:lastRenderedPageBreak/>
+        <w:t xml:space="preserve">    Allocate memory for array </w:t>
       </w:r>
       <w:proofErr w:type="spellStart"/>
       <w:r>
@@ -2001,87 +2107,18 @@
       </w:r>
       <w:proofErr w:type="spellEnd"/>
       <w:r>
-        <w:t>[mid] &lt; key THEN</w:t>
-      </w:r>
-    </w:p>
-    <w:p>
-      <w:r>
-        <w:t xml:space="preserve">            low ← mid + 1</w:t>
-      </w:r>
-    </w:p>
-    <w:p/>
-    <w:p>
-      <w:r>
-        <w:t xml:space="preserve">        ELSE</w:t>
-      </w:r>
-    </w:p>
-    <w:p>
-      <w:r>
-        <w:t xml:space="preserve">            high ← mid - 1</w:t>
-      </w:r>
-    </w:p>
-    <w:p>
-      <w:r>
-        <w:t xml:space="preserve">        END IF</w:t>
-      </w:r>
-    </w:p>
-    <w:p/>
-    <w:p>
-      <w:r>
-        <w:t xml:space="preserve">    END WHILE</w:t>
-      </w:r>
-    </w:p>
-    <w:p/>
-    <w:p>
-      <w:r>
-        <w:t xml:space="preserve">    RETURN -1</w:t>
-      </w:r>
-    </w:p>
-    <w:p/>
-    <w:p>
-      <w:r>
-        <w:t>END FUNCTION</w:t>
-      </w:r>
-    </w:p>
-    <w:p/>
-    <w:p/>
-    <w:p>
-      <w:r>
-        <w:t>MAIN</w:t>
-      </w:r>
-    </w:p>
-    <w:p/>
-    <w:p>
-      <w:r>
-        <w:t xml:space="preserve">    DECLARE n</w:t>
-      </w:r>
-    </w:p>
-    <w:p/>
-    <w:p>
-      <w:r>
-        <w:t xml:space="preserve">    PRINT "Enter the size of the array:"</w:t>
-      </w:r>
-    </w:p>
-    <w:p>
-      <w:r>
-        <w:t xml:space="preserve">    INPUT n</w:t>
-      </w:r>
-    </w:p>
-    <w:p/>
-    <w:p>
-      <w:r>
-        <w:t xml:space="preserve">    IF n &lt; 10 THEN</w:t>
-      </w:r>
-    </w:p>
-    <w:p>
-      <w:r>
-        <w:t xml:space="preserve">        PRINT "Please enter a number greater than </w:t>
-      </w:r>
-      <w:r>
-        <w:t>or equal to 10</w:t>
-      </w:r>
-      <w:r>
-        <w:t>."</w:t>
+        <w:t xml:space="preserve"> of size n</w:t>
+      </w:r>
+    </w:p>
+    <w:p/>
+    <w:p>
+      <w:r>
+        <w:t xml:space="preserve">    IF memory allocation fails THEN</w:t>
+      </w:r>
+    </w:p>
+    <w:p>
+      <w:r>
+        <w:t xml:space="preserve">        PRINT "Memory not allocated."</w:t>
       </w:r>
     </w:p>
     <w:p>
@@ -2097,48 +2134,326 @@
     <w:p/>
     <w:p>
       <w:r>
-        <w:t xml:space="preserve">    Allocate memory for array </w:t>
-      </w:r>
-      <w:proofErr w:type="spellStart"/>
+        <w:t xml:space="preserve">    Initialize random number generator</w:t>
+      </w:r>
+    </w:p>
+    <w:p/>
+    <w:p>
+      <w:r>
+        <w:t xml:space="preserve">    CALL </w:t>
+      </w:r>
+      <w:proofErr w:type="spellStart"/>
+      <w:proofErr w:type="gramStart"/>
+      <w:r>
+        <w:t>generateRandomNumber</w:t>
+      </w:r>
+      <w:proofErr w:type="spellEnd"/>
+      <w:r>
+        <w:t>(</w:t>
+      </w:r>
+      <w:proofErr w:type="spellStart"/>
+      <w:proofErr w:type="gramEnd"/>
       <w:r>
         <w:t>arr</w:t>
       </w:r>
       <w:proofErr w:type="spellEnd"/>
       <w:r>
-        <w:t xml:space="preserve"> of size n</w:t>
-      </w:r>
-    </w:p>
-    <w:p/>
-    <w:p>
-      <w:r>
-        <w:t xml:space="preserve">    IF memory allocation fails THEN</w:t>
-      </w:r>
-    </w:p>
-    <w:p>
-      <w:r>
-        <w:t xml:space="preserve">        PRINT "Memory not allocated."</w:t>
-      </w:r>
-    </w:p>
-    <w:p>
-      <w:r>
-        <w:t xml:space="preserve">        EXIT</w:t>
-      </w:r>
-    </w:p>
-    <w:p>
-      <w:r>
-        <w:t xml:space="preserve">    END IF</w:t>
-      </w:r>
-    </w:p>
-    <w:p/>
-    <w:p>
-      <w:r>
-        <w:t xml:space="preserve">    Initialize random number generator</w:t>
-      </w:r>
-    </w:p>
-    <w:p/>
-    <w:p>
-      <w:r>
-        <w:t xml:space="preserve">    CALL </w:t>
+        <w:t>, n)</w:t>
+      </w:r>
+    </w:p>
+    <w:p/>
+    <w:p>
+      <w:r>
+        <w:t xml:space="preserve">    Sort </w:t>
+      </w:r>
+      <w:proofErr w:type="spellStart"/>
+      <w:r>
+        <w:t>arr</w:t>
+      </w:r>
+      <w:proofErr w:type="spellEnd"/>
+      <w:r>
+        <w:t xml:space="preserve"> in ascending order using quick sort</w:t>
+      </w:r>
+    </w:p>
+    <w:p/>
+    <w:p>
+      <w:r>
+        <w:t xml:space="preserve">    </w:t>
+      </w:r>
+      <w:proofErr w:type="spellStart"/>
+      <w:r>
+        <w:t>randomIndex</w:t>
+      </w:r>
+      <w:proofErr w:type="spellEnd"/>
+      <w:r>
+        <w:t xml:space="preserve"> ← RANDOM number between 0 and n - 1</w:t>
+      </w:r>
+    </w:p>
+    <w:p>
+      <w:r>
+        <w:t xml:space="preserve">    key ← </w:t>
+      </w:r>
+      <w:proofErr w:type="spellStart"/>
+      <w:r>
+        <w:t>arr</w:t>
+      </w:r>
+      <w:proofErr w:type="spellEnd"/>
+      <w:r>
+        <w:t>[</w:t>
+      </w:r>
+      <w:proofErr w:type="spellStart"/>
+      <w:r>
+        <w:t>randomIndex</w:t>
+      </w:r>
+      <w:proofErr w:type="spellEnd"/>
+      <w:r>
+        <w:t>]</w:t>
+      </w:r>
+    </w:p>
+    <w:p/>
+    <w:p>
+      <w:r>
+        <w:t xml:space="preserve">    PRINT "Key selected for searching:", key</w:t>
+      </w:r>
+    </w:p>
+    <w:p>
+      <w:r>
+        <w:t xml:space="preserve">    PRINT "Original index of key:", </w:t>
+      </w:r>
+      <w:proofErr w:type="spellStart"/>
+      <w:r>
+        <w:t>randomIndex</w:t>
+      </w:r>
+      <w:proofErr w:type="spellEnd"/>
+    </w:p>
+    <w:p/>
+    <w:p>
+      <w:r>
+        <w:t xml:space="preserve">    start ← current clock time</w:t>
+      </w:r>
+    </w:p>
+    <w:p/>
+    <w:p>
+      <w:r>
+        <w:t xml:space="preserve">    FOR </w:t>
+      </w:r>
+      <w:proofErr w:type="spellStart"/>
+      <w:r>
+        <w:t>i</w:t>
+      </w:r>
+      <w:proofErr w:type="spellEnd"/>
+      <w:r>
+        <w:t xml:space="preserve"> ← 1 TO 1000 DO</w:t>
+      </w:r>
+    </w:p>
+    <w:p>
+      <w:r>
+        <w:t xml:space="preserve">        result ← </w:t>
+      </w:r>
+      <w:proofErr w:type="spellStart"/>
+      <w:proofErr w:type="gramStart"/>
+      <w:r>
+        <w:t>binarySearch</w:t>
+      </w:r>
+      <w:proofErr w:type="spellEnd"/>
+      <w:r>
+        <w:t>(</w:t>
+      </w:r>
+      <w:proofErr w:type="spellStart"/>
+      <w:proofErr w:type="gramEnd"/>
+      <w:r>
+        <w:t>arr</w:t>
+      </w:r>
+      <w:proofErr w:type="spellEnd"/>
+      <w:r>
+        <w:t>, n, key)</w:t>
+      </w:r>
+    </w:p>
+    <w:p>
+      <w:r>
+        <w:t xml:space="preserve">    END FOR</w:t>
+      </w:r>
+    </w:p>
+    <w:p/>
+    <w:p>
+      <w:r>
+        <w:t xml:space="preserve">    end ← current clock time</w:t>
+      </w:r>
+    </w:p>
+    <w:p/>
+    <w:p>
+      <w:r>
+        <w:t xml:space="preserve">    </w:t>
+      </w:r>
+      <w:proofErr w:type="spellStart"/>
+      <w:r>
+        <w:t>time_taken</w:t>
+      </w:r>
+      <w:proofErr w:type="spellEnd"/>
+      <w:r>
+        <w:t xml:space="preserve"> ← (end - start) / CLOCKS_PER_SECOND / 1000</w:t>
+      </w:r>
+    </w:p>
+    <w:p/>
+    <w:p>
+      <w:r>
+        <w:t xml:space="preserve">    PRINT "Key found at index:", result</w:t>
+      </w:r>
+    </w:p>
+    <w:p>
+      <w:r>
+        <w:t xml:space="preserve">    PRINT "Average time taken for binary search:", </w:t>
+      </w:r>
+      <w:proofErr w:type="spellStart"/>
+      <w:r>
+        <w:t>time_taken</w:t>
+      </w:r>
+      <w:proofErr w:type="spellEnd"/>
+    </w:p>
+    <w:p/>
+    <w:p>
+      <w:r>
+        <w:t xml:space="preserve">    Free memory allocated for </w:t>
+      </w:r>
+      <w:proofErr w:type="spellStart"/>
+      <w:r>
+        <w:t>arr</w:t>
+      </w:r>
+      <w:proofErr w:type="spellEnd"/>
+    </w:p>
+    <w:p/>
+    <w:p>
+      <w:r>
+        <w:t>END</w:t>
+      </w:r>
+    </w:p>
+    <w:p/>
+    <w:p>
+      <w:pPr>
+        <w:rPr>
+          <w:b/>
+          <w:bCs/>
+          <w:sz w:val="28"/>
+          <w:szCs w:val="28"/>
+        </w:rPr>
+      </w:pPr>
+      <w:r>
+        <w:rPr>
+          <w:b/>
+          <w:bCs/>
+          <w:sz w:val="28"/>
+          <w:szCs w:val="28"/>
+        </w:rPr>
+        <w:t>Code:</w:t>
+      </w:r>
+    </w:p>
+    <w:p>
+      <w:r>
+        <w:t>//-----------BINARY SEARCH------------//</w:t>
+      </w:r>
+    </w:p>
+    <w:p/>
+    <w:p>
+      <w:r>
+        <w:t>#include &lt;</w:t>
+      </w:r>
+      <w:proofErr w:type="spellStart"/>
+      <w:r>
+        <w:t>stdio.h</w:t>
+      </w:r>
+      <w:proofErr w:type="spellEnd"/>
+      <w:r>
+        <w:t>&gt;</w:t>
+      </w:r>
+    </w:p>
+    <w:p>
+      <w:r>
+        <w:t>#include &lt;</w:t>
+      </w:r>
+      <w:proofErr w:type="spellStart"/>
+      <w:r>
+        <w:t>stdlib.h</w:t>
+      </w:r>
+      <w:proofErr w:type="spellEnd"/>
+      <w:r>
+        <w:t>&gt;</w:t>
+      </w:r>
+    </w:p>
+    <w:p>
+      <w:r>
+        <w:t>#include &lt;</w:t>
+      </w:r>
+      <w:proofErr w:type="spellStart"/>
+      <w:r>
+        <w:t>time.h</w:t>
+      </w:r>
+      <w:proofErr w:type="spellEnd"/>
+      <w:r>
+        <w:t>&gt;</w:t>
+      </w:r>
+    </w:p>
+    <w:p/>
+    <w:p>
+      <w:r>
+        <w:t xml:space="preserve">int </w:t>
+      </w:r>
+      <w:proofErr w:type="gramStart"/>
+      <w:r>
+        <w:t>compare(</w:t>
+      </w:r>
+      <w:proofErr w:type="spellStart"/>
+      <w:proofErr w:type="gramEnd"/>
+      <w:r>
+        <w:t>const</w:t>
+      </w:r>
+      <w:proofErr w:type="spellEnd"/>
+      <w:r>
+        <w:t xml:space="preserve"> void *a, </w:t>
+      </w:r>
+      <w:proofErr w:type="spellStart"/>
+      <w:r>
+        <w:t>const</w:t>
+      </w:r>
+      <w:proofErr w:type="spellEnd"/>
+      <w:r>
+        <w:t xml:space="preserve"> void *b)</w:t>
+      </w:r>
+    </w:p>
+    <w:p>
+      <w:r>
+        <w:t>{</w:t>
+      </w:r>
+    </w:p>
+    <w:p>
+      <w:r>
+        <w:t xml:space="preserve">    return (*(int </w:t>
+      </w:r>
+      <w:proofErr w:type="gramStart"/>
+      <w:r>
+        <w:t>*)a</w:t>
+      </w:r>
+      <w:proofErr w:type="gramEnd"/>
+      <w:r>
+        <w:t xml:space="preserve"> - *(int </w:t>
+      </w:r>
+      <w:proofErr w:type="gramStart"/>
+      <w:r>
+        <w:t>*)b</w:t>
+      </w:r>
+      <w:proofErr w:type="gramEnd"/>
+      <w:r>
+        <w:t>);</w:t>
+      </w:r>
+    </w:p>
+    <w:p>
+      <w:r>
+        <w:t>}</w:t>
+      </w:r>
+    </w:p>
+    <w:p/>
+    <w:p>
+      <w:r>
+        <w:t xml:space="preserve">void </w:t>
       </w:r>
       <w:proofErr w:type="spellStart"/>
       <w:proofErr w:type="gramStart"/>
@@ -2149,20 +2464,66 @@
       <w:r>
         <w:t>(</w:t>
       </w:r>
-      <w:proofErr w:type="spellStart"/>
-      <w:proofErr w:type="gramEnd"/>
+      <w:proofErr w:type="gramEnd"/>
+      <w:r>
+        <w:t xml:space="preserve">int </w:t>
+      </w:r>
+      <w:proofErr w:type="spellStart"/>
+      <w:proofErr w:type="gramStart"/>
       <w:r>
         <w:t>arr</w:t>
       </w:r>
       <w:proofErr w:type="spellEnd"/>
       <w:r>
-        <w:t>, n)</w:t>
-      </w:r>
-    </w:p>
-    <w:p/>
-    <w:p>
-      <w:r>
-        <w:t xml:space="preserve">    Sort </w:t>
+        <w:t>[</w:t>
+      </w:r>
+      <w:proofErr w:type="gramEnd"/>
+      <w:r>
+        <w:t>], int n)</w:t>
+      </w:r>
+    </w:p>
+    <w:p>
+      <w:r>
+        <w:t>{</w:t>
+      </w:r>
+    </w:p>
+    <w:p>
+      <w:r>
+        <w:t xml:space="preserve">    for (int </w:t>
+      </w:r>
+      <w:proofErr w:type="spellStart"/>
+      <w:r>
+        <w:t>i</w:t>
+      </w:r>
+      <w:proofErr w:type="spellEnd"/>
+      <w:r>
+        <w:t xml:space="preserve"> = 0; </w:t>
+      </w:r>
+      <w:proofErr w:type="spellStart"/>
+      <w:r>
+        <w:t>i</w:t>
+      </w:r>
+      <w:proofErr w:type="spellEnd"/>
+      <w:r>
+        <w:t xml:space="preserve"> &lt; n; </w:t>
+      </w:r>
+      <w:proofErr w:type="spellStart"/>
+      <w:r>
+        <w:t>i</w:t>
+      </w:r>
+      <w:proofErr w:type="spellEnd"/>
+      <w:r>
+        <w:t>++)</w:t>
+      </w:r>
+    </w:p>
+    <w:p>
+      <w:r>
+        <w:t>    {</w:t>
+      </w:r>
+    </w:p>
+    <w:p>
+      <w:r>
+        <w:t xml:space="preserve">        </w:t>
       </w:r>
       <w:proofErr w:type="spellStart"/>
       <w:r>
@@ -2170,13 +2531,456 @@
       </w:r>
       <w:proofErr w:type="spellEnd"/>
       <w:r>
-        <w:t xml:space="preserve"> in ascending order using quick sort</w:t>
-      </w:r>
-    </w:p>
-    <w:p/>
-    <w:p>
-      <w:r>
-        <w:t xml:space="preserve">    </w:t>
+        <w:t>[</w:t>
+      </w:r>
+      <w:proofErr w:type="spellStart"/>
+      <w:r>
+        <w:t>i</w:t>
+      </w:r>
+      <w:proofErr w:type="spellEnd"/>
+      <w:r>
+        <w:t xml:space="preserve">] = </w:t>
+      </w:r>
+      <w:proofErr w:type="gramStart"/>
+      <w:r>
+        <w:t>rand(</w:t>
+      </w:r>
+      <w:proofErr w:type="gramEnd"/>
+      <w:r>
+        <w:t>) % 10000;</w:t>
+      </w:r>
+    </w:p>
+    <w:p>
+      <w:r>
+        <w:t>    }</w:t>
+      </w:r>
+    </w:p>
+    <w:p>
+      <w:r>
+        <w:t>}</w:t>
+      </w:r>
+    </w:p>
+    <w:p/>
+    <w:p>
+      <w:r>
+        <w:lastRenderedPageBreak/>
+        <w:t xml:space="preserve">int </w:t>
+      </w:r>
+      <w:proofErr w:type="spellStart"/>
+      <w:proofErr w:type="gramStart"/>
+      <w:r>
+        <w:t>binarySearch</w:t>
+      </w:r>
+      <w:proofErr w:type="spellEnd"/>
+      <w:r>
+        <w:t>(</w:t>
+      </w:r>
+      <w:proofErr w:type="gramEnd"/>
+      <w:r>
+        <w:t xml:space="preserve">int </w:t>
+      </w:r>
+      <w:proofErr w:type="spellStart"/>
+      <w:proofErr w:type="gramStart"/>
+      <w:r>
+        <w:t>arr</w:t>
+      </w:r>
+      <w:proofErr w:type="spellEnd"/>
+      <w:r>
+        <w:t>[</w:t>
+      </w:r>
+      <w:proofErr w:type="gramEnd"/>
+      <w:r>
+        <w:t>], int n, int key)</w:t>
+      </w:r>
+    </w:p>
+    <w:p>
+      <w:r>
+        <w:t>{</w:t>
+      </w:r>
+    </w:p>
+    <w:p>
+      <w:r>
+        <w:t>    int low = 0;</w:t>
+      </w:r>
+    </w:p>
+    <w:p>
+      <w:r>
+        <w:t>    int high = n - 1;</w:t>
+      </w:r>
+    </w:p>
+    <w:p/>
+    <w:p>
+      <w:r>
+        <w:t>    while (low &lt;= high)</w:t>
+      </w:r>
+    </w:p>
+    <w:p>
+      <w:r>
+        <w:t>    {</w:t>
+      </w:r>
+    </w:p>
+    <w:p>
+      <w:r>
+        <w:t>        int mid = low + (high - low) / 2;</w:t>
+      </w:r>
+    </w:p>
+    <w:p/>
+    <w:p>
+      <w:r>
+        <w:t>        if (</w:t>
+      </w:r>
+      <w:proofErr w:type="spellStart"/>
+      <w:r>
+        <w:t>arr</w:t>
+      </w:r>
+      <w:proofErr w:type="spellEnd"/>
+      <w:r>
+        <w:t>[mid] == key)</w:t>
+      </w:r>
+    </w:p>
+    <w:p>
+      <w:r>
+        <w:t>        {</w:t>
+      </w:r>
+    </w:p>
+    <w:p>
+      <w:r>
+        <w:t>            return mid;</w:t>
+      </w:r>
+    </w:p>
+    <w:p>
+      <w:r>
+        <w:t>        }</w:t>
+      </w:r>
+    </w:p>
+    <w:p>
+      <w:r>
+        <w:t>        else if (</w:t>
+      </w:r>
+      <w:proofErr w:type="spellStart"/>
+      <w:r>
+        <w:t>arr</w:t>
+      </w:r>
+      <w:proofErr w:type="spellEnd"/>
+      <w:r>
+        <w:t>[mid] &lt; key)</w:t>
+      </w:r>
+    </w:p>
+    <w:p>
+      <w:r>
+        <w:t>        {</w:t>
+      </w:r>
+    </w:p>
+    <w:p>
+      <w:r>
+        <w:t>            low = mid + 1;</w:t>
+      </w:r>
+    </w:p>
+    <w:p>
+      <w:r>
+        <w:t>        }</w:t>
+      </w:r>
+    </w:p>
+    <w:p>
+      <w:r>
+        <w:t>        else</w:t>
+      </w:r>
+    </w:p>
+    <w:p>
+      <w:r>
+        <w:t>        {</w:t>
+      </w:r>
+    </w:p>
+    <w:p>
+      <w:r>
+        <w:t>            high = mid - 1;</w:t>
+      </w:r>
+    </w:p>
+    <w:p>
+      <w:r>
+        <w:t>        }</w:t>
+      </w:r>
+    </w:p>
+    <w:p>
+      <w:r>
+        <w:t>    }</w:t>
+      </w:r>
+    </w:p>
+    <w:p/>
+    <w:p>
+      <w:r>
+        <w:t>    return -1;</w:t>
+      </w:r>
+    </w:p>
+    <w:p>
+      <w:r>
+        <w:t>}</w:t>
+      </w:r>
+    </w:p>
+    <w:p/>
+    <w:p>
+      <w:r>
+        <w:t xml:space="preserve">int </w:t>
+      </w:r>
+      <w:proofErr w:type="gramStart"/>
+      <w:r>
+        <w:t>main(</w:t>
+      </w:r>
+      <w:proofErr w:type="gramEnd"/>
+      <w:r>
+        <w:t>)</w:t>
+      </w:r>
+    </w:p>
+    <w:p>
+      <w:r>
+        <w:t>{</w:t>
+      </w:r>
+    </w:p>
+    <w:p>
+      <w:r>
+        <w:lastRenderedPageBreak/>
+        <w:t>    int n;</w:t>
+      </w:r>
+    </w:p>
+    <w:p/>
+    <w:p>
+      <w:r>
+        <w:t xml:space="preserve">    </w:t>
+      </w:r>
+      <w:proofErr w:type="spellStart"/>
+      <w:proofErr w:type="gramStart"/>
+      <w:r>
+        <w:t>printf</w:t>
+      </w:r>
+      <w:proofErr w:type="spellEnd"/>
+      <w:r>
+        <w:t>(</w:t>
+      </w:r>
+      <w:proofErr w:type="gramEnd"/>
+      <w:r>
+        <w:t>"Enter the size of the array: ");</w:t>
+      </w:r>
+    </w:p>
+    <w:p>
+      <w:r>
+        <w:t xml:space="preserve">    </w:t>
+      </w:r>
+      <w:proofErr w:type="spellStart"/>
+      <w:proofErr w:type="gramStart"/>
+      <w:r>
+        <w:t>scanf</w:t>
+      </w:r>
+      <w:proofErr w:type="spellEnd"/>
+      <w:r>
+        <w:t>(</w:t>
+      </w:r>
+      <w:proofErr w:type="gramEnd"/>
+      <w:r>
+        <w:t>"%d", &amp;n);</w:t>
+      </w:r>
+    </w:p>
+    <w:p/>
+    <w:p>
+      <w:r>
+        <w:t>    if (n &lt; 10)</w:t>
+      </w:r>
+    </w:p>
+    <w:p>
+      <w:r>
+        <w:t>    {</w:t>
+      </w:r>
+    </w:p>
+    <w:p>
+      <w:r>
+        <w:t xml:space="preserve">        </w:t>
+      </w:r>
+      <w:proofErr w:type="spellStart"/>
+      <w:proofErr w:type="gramStart"/>
+      <w:r>
+        <w:t>printf</w:t>
+      </w:r>
+      <w:proofErr w:type="spellEnd"/>
+      <w:r>
+        <w:t>(</w:t>
+      </w:r>
+      <w:proofErr w:type="gramEnd"/>
+      <w:r>
+        <w:t>"Please enter a number greater than or equal to 10.\n");</w:t>
+      </w:r>
+    </w:p>
+    <w:p>
+      <w:r>
+        <w:t>        return 0;</w:t>
+      </w:r>
+    </w:p>
+    <w:p>
+      <w:r>
+        <w:t>    }</w:t>
+      </w:r>
+    </w:p>
+    <w:p/>
+    <w:p>
+      <w:r>
+        <w:t>    int *</w:t>
+      </w:r>
+      <w:proofErr w:type="spellStart"/>
+      <w:r>
+        <w:t>arr</w:t>
+      </w:r>
+      <w:proofErr w:type="spellEnd"/>
+      <w:r>
+        <w:t xml:space="preserve"> = (int </w:t>
+      </w:r>
+      <w:proofErr w:type="gramStart"/>
+      <w:r>
+        <w:t>*)malloc</w:t>
+      </w:r>
+      <w:proofErr w:type="gramEnd"/>
+      <w:r>
+        <w:t xml:space="preserve">(n * </w:t>
+      </w:r>
+      <w:proofErr w:type="spellStart"/>
+      <w:r>
+        <w:t>sizeof</w:t>
+      </w:r>
+      <w:proofErr w:type="spellEnd"/>
+      <w:r>
+        <w:t>(int));</w:t>
+      </w:r>
+    </w:p>
+    <w:p/>
+    <w:p>
+      <w:r>
+        <w:t>    if (</w:t>
+      </w:r>
+      <w:proofErr w:type="spellStart"/>
+      <w:r>
+        <w:t>arr</w:t>
+      </w:r>
+      <w:proofErr w:type="spellEnd"/>
+      <w:r>
+        <w:t xml:space="preserve"> == NULL)</w:t>
+      </w:r>
+    </w:p>
+    <w:p>
+      <w:r>
+        <w:t>    {</w:t>
+      </w:r>
+    </w:p>
+    <w:p>
+      <w:r>
+        <w:t xml:space="preserve">        </w:t>
+      </w:r>
+      <w:proofErr w:type="spellStart"/>
+      <w:proofErr w:type="gramStart"/>
+      <w:r>
+        <w:t>printf</w:t>
+      </w:r>
+      <w:proofErr w:type="spellEnd"/>
+      <w:r>
+        <w:t>(</w:t>
+      </w:r>
+      <w:proofErr w:type="gramEnd"/>
+      <w:r>
+        <w:t>"Memory not allocated.\n");</w:t>
+      </w:r>
+    </w:p>
+    <w:p>
+      <w:r>
+        <w:t>        return -1;</w:t>
+      </w:r>
+    </w:p>
+    <w:p>
+      <w:r>
+        <w:t>    }</w:t>
+      </w:r>
+    </w:p>
+    <w:p/>
+    <w:p>
+      <w:r>
+        <w:t xml:space="preserve">    </w:t>
+      </w:r>
+      <w:proofErr w:type="spellStart"/>
+      <w:r>
+        <w:t>srand</w:t>
+      </w:r>
+      <w:proofErr w:type="spellEnd"/>
+      <w:r>
+        <w:t>(</w:t>
+      </w:r>
+      <w:proofErr w:type="gramStart"/>
+      <w:r>
+        <w:t>time(</w:t>
+      </w:r>
+      <w:proofErr w:type="gramEnd"/>
+      <w:r>
+        <w:t>NULL));</w:t>
+      </w:r>
+    </w:p>
+    <w:p/>
+    <w:p>
+      <w:r>
+        <w:t xml:space="preserve">    </w:t>
+      </w:r>
+      <w:proofErr w:type="spellStart"/>
+      <w:proofErr w:type="gramStart"/>
+      <w:r>
+        <w:t>generateRandomNumber</w:t>
+      </w:r>
+      <w:proofErr w:type="spellEnd"/>
+      <w:r>
+        <w:t>(</w:t>
+      </w:r>
+      <w:proofErr w:type="spellStart"/>
+      <w:proofErr w:type="gramEnd"/>
+      <w:r>
+        <w:t>arr</w:t>
+      </w:r>
+      <w:proofErr w:type="spellEnd"/>
+      <w:r>
+        <w:t>, n);</w:t>
+      </w:r>
+    </w:p>
+    <w:p>
+      <w:r>
+        <w:t xml:space="preserve">    </w:t>
+      </w:r>
+      <w:proofErr w:type="spellStart"/>
+      <w:proofErr w:type="gramStart"/>
+      <w:r>
+        <w:t>qsort</w:t>
+      </w:r>
+      <w:proofErr w:type="spellEnd"/>
+      <w:r>
+        <w:t>(</w:t>
+      </w:r>
+      <w:proofErr w:type="spellStart"/>
+      <w:proofErr w:type="gramEnd"/>
+      <w:r>
+        <w:t>arr</w:t>
+      </w:r>
+      <w:proofErr w:type="spellEnd"/>
+      <w:r>
+        <w:t xml:space="preserve">, n, </w:t>
+      </w:r>
+      <w:proofErr w:type="spellStart"/>
+      <w:r>
+        <w:t>sizeof</w:t>
+      </w:r>
+      <w:proofErr w:type="spellEnd"/>
+      <w:r>
+        <w:t>(int), compare);</w:t>
+      </w:r>
+    </w:p>
+    <w:p/>
+    <w:p>
+      <w:r>
+        <w:t>    // Select a random key from the array</w:t>
+      </w:r>
+    </w:p>
+    <w:p>
+      <w:r>
+        <w:t xml:space="preserve">    int </w:t>
       </w:r>
       <w:proofErr w:type="spellStart"/>
       <w:r>
@@ -2184,12 +2988,20 @@
       </w:r>
       <w:proofErr w:type="spellEnd"/>
       <w:r>
-        <w:t xml:space="preserve"> ← RANDOM number between 0 and n - 1</w:t>
-      </w:r>
-    </w:p>
-    <w:p>
-      <w:r>
-        <w:t xml:space="preserve">    key ← </w:t>
+        <w:t xml:space="preserve"> = </w:t>
+      </w:r>
+      <w:proofErr w:type="gramStart"/>
+      <w:r>
+        <w:t>rand(</w:t>
+      </w:r>
+      <w:proofErr w:type="gramEnd"/>
+      <w:r>
+        <w:t>) % n;</w:t>
+      </w:r>
+    </w:p>
+    <w:p>
+      <w:r>
+        <w:t xml:space="preserve">    int key = </w:t>
       </w:r>
       <w:proofErr w:type="spellStart"/>
       <w:r>
@@ -2205,35 +3017,99 @@
       </w:r>
       <w:proofErr w:type="spellEnd"/>
       <w:r>
-        <w:t>]</w:t>
-      </w:r>
-    </w:p>
-    <w:p/>
-    <w:p>
-      <w:r>
-        <w:t xml:space="preserve">    PRINT "Key selected for searching:", key</w:t>
-      </w:r>
-    </w:p>
-    <w:p>
-      <w:r>
-        <w:t xml:space="preserve">    PRINT "Original index of key:", </w:t>
+        <w:t>];</w:t>
+      </w:r>
+    </w:p>
+    <w:p/>
+    <w:p>
+      <w:r>
+        <w:lastRenderedPageBreak/>
+        <w:t>    // Display the key and its original index</w:t>
+      </w:r>
+    </w:p>
+    <w:p>
+      <w:r>
+        <w:t xml:space="preserve">    </w:t>
+      </w:r>
+      <w:proofErr w:type="spellStart"/>
+      <w:proofErr w:type="gramStart"/>
+      <w:r>
+        <w:t>printf</w:t>
+      </w:r>
+      <w:proofErr w:type="spellEnd"/>
+      <w:r>
+        <w:t>(</w:t>
+      </w:r>
+      <w:proofErr w:type="gramEnd"/>
+      <w:r>
+        <w:t>"\</w:t>
+      </w:r>
+      <w:proofErr w:type="spellStart"/>
+      <w:r>
+        <w:t>nKey</w:t>
+      </w:r>
+      <w:proofErr w:type="spellEnd"/>
+      <w:r>
+        <w:t xml:space="preserve"> selected for searching: %d\n", key);</w:t>
+      </w:r>
+    </w:p>
+    <w:p>
+      <w:r>
+        <w:t xml:space="preserve">    </w:t>
+      </w:r>
+      <w:proofErr w:type="spellStart"/>
+      <w:proofErr w:type="gramStart"/>
+      <w:r>
+        <w:t>printf</w:t>
+      </w:r>
+      <w:proofErr w:type="spellEnd"/>
+      <w:r>
+        <w:t>(</w:t>
+      </w:r>
+      <w:proofErr w:type="gramEnd"/>
+      <w:r>
+        <w:t xml:space="preserve">"Original index of key: %d\n", </w:t>
       </w:r>
       <w:proofErr w:type="spellStart"/>
       <w:r>
         <w:t>randomIndex</w:t>
       </w:r>
       <w:proofErr w:type="spellEnd"/>
-    </w:p>
-    <w:p/>
-    <w:p>
-      <w:r>
-        <w:t xml:space="preserve">    start ← current clock time</w:t>
-      </w:r>
-    </w:p>
-    <w:p/>
-    <w:p>
-      <w:r>
-        <w:t xml:space="preserve">    FOR </w:t>
+      <w:r>
+        <w:t>);</w:t>
+      </w:r>
+    </w:p>
+    <w:p/>
+    <w:p>
+      <w:r>
+        <w:t xml:space="preserve">    </w:t>
+      </w:r>
+      <w:proofErr w:type="spellStart"/>
+      <w:r>
+        <w:t>clock_t</w:t>
+      </w:r>
+      <w:proofErr w:type="spellEnd"/>
+      <w:r>
+        <w:t xml:space="preserve"> start = </w:t>
+      </w:r>
+      <w:proofErr w:type="gramStart"/>
+      <w:r>
+        <w:t>clock(</w:t>
+      </w:r>
+      <w:proofErr w:type="gramEnd"/>
+      <w:r>
+        <w:t>);</w:t>
+      </w:r>
+    </w:p>
+    <w:p/>
+    <w:p>
+      <w:r>
+        <w:t>    int result;</w:t>
+      </w:r>
+    </w:p>
+    <w:p>
+      <w:r>
+        <w:t xml:space="preserve">    for (int </w:t>
       </w:r>
       <w:proofErr w:type="spellStart"/>
       <w:r>
@@ -2241,12 +3117,33 @@
       </w:r>
       <w:proofErr w:type="spellEnd"/>
       <w:r>
-        <w:t xml:space="preserve"> ← 1 TO 1000 DO</w:t>
-      </w:r>
-    </w:p>
-    <w:p>
-      <w:r>
-        <w:t xml:space="preserve">        result ← </w:t>
+        <w:t xml:space="preserve"> = 0; </w:t>
+      </w:r>
+      <w:proofErr w:type="spellStart"/>
+      <w:r>
+        <w:t>i</w:t>
+      </w:r>
+      <w:proofErr w:type="spellEnd"/>
+      <w:r>
+        <w:t xml:space="preserve"> &lt; 1000; </w:t>
+      </w:r>
+      <w:proofErr w:type="spellStart"/>
+      <w:r>
+        <w:t>i</w:t>
+      </w:r>
+      <w:proofErr w:type="spellEnd"/>
+      <w:r>
+        <w:t>++)</w:t>
+      </w:r>
+    </w:p>
+    <w:p>
+      <w:r>
+        <w:t>    {</w:t>
+      </w:r>
+    </w:p>
+    <w:p>
+      <w:r>
+        <w:t xml:space="preserve">        result = </w:t>
       </w:r>
       <w:proofErr w:type="spellStart"/>
       <w:proofErr w:type="gramStart"/>
@@ -2264,25 +3161,40 @@
       </w:r>
       <w:proofErr w:type="spellEnd"/>
       <w:r>
-        <w:t>, n, key)</w:t>
-      </w:r>
-    </w:p>
-    <w:p>
-      <w:r>
-        <w:t xml:space="preserve">    END FOR</w:t>
-      </w:r>
-    </w:p>
-    <w:p/>
-    <w:p>
-      <w:r>
-        <w:t xml:space="preserve">    end ← current clock time</w:t>
-      </w:r>
-    </w:p>
-    <w:p/>
-    <w:p>
-      <w:r>
-        <w:lastRenderedPageBreak/>
-        <w:t xml:space="preserve">    </w:t>
+        <w:t>, n, key);</w:t>
+      </w:r>
+    </w:p>
+    <w:p>
+      <w:r>
+        <w:t>    }</w:t>
+      </w:r>
+    </w:p>
+    <w:p/>
+    <w:p>
+      <w:r>
+        <w:t xml:space="preserve">    </w:t>
+      </w:r>
+      <w:proofErr w:type="spellStart"/>
+      <w:r>
+        <w:t>clock_t</w:t>
+      </w:r>
+      <w:proofErr w:type="spellEnd"/>
+      <w:r>
+        <w:t xml:space="preserve"> end = </w:t>
+      </w:r>
+      <w:proofErr w:type="gramStart"/>
+      <w:r>
+        <w:t>clock(</w:t>
+      </w:r>
+      <w:proofErr w:type="gramEnd"/>
+      <w:r>
+        <w:t>);</w:t>
+      </w:r>
+    </w:p>
+    <w:p/>
+    <w:p>
+      <w:r>
+        <w:t xml:space="preserve">    double </w:t>
       </w:r>
       <w:proofErr w:type="spellStart"/>
       <w:r>
@@ -2290,160 +3202,95 @@
       </w:r>
       <w:proofErr w:type="spellEnd"/>
       <w:r>
-        <w:t xml:space="preserve"> ← (end - start) / CLOCKS_PER_SECOND / 1000</w:t>
-      </w:r>
-    </w:p>
-    <w:p/>
-    <w:p>
-      <w:r>
-        <w:t xml:space="preserve">    PRINT "Key found at index:", result</w:t>
-      </w:r>
-    </w:p>
-    <w:p>
-      <w:r>
-        <w:t xml:space="preserve">    PRINT "Average time taken for binary search:", </w:t>
+        <w:t xml:space="preserve"> = ((double</w:t>
+      </w:r>
+      <w:proofErr w:type="gramStart"/>
+      <w:r>
+        <w:t>)(</w:t>
+      </w:r>
+      <w:proofErr w:type="gramEnd"/>
+      <w:r>
+        <w:t>end - start)) / CLOCKS_PER_SEC / 1000.0;</w:t>
+      </w:r>
+    </w:p>
+    <w:p/>
+    <w:p>
+      <w:r>
+        <w:t xml:space="preserve">    </w:t>
+      </w:r>
+      <w:proofErr w:type="spellStart"/>
+      <w:proofErr w:type="gramStart"/>
+      <w:r>
+        <w:t>printf</w:t>
+      </w:r>
+      <w:proofErr w:type="spellEnd"/>
+      <w:r>
+        <w:t>(</w:t>
+      </w:r>
+      <w:proofErr w:type="gramEnd"/>
+      <w:r>
+        <w:t>"Key found at index: %d\n", result);</w:t>
+      </w:r>
+    </w:p>
+    <w:p>
+      <w:r>
+        <w:t xml:space="preserve">    </w:t>
+      </w:r>
+      <w:proofErr w:type="spellStart"/>
+      <w:proofErr w:type="gramStart"/>
+      <w:r>
+        <w:t>printf</w:t>
+      </w:r>
+      <w:proofErr w:type="spellEnd"/>
+      <w:r>
+        <w:t>(</w:t>
+      </w:r>
+      <w:proofErr w:type="gramEnd"/>
+      <w:r>
+        <w:t>"Average time taken for binary search in %d elements: %</w:t>
+      </w:r>
+      <w:proofErr w:type="spellStart"/>
+      <w:r>
+        <w:t>lf</w:t>
+      </w:r>
+      <w:proofErr w:type="spellEnd"/>
+      <w:r>
+        <w:t xml:space="preserve"> seconds\n",</w:t>
+      </w:r>
+    </w:p>
+    <w:p>
+      <w:r>
+        <w:t xml:space="preserve">           n, </w:t>
       </w:r>
       <w:proofErr w:type="spellStart"/>
       <w:r>
         <w:t>time_taken</w:t>
       </w:r>
       <w:proofErr w:type="spellEnd"/>
-    </w:p>
-    <w:p/>
-    <w:p>
-      <w:r>
-        <w:t xml:space="preserve">    Free memory allocated for </w:t>
+      <w:r>
+        <w:t>);</w:t>
+      </w:r>
+    </w:p>
+    <w:p/>
+    <w:p>
+      <w:r>
+        <w:t>    free(</w:t>
       </w:r>
       <w:proofErr w:type="spellStart"/>
       <w:r>
         <w:t>arr</w:t>
       </w:r>
       <w:proofErr w:type="spellEnd"/>
-    </w:p>
-    <w:p/>
-    <w:p>
-      <w:r>
-        <w:t>END</w:t>
-      </w:r>
-    </w:p>
-    <w:p/>
-    <w:p>
-      <w:pPr>
-        <w:rPr>
-          <w:b/>
-          <w:bCs/>
-          <w:sz w:val="28"/>
-          <w:szCs w:val="28"/>
-        </w:rPr>
-      </w:pPr>
-      <w:r>
-        <w:rPr>
-          <w:b/>
-          <w:bCs/>
-          <w:sz w:val="28"/>
-          <w:szCs w:val="28"/>
-        </w:rPr>
-        <w:t>Code:</w:t>
-      </w:r>
-    </w:p>
-    <w:p>
-      <w:r>
-        <w:t>//-----------BINARY SEARCH------------//</w:t>
-      </w:r>
-    </w:p>
-    <w:p/>
-    <w:p>
-      <w:r>
-        <w:t>#include &lt;</w:t>
-      </w:r>
-      <w:proofErr w:type="spellStart"/>
-      <w:r>
-        <w:t>stdio.h</w:t>
-      </w:r>
-      <w:proofErr w:type="spellEnd"/>
-      <w:r>
-        <w:t>&gt;</w:t>
-      </w:r>
-    </w:p>
-    <w:p>
-      <w:r>
-        <w:t>#include &lt;</w:t>
-      </w:r>
-      <w:proofErr w:type="spellStart"/>
-      <w:r>
-        <w:t>stdlib.h</w:t>
-      </w:r>
-      <w:proofErr w:type="spellEnd"/>
-      <w:r>
-        <w:t>&gt;</w:t>
-      </w:r>
-    </w:p>
-    <w:p>
-      <w:r>
-        <w:t>#include &lt;</w:t>
-      </w:r>
-      <w:proofErr w:type="spellStart"/>
-      <w:r>
-        <w:t>time.h</w:t>
-      </w:r>
-      <w:proofErr w:type="spellEnd"/>
-      <w:r>
-        <w:t>&gt;</w:t>
-      </w:r>
-    </w:p>
-    <w:p/>
-    <w:p>
-      <w:r>
-        <w:t xml:space="preserve">int </w:t>
-      </w:r>
-      <w:proofErr w:type="gramStart"/>
-      <w:r>
-        <w:t>compare(</w:t>
-      </w:r>
-      <w:proofErr w:type="spellStart"/>
-      <w:proofErr w:type="gramEnd"/>
-      <w:r>
-        <w:t>const</w:t>
-      </w:r>
-      <w:proofErr w:type="spellEnd"/>
-      <w:r>
-        <w:t xml:space="preserve"> void *a, </w:t>
-      </w:r>
-      <w:proofErr w:type="spellStart"/>
-      <w:r>
-        <w:t>const</w:t>
-      </w:r>
-      <w:proofErr w:type="spellEnd"/>
-      <w:r>
-        <w:t xml:space="preserve"> void *b)</w:t>
-      </w:r>
-    </w:p>
-    <w:p>
-      <w:r>
-        <w:t>{</w:t>
-      </w:r>
-    </w:p>
-    <w:p>
-      <w:r>
-        <w:t xml:space="preserve">    return (*(int </w:t>
-      </w:r>
-      <w:proofErr w:type="gramStart"/>
-      <w:r>
-        <w:t>*)a</w:t>
-      </w:r>
-      <w:proofErr w:type="gramEnd"/>
-      <w:r>
-        <w:t xml:space="preserve"> - *(int </w:t>
-      </w:r>
-      <w:proofErr w:type="gramStart"/>
-      <w:r>
-        <w:t>*)b</w:t>
-      </w:r>
-      <w:proofErr w:type="gramEnd"/>
       <w:r>
         <w:t>);</w:t>
       </w:r>
     </w:p>
+    <w:p/>
+    <w:p>
+      <w:r>
+        <w:t>    return 0;</w:t>
+      </w:r>
+    </w:p>
     <w:p>
       <w:r>
         <w:t>}</w:t>
@@ -2451,849 +3298,15 @@
     </w:p>
     <w:p/>
     <w:p>
-      <w:r>
-        <w:t xml:space="preserve">void </w:t>
-      </w:r>
-      <w:proofErr w:type="spellStart"/>
-      <w:proofErr w:type="gramStart"/>
-      <w:r>
-        <w:t>generateRandomNumber</w:t>
-      </w:r>
-      <w:proofErr w:type="spellEnd"/>
-      <w:r>
-        <w:t>(</w:t>
-      </w:r>
-      <w:proofErr w:type="gramEnd"/>
-      <w:r>
-        <w:t xml:space="preserve">int </w:t>
-      </w:r>
-      <w:proofErr w:type="spellStart"/>
-      <w:proofErr w:type="gramStart"/>
-      <w:r>
-        <w:t>arr</w:t>
-      </w:r>
-      <w:proofErr w:type="spellEnd"/>
-      <w:r>
-        <w:t>[</w:t>
-      </w:r>
-      <w:proofErr w:type="gramEnd"/>
-      <w:r>
-        <w:t>], int n)</w:t>
-      </w:r>
-    </w:p>
-    <w:p>
-      <w:r>
-        <w:t>{</w:t>
-      </w:r>
-    </w:p>
-    <w:p>
-      <w:r>
-        <w:t xml:space="preserve">    for (int </w:t>
-      </w:r>
-      <w:proofErr w:type="spellStart"/>
-      <w:r>
-        <w:t>i</w:t>
-      </w:r>
-      <w:proofErr w:type="spellEnd"/>
-      <w:r>
-        <w:t xml:space="preserve"> = 0; </w:t>
-      </w:r>
-      <w:proofErr w:type="spellStart"/>
-      <w:r>
-        <w:t>i</w:t>
-      </w:r>
-      <w:proofErr w:type="spellEnd"/>
-      <w:r>
-        <w:t xml:space="preserve"> &lt; n; </w:t>
-      </w:r>
-      <w:proofErr w:type="spellStart"/>
-      <w:r>
-        <w:t>i</w:t>
-      </w:r>
-      <w:proofErr w:type="spellEnd"/>
-      <w:r>
-        <w:t>++)</w:t>
-      </w:r>
-    </w:p>
-    <w:p>
-      <w:r>
-        <w:t>    {</w:t>
-      </w:r>
-    </w:p>
-    <w:p>
-      <w:r>
-        <w:t xml:space="preserve">        </w:t>
-      </w:r>
-      <w:proofErr w:type="spellStart"/>
-      <w:r>
-        <w:t>arr</w:t>
-      </w:r>
-      <w:proofErr w:type="spellEnd"/>
-      <w:r>
-        <w:t>[</w:t>
-      </w:r>
-      <w:proofErr w:type="spellStart"/>
-      <w:r>
-        <w:t>i</w:t>
-      </w:r>
-      <w:proofErr w:type="spellEnd"/>
-      <w:r>
-        <w:t xml:space="preserve">] = </w:t>
-      </w:r>
-      <w:proofErr w:type="gramStart"/>
-      <w:r>
-        <w:t>rand(</w:t>
-      </w:r>
-      <w:proofErr w:type="gramEnd"/>
-      <w:r>
-        <w:t>) % 10000;</w:t>
-      </w:r>
-    </w:p>
-    <w:p>
-      <w:r>
-        <w:t>    }</w:t>
-      </w:r>
-    </w:p>
-    <w:p>
-      <w:r>
-        <w:t>}</w:t>
-      </w:r>
-    </w:p>
-    <w:p/>
-    <w:p>
-      <w:r>
-        <w:t xml:space="preserve">int </w:t>
-      </w:r>
-      <w:proofErr w:type="spellStart"/>
-      <w:proofErr w:type="gramStart"/>
-      <w:r>
-        <w:t>binarySearch</w:t>
-      </w:r>
-      <w:proofErr w:type="spellEnd"/>
-      <w:r>
-        <w:t>(</w:t>
-      </w:r>
-      <w:proofErr w:type="gramEnd"/>
-      <w:r>
-        <w:t xml:space="preserve">int </w:t>
-      </w:r>
-      <w:proofErr w:type="spellStart"/>
-      <w:proofErr w:type="gramStart"/>
-      <w:r>
-        <w:t>arr</w:t>
-      </w:r>
-      <w:proofErr w:type="spellEnd"/>
-      <w:r>
-        <w:t>[</w:t>
-      </w:r>
-      <w:proofErr w:type="gramEnd"/>
-      <w:r>
-        <w:t>], int n, int key)</w:t>
-      </w:r>
-    </w:p>
-    <w:p>
-      <w:r>
-        <w:t>{</w:t>
-      </w:r>
-    </w:p>
-    <w:p>
-      <w:r>
-        <w:t>    int low = 0;</w:t>
-      </w:r>
-    </w:p>
-    <w:p>
-      <w:r>
-        <w:t>    int high = n - 1;</w:t>
-      </w:r>
-    </w:p>
-    <w:p/>
-    <w:p>
-      <w:r>
-        <w:t>    while (low &lt;= high)</w:t>
-      </w:r>
-    </w:p>
-    <w:p>
-      <w:r>
-        <w:t>    {</w:t>
-      </w:r>
-    </w:p>
-    <w:p>
-      <w:r>
-        <w:t>        int mid = low + (high - low) / 2;</w:t>
-      </w:r>
-    </w:p>
-    <w:p/>
-    <w:p>
-      <w:r>
-        <w:t>        if (</w:t>
-      </w:r>
-      <w:proofErr w:type="spellStart"/>
-      <w:r>
-        <w:t>arr</w:t>
-      </w:r>
-      <w:proofErr w:type="spellEnd"/>
-      <w:r>
-        <w:t>[mid] == key)</w:t>
-      </w:r>
-    </w:p>
-    <w:p>
-      <w:r>
-        <w:t>        {</w:t>
-      </w:r>
-    </w:p>
-    <w:p>
-      <w:r>
-        <w:t>            return mid;</w:t>
-      </w:r>
-    </w:p>
-    <w:p>
-      <w:r>
-        <w:t>        }</w:t>
-      </w:r>
-    </w:p>
-    <w:p>
-      <w:r>
-        <w:t>        else if (</w:t>
-      </w:r>
-      <w:proofErr w:type="spellStart"/>
-      <w:r>
-        <w:t>arr</w:t>
-      </w:r>
-      <w:proofErr w:type="spellEnd"/>
-      <w:r>
-        <w:t>[mid] &lt; key)</w:t>
-      </w:r>
-    </w:p>
-    <w:p>
-      <w:r>
-        <w:t>        {</w:t>
-      </w:r>
-    </w:p>
-    <w:p>
-      <w:r>
-        <w:t>            low = mid + 1;</w:t>
-      </w:r>
-    </w:p>
-    <w:p>
-      <w:r>
-        <w:t>        }</w:t>
-      </w:r>
-    </w:p>
-    <w:p>
-      <w:r>
-        <w:t>        else</w:t>
-      </w:r>
-    </w:p>
-    <w:p>
-      <w:r>
-        <w:t>        {</w:t>
-      </w:r>
-    </w:p>
-    <w:p>
-      <w:r>
-        <w:t>            high = mid - 1;</w:t>
-      </w:r>
-    </w:p>
-    <w:p>
-      <w:r>
-        <w:t>        }</w:t>
-      </w:r>
-    </w:p>
-    <w:p>
-      <w:r>
-        <w:t>    }</w:t>
-      </w:r>
-    </w:p>
-    <w:p/>
-    <w:p>
-      <w:r>
-        <w:t>    return -1;</w:t>
-      </w:r>
-    </w:p>
-    <w:p>
-      <w:r>
-        <w:t>}</w:t>
-      </w:r>
-    </w:p>
-    <w:p/>
-    <w:p>
-      <w:r>
-        <w:t xml:space="preserve">int </w:t>
-      </w:r>
-      <w:proofErr w:type="gramStart"/>
-      <w:r>
-        <w:t>main(</w:t>
-      </w:r>
-      <w:proofErr w:type="gramEnd"/>
-      <w:r>
-        <w:t>)</w:t>
-      </w:r>
-    </w:p>
-    <w:p>
-      <w:r>
-        <w:lastRenderedPageBreak/>
-        <w:t>{</w:t>
-      </w:r>
-    </w:p>
-    <w:p>
-      <w:r>
-        <w:t>    int n;</w:t>
-      </w:r>
-    </w:p>
-    <w:p/>
-    <w:p>
-      <w:r>
-        <w:t xml:space="preserve">    </w:t>
-      </w:r>
-      <w:proofErr w:type="spellStart"/>
-      <w:proofErr w:type="gramStart"/>
-      <w:r>
-        <w:t>printf</w:t>
-      </w:r>
-      <w:proofErr w:type="spellEnd"/>
-      <w:r>
-        <w:t>(</w:t>
-      </w:r>
-      <w:proofErr w:type="gramEnd"/>
-      <w:r>
-        <w:t>"Enter the size of the array: ");</w:t>
-      </w:r>
-    </w:p>
-    <w:p>
-      <w:r>
-        <w:t xml:space="preserve">    </w:t>
-      </w:r>
-      <w:proofErr w:type="spellStart"/>
-      <w:proofErr w:type="gramStart"/>
-      <w:r>
-        <w:t>scanf</w:t>
-      </w:r>
-      <w:proofErr w:type="spellEnd"/>
-      <w:r>
-        <w:t>(</w:t>
-      </w:r>
-      <w:proofErr w:type="gramEnd"/>
-      <w:r>
-        <w:t>"%d", &amp;n);</w:t>
-      </w:r>
-    </w:p>
-    <w:p/>
-    <w:p>
-      <w:r>
-        <w:t>    if (n &lt; 10)</w:t>
-      </w:r>
-    </w:p>
-    <w:p>
-      <w:r>
-        <w:t>    {</w:t>
-      </w:r>
-    </w:p>
-    <w:p>
-      <w:r>
-        <w:t xml:space="preserve">        </w:t>
-      </w:r>
-      <w:proofErr w:type="spellStart"/>
-      <w:proofErr w:type="gramStart"/>
-      <w:r>
-        <w:t>printf</w:t>
-      </w:r>
-      <w:proofErr w:type="spellEnd"/>
-      <w:r>
-        <w:t>(</w:t>
-      </w:r>
-      <w:proofErr w:type="gramEnd"/>
-      <w:r>
-        <w:t>"Please enter a number greater than or equal to 10.\n");</w:t>
-      </w:r>
-    </w:p>
-    <w:p>
-      <w:r>
-        <w:t>        return 0;</w:t>
-      </w:r>
-    </w:p>
-    <w:p>
-      <w:r>
-        <w:t>    }</w:t>
-      </w:r>
-    </w:p>
-    <w:p/>
-    <w:p>
-      <w:r>
-        <w:t>    int *</w:t>
-      </w:r>
-      <w:proofErr w:type="spellStart"/>
-      <w:r>
-        <w:t>arr</w:t>
-      </w:r>
-      <w:proofErr w:type="spellEnd"/>
-      <w:r>
-        <w:t xml:space="preserve"> = (int </w:t>
-      </w:r>
-      <w:proofErr w:type="gramStart"/>
-      <w:r>
-        <w:t>*)malloc</w:t>
-      </w:r>
-      <w:proofErr w:type="gramEnd"/>
-      <w:r>
-        <w:t xml:space="preserve">(n * </w:t>
-      </w:r>
-      <w:proofErr w:type="spellStart"/>
-      <w:r>
-        <w:t>sizeof</w:t>
-      </w:r>
-      <w:proofErr w:type="spellEnd"/>
-      <w:r>
-        <w:t>(int));</w:t>
-      </w:r>
-    </w:p>
-    <w:p/>
-    <w:p>
-      <w:r>
-        <w:t>    if (</w:t>
-      </w:r>
-      <w:proofErr w:type="spellStart"/>
-      <w:r>
-        <w:t>arr</w:t>
-      </w:r>
-      <w:proofErr w:type="spellEnd"/>
-      <w:r>
-        <w:t xml:space="preserve"> == NULL)</w:t>
-      </w:r>
-    </w:p>
-    <w:p>
-      <w:r>
-        <w:t>    {</w:t>
-      </w:r>
-    </w:p>
-    <w:p>
-      <w:r>
-        <w:t xml:space="preserve">        </w:t>
-      </w:r>
-      <w:proofErr w:type="spellStart"/>
-      <w:proofErr w:type="gramStart"/>
-      <w:r>
-        <w:t>printf</w:t>
-      </w:r>
-      <w:proofErr w:type="spellEnd"/>
-      <w:r>
-        <w:t>(</w:t>
-      </w:r>
-      <w:proofErr w:type="gramEnd"/>
-      <w:r>
-        <w:t>"Memory not allocated.\n");</w:t>
-      </w:r>
-    </w:p>
-    <w:p>
-      <w:r>
-        <w:t>        return -1;</w:t>
-      </w:r>
-    </w:p>
-    <w:p>
-      <w:r>
-        <w:t>    }</w:t>
-      </w:r>
-    </w:p>
-    <w:p/>
-    <w:p>
-      <w:r>
-        <w:t xml:space="preserve">    </w:t>
-      </w:r>
-      <w:proofErr w:type="spellStart"/>
-      <w:r>
-        <w:t>srand</w:t>
-      </w:r>
-      <w:proofErr w:type="spellEnd"/>
-      <w:r>
-        <w:t>(</w:t>
-      </w:r>
-      <w:proofErr w:type="gramStart"/>
-      <w:r>
-        <w:t>time(</w:t>
-      </w:r>
-      <w:proofErr w:type="gramEnd"/>
-      <w:r>
-        <w:t>NULL));</w:t>
-      </w:r>
-    </w:p>
-    <w:p/>
-    <w:p>
-      <w:r>
-        <w:t xml:space="preserve">    </w:t>
-      </w:r>
-      <w:proofErr w:type="spellStart"/>
-      <w:proofErr w:type="gramStart"/>
-      <w:r>
-        <w:t>generateRandomNumber</w:t>
-      </w:r>
-      <w:proofErr w:type="spellEnd"/>
-      <w:r>
-        <w:t>(</w:t>
-      </w:r>
-      <w:proofErr w:type="spellStart"/>
-      <w:proofErr w:type="gramEnd"/>
-      <w:r>
-        <w:t>arr</w:t>
-      </w:r>
-      <w:proofErr w:type="spellEnd"/>
-      <w:r>
-        <w:t>, n);</w:t>
-      </w:r>
-    </w:p>
-    <w:p>
-      <w:r>
-        <w:t xml:space="preserve">    </w:t>
-      </w:r>
-      <w:proofErr w:type="spellStart"/>
-      <w:proofErr w:type="gramStart"/>
-      <w:r>
-        <w:t>qsort</w:t>
-      </w:r>
-      <w:proofErr w:type="spellEnd"/>
-      <w:r>
-        <w:t>(</w:t>
-      </w:r>
-      <w:proofErr w:type="spellStart"/>
-      <w:proofErr w:type="gramEnd"/>
-      <w:r>
-        <w:t>arr</w:t>
-      </w:r>
-      <w:proofErr w:type="spellEnd"/>
-      <w:r>
-        <w:t xml:space="preserve">, n, </w:t>
-      </w:r>
-      <w:proofErr w:type="spellStart"/>
-      <w:r>
-        <w:t>sizeof</w:t>
-      </w:r>
-      <w:proofErr w:type="spellEnd"/>
-      <w:r>
-        <w:t>(int), compare);</w:t>
-      </w:r>
-    </w:p>
-    <w:p/>
-    <w:p>
-      <w:r>
-        <w:t>    // Select a random key from the array</w:t>
-      </w:r>
-    </w:p>
-    <w:p>
-      <w:r>
-        <w:t xml:space="preserve">    int </w:t>
-      </w:r>
-      <w:proofErr w:type="spellStart"/>
-      <w:r>
-        <w:t>randomIndex</w:t>
-      </w:r>
-      <w:proofErr w:type="spellEnd"/>
-      <w:r>
-        <w:t xml:space="preserve"> = </w:t>
-      </w:r>
-      <w:proofErr w:type="gramStart"/>
-      <w:r>
-        <w:t>rand(</w:t>
-      </w:r>
-      <w:proofErr w:type="gramEnd"/>
-      <w:r>
-        <w:t>) % n;</w:t>
-      </w:r>
-    </w:p>
-    <w:p>
-      <w:r>
-        <w:t xml:space="preserve">    int key = </w:t>
-      </w:r>
-      <w:proofErr w:type="spellStart"/>
-      <w:r>
-        <w:t>arr</w:t>
-      </w:r>
-      <w:proofErr w:type="spellEnd"/>
-      <w:r>
-        <w:t>[</w:t>
-      </w:r>
-      <w:proofErr w:type="spellStart"/>
-      <w:r>
-        <w:t>randomIndex</w:t>
-      </w:r>
-      <w:proofErr w:type="spellEnd"/>
-      <w:r>
-        <w:t>];</w:t>
-      </w:r>
-    </w:p>
-    <w:p/>
-    <w:p>
-      <w:r>
-        <w:t>    // Display the key and its original index</w:t>
-      </w:r>
-    </w:p>
-    <w:p>
-      <w:r>
-        <w:t xml:space="preserve">    </w:t>
-      </w:r>
-      <w:proofErr w:type="spellStart"/>
-      <w:proofErr w:type="gramStart"/>
-      <w:r>
-        <w:t>printf</w:t>
-      </w:r>
-      <w:proofErr w:type="spellEnd"/>
-      <w:r>
-        <w:t>(</w:t>
-      </w:r>
-      <w:proofErr w:type="gramEnd"/>
-      <w:r>
-        <w:t>"\</w:t>
-      </w:r>
-      <w:proofErr w:type="spellStart"/>
-      <w:r>
-        <w:t>nKey</w:t>
-      </w:r>
-      <w:proofErr w:type="spellEnd"/>
-      <w:r>
-        <w:t xml:space="preserve"> selected for searching: %d\n", key);</w:t>
-      </w:r>
-    </w:p>
-    <w:p>
-      <w:r>
-        <w:t xml:space="preserve">    </w:t>
-      </w:r>
-      <w:proofErr w:type="spellStart"/>
-      <w:proofErr w:type="gramStart"/>
-      <w:r>
-        <w:t>printf</w:t>
-      </w:r>
-      <w:proofErr w:type="spellEnd"/>
-      <w:r>
-        <w:t>(</w:t>
-      </w:r>
-      <w:proofErr w:type="gramEnd"/>
-      <w:r>
-        <w:t xml:space="preserve">"Original index of key: %d\n", </w:t>
-      </w:r>
-      <w:proofErr w:type="spellStart"/>
-      <w:r>
-        <w:t>randomIndex</w:t>
-      </w:r>
-      <w:proofErr w:type="spellEnd"/>
-      <w:r>
-        <w:t>);</w:t>
-      </w:r>
-    </w:p>
-    <w:p/>
-    <w:p>
-      <w:r>
-        <w:t xml:space="preserve">    </w:t>
-      </w:r>
-      <w:proofErr w:type="spellStart"/>
-      <w:r>
-        <w:t>clock_t</w:t>
-      </w:r>
-      <w:proofErr w:type="spellEnd"/>
-      <w:r>
-        <w:t xml:space="preserve"> start = </w:t>
-      </w:r>
-      <w:proofErr w:type="gramStart"/>
-      <w:r>
-        <w:t>clock(</w:t>
-      </w:r>
-      <w:proofErr w:type="gramEnd"/>
-      <w:r>
-        <w:t>);</w:t>
-      </w:r>
-    </w:p>
-    <w:p/>
-    <w:p>
-      <w:r>
-        <w:t>    int result;</w:t>
-      </w:r>
-    </w:p>
-    <w:p>
-      <w:r>
-        <w:t xml:space="preserve">    for (int </w:t>
-      </w:r>
-      <w:proofErr w:type="spellStart"/>
-      <w:r>
-        <w:t>i</w:t>
-      </w:r>
-      <w:proofErr w:type="spellEnd"/>
-      <w:r>
-        <w:t xml:space="preserve"> = 0; </w:t>
-      </w:r>
-      <w:proofErr w:type="spellStart"/>
-      <w:r>
-        <w:t>i</w:t>
-      </w:r>
-      <w:proofErr w:type="spellEnd"/>
-      <w:r>
-        <w:t xml:space="preserve"> &lt; 1000; </w:t>
-      </w:r>
-      <w:proofErr w:type="spellStart"/>
-      <w:r>
-        <w:t>i</w:t>
-      </w:r>
-      <w:proofErr w:type="spellEnd"/>
-      <w:r>
-        <w:t>++)</w:t>
-      </w:r>
-    </w:p>
-    <w:p>
-      <w:r>
-        <w:t>    {</w:t>
-      </w:r>
-    </w:p>
-    <w:p>
-      <w:r>
-        <w:t xml:space="preserve">        result = </w:t>
-      </w:r>
-      <w:proofErr w:type="spellStart"/>
-      <w:proofErr w:type="gramStart"/>
-      <w:r>
-        <w:t>binarySearch</w:t>
-      </w:r>
-      <w:proofErr w:type="spellEnd"/>
-      <w:r>
-        <w:t>(</w:t>
-      </w:r>
-      <w:proofErr w:type="spellStart"/>
-      <w:proofErr w:type="gramEnd"/>
-      <w:r>
-        <w:t>arr</w:t>
-      </w:r>
-      <w:proofErr w:type="spellEnd"/>
-      <w:r>
-        <w:t>, n, key);</w:t>
-      </w:r>
-    </w:p>
-    <w:p>
-      <w:r>
-        <w:t>    }</w:t>
-      </w:r>
-    </w:p>
-    <w:p/>
-    <w:p>
-      <w:r>
-        <w:t xml:space="preserve">    </w:t>
-      </w:r>
-      <w:proofErr w:type="spellStart"/>
-      <w:r>
-        <w:t>clock_t</w:t>
-      </w:r>
-      <w:proofErr w:type="spellEnd"/>
-      <w:r>
-        <w:t xml:space="preserve"> end = </w:t>
-      </w:r>
-      <w:proofErr w:type="gramStart"/>
-      <w:r>
-        <w:t>clock(</w:t>
-      </w:r>
-      <w:proofErr w:type="gramEnd"/>
-      <w:r>
-        <w:t>);</w:t>
-      </w:r>
-    </w:p>
-    <w:p/>
-    <w:p>
-      <w:r>
-        <w:t xml:space="preserve">    double </w:t>
-      </w:r>
-      <w:proofErr w:type="spellStart"/>
-      <w:r>
-        <w:t>time_taken</w:t>
-      </w:r>
-      <w:proofErr w:type="spellEnd"/>
-      <w:r>
-        <w:t xml:space="preserve"> = ((double</w:t>
-      </w:r>
-      <w:proofErr w:type="gramStart"/>
-      <w:r>
-        <w:t>)(</w:t>
-      </w:r>
-      <w:proofErr w:type="gramEnd"/>
-      <w:r>
-        <w:t>end - start)) / CLOCKS_PER_SEC / 1000.0;</w:t>
-      </w:r>
-    </w:p>
-    <w:p/>
-    <w:p>
-      <w:r>
-        <w:t xml:space="preserve">    </w:t>
-      </w:r>
-      <w:proofErr w:type="spellStart"/>
-      <w:proofErr w:type="gramStart"/>
-      <w:r>
-        <w:t>printf</w:t>
-      </w:r>
-      <w:proofErr w:type="spellEnd"/>
-      <w:r>
-        <w:t>(</w:t>
-      </w:r>
-      <w:proofErr w:type="gramEnd"/>
-      <w:r>
-        <w:t>"Key found at index: %d\n", result);</w:t>
-      </w:r>
-    </w:p>
-    <w:p>
-      <w:r>
-        <w:t xml:space="preserve">    </w:t>
-      </w:r>
-      <w:proofErr w:type="spellStart"/>
-      <w:proofErr w:type="gramStart"/>
-      <w:r>
-        <w:t>printf</w:t>
-      </w:r>
-      <w:proofErr w:type="spellEnd"/>
-      <w:r>
-        <w:t>(</w:t>
-      </w:r>
-      <w:proofErr w:type="gramEnd"/>
-      <w:r>
-        <w:t>"Average time taken for binary search in %d elements: %</w:t>
-      </w:r>
-      <w:proofErr w:type="spellStart"/>
-      <w:r>
-        <w:t>lf</w:t>
-      </w:r>
-      <w:proofErr w:type="spellEnd"/>
-      <w:r>
-        <w:t xml:space="preserve"> seconds\n",</w:t>
-      </w:r>
-    </w:p>
-    <w:p>
-      <w:r>
-        <w:t xml:space="preserve">           n, </w:t>
-      </w:r>
-      <w:proofErr w:type="spellStart"/>
-      <w:r>
-        <w:t>time_taken</w:t>
-      </w:r>
-      <w:proofErr w:type="spellEnd"/>
-      <w:r>
-        <w:t>);</w:t>
-      </w:r>
-    </w:p>
-    <w:p/>
-    <w:p>
-      <w:r>
-        <w:t>    free(</w:t>
-      </w:r>
-      <w:proofErr w:type="spellStart"/>
-      <w:r>
-        <w:t>arr</w:t>
-      </w:r>
-      <w:proofErr w:type="spellEnd"/>
-      <w:r>
-        <w:t>);</w:t>
-      </w:r>
-    </w:p>
-    <w:p/>
-    <w:p>
-      <w:r>
-        <w:t>    return 0;</w:t>
-      </w:r>
-    </w:p>
-    <w:p>
-      <w:r>
-        <w:t>}</w:t>
-      </w:r>
-    </w:p>
-    <w:p/>
+      <w:pPr>
+        <w:rPr>
+          <w:b/>
+          <w:bCs/>
+          <w:sz w:val="28"/>
+          <w:szCs w:val="28"/>
+        </w:rPr>
+      </w:pPr>
+    </w:p>
     <w:p>
       <w:pPr>
         <w:rPr>
@@ -5177,16 +5190,6 @@
     <w:p>
       <w:pPr>
         <w:rPr>
-          <w:b/>
-          <w:bCs/>
-          <w:sz w:val="28"/>
-          <w:szCs w:val="28"/>
-        </w:rPr>
-      </w:pPr>
-    </w:p>
-    <w:p>
-      <w:pPr>
-        <w:rPr>
           <w:sz w:val="28"/>
           <w:szCs w:val="28"/>
         </w:rPr>
@@ -5360,7 +5363,6 @@
     <w:p/>
     <w:p>
       <w:r>
-        <w:lastRenderedPageBreak/>
         <w:t xml:space="preserve">        if A[</w:t>
       </w:r>
       <w:proofErr w:type="spellStart"/>
@@ -5545,6 +5547,16 @@
       <w:r>
         <w:t>]</w:t>
       </w:r>
+    </w:p>
+    <w:p>
+      <w:pPr>
+        <w:rPr>
+          <w:b/>
+          <w:bCs/>
+          <w:sz w:val="28"/>
+          <w:szCs w:val="28"/>
+        </w:rPr>
+      </w:pPr>
     </w:p>
     <w:p>
       <w:pPr>
@@ -7225,21 +7237,1644 @@
       <w:pPr>
         <w:jc w:val="center"/>
         <w:rPr>
-          <w:sz w:val="28"/>
-          <w:szCs w:val="28"/>
-        </w:rPr>
-      </w:pPr>
-    </w:p>
-    <w:p>
-      <w:pPr>
-        <w:rPr>
-          <w:b/>
-          <w:bCs/>
-          <w:sz w:val="28"/>
-          <w:szCs w:val="28"/>
-        </w:rPr>
-      </w:pPr>
-    </w:p>
+          <w:b/>
+          <w:bCs/>
+          <w:sz w:val="36"/>
+          <w:szCs w:val="36"/>
+        </w:rPr>
+      </w:pPr>
+      <w:r>
+        <w:rPr>
+          <w:b/>
+          <w:bCs/>
+          <w:sz w:val="36"/>
+          <w:szCs w:val="36"/>
+        </w:rPr>
+        <w:lastRenderedPageBreak/>
+        <w:t>Practical</w:t>
+      </w:r>
+      <w:r>
+        <w:rPr>
+          <w:b/>
+          <w:bCs/>
+          <w:sz w:val="36"/>
+          <w:szCs w:val="36"/>
+        </w:rPr>
+        <w:t>-5</w:t>
+      </w:r>
+    </w:p>
+    <w:p>
+      <w:pPr>
+        <w:rPr>
+          <w:sz w:val="28"/>
+          <w:szCs w:val="28"/>
+        </w:rPr>
+      </w:pPr>
+      <w:r>
+        <w:rPr>
+          <w:b/>
+          <w:bCs/>
+          <w:sz w:val="28"/>
+          <w:szCs w:val="28"/>
+        </w:rPr>
+        <w:t>Objective:</w:t>
+      </w:r>
+      <w:r>
+        <w:rPr>
+          <w:b/>
+          <w:bCs/>
+          <w:sz w:val="28"/>
+          <w:szCs w:val="28"/>
+        </w:rPr>
+        <w:t xml:space="preserve"> </w:t>
+      </w:r>
+      <w:r>
+        <w:rPr>
+          <w:sz w:val="28"/>
+          <w:szCs w:val="28"/>
+        </w:rPr>
+        <w:t xml:space="preserve">Analysing the algorithm of </w:t>
+      </w:r>
+      <w:r>
+        <w:rPr>
+          <w:sz w:val="28"/>
+          <w:szCs w:val="28"/>
+        </w:rPr>
+        <w:t>quick sort.</w:t>
+      </w:r>
+    </w:p>
+    <w:p>
+      <w:pPr>
+        <w:rPr>
+          <w:b/>
+          <w:bCs/>
+          <w:sz w:val="28"/>
+          <w:szCs w:val="28"/>
+        </w:rPr>
+      </w:pPr>
+      <w:r>
+        <w:rPr>
+          <w:b/>
+          <w:bCs/>
+          <w:sz w:val="28"/>
+          <w:szCs w:val="28"/>
+        </w:rPr>
+        <w:t>Algorithm:</w:t>
+      </w:r>
+    </w:p>
+    <w:p>
+      <w:r>
+        <w:t>QUICK_</w:t>
+      </w:r>
+      <w:proofErr w:type="gramStart"/>
+      <w:r>
+        <w:t>SORT(</w:t>
+      </w:r>
+      <w:proofErr w:type="gramEnd"/>
+      <w:r>
+        <w:t>A, low, high)</w:t>
+      </w:r>
+    </w:p>
+    <w:p/>
+    <w:p>
+      <w:r>
+        <w:t xml:space="preserve">    if low &lt; high</w:t>
+      </w:r>
+    </w:p>
+    <w:p/>
+    <w:p>
+      <w:r>
+        <w:t xml:space="preserve">        </w:t>
+      </w:r>
+      <w:proofErr w:type="spellStart"/>
+      <w:r>
+        <w:t>pivot_index</w:t>
+      </w:r>
+      <w:proofErr w:type="spellEnd"/>
+      <w:r>
+        <w:t xml:space="preserve"> ← </w:t>
+      </w:r>
+      <w:proofErr w:type="gramStart"/>
+      <w:r>
+        <w:t>PARTITION(</w:t>
+      </w:r>
+      <w:proofErr w:type="gramEnd"/>
+      <w:r>
+        <w:t>A, low, high)</w:t>
+      </w:r>
+    </w:p>
+    <w:p/>
+    <w:p>
+      <w:r>
+        <w:t xml:space="preserve">        QUICK_</w:t>
+      </w:r>
+      <w:proofErr w:type="gramStart"/>
+      <w:r>
+        <w:t>SORT(</w:t>
+      </w:r>
+      <w:proofErr w:type="gramEnd"/>
+      <w:r>
+        <w:t xml:space="preserve">A, low, </w:t>
+      </w:r>
+      <w:proofErr w:type="spellStart"/>
+      <w:r>
+        <w:t>pivot_index</w:t>
+      </w:r>
+      <w:proofErr w:type="spellEnd"/>
+      <w:r>
+        <w:t xml:space="preserve"> - 1)</w:t>
+      </w:r>
+    </w:p>
+    <w:p/>
+    <w:p>
+      <w:r>
+        <w:t xml:space="preserve">        QUICK_</w:t>
+      </w:r>
+      <w:proofErr w:type="gramStart"/>
+      <w:r>
+        <w:t>SORT(</w:t>
+      </w:r>
+      <w:proofErr w:type="gramEnd"/>
+      <w:r>
+        <w:t xml:space="preserve">A, </w:t>
+      </w:r>
+      <w:proofErr w:type="spellStart"/>
+      <w:r>
+        <w:t>pivot_index</w:t>
+      </w:r>
+      <w:proofErr w:type="spellEnd"/>
+      <w:r>
+        <w:t xml:space="preserve"> + 1, high)</w:t>
+      </w:r>
+    </w:p>
+    <w:p/>
+    <w:p/>
+    <w:p>
+      <w:proofErr w:type="gramStart"/>
+      <w:r>
+        <w:t>PARTITION(</w:t>
+      </w:r>
+      <w:proofErr w:type="gramEnd"/>
+      <w:r>
+        <w:t>A, low, high)</w:t>
+      </w:r>
+    </w:p>
+    <w:p/>
+    <w:p>
+      <w:r>
+        <w:t xml:space="preserve">    pivot ← A[high]</w:t>
+      </w:r>
+    </w:p>
+    <w:p>
+      <w:r>
+        <w:t xml:space="preserve">    </w:t>
+      </w:r>
+      <w:proofErr w:type="spellStart"/>
+      <w:r>
+        <w:t>i</w:t>
+      </w:r>
+      <w:proofErr w:type="spellEnd"/>
+      <w:r>
+        <w:t xml:space="preserve"> ← low - 1</w:t>
+      </w:r>
+    </w:p>
+    <w:p/>
+    <w:p>
+      <w:r>
+        <w:t xml:space="preserve">    for j ← low to high - 1</w:t>
+      </w:r>
+    </w:p>
+    <w:p/>
+    <w:p>
+      <w:r>
+        <w:t xml:space="preserve">        if A[j] &lt; pivot</w:t>
+      </w:r>
+    </w:p>
+    <w:p/>
+    <w:p>
+      <w:r>
+        <w:t xml:space="preserve">            </w:t>
+      </w:r>
+      <w:proofErr w:type="spellStart"/>
+      <w:r>
+        <w:t>i</w:t>
+      </w:r>
+      <w:proofErr w:type="spellEnd"/>
+      <w:r>
+        <w:t xml:space="preserve"> ← </w:t>
+      </w:r>
+      <w:proofErr w:type="spellStart"/>
+      <w:r>
+        <w:t>i</w:t>
+      </w:r>
+      <w:proofErr w:type="spellEnd"/>
+      <w:r>
+        <w:t xml:space="preserve"> + 1</w:t>
+      </w:r>
+    </w:p>
+    <w:p>
+      <w:r>
+        <w:t xml:space="preserve">            swap A[</w:t>
+      </w:r>
+      <w:proofErr w:type="spellStart"/>
+      <w:r>
+        <w:t>i</w:t>
+      </w:r>
+      <w:proofErr w:type="spellEnd"/>
+      <w:r>
+        <w:t>] and A[j]</w:t>
+      </w:r>
+    </w:p>
+    <w:p>
+      <w:r>
+        <w:t xml:space="preserve">  swap </w:t>
+      </w:r>
+      <w:proofErr w:type="gramStart"/>
+      <w:r>
+        <w:t>A[</w:t>
+      </w:r>
+      <w:proofErr w:type="spellStart"/>
+      <w:proofErr w:type="gramEnd"/>
+      <w:r>
+        <w:t>i</w:t>
+      </w:r>
+      <w:proofErr w:type="spellEnd"/>
+      <w:r>
+        <w:t xml:space="preserve"> + 1] and A[high] </w:t>
+      </w:r>
+    </w:p>
+    <w:p>
+      <w:r>
+        <w:t xml:space="preserve">  </w:t>
+      </w:r>
+      <w:r>
+        <w:t>return i + 1</w:t>
+      </w:r>
+    </w:p>
+    <w:p>
+      <w:pPr>
+        <w:rPr>
+          <w:b/>
+          <w:bCs/>
+          <w:sz w:val="28"/>
+          <w:szCs w:val="28"/>
+        </w:rPr>
+      </w:pPr>
+      <w:r>
+        <w:rPr>
+          <w:b/>
+          <w:bCs/>
+          <w:sz w:val="28"/>
+          <w:szCs w:val="28"/>
+        </w:rPr>
+        <w:lastRenderedPageBreak/>
+        <w:t>Code:</w:t>
+      </w:r>
+    </w:p>
+    <w:p>
+      <w:r>
+        <w:t>//-----------QUICK SORT------------//</w:t>
+      </w:r>
+    </w:p>
+    <w:p/>
+    <w:p>
+      <w:r>
+        <w:t>#include &lt;</w:t>
+      </w:r>
+      <w:proofErr w:type="spellStart"/>
+      <w:r>
+        <w:t>stdio.h</w:t>
+      </w:r>
+      <w:proofErr w:type="spellEnd"/>
+      <w:r>
+        <w:t>&gt;</w:t>
+      </w:r>
+    </w:p>
+    <w:p>
+      <w:r>
+        <w:t>#include &lt;</w:t>
+      </w:r>
+      <w:proofErr w:type="spellStart"/>
+      <w:r>
+        <w:t>stdlib.h</w:t>
+      </w:r>
+      <w:proofErr w:type="spellEnd"/>
+      <w:r>
+        <w:t>&gt;</w:t>
+      </w:r>
+    </w:p>
+    <w:p>
+      <w:r>
+        <w:t>#include &lt;</w:t>
+      </w:r>
+      <w:proofErr w:type="spellStart"/>
+      <w:r>
+        <w:t>time.h</w:t>
+      </w:r>
+      <w:proofErr w:type="spellEnd"/>
+      <w:r>
+        <w:t>&gt;</w:t>
+      </w:r>
+    </w:p>
+    <w:p/>
+    <w:p>
+      <w:r>
+        <w:t xml:space="preserve">void </w:t>
+      </w:r>
+      <w:proofErr w:type="spellStart"/>
+      <w:proofErr w:type="gramStart"/>
+      <w:r>
+        <w:t>generateRandomNumber</w:t>
+      </w:r>
+      <w:proofErr w:type="spellEnd"/>
+      <w:r>
+        <w:t>(</w:t>
+      </w:r>
+      <w:proofErr w:type="gramEnd"/>
+      <w:r>
+        <w:t xml:space="preserve">int </w:t>
+      </w:r>
+      <w:proofErr w:type="spellStart"/>
+      <w:proofErr w:type="gramStart"/>
+      <w:r>
+        <w:t>arr</w:t>
+      </w:r>
+      <w:proofErr w:type="spellEnd"/>
+      <w:r>
+        <w:t>[</w:t>
+      </w:r>
+      <w:proofErr w:type="gramEnd"/>
+      <w:r>
+        <w:t>], int n)</w:t>
+      </w:r>
+    </w:p>
+    <w:p>
+      <w:r>
+        <w:t>{</w:t>
+      </w:r>
+    </w:p>
+    <w:p>
+      <w:r>
+        <w:t xml:space="preserve">    for (int </w:t>
+      </w:r>
+      <w:proofErr w:type="spellStart"/>
+      <w:r>
+        <w:t>i</w:t>
+      </w:r>
+      <w:proofErr w:type="spellEnd"/>
+      <w:r>
+        <w:t xml:space="preserve"> = 0; </w:t>
+      </w:r>
+      <w:proofErr w:type="spellStart"/>
+      <w:r>
+        <w:t>i</w:t>
+      </w:r>
+      <w:proofErr w:type="spellEnd"/>
+      <w:r>
+        <w:t xml:space="preserve"> &lt; n; </w:t>
+      </w:r>
+      <w:proofErr w:type="spellStart"/>
+      <w:r>
+        <w:t>i</w:t>
+      </w:r>
+      <w:proofErr w:type="spellEnd"/>
+      <w:r>
+        <w:t>++)</w:t>
+      </w:r>
+    </w:p>
+    <w:p>
+      <w:r>
+        <w:t>    {</w:t>
+      </w:r>
+    </w:p>
+    <w:p>
+      <w:r>
+        <w:t xml:space="preserve">        </w:t>
+      </w:r>
+      <w:proofErr w:type="spellStart"/>
+      <w:r>
+        <w:t>arr</w:t>
+      </w:r>
+      <w:proofErr w:type="spellEnd"/>
+      <w:r>
+        <w:t>[</w:t>
+      </w:r>
+      <w:proofErr w:type="spellStart"/>
+      <w:r>
+        <w:t>i</w:t>
+      </w:r>
+      <w:proofErr w:type="spellEnd"/>
+      <w:r>
+        <w:t xml:space="preserve">] = </w:t>
+      </w:r>
+      <w:proofErr w:type="gramStart"/>
+      <w:r>
+        <w:t>rand(</w:t>
+      </w:r>
+      <w:proofErr w:type="gramEnd"/>
+      <w:r>
+        <w:t>) % 10000;</w:t>
+      </w:r>
+    </w:p>
+    <w:p>
+      <w:r>
+        <w:t>    }</w:t>
+      </w:r>
+    </w:p>
+    <w:p>
+      <w:r>
+        <w:t>}</w:t>
+      </w:r>
+    </w:p>
+    <w:p/>
+    <w:p>
+      <w:r>
+        <w:t xml:space="preserve">void </w:t>
+      </w:r>
+      <w:proofErr w:type="gramStart"/>
+      <w:r>
+        <w:t>swap(</w:t>
+      </w:r>
+      <w:proofErr w:type="gramEnd"/>
+      <w:r>
+        <w:t>int *a, int *b)</w:t>
+      </w:r>
+    </w:p>
+    <w:p>
+      <w:r>
+        <w:t>{</w:t>
+      </w:r>
+    </w:p>
+    <w:p>
+      <w:r>
+        <w:t>    int temp = *a;</w:t>
+      </w:r>
+    </w:p>
+    <w:p>
+      <w:r>
+        <w:t>    *a = *b;</w:t>
+      </w:r>
+    </w:p>
+    <w:p>
+      <w:r>
+        <w:t>    *b = temp;</w:t>
+      </w:r>
+    </w:p>
+    <w:p>
+      <w:r>
+        <w:t>}</w:t>
+      </w:r>
+    </w:p>
+    <w:p/>
+    <w:p>
+      <w:r>
+        <w:t xml:space="preserve">int </w:t>
+      </w:r>
+      <w:proofErr w:type="gramStart"/>
+      <w:r>
+        <w:t>partition(</w:t>
+      </w:r>
+      <w:proofErr w:type="gramEnd"/>
+      <w:r>
+        <w:t xml:space="preserve">int </w:t>
+      </w:r>
+      <w:proofErr w:type="spellStart"/>
+      <w:proofErr w:type="gramStart"/>
+      <w:r>
+        <w:t>arr</w:t>
+      </w:r>
+      <w:proofErr w:type="spellEnd"/>
+      <w:r>
+        <w:t>[</w:t>
+      </w:r>
+      <w:proofErr w:type="gramEnd"/>
+      <w:r>
+        <w:t>], int low, int high)</w:t>
+      </w:r>
+    </w:p>
+    <w:p>
+      <w:r>
+        <w:t>{</w:t>
+      </w:r>
+    </w:p>
+    <w:p>
+      <w:r>
+        <w:t xml:space="preserve">    int pivot = </w:t>
+      </w:r>
+      <w:proofErr w:type="spellStart"/>
+      <w:r>
+        <w:t>arr</w:t>
+      </w:r>
+      <w:proofErr w:type="spellEnd"/>
+      <w:r>
+        <w:t>[high];</w:t>
+      </w:r>
+    </w:p>
+    <w:p>
+      <w:r>
+        <w:t xml:space="preserve">    int </w:t>
+      </w:r>
+      <w:proofErr w:type="spellStart"/>
+      <w:r>
+        <w:t>i</w:t>
+      </w:r>
+      <w:proofErr w:type="spellEnd"/>
+      <w:r>
+        <w:t xml:space="preserve"> = low - 1;</w:t>
+      </w:r>
+    </w:p>
+    <w:p/>
+    <w:p>
+      <w:r>
+        <w:t xml:space="preserve">    for (int j = low; j &lt; high; </w:t>
+      </w:r>
+      <w:proofErr w:type="spellStart"/>
+      <w:r>
+        <w:t>j++</w:t>
+      </w:r>
+      <w:proofErr w:type="spellEnd"/>
+      <w:r>
+        <w:t>)</w:t>
+      </w:r>
+    </w:p>
+    <w:p>
+      <w:r>
+        <w:lastRenderedPageBreak/>
+        <w:t>    {</w:t>
+      </w:r>
+    </w:p>
+    <w:p>
+      <w:r>
+        <w:t>        if (</w:t>
+      </w:r>
+      <w:proofErr w:type="spellStart"/>
+      <w:r>
+        <w:t>arr</w:t>
+      </w:r>
+      <w:proofErr w:type="spellEnd"/>
+      <w:r>
+        <w:t>[j] &lt;= pivot)</w:t>
+      </w:r>
+    </w:p>
+    <w:p>
+      <w:r>
+        <w:t>        {</w:t>
+      </w:r>
+    </w:p>
+    <w:p>
+      <w:r>
+        <w:t xml:space="preserve">            </w:t>
+      </w:r>
+      <w:proofErr w:type="spellStart"/>
+      <w:r>
+        <w:t>i</w:t>
+      </w:r>
+      <w:proofErr w:type="spellEnd"/>
+      <w:r>
+        <w:t>++;</w:t>
+      </w:r>
+    </w:p>
+    <w:p>
+      <w:r>
+        <w:t>            swap(&amp;</w:t>
+      </w:r>
+      <w:proofErr w:type="spellStart"/>
+      <w:r>
+        <w:t>arr</w:t>
+      </w:r>
+      <w:proofErr w:type="spellEnd"/>
+      <w:r>
+        <w:t>[</w:t>
+      </w:r>
+      <w:proofErr w:type="spellStart"/>
+      <w:r>
+        <w:t>i</w:t>
+      </w:r>
+      <w:proofErr w:type="spellEnd"/>
+      <w:r>
+        <w:t>], &amp;</w:t>
+      </w:r>
+      <w:proofErr w:type="spellStart"/>
+      <w:r>
+        <w:t>arr</w:t>
+      </w:r>
+      <w:proofErr w:type="spellEnd"/>
+      <w:r>
+        <w:t>[j]);</w:t>
+      </w:r>
+    </w:p>
+    <w:p>
+      <w:r>
+        <w:t>        }</w:t>
+      </w:r>
+    </w:p>
+    <w:p>
+      <w:r>
+        <w:t>    }</w:t>
+      </w:r>
+    </w:p>
+    <w:p>
+      <w:r>
+        <w:t xml:space="preserve">    </w:t>
+      </w:r>
+      <w:proofErr w:type="gramStart"/>
+      <w:r>
+        <w:t>swap(</w:t>
+      </w:r>
+      <w:proofErr w:type="gramEnd"/>
+      <w:r>
+        <w:t>&amp;</w:t>
+      </w:r>
+      <w:proofErr w:type="spellStart"/>
+      <w:proofErr w:type="gramStart"/>
+      <w:r>
+        <w:t>arr</w:t>
+      </w:r>
+      <w:proofErr w:type="spellEnd"/>
+      <w:r>
+        <w:t>[</w:t>
+      </w:r>
+      <w:proofErr w:type="spellStart"/>
+      <w:proofErr w:type="gramEnd"/>
+      <w:r>
+        <w:t>i</w:t>
+      </w:r>
+      <w:proofErr w:type="spellEnd"/>
+      <w:r>
+        <w:t xml:space="preserve"> + 1], &amp;</w:t>
+      </w:r>
+      <w:proofErr w:type="spellStart"/>
+      <w:r>
+        <w:t>arr</w:t>
+      </w:r>
+      <w:proofErr w:type="spellEnd"/>
+      <w:r>
+        <w:t>[high]);</w:t>
+      </w:r>
+    </w:p>
+    <w:p>
+      <w:r>
+        <w:t xml:space="preserve">    return </w:t>
+      </w:r>
+      <w:proofErr w:type="spellStart"/>
+      <w:r>
+        <w:t>i</w:t>
+      </w:r>
+      <w:proofErr w:type="spellEnd"/>
+      <w:r>
+        <w:t xml:space="preserve"> + 1;</w:t>
+      </w:r>
+    </w:p>
+    <w:p>
+      <w:r>
+        <w:t>}</w:t>
+      </w:r>
+    </w:p>
+    <w:p/>
+    <w:p>
+      <w:r>
+        <w:t xml:space="preserve">void </w:t>
+      </w:r>
+      <w:proofErr w:type="spellStart"/>
+      <w:proofErr w:type="gramStart"/>
+      <w:r>
+        <w:t>quickSort</w:t>
+      </w:r>
+      <w:proofErr w:type="spellEnd"/>
+      <w:r>
+        <w:t>(</w:t>
+      </w:r>
+      <w:proofErr w:type="gramEnd"/>
+      <w:r>
+        <w:t xml:space="preserve">int </w:t>
+      </w:r>
+      <w:proofErr w:type="spellStart"/>
+      <w:proofErr w:type="gramStart"/>
+      <w:r>
+        <w:t>arr</w:t>
+      </w:r>
+      <w:proofErr w:type="spellEnd"/>
+      <w:r>
+        <w:t>[</w:t>
+      </w:r>
+      <w:proofErr w:type="gramEnd"/>
+      <w:r>
+        <w:t>], int low, int high)</w:t>
+      </w:r>
+    </w:p>
+    <w:p>
+      <w:r>
+        <w:t>{</w:t>
+      </w:r>
+    </w:p>
+    <w:p>
+      <w:r>
+        <w:t>    if (low &lt; high)</w:t>
+      </w:r>
+    </w:p>
+    <w:p>
+      <w:r>
+        <w:t>    {</w:t>
+      </w:r>
+    </w:p>
+    <w:p>
+      <w:r>
+        <w:t xml:space="preserve">        int </w:t>
+      </w:r>
+      <w:proofErr w:type="spellStart"/>
+      <w:r>
+        <w:t>pivotIndex</w:t>
+      </w:r>
+      <w:proofErr w:type="spellEnd"/>
+      <w:r>
+        <w:t xml:space="preserve"> = </w:t>
+      </w:r>
+      <w:proofErr w:type="gramStart"/>
+      <w:r>
+        <w:t>partition(</w:t>
+      </w:r>
+      <w:proofErr w:type="spellStart"/>
+      <w:proofErr w:type="gramEnd"/>
+      <w:r>
+        <w:t>arr</w:t>
+      </w:r>
+      <w:proofErr w:type="spellEnd"/>
+      <w:r>
+        <w:t>, low, high);</w:t>
+      </w:r>
+    </w:p>
+    <w:p>
+      <w:r>
+        <w:t xml:space="preserve">        </w:t>
+      </w:r>
+      <w:proofErr w:type="spellStart"/>
+      <w:proofErr w:type="gramStart"/>
+      <w:r>
+        <w:t>quickSort</w:t>
+      </w:r>
+      <w:proofErr w:type="spellEnd"/>
+      <w:r>
+        <w:t>(</w:t>
+      </w:r>
+      <w:proofErr w:type="spellStart"/>
+      <w:proofErr w:type="gramEnd"/>
+      <w:r>
+        <w:t>arr</w:t>
+      </w:r>
+      <w:proofErr w:type="spellEnd"/>
+      <w:r>
+        <w:t xml:space="preserve">, low, </w:t>
+      </w:r>
+      <w:proofErr w:type="spellStart"/>
+      <w:r>
+        <w:t>pivotIndex</w:t>
+      </w:r>
+      <w:proofErr w:type="spellEnd"/>
+      <w:r>
+        <w:t xml:space="preserve"> - 1);</w:t>
+      </w:r>
+    </w:p>
+    <w:p>
+      <w:r>
+        <w:t xml:space="preserve">        </w:t>
+      </w:r>
+      <w:proofErr w:type="spellStart"/>
+      <w:proofErr w:type="gramStart"/>
+      <w:r>
+        <w:t>quickSort</w:t>
+      </w:r>
+      <w:proofErr w:type="spellEnd"/>
+      <w:r>
+        <w:t>(</w:t>
+      </w:r>
+      <w:proofErr w:type="spellStart"/>
+      <w:proofErr w:type="gramEnd"/>
+      <w:r>
+        <w:t>arr</w:t>
+      </w:r>
+      <w:proofErr w:type="spellEnd"/>
+      <w:r>
+        <w:t xml:space="preserve">, </w:t>
+      </w:r>
+      <w:proofErr w:type="spellStart"/>
+      <w:r>
+        <w:t>pivotIndex</w:t>
+      </w:r>
+      <w:proofErr w:type="spellEnd"/>
+      <w:r>
+        <w:t xml:space="preserve"> + 1, high);</w:t>
+      </w:r>
+    </w:p>
+    <w:p>
+      <w:r>
+        <w:t>    }</w:t>
+      </w:r>
+    </w:p>
+    <w:p>
+      <w:r>
+        <w:t>}</w:t>
+      </w:r>
+    </w:p>
+    <w:p/>
+    <w:p>
+      <w:r>
+        <w:t xml:space="preserve">int </w:t>
+      </w:r>
+      <w:proofErr w:type="gramStart"/>
+      <w:r>
+        <w:t>main(</w:t>
+      </w:r>
+      <w:proofErr w:type="gramEnd"/>
+      <w:r>
+        <w:t>)</w:t>
+      </w:r>
+    </w:p>
+    <w:p>
+      <w:r>
+        <w:t>{</w:t>
+      </w:r>
+    </w:p>
+    <w:p>
+      <w:r>
+        <w:t>    int n;</w:t>
+      </w:r>
+    </w:p>
+    <w:p/>
+    <w:p>
+      <w:r>
+        <w:t xml:space="preserve">    </w:t>
+      </w:r>
+      <w:proofErr w:type="spellStart"/>
+      <w:proofErr w:type="gramStart"/>
+      <w:r>
+        <w:t>printf</w:t>
+      </w:r>
+      <w:proofErr w:type="spellEnd"/>
+      <w:r>
+        <w:t>(</w:t>
+      </w:r>
+      <w:proofErr w:type="gramEnd"/>
+      <w:r>
+        <w:t>"Enter the size of the array: ");</w:t>
+      </w:r>
+    </w:p>
+    <w:p>
+      <w:r>
+        <w:t xml:space="preserve">    </w:t>
+      </w:r>
+      <w:proofErr w:type="spellStart"/>
+      <w:proofErr w:type="gramStart"/>
+      <w:r>
+        <w:t>scanf</w:t>
+      </w:r>
+      <w:proofErr w:type="spellEnd"/>
+      <w:r>
+        <w:t>(</w:t>
+      </w:r>
+      <w:proofErr w:type="gramEnd"/>
+      <w:r>
+        <w:t>"%d", &amp;n);</w:t>
+      </w:r>
+    </w:p>
+    <w:p/>
+    <w:p>
+      <w:r>
+        <w:lastRenderedPageBreak/>
+        <w:t>    if (n &lt; 10)</w:t>
+      </w:r>
+    </w:p>
+    <w:p>
+      <w:r>
+        <w:t>    {</w:t>
+      </w:r>
+    </w:p>
+    <w:p>
+      <w:r>
+        <w:t xml:space="preserve">        </w:t>
+      </w:r>
+      <w:proofErr w:type="spellStart"/>
+      <w:proofErr w:type="gramStart"/>
+      <w:r>
+        <w:t>printf</w:t>
+      </w:r>
+      <w:proofErr w:type="spellEnd"/>
+      <w:r>
+        <w:t>(</w:t>
+      </w:r>
+      <w:proofErr w:type="gramEnd"/>
+      <w:r>
+        <w:t>"Please enter a number greater than or equal to 10.\n");</w:t>
+      </w:r>
+    </w:p>
+    <w:p>
+      <w:r>
+        <w:t>        return 0;</w:t>
+      </w:r>
+    </w:p>
+    <w:p>
+      <w:r>
+        <w:t>    }</w:t>
+      </w:r>
+    </w:p>
+    <w:p/>
+    <w:p>
+      <w:r>
+        <w:t>    int *</w:t>
+      </w:r>
+      <w:proofErr w:type="spellStart"/>
+      <w:r>
+        <w:t>arr</w:t>
+      </w:r>
+      <w:proofErr w:type="spellEnd"/>
+      <w:r>
+        <w:t xml:space="preserve"> = (int </w:t>
+      </w:r>
+      <w:proofErr w:type="gramStart"/>
+      <w:r>
+        <w:t>*)malloc</w:t>
+      </w:r>
+      <w:proofErr w:type="gramEnd"/>
+      <w:r>
+        <w:t xml:space="preserve">(n * </w:t>
+      </w:r>
+      <w:proofErr w:type="spellStart"/>
+      <w:r>
+        <w:t>sizeof</w:t>
+      </w:r>
+      <w:proofErr w:type="spellEnd"/>
+      <w:r>
+        <w:t>(int));</w:t>
+      </w:r>
+    </w:p>
+    <w:p>
+      <w:r>
+        <w:t xml:space="preserve">    </w:t>
+      </w:r>
+    </w:p>
+    <w:p/>
+    <w:p>
+      <w:r>
+        <w:t>    if (</w:t>
+      </w:r>
+      <w:proofErr w:type="spellStart"/>
+      <w:r>
+        <w:t>arr</w:t>
+      </w:r>
+      <w:proofErr w:type="spellEnd"/>
+      <w:r>
+        <w:t xml:space="preserve"> == </w:t>
+      </w:r>
+      <w:proofErr w:type="gramStart"/>
+      <w:r>
+        <w:t>NULL )</w:t>
+      </w:r>
+      <w:proofErr w:type="gramEnd"/>
+    </w:p>
+    <w:p>
+      <w:r>
+        <w:t>    {</w:t>
+      </w:r>
+    </w:p>
+    <w:p>
+      <w:r>
+        <w:t xml:space="preserve">        </w:t>
+      </w:r>
+      <w:proofErr w:type="spellStart"/>
+      <w:proofErr w:type="gramStart"/>
+      <w:r>
+        <w:t>printf</w:t>
+      </w:r>
+      <w:proofErr w:type="spellEnd"/>
+      <w:r>
+        <w:t>(</w:t>
+      </w:r>
+      <w:proofErr w:type="gramEnd"/>
+      <w:r>
+        <w:t>"Memory not allocated.\n");</w:t>
+      </w:r>
+    </w:p>
+    <w:p>
+      <w:r>
+        <w:t>        return -1;</w:t>
+      </w:r>
+    </w:p>
+    <w:p>
+      <w:r>
+        <w:t>    }</w:t>
+      </w:r>
+    </w:p>
+    <w:p/>
+    <w:p>
+      <w:r>
+        <w:t xml:space="preserve">    </w:t>
+      </w:r>
+      <w:proofErr w:type="spellStart"/>
+      <w:r>
+        <w:t>srand</w:t>
+      </w:r>
+      <w:proofErr w:type="spellEnd"/>
+      <w:r>
+        <w:t>(</w:t>
+      </w:r>
+      <w:proofErr w:type="gramStart"/>
+      <w:r>
+        <w:t>time(</w:t>
+      </w:r>
+      <w:proofErr w:type="gramEnd"/>
+      <w:r>
+        <w:t>NULL));</w:t>
+      </w:r>
+    </w:p>
+    <w:p>
+      <w:r>
+        <w:t xml:space="preserve">    </w:t>
+      </w:r>
+      <w:proofErr w:type="spellStart"/>
+      <w:proofErr w:type="gramStart"/>
+      <w:r>
+        <w:t>generateRandomNumber</w:t>
+      </w:r>
+      <w:proofErr w:type="spellEnd"/>
+      <w:r>
+        <w:t>(</w:t>
+      </w:r>
+      <w:proofErr w:type="spellStart"/>
+      <w:proofErr w:type="gramEnd"/>
+      <w:r>
+        <w:t>arr</w:t>
+      </w:r>
+      <w:proofErr w:type="spellEnd"/>
+      <w:r>
+        <w:t>, n);</w:t>
+      </w:r>
+    </w:p>
+    <w:p/>
+    <w:p>
+      <w:r>
+        <w:t xml:space="preserve">    </w:t>
+      </w:r>
+    </w:p>
+    <w:p>
+      <w:r>
+        <w:t xml:space="preserve">    </w:t>
+      </w:r>
+      <w:proofErr w:type="spellStart"/>
+      <w:r>
+        <w:t>clock_t</w:t>
+      </w:r>
+      <w:proofErr w:type="spellEnd"/>
+      <w:r>
+        <w:t xml:space="preserve"> start = </w:t>
+      </w:r>
+      <w:proofErr w:type="gramStart"/>
+      <w:r>
+        <w:t>clock(</w:t>
+      </w:r>
+      <w:proofErr w:type="gramEnd"/>
+      <w:r>
+        <w:t>);</w:t>
+      </w:r>
+    </w:p>
+    <w:p>
+      <w:r>
+        <w:t xml:space="preserve">  </w:t>
+      </w:r>
+    </w:p>
+    <w:p>
+      <w:r>
+        <w:t xml:space="preserve">        </w:t>
+      </w:r>
+      <w:proofErr w:type="spellStart"/>
+      <w:proofErr w:type="gramStart"/>
+      <w:r>
+        <w:t>quickSort</w:t>
+      </w:r>
+      <w:proofErr w:type="spellEnd"/>
+      <w:r>
+        <w:t>(</w:t>
+      </w:r>
+      <w:proofErr w:type="spellStart"/>
+      <w:proofErr w:type="gramEnd"/>
+      <w:r>
+        <w:t>arr</w:t>
+      </w:r>
+      <w:proofErr w:type="spellEnd"/>
+      <w:r>
+        <w:t>, 0, n - 1);</w:t>
+      </w:r>
+    </w:p>
+    <w:p>
+      <w:r>
+        <w:t xml:space="preserve">    </w:t>
+      </w:r>
+    </w:p>
+    <w:p>
+      <w:r>
+        <w:t xml:space="preserve">    </w:t>
+      </w:r>
+      <w:proofErr w:type="spellStart"/>
+      <w:r>
+        <w:t>clock_t</w:t>
+      </w:r>
+      <w:proofErr w:type="spellEnd"/>
+      <w:r>
+        <w:t xml:space="preserve"> end = </w:t>
+      </w:r>
+      <w:proofErr w:type="gramStart"/>
+      <w:r>
+        <w:t>clock(</w:t>
+      </w:r>
+      <w:proofErr w:type="gramEnd"/>
+      <w:r>
+        <w:t>);</w:t>
+      </w:r>
+    </w:p>
+    <w:p/>
+    <w:p>
+      <w:r>
+        <w:t xml:space="preserve">    double </w:t>
+      </w:r>
+      <w:proofErr w:type="spellStart"/>
+      <w:r>
+        <w:t>time_taken</w:t>
+      </w:r>
+      <w:proofErr w:type="spellEnd"/>
+      <w:r>
+        <w:t xml:space="preserve"> = ((double</w:t>
+      </w:r>
+      <w:proofErr w:type="gramStart"/>
+      <w:r>
+        <w:t>)(</w:t>
+      </w:r>
+      <w:proofErr w:type="gramEnd"/>
+      <w:r>
+        <w:t>end - start)) / CLOCKS_PER_</w:t>
+      </w:r>
+      <w:proofErr w:type="gramStart"/>
+      <w:r>
+        <w:t>SEC ;</w:t>
+      </w:r>
+      <w:proofErr w:type="gramEnd"/>
+    </w:p>
+    <w:p/>
+    <w:p>
+      <w:r>
+        <w:t xml:space="preserve">    </w:t>
+      </w:r>
+      <w:proofErr w:type="spellStart"/>
+      <w:proofErr w:type="gramStart"/>
+      <w:r>
+        <w:t>printf</w:t>
+      </w:r>
+      <w:proofErr w:type="spellEnd"/>
+      <w:r>
+        <w:t>(</w:t>
+      </w:r>
+      <w:proofErr w:type="gramEnd"/>
+      <w:r>
+        <w:t>"Quick sort completed for %d elements.\n", n);</w:t>
+      </w:r>
+    </w:p>
+    <w:p>
+      <w:r>
+        <w:lastRenderedPageBreak/>
+        <w:t xml:space="preserve">    </w:t>
+      </w:r>
+      <w:proofErr w:type="spellStart"/>
+      <w:proofErr w:type="gramStart"/>
+      <w:r>
+        <w:t>printf</w:t>
+      </w:r>
+      <w:proofErr w:type="spellEnd"/>
+      <w:r>
+        <w:t>(</w:t>
+      </w:r>
+      <w:proofErr w:type="gramEnd"/>
+      <w:r>
+        <w:t>"Average time taken for quick sort: %</w:t>
+      </w:r>
+      <w:proofErr w:type="spellStart"/>
+      <w:r>
+        <w:t>lf</w:t>
+      </w:r>
+      <w:proofErr w:type="spellEnd"/>
+      <w:r>
+        <w:t xml:space="preserve"> seconds\n", </w:t>
+      </w:r>
+      <w:proofErr w:type="spellStart"/>
+      <w:r>
+        <w:t>time_taken</w:t>
+      </w:r>
+      <w:proofErr w:type="spellEnd"/>
+      <w:r>
+        <w:t>);</w:t>
+      </w:r>
+    </w:p>
+    <w:p/>
+    <w:p>
+      <w:r>
+        <w:t>    free(</w:t>
+      </w:r>
+      <w:proofErr w:type="spellStart"/>
+      <w:r>
+        <w:t>arr</w:t>
+      </w:r>
+      <w:proofErr w:type="spellEnd"/>
+      <w:r>
+        <w:t>);</w:t>
+      </w:r>
+    </w:p>
+    <w:p>
+      <w:r>
+        <w:t>   </w:t>
+      </w:r>
+    </w:p>
+    <w:p/>
+    <w:p>
+      <w:r>
+        <w:t>    return 0;</w:t>
+      </w:r>
+    </w:p>
+    <w:p>
+      <w:r>
+        <w:t>}</w:t>
+      </w:r>
+    </w:p>
+    <w:p>
+      <w:pPr>
+        <w:rPr>
+          <w:b/>
+          <w:bCs/>
+          <w:sz w:val="28"/>
+          <w:szCs w:val="28"/>
+        </w:rPr>
+      </w:pPr>
+      <w:r>
+        <w:rPr>
+          <w:b/>
+          <w:bCs/>
+          <w:sz w:val="28"/>
+          <w:szCs w:val="28"/>
+        </w:rPr>
+        <w:t>Output:</w:t>
+      </w:r>
+    </w:p>
+    <w:p>
+      <w:pPr>
+        <w:rPr>
+          <w:b/>
+          <w:bCs/>
+          <w:sz w:val="28"/>
+          <w:szCs w:val="28"/>
+        </w:rPr>
+      </w:pPr>
+      <w:r>
+        <w:rPr>
+          <w:b/>
+          <w:bCs/>
+          <w:sz w:val="28"/>
+          <w:szCs w:val="28"/>
+        </w:rPr>
+        <w:drawing>
+          <wp:inline distT="0" distB="0" distL="0" distR="0" wp14:anchorId="67BDF481" wp14:editId="7D59DCBD">
+            <wp:extent cx="5550185" cy="825542"/>
+            <wp:effectExtent l="0" t="0" r="0" b="0"/>
+            <wp:docPr id="202600761" name="Picture 1"/>
+            <wp:cNvGraphicFramePr>
+              <a:graphicFrameLocks xmlns:a="http://schemas.openxmlformats.org/drawingml/2006/main" noChangeAspect="1"/>
+            </wp:cNvGraphicFramePr>
+            <a:graphic xmlns:a="http://schemas.openxmlformats.org/drawingml/2006/main">
+              <a:graphicData uri="http://schemas.openxmlformats.org/drawingml/2006/picture">
+                <pic:pic xmlns:pic="http://schemas.openxmlformats.org/drawingml/2006/picture">
+                  <pic:nvPicPr>
+                    <pic:cNvPr id="202600761" name=""/>
+                    <pic:cNvPicPr/>
+                  </pic:nvPicPr>
+                  <pic:blipFill>
+                    <a:blip r:embed="rId16"/>
+                    <a:stretch>
+                      <a:fillRect/>
+                    </a:stretch>
+                  </pic:blipFill>
+                  <pic:spPr>
+                    <a:xfrm>
+                      <a:off x="0" y="0"/>
+                      <a:ext cx="5550185" cy="825542"/>
+                    </a:xfrm>
+                    <a:prstGeom prst="rect">
+                      <a:avLst/>
+                    </a:prstGeom>
+                  </pic:spPr>
+                </pic:pic>
+              </a:graphicData>
+            </a:graphic>
+          </wp:inline>
+        </w:drawing>
+      </w:r>
+    </w:p>
+    <w:p>
+      <w:pPr>
+        <w:rPr>
+          <w:b/>
+          <w:bCs/>
+          <w:sz w:val="28"/>
+          <w:szCs w:val="28"/>
+        </w:rPr>
+      </w:pPr>
+      <w:r>
+        <w:rPr>
+          <w:b/>
+          <w:bCs/>
+          <w:sz w:val="28"/>
+          <w:szCs w:val="28"/>
+        </w:rPr>
+        <w:t>Table:</w:t>
+      </w:r>
+    </w:p>
+    <w:p>
+      <w:pPr>
+        <w:rPr>
+          <w:b/>
+          <w:bCs/>
+          <w:sz w:val="28"/>
+          <w:szCs w:val="28"/>
+        </w:rPr>
+      </w:pPr>
+      <w:r>
+        <w:rPr>
+          <w:b/>
+          <w:bCs/>
+          <w:sz w:val="28"/>
+          <w:szCs w:val="28"/>
+        </w:rPr>
+        <w:drawing>
+          <wp:inline distT="0" distB="0" distL="0" distR="0" wp14:anchorId="52642F07" wp14:editId="2A438A33">
+            <wp:extent cx="2437107" cy="3663950"/>
+            <wp:effectExtent l="0" t="0" r="1905" b="0"/>
+            <wp:docPr id="112406313" name="Picture 1"/>
+            <wp:cNvGraphicFramePr>
+              <a:graphicFrameLocks xmlns:a="http://schemas.openxmlformats.org/drawingml/2006/main" noChangeAspect="1"/>
+            </wp:cNvGraphicFramePr>
+            <a:graphic xmlns:a="http://schemas.openxmlformats.org/drawingml/2006/main">
+              <a:graphicData uri="http://schemas.openxmlformats.org/drawingml/2006/picture">
+                <pic:pic xmlns:pic="http://schemas.openxmlformats.org/drawingml/2006/picture">
+                  <pic:nvPicPr>
+                    <pic:cNvPr id="112406313" name=""/>
+                    <pic:cNvPicPr/>
+                  </pic:nvPicPr>
+                  <pic:blipFill>
+                    <a:blip r:embed="rId17"/>
+                    <a:stretch>
+                      <a:fillRect/>
+                    </a:stretch>
+                  </pic:blipFill>
+                  <pic:spPr>
+                    <a:xfrm>
+                      <a:off x="0" y="0"/>
+                      <a:ext cx="2446099" cy="3677469"/>
+                    </a:xfrm>
+                    <a:prstGeom prst="rect">
+                      <a:avLst/>
+                    </a:prstGeom>
+                  </pic:spPr>
+                </pic:pic>
+              </a:graphicData>
+            </a:graphic>
+          </wp:inline>
+        </w:drawing>
+      </w:r>
+    </w:p>
+    <w:p>
+      <w:pPr>
+        <w:rPr>
+          <w:b/>
+          <w:bCs/>
+          <w:sz w:val="28"/>
+          <w:szCs w:val="28"/>
+        </w:rPr>
+      </w:pPr>
+    </w:p>
+    <w:p>
+      <w:pPr>
+        <w:rPr>
+          <w:b/>
+          <w:bCs/>
+          <w:sz w:val="28"/>
+          <w:szCs w:val="28"/>
+        </w:rPr>
+      </w:pPr>
+    </w:p>
+    <w:p>
+      <w:pPr>
+        <w:rPr>
+          <w:b/>
+          <w:bCs/>
+          <w:sz w:val="28"/>
+          <w:szCs w:val="28"/>
+        </w:rPr>
+      </w:pPr>
+    </w:p>
+    <w:p>
+      <w:pPr>
+        <w:rPr>
+          <w:b/>
+          <w:bCs/>
+          <w:sz w:val="28"/>
+          <w:szCs w:val="28"/>
+        </w:rPr>
+      </w:pPr>
+      <w:r>
+        <w:rPr>
+          <w:b/>
+          <w:bCs/>
+          <w:sz w:val="28"/>
+          <w:szCs w:val="28"/>
+        </w:rPr>
+        <w:lastRenderedPageBreak/>
+        <w:t>Graph:</w:t>
+      </w:r>
+    </w:p>
+    <w:p>
+      <w:pPr>
+        <w:rPr>
+          <w:b/>
+          <w:bCs/>
+          <w:sz w:val="28"/>
+          <w:szCs w:val="28"/>
+        </w:rPr>
+      </w:pPr>
+      <w:r>
+        <w:rPr>
+          <w:b/>
+          <w:bCs/>
+          <w:sz w:val="28"/>
+          <w:szCs w:val="28"/>
+        </w:rPr>
+        <w:drawing>
+          <wp:inline distT="0" distB="0" distL="0" distR="0" wp14:anchorId="555F8D52" wp14:editId="3EFC2FB4">
+            <wp:extent cx="4254500" cy="3294510"/>
+            <wp:effectExtent l="0" t="0" r="0" b="1270"/>
+            <wp:docPr id="1081761161" name="Picture 1"/>
+            <wp:cNvGraphicFramePr>
+              <a:graphicFrameLocks xmlns:a="http://schemas.openxmlformats.org/drawingml/2006/main" noChangeAspect="1"/>
+            </wp:cNvGraphicFramePr>
+            <a:graphic xmlns:a="http://schemas.openxmlformats.org/drawingml/2006/main">
+              <a:graphicData uri="http://schemas.openxmlformats.org/drawingml/2006/picture">
+                <pic:pic xmlns:pic="http://schemas.openxmlformats.org/drawingml/2006/picture">
+                  <pic:nvPicPr>
+                    <pic:cNvPr id="1081761161" name=""/>
+                    <pic:cNvPicPr/>
+                  </pic:nvPicPr>
+                  <pic:blipFill>
+                    <a:blip r:embed="rId18"/>
+                    <a:stretch>
+                      <a:fillRect/>
+                    </a:stretch>
+                  </pic:blipFill>
+                  <pic:spPr>
+                    <a:xfrm>
+                      <a:off x="0" y="0"/>
+                      <a:ext cx="4260672" cy="3299289"/>
+                    </a:xfrm>
+                    <a:prstGeom prst="rect">
+                      <a:avLst/>
+                    </a:prstGeom>
+                  </pic:spPr>
+                </pic:pic>
+              </a:graphicData>
+            </a:graphic>
+          </wp:inline>
+        </w:drawing>
+      </w:r>
+    </w:p>
+    <w:p>
+      <w:pPr>
+        <w:rPr>
+          <w:b/>
+          <w:bCs/>
+          <w:sz w:val="28"/>
+          <w:szCs w:val="28"/>
+        </w:rPr>
+      </w:pPr>
+    </w:p>
+    <w:p>
+      <w:pPr>
+        <w:rPr>
+          <w:b/>
+          <w:bCs/>
+          <w:sz w:val="28"/>
+          <w:szCs w:val="28"/>
+        </w:rPr>
+      </w:pPr>
+      <w:r>
+        <w:rPr>
+          <w:b/>
+          <w:bCs/>
+          <w:sz w:val="28"/>
+          <w:szCs w:val="28"/>
+        </w:rPr>
+        <w:t>Conclusion:</w:t>
+      </w:r>
+    </w:p>
+    <w:p>
+      <w:pPr>
+        <w:rPr>
+          <w:sz w:val="28"/>
+          <w:szCs w:val="28"/>
+        </w:rPr>
+      </w:pPr>
+      <w:r>
+        <w:rPr>
+          <w:sz w:val="28"/>
+          <w:szCs w:val="28"/>
+        </w:rPr>
+        <w:t>The graph shows that the execution time of Quick Sort generally increases as the size of the array increases. For smaller input sizes, the execution time is very low, but it increases more noticeably for larger arrays, reaching about 0.013 seconds at 15,000 elements.</w:t>
+      </w:r>
+    </w:p>
+    <w:p>
+      <w:pPr>
+        <w:rPr>
+          <w:sz w:val="28"/>
+          <w:szCs w:val="28"/>
+        </w:rPr>
+      </w:pPr>
+      <w:r>
+        <w:rPr>
+          <w:sz w:val="28"/>
+          <w:szCs w:val="28"/>
+        </w:rPr>
+        <w:t xml:space="preserve">The overall increasing trend is consistent with the theoretical average-case time complexity of </w:t>
+      </w:r>
+      <w:proofErr w:type="gramStart"/>
+      <w:r>
+        <w:rPr>
+          <w:sz w:val="28"/>
+          <w:szCs w:val="28"/>
+        </w:rPr>
+        <w:t>O(</w:t>
+      </w:r>
+      <w:proofErr w:type="gramEnd"/>
+      <w:r>
+        <w:rPr>
+          <w:sz w:val="28"/>
+          <w:szCs w:val="28"/>
+        </w:rPr>
+        <w:t>n log n). However, the sharp increase at the largest input size may be due to pivot selection, input arrangement, system overhead, or variations in execution time.</w:t>
+      </w:r>
+    </w:p>
+    <w:p>
+      <w:pPr>
+        <w:rPr>
+          <w:sz w:val="28"/>
+          <w:szCs w:val="28"/>
+        </w:rPr>
+      </w:pPr>
+      <w:r>
+        <w:rPr>
+          <w:sz w:val="28"/>
+          <w:szCs w:val="28"/>
+        </w:rPr>
+        <w:t xml:space="preserve">Therefore, the experimental results generally support the expected </w:t>
+      </w:r>
+      <w:proofErr w:type="gramStart"/>
+      <w:r>
+        <w:rPr>
+          <w:sz w:val="28"/>
+          <w:szCs w:val="28"/>
+        </w:rPr>
+        <w:t>O(</w:t>
+      </w:r>
+      <w:proofErr w:type="gramEnd"/>
+      <w:r>
+        <w:rPr>
+          <w:sz w:val="28"/>
+          <w:szCs w:val="28"/>
+        </w:rPr>
+        <w:t>n log n) performance of Quick Sort, while the fluctuations in the graph are due to practical execution factors.</w:t>
+      </w:r>
+    </w:p>
+    <w:p>
+      <w:pPr>
+        <w:rPr>
+          <w:b/>
+          <w:bCs/>
+          <w:sz w:val="28"/>
+          <w:szCs w:val="28"/>
+        </w:rPr>
+      </w:pPr>
+    </w:p>
+    <w:p>
+      <w:pPr>
+        <w:rPr>
+          <w:b/>
+          <w:bCs/>
+          <w:sz w:val="28"/>
+          <w:szCs w:val="28"/>
+        </w:rPr>
+      </w:pPr>
+    </w:p>
+    <w:p/>
+    <w:p/>
     <w:sectPr>
       <w:pgSz w:w="11906" w:h="16838"/>
       <w:pgMar w:top="1440" w:right="1440" w:bottom="1440" w:left="1440" w:header="708" w:footer="708" w:gutter="0"/>
@@ -7859,7 +9494,6 @@
   <w:style w:type="character" w:default="1" w:styleId="DefaultParagraphFont">
     <w:name w:val="Default Paragraph Font"/>
     <w:uiPriority w:val="1"/>
-    <w:semiHidden/>
     <w:unhideWhenUsed/>
   </w:style>
   <w:style w:type="table" w:default="1" w:styleId="TableNormal">

--- a/Practical file -ADA.docx
+++ b/Practical file -ADA.docx
@@ -1961,7 +1961,7 @@
                     <pic:cNvPicPr/>
                   </pic:nvPicPr>
                   <pic:blipFill>
-                    <a:blip r:embed="rId4"/>
+                    <a:blip r:embed="rId5"/>
                     <a:stretch>
                       <a:fillRect/>
                     </a:stretch>
@@ -2046,7 +2046,7 @@
                     </pic:cNvPicPr>
                   </pic:nvPicPr>
                   <pic:blipFill>
-                    <a:blip r:embed="rId5">
+                    <a:blip r:embed="rId6">
                       <a:extLst>
                         <a:ext uri="{28A0092B-C50C-407E-A947-70E740481C1C}">
                           <a14:useLocalDpi xmlns:a14="http://schemas.microsoft.com/office/drawing/2010/main" val="0"/>
@@ -2141,7 +2141,7 @@
                     <pic:cNvPicPr/>
                   </pic:nvPicPr>
                   <pic:blipFill>
-                    <a:blip r:embed="rId6"/>
+                    <a:blip r:embed="rId7"/>
                     <a:stretch>
                       <a:fillRect/>
                     </a:stretch>
@@ -4131,7 +4131,7 @@
                     <pic:cNvPicPr/>
                   </pic:nvPicPr>
                   <pic:blipFill>
-                    <a:blip r:embed="rId7"/>
+                    <a:blip r:embed="rId8"/>
                     <a:stretch>
                       <a:fillRect/>
                     </a:stretch>
@@ -4204,7 +4204,7 @@
                     <pic:cNvPicPr/>
                   </pic:nvPicPr>
                   <pic:blipFill>
-                    <a:blip r:embed="rId8"/>
+                    <a:blip r:embed="rId9"/>
                     <a:stretch>
                       <a:fillRect/>
                     </a:stretch>
@@ -4277,7 +4277,7 @@
                     <pic:cNvPicPr/>
                   </pic:nvPicPr>
                   <pic:blipFill>
-                    <a:blip r:embed="rId9"/>
+                    <a:blip r:embed="rId10"/>
                     <a:stretch>
                       <a:fillRect/>
                     </a:stretch>
@@ -5826,7 +5826,7 @@
                     <pic:cNvPicPr/>
                   </pic:nvPicPr>
                   <pic:blipFill>
-                    <a:blip r:embed="rId10"/>
+                    <a:blip r:embed="rId11"/>
                     <a:stretch>
                       <a:fillRect/>
                     </a:stretch>
@@ -5899,7 +5899,7 @@
                     <pic:cNvPicPr/>
                   </pic:nvPicPr>
                   <pic:blipFill>
-                    <a:blip r:embed="rId11"/>
+                    <a:blip r:embed="rId12"/>
                     <a:stretch>
                       <a:fillRect/>
                     </a:stretch>
@@ -6280,7 +6280,7 @@
                     <pic:cNvPicPr/>
                   </pic:nvPicPr>
                   <pic:blipFill>
-                    <a:blip r:embed="rId12"/>
+                    <a:blip r:embed="rId13"/>
                     <a:stretch>
                       <a:fillRect/>
                     </a:stretch>
@@ -8143,7 +8143,7 @@
                     <pic:cNvPicPr/>
                   </pic:nvPicPr>
                   <pic:blipFill>
-                    <a:blip r:embed="rId13"/>
+                    <a:blip r:embed="rId14"/>
                     <a:stretch>
                       <a:fillRect/>
                     </a:stretch>
@@ -8216,7 +8216,7 @@
                     <pic:cNvPicPr/>
                   </pic:nvPicPr>
                   <pic:blipFill>
-                    <a:blip r:embed="rId14"/>
+                    <a:blip r:embed="rId15"/>
                     <a:stretch>
                       <a:fillRect/>
                     </a:stretch>
@@ -8300,7 +8300,7 @@
                     <pic:cNvPicPr/>
                   </pic:nvPicPr>
                   <pic:blipFill>
-                    <a:blip r:embed="rId15"/>
+                    <a:blip r:embed="rId16"/>
                     <a:stretch>
                       <a:fillRect/>
                     </a:stretch>
@@ -10067,7 +10067,7 @@
                     <pic:cNvPicPr/>
                   </pic:nvPicPr>
                   <pic:blipFill>
-                    <a:blip r:embed="rId16"/>
+                    <a:blip r:embed="rId17"/>
                     <a:stretch>
                       <a:fillRect/>
                     </a:stretch>
@@ -10140,7 +10140,7 @@
                     <pic:cNvPicPr/>
                   </pic:nvPicPr>
                   <pic:blipFill>
-                    <a:blip r:embed="rId17"/>
+                    <a:blip r:embed="rId18"/>
                     <a:stretch>
                       <a:fillRect/>
                     </a:stretch>
@@ -10518,7 +10518,7 @@
                     <pic:cNvPicPr/>
                   </pic:nvPicPr>
                   <pic:blipFill>
-                    <a:blip r:embed="rId18"/>
+                    <a:blip r:embed="rId19"/>
                     <a:stretch>
                       <a:fillRect/>
                     </a:stretch>
@@ -10868,13 +10868,8 @@
       </w:r>
       <w:proofErr w:type="spellEnd"/>
       <w:r>
-        <w:t xml:space="preserve"> ≠ </w:t>
-      </w:r>
-      <w:proofErr w:type="spellStart"/>
-      <w:r>
-        <w:t>i</w:t>
-      </w:r>
-      <w:proofErr w:type="spellEnd"/>
+        <w:t xml:space="preserve"> ≠ i</w:t>
+      </w:r>
     </w:p>
     <w:p/>
     <w:p>
@@ -12968,6 +12963,7 @@
         <w:rPr>
           <w:b/>
           <w:bCs/>
+          <w:noProof/>
           <w:sz w:val="28"/>
           <w:szCs w:val="28"/>
         </w:rPr>
@@ -12987,7 +12983,7 @@
                     <pic:cNvPicPr/>
                   </pic:nvPicPr>
                   <pic:blipFill>
-                    <a:blip r:embed="rId19"/>
+                    <a:blip r:embed="rId20"/>
                     <a:stretch>
                       <a:fillRect/>
                     </a:stretch>
@@ -13351,6 +13347,7 @@
       </w:pPr>
       <w:r>
         <w:rPr>
+          <w:noProof/>
           <w:sz w:val="20"/>
           <w:szCs w:val="20"/>
         </w:rPr>
@@ -13370,7 +13367,7 @@
                     <pic:cNvPicPr/>
                   </pic:nvPicPr>
                   <pic:blipFill>
-                    <a:blip r:embed="rId20"/>
+                    <a:blip r:embed="rId21"/>
                     <a:stretch>
                       <a:fillRect/>
                     </a:stretch>
@@ -14810,6 +14807,7 @@
         <w:rPr>
           <w:b/>
           <w:bCs/>
+          <w:noProof/>
           <w:sz w:val="28"/>
           <w:szCs w:val="28"/>
         </w:rPr>
@@ -14829,7 +14827,7 @@
                     <pic:cNvPicPr/>
                   </pic:nvPicPr>
                   <pic:blipFill>
-                    <a:blip r:embed="rId21"/>
+                    <a:blip r:embed="rId22"/>
                     <a:stretch>
                       <a:fillRect/>
                     </a:stretch>
@@ -14882,6 +14880,7 @@
         <w:rPr>
           <w:b/>
           <w:bCs/>
+          <w:noProof/>
           <w:sz w:val="28"/>
           <w:szCs w:val="28"/>
         </w:rPr>
@@ -14901,7 +14900,7 @@
                     <pic:cNvPicPr/>
                   </pic:nvPicPr>
                   <pic:blipFill>
-                    <a:blip r:embed="rId22"/>
+                    <a:blip r:embed="rId23"/>
                     <a:stretch>
                       <a:fillRect/>
                     </a:stretch>
@@ -18481,6 +18480,7 @@
         <w:rPr>
           <w:b/>
           <w:bCs/>
+          <w:noProof/>
           <w:sz w:val="28"/>
           <w:szCs w:val="28"/>
         </w:rPr>
@@ -18500,7 +18500,7 @@
                     <pic:cNvPicPr/>
                   </pic:nvPicPr>
                   <pic:blipFill>
-                    <a:blip r:embed="rId23"/>
+                    <a:blip r:embed="rId24"/>
                     <a:stretch>
                       <a:fillRect/>
                     </a:stretch>
@@ -18563,6 +18563,7 @@
         <w:rPr>
           <w:b/>
           <w:bCs/>
+          <w:noProof/>
           <w:sz w:val="28"/>
           <w:szCs w:val="28"/>
         </w:rPr>
@@ -18582,7 +18583,7 @@
                     <pic:cNvPicPr/>
                   </pic:nvPicPr>
                   <pic:blipFill>
-                    <a:blip r:embed="rId24"/>
+                    <a:blip r:embed="rId25"/>
                     <a:stretch>
                       <a:fillRect/>
                     </a:stretch>
@@ -18680,21 +18681,7 @@
           <w:sz w:val="28"/>
           <w:szCs w:val="28"/>
         </w:rPr>
-        <w:t xml:space="preserve">This </w:t>
-      </w:r>
-      <w:r>
-        <w:rPr>
-          <w:sz w:val="28"/>
-          <w:szCs w:val="28"/>
-        </w:rPr>
-        <w:t>behaviour</w:t>
-      </w:r>
-      <w:r>
-        <w:rPr>
-          <w:sz w:val="28"/>
-          <w:szCs w:val="28"/>
-        </w:rPr>
-        <w:t xml:space="preserve"> is consistent with the theoretical </w:t>
+        <w:t xml:space="preserve">This behaviour is consistent with the theoretical </w:t>
       </w:r>
       <w:proofErr w:type="gramStart"/>
       <w:r>
@@ -18767,6 +18754,2894 @@
           <w:szCs w:val="20"/>
         </w:rPr>
       </w:pPr>
+    </w:p>
+    <w:p>
+      <w:pPr>
+        <w:rPr>
+          <w:sz w:val="20"/>
+          <w:szCs w:val="20"/>
+        </w:rPr>
+      </w:pPr>
+    </w:p>
+    <w:p>
+      <w:pPr>
+        <w:rPr>
+          <w:sz w:val="20"/>
+          <w:szCs w:val="20"/>
+        </w:rPr>
+      </w:pPr>
+    </w:p>
+    <w:p>
+      <w:pPr>
+        <w:rPr>
+          <w:sz w:val="20"/>
+          <w:szCs w:val="20"/>
+        </w:rPr>
+      </w:pPr>
+    </w:p>
+    <w:p>
+      <w:pPr>
+        <w:rPr>
+          <w:sz w:val="20"/>
+          <w:szCs w:val="20"/>
+        </w:rPr>
+      </w:pPr>
+    </w:p>
+    <w:p>
+      <w:pPr>
+        <w:rPr>
+          <w:sz w:val="20"/>
+          <w:szCs w:val="20"/>
+        </w:rPr>
+      </w:pPr>
+    </w:p>
+    <w:p>
+      <w:pPr>
+        <w:rPr>
+          <w:sz w:val="20"/>
+          <w:szCs w:val="20"/>
+        </w:rPr>
+      </w:pPr>
+    </w:p>
+    <w:p>
+      <w:pPr>
+        <w:rPr>
+          <w:sz w:val="20"/>
+          <w:szCs w:val="20"/>
+        </w:rPr>
+      </w:pPr>
+    </w:p>
+    <w:p>
+      <w:pPr>
+        <w:rPr>
+          <w:sz w:val="20"/>
+          <w:szCs w:val="20"/>
+        </w:rPr>
+      </w:pPr>
+    </w:p>
+    <w:p>
+      <w:pPr>
+        <w:rPr>
+          <w:sz w:val="20"/>
+          <w:szCs w:val="20"/>
+        </w:rPr>
+      </w:pPr>
+    </w:p>
+    <w:p>
+      <w:pPr>
+        <w:rPr>
+          <w:sz w:val="20"/>
+          <w:szCs w:val="20"/>
+        </w:rPr>
+      </w:pPr>
+    </w:p>
+    <w:p>
+      <w:pPr>
+        <w:rPr>
+          <w:sz w:val="20"/>
+          <w:szCs w:val="20"/>
+        </w:rPr>
+      </w:pPr>
+    </w:p>
+    <w:p>
+      <w:pPr>
+        <w:rPr>
+          <w:sz w:val="20"/>
+          <w:szCs w:val="20"/>
+        </w:rPr>
+      </w:pPr>
+    </w:p>
+    <w:p>
+      <w:pPr>
+        <w:rPr>
+          <w:sz w:val="20"/>
+          <w:szCs w:val="20"/>
+        </w:rPr>
+      </w:pPr>
+    </w:p>
+    <w:p>
+      <w:pPr>
+        <w:rPr>
+          <w:sz w:val="20"/>
+          <w:szCs w:val="20"/>
+        </w:rPr>
+      </w:pPr>
+    </w:p>
+    <w:p>
+      <w:pPr>
+        <w:rPr>
+          <w:sz w:val="20"/>
+          <w:szCs w:val="20"/>
+        </w:rPr>
+      </w:pPr>
+    </w:p>
+    <w:p>
+      <w:pPr>
+        <w:rPr>
+          <w:sz w:val="20"/>
+          <w:szCs w:val="20"/>
+        </w:rPr>
+      </w:pPr>
+    </w:p>
+    <w:p>
+      <w:pPr>
+        <w:jc w:val="center"/>
+        <w:rPr>
+          <w:b/>
+          <w:bCs/>
+          <w:sz w:val="36"/>
+          <w:szCs w:val="36"/>
+        </w:rPr>
+      </w:pPr>
+      <w:r>
+        <w:rPr>
+          <w:b/>
+          <w:bCs/>
+          <w:sz w:val="36"/>
+          <w:szCs w:val="36"/>
+        </w:rPr>
+        <w:lastRenderedPageBreak/>
+        <w:t>Practical-9</w:t>
+      </w:r>
+    </w:p>
+    <w:p>
+      <w:pPr>
+        <w:rPr>
+          <w:b/>
+          <w:bCs/>
+          <w:sz w:val="28"/>
+          <w:szCs w:val="28"/>
+        </w:rPr>
+      </w:pPr>
+    </w:p>
+    <w:p>
+      <w:pPr>
+        <w:rPr>
+          <w:sz w:val="28"/>
+          <w:szCs w:val="28"/>
+        </w:rPr>
+      </w:pPr>
+      <w:r>
+        <w:rPr>
+          <w:b/>
+          <w:bCs/>
+          <w:sz w:val="28"/>
+          <w:szCs w:val="28"/>
+        </w:rPr>
+        <w:t>Objective</w:t>
+      </w:r>
+      <w:r>
+        <w:rPr>
+          <w:b/>
+          <w:bCs/>
+          <w:sz w:val="28"/>
+          <w:szCs w:val="28"/>
+        </w:rPr>
+        <w:t xml:space="preserve">: </w:t>
+      </w:r>
+      <w:r>
+        <w:rPr>
+          <w:sz w:val="28"/>
+          <w:szCs w:val="28"/>
+        </w:rPr>
+        <w:t xml:space="preserve">To implement and </w:t>
+      </w:r>
+      <w:r>
+        <w:rPr>
+          <w:sz w:val="28"/>
+          <w:szCs w:val="28"/>
+        </w:rPr>
+        <w:t>analyse</w:t>
+      </w:r>
+      <w:r>
+        <w:rPr>
+          <w:sz w:val="28"/>
+          <w:szCs w:val="28"/>
+        </w:rPr>
+        <w:t xml:space="preserve"> different approaches for generating Fibonacci numbers and compare their time and space complexities (through graph)</w:t>
+      </w:r>
+      <w:r>
+        <w:rPr>
+          <w:sz w:val="28"/>
+          <w:szCs w:val="28"/>
+        </w:rPr>
+        <w:t xml:space="preserve">. </w:t>
+      </w:r>
+      <w:r>
+        <w:rPr>
+          <w:sz w:val="28"/>
+          <w:szCs w:val="28"/>
+        </w:rPr>
+        <w:t>Write algorithms also for each version.</w:t>
+      </w:r>
+    </w:p>
+    <w:p>
+      <w:pPr>
+        <w:rPr>
+          <w:sz w:val="28"/>
+          <w:szCs w:val="28"/>
+        </w:rPr>
+      </w:pPr>
+    </w:p>
+    <w:p>
+      <w:pPr>
+        <w:rPr>
+          <w:b/>
+          <w:bCs/>
+          <w:sz w:val="28"/>
+          <w:szCs w:val="28"/>
+        </w:rPr>
+      </w:pPr>
+      <w:r>
+        <w:rPr>
+          <w:b/>
+          <w:bCs/>
+          <w:sz w:val="28"/>
+          <w:szCs w:val="28"/>
+        </w:rPr>
+        <w:t>Algorithm</w:t>
+      </w:r>
+      <w:r>
+        <w:rPr>
+          <w:b/>
+          <w:bCs/>
+          <w:sz w:val="28"/>
+          <w:szCs w:val="28"/>
+        </w:rPr>
+        <w:t>s</w:t>
+      </w:r>
+      <w:r>
+        <w:rPr>
+          <w:b/>
+          <w:bCs/>
+          <w:sz w:val="28"/>
+          <w:szCs w:val="28"/>
+        </w:rPr>
+        <w:t>:</w:t>
+      </w:r>
+    </w:p>
+    <w:p>
+      <w:pPr>
+        <w:rPr>
+          <w:b/>
+          <w:bCs/>
+        </w:rPr>
+      </w:pPr>
+      <w:r>
+        <w:rPr>
+          <w:b/>
+          <w:bCs/>
+          <w:sz w:val="28"/>
+          <w:szCs w:val="28"/>
+          <w:u w:val="single"/>
+        </w:rPr>
+        <w:t>Recursive version</w:t>
+      </w:r>
+      <w:r>
+        <w:rPr>
+          <w:b/>
+          <w:bCs/>
+          <w:sz w:val="28"/>
+          <w:szCs w:val="28"/>
+          <w:u w:val="single"/>
+        </w:rPr>
+        <w:t>:</w:t>
+      </w:r>
+      <w:r>
+        <w:rPr>
+          <w:b/>
+          <w:bCs/>
+          <w:sz w:val="28"/>
+          <w:szCs w:val="28"/>
+          <w:u w:val="single"/>
+        </w:rPr>
+        <w:br/>
+      </w:r>
+      <w:r>
+        <w:t xml:space="preserve">int </w:t>
+      </w:r>
+      <w:proofErr w:type="gramStart"/>
+      <w:r>
+        <w:t>fib(</w:t>
+      </w:r>
+      <w:proofErr w:type="gramEnd"/>
+      <w:r>
+        <w:t>int n)</w:t>
+      </w:r>
+    </w:p>
+    <w:p>
+      <w:r>
+        <w:t>{</w:t>
+      </w:r>
+    </w:p>
+    <w:p>
+      <w:r>
+        <w:t xml:space="preserve">    </w:t>
+      </w:r>
+      <w:proofErr w:type="gramStart"/>
+      <w:r>
+        <w:t>if(</w:t>
+      </w:r>
+      <w:proofErr w:type="gramEnd"/>
+      <w:r>
+        <w:t>n &lt;= 1)</w:t>
+      </w:r>
+    </w:p>
+    <w:p>
+      <w:r>
+        <w:t xml:space="preserve">        return n;</w:t>
+      </w:r>
+    </w:p>
+    <w:p/>
+    <w:p>
+      <w:r>
+        <w:t xml:space="preserve">    return fib(n-1) + fib(n-2);</w:t>
+      </w:r>
+    </w:p>
+    <w:p>
+      <w:r>
+        <w:t>}</w:t>
+      </w:r>
+    </w:p>
+    <w:p>
+      <w:pPr>
+        <w:rPr>
+          <w:b/>
+          <w:bCs/>
+          <w:sz w:val="28"/>
+          <w:szCs w:val="28"/>
+          <w:u w:val="single"/>
+        </w:rPr>
+      </w:pPr>
+      <w:r>
+        <w:rPr>
+          <w:b/>
+          <w:bCs/>
+          <w:sz w:val="28"/>
+          <w:szCs w:val="28"/>
+          <w:u w:val="single"/>
+        </w:rPr>
+        <w:t> Iterative version:</w:t>
+      </w:r>
+    </w:p>
+    <w:p>
+      <w:r>
+        <w:t xml:space="preserve">int </w:t>
+      </w:r>
+      <w:proofErr w:type="gramStart"/>
+      <w:r>
+        <w:t>fib(</w:t>
+      </w:r>
+      <w:proofErr w:type="gramEnd"/>
+      <w:r>
+        <w:t>int n)</w:t>
+      </w:r>
+    </w:p>
+    <w:p>
+      <w:r>
+        <w:t>{</w:t>
+      </w:r>
+    </w:p>
+    <w:p>
+      <w:r>
+        <w:t xml:space="preserve">    </w:t>
+      </w:r>
+      <w:proofErr w:type="gramStart"/>
+      <w:r>
+        <w:t>if(</w:t>
+      </w:r>
+      <w:proofErr w:type="gramEnd"/>
+      <w:r>
+        <w:t>n &lt;= 1)</w:t>
+      </w:r>
+    </w:p>
+    <w:p>
+      <w:r>
+        <w:t xml:space="preserve">        return n;</w:t>
+      </w:r>
+    </w:p>
+    <w:p/>
+    <w:p>
+      <w:r>
+        <w:t xml:space="preserve">    int a = 0;</w:t>
+      </w:r>
+    </w:p>
+    <w:p>
+      <w:r>
+        <w:t xml:space="preserve">    int b = 1;</w:t>
+      </w:r>
+    </w:p>
+    <w:p>
+      <w:r>
+        <w:t xml:space="preserve">    int c;</w:t>
+      </w:r>
+    </w:p>
+    <w:p/>
+    <w:p>
+      <w:r>
+        <w:t xml:space="preserve">    </w:t>
+      </w:r>
+      <w:proofErr w:type="gramStart"/>
+      <w:r>
+        <w:t>for(</w:t>
+      </w:r>
+      <w:proofErr w:type="gramEnd"/>
+      <w:r>
+        <w:t xml:space="preserve">int </w:t>
+      </w:r>
+      <w:proofErr w:type="spellStart"/>
+      <w:r>
+        <w:t>i</w:t>
+      </w:r>
+      <w:proofErr w:type="spellEnd"/>
+      <w:r>
+        <w:t xml:space="preserve">=2; </w:t>
+      </w:r>
+      <w:proofErr w:type="spellStart"/>
+      <w:r>
+        <w:t>i</w:t>
+      </w:r>
+      <w:proofErr w:type="spellEnd"/>
+      <w:r>
+        <w:t xml:space="preserve">&lt;=n; </w:t>
+      </w:r>
+      <w:proofErr w:type="spellStart"/>
+      <w:r>
+        <w:t>i</w:t>
+      </w:r>
+      <w:proofErr w:type="spellEnd"/>
+      <w:r>
+        <w:t>++)</w:t>
+      </w:r>
+    </w:p>
+    <w:p>
+      <w:r>
+        <w:t xml:space="preserve">    {</w:t>
+      </w:r>
+    </w:p>
+    <w:p>
+      <w:r>
+        <w:t xml:space="preserve">        c = a + b;</w:t>
+      </w:r>
+    </w:p>
+    <w:p>
+      <w:r>
+        <w:lastRenderedPageBreak/>
+        <w:t xml:space="preserve">        a = b;</w:t>
+      </w:r>
+    </w:p>
+    <w:p>
+      <w:r>
+        <w:t xml:space="preserve">        b = c;</w:t>
+      </w:r>
+    </w:p>
+    <w:p>
+      <w:r>
+        <w:t xml:space="preserve">    }</w:t>
+      </w:r>
+    </w:p>
+    <w:p>
+      <w:r>
+        <w:t xml:space="preserve">    return b;</w:t>
+      </w:r>
+    </w:p>
+    <w:p>
+      <w:r>
+        <w:t>}</w:t>
+      </w:r>
+    </w:p>
+    <w:p>
+      <w:pPr>
+        <w:rPr>
+          <w:b/>
+          <w:bCs/>
+          <w:sz w:val="28"/>
+          <w:szCs w:val="28"/>
+          <w:u w:val="single"/>
+        </w:rPr>
+      </w:pPr>
+      <w:r>
+        <w:rPr>
+          <w:b/>
+          <w:bCs/>
+          <w:sz w:val="28"/>
+          <w:szCs w:val="28"/>
+          <w:u w:val="single"/>
+        </w:rPr>
+        <w:t xml:space="preserve">Dynamic Programming- </w:t>
+      </w:r>
+      <w:proofErr w:type="spellStart"/>
+      <w:proofErr w:type="gramStart"/>
+      <w:r>
+        <w:rPr>
+          <w:b/>
+          <w:bCs/>
+          <w:sz w:val="28"/>
+          <w:szCs w:val="28"/>
+          <w:u w:val="single"/>
+        </w:rPr>
+        <w:t>Memoization</w:t>
+      </w:r>
+      <w:proofErr w:type="spellEnd"/>
+      <w:r>
+        <w:rPr>
+          <w:b/>
+          <w:bCs/>
+          <w:sz w:val="28"/>
+          <w:szCs w:val="28"/>
+          <w:u w:val="single"/>
+        </w:rPr>
+        <w:t>(</w:t>
+      </w:r>
+      <w:r>
+        <w:rPr>
+          <w:b/>
+          <w:bCs/>
+          <w:sz w:val="28"/>
+          <w:szCs w:val="28"/>
+          <w:u w:val="single"/>
+        </w:rPr>
+        <w:t>Top Down</w:t>
+      </w:r>
+      <w:proofErr w:type="gramEnd"/>
+      <w:r>
+        <w:rPr>
+          <w:b/>
+          <w:bCs/>
+          <w:sz w:val="28"/>
+          <w:szCs w:val="28"/>
+          <w:u w:val="single"/>
+        </w:rPr>
+        <w:t xml:space="preserve"> Approach</w:t>
+      </w:r>
+      <w:r>
+        <w:rPr>
+          <w:b/>
+          <w:bCs/>
+          <w:sz w:val="28"/>
+          <w:szCs w:val="28"/>
+          <w:u w:val="single"/>
+        </w:rPr>
+        <w:t>):</w:t>
+      </w:r>
+    </w:p>
+    <w:p>
+      <w:r>
+        <w:t xml:space="preserve">int </w:t>
+      </w:r>
+      <w:proofErr w:type="gramStart"/>
+      <w:r>
+        <w:t>fib(</w:t>
+      </w:r>
+      <w:proofErr w:type="gramEnd"/>
+      <w:r>
+        <w:t>int n)</w:t>
+      </w:r>
+    </w:p>
+    <w:p>
+      <w:r>
+        <w:t>{</w:t>
+      </w:r>
+    </w:p>
+    <w:p>
+      <w:r>
+        <w:t xml:space="preserve">    if(n&lt;=1)</w:t>
+      </w:r>
+    </w:p>
+    <w:p>
+      <w:r>
+        <w:t xml:space="preserve">        return n;</w:t>
+      </w:r>
+    </w:p>
+    <w:p>
+      <w:r>
+        <w:t xml:space="preserve">    if(</w:t>
+      </w:r>
+      <w:proofErr w:type="spellStart"/>
+      <w:r>
+        <w:t>dp</w:t>
+      </w:r>
+      <w:proofErr w:type="spellEnd"/>
+      <w:r>
+        <w:t>[n</w:t>
+      </w:r>
+      <w:proofErr w:type="gramStart"/>
+      <w:r>
+        <w:t>] !</w:t>
+      </w:r>
+      <w:proofErr w:type="gramEnd"/>
+      <w:r>
+        <w:t>= -1)</w:t>
+      </w:r>
+    </w:p>
+    <w:p>
+      <w:r>
+        <w:t xml:space="preserve">        return </w:t>
+      </w:r>
+      <w:proofErr w:type="spellStart"/>
+      <w:r>
+        <w:t>dp</w:t>
+      </w:r>
+      <w:proofErr w:type="spellEnd"/>
+      <w:r>
+        <w:t>[n];</w:t>
+      </w:r>
+    </w:p>
+    <w:p>
+      <w:r>
+        <w:t xml:space="preserve">    </w:t>
+      </w:r>
+      <w:proofErr w:type="spellStart"/>
+      <w:r>
+        <w:t>dp</w:t>
+      </w:r>
+      <w:proofErr w:type="spellEnd"/>
+      <w:r>
+        <w:t>[n] = fib(n-1) + fib(n-2);</w:t>
+      </w:r>
+    </w:p>
+    <w:p>
+      <w:r>
+        <w:t xml:space="preserve">    return </w:t>
+      </w:r>
+      <w:proofErr w:type="spellStart"/>
+      <w:r>
+        <w:t>dp</w:t>
+      </w:r>
+      <w:proofErr w:type="spellEnd"/>
+      <w:r>
+        <w:t>[n];</w:t>
+      </w:r>
+    </w:p>
+    <w:p>
+      <w:r>
+        <w:t>}</w:t>
+      </w:r>
+    </w:p>
+    <w:p>
+      <w:pPr>
+        <w:rPr>
+          <w:b/>
+          <w:bCs/>
+          <w:sz w:val="28"/>
+          <w:szCs w:val="28"/>
+          <w:u w:val="single"/>
+        </w:rPr>
+      </w:pPr>
+      <w:r>
+        <w:rPr>
+          <w:b/>
+          <w:bCs/>
+          <w:sz w:val="28"/>
+          <w:szCs w:val="28"/>
+          <w:u w:val="single"/>
+        </w:rPr>
+        <w:t>Dynamic Programming- </w:t>
+      </w:r>
+      <w:proofErr w:type="gramStart"/>
+      <w:r>
+        <w:rPr>
+          <w:b/>
+          <w:bCs/>
+          <w:sz w:val="28"/>
+          <w:szCs w:val="28"/>
+          <w:u w:val="single"/>
+        </w:rPr>
+        <w:t>Tabulation(</w:t>
+      </w:r>
+      <w:r>
+        <w:rPr>
+          <w:b/>
+          <w:bCs/>
+          <w:sz w:val="28"/>
+          <w:szCs w:val="28"/>
+          <w:u w:val="single"/>
+        </w:rPr>
+        <w:t>Bottom Up</w:t>
+      </w:r>
+      <w:proofErr w:type="gramEnd"/>
+      <w:r>
+        <w:rPr>
+          <w:b/>
+          <w:bCs/>
+          <w:sz w:val="28"/>
+          <w:szCs w:val="28"/>
+          <w:u w:val="single"/>
+        </w:rPr>
+        <w:t xml:space="preserve"> Approach</w:t>
+      </w:r>
+      <w:r>
+        <w:rPr>
+          <w:b/>
+          <w:bCs/>
+          <w:sz w:val="28"/>
+          <w:szCs w:val="28"/>
+          <w:u w:val="single"/>
+        </w:rPr>
+        <w:t>):</w:t>
+      </w:r>
+    </w:p>
+    <w:p>
+      <w:r>
+        <w:t xml:space="preserve">int </w:t>
+      </w:r>
+      <w:proofErr w:type="gramStart"/>
+      <w:r>
+        <w:t>fib(</w:t>
+      </w:r>
+      <w:proofErr w:type="gramEnd"/>
+      <w:r>
+        <w:t>int n)</w:t>
+      </w:r>
+    </w:p>
+    <w:p>
+      <w:r>
+        <w:t>{</w:t>
+      </w:r>
+    </w:p>
+    <w:p>
+      <w:r>
+        <w:t xml:space="preserve">    </w:t>
+      </w:r>
+      <w:proofErr w:type="spellStart"/>
+      <w:proofErr w:type="gramStart"/>
+      <w:r>
+        <w:t>dp</w:t>
+      </w:r>
+      <w:proofErr w:type="spellEnd"/>
+      <w:r>
+        <w:t>[0]=</w:t>
+      </w:r>
+      <w:proofErr w:type="gramEnd"/>
+      <w:r>
+        <w:t>0;</w:t>
+      </w:r>
+    </w:p>
+    <w:p>
+      <w:r>
+        <w:t xml:space="preserve">    </w:t>
+      </w:r>
+      <w:proofErr w:type="spellStart"/>
+      <w:proofErr w:type="gramStart"/>
+      <w:r>
+        <w:t>dp</w:t>
+      </w:r>
+      <w:proofErr w:type="spellEnd"/>
+      <w:r>
+        <w:t>[1]=</w:t>
+      </w:r>
+      <w:proofErr w:type="gramEnd"/>
+      <w:r>
+        <w:t>1;</w:t>
+      </w:r>
+    </w:p>
+    <w:p>
+      <w:r>
+        <w:t xml:space="preserve">    </w:t>
+      </w:r>
+      <w:proofErr w:type="gramStart"/>
+      <w:r>
+        <w:t>for(</w:t>
+      </w:r>
+      <w:proofErr w:type="gramEnd"/>
+      <w:r>
+        <w:t xml:space="preserve">int </w:t>
+      </w:r>
+      <w:proofErr w:type="spellStart"/>
+      <w:r>
+        <w:t>i</w:t>
+      </w:r>
+      <w:proofErr w:type="spellEnd"/>
+      <w:r>
+        <w:t>=</w:t>
+      </w:r>
+      <w:proofErr w:type="gramStart"/>
+      <w:r>
+        <w:t>2;i</w:t>
+      </w:r>
+      <w:proofErr w:type="gramEnd"/>
+      <w:r>
+        <w:t>&lt;=</w:t>
+      </w:r>
+      <w:proofErr w:type="spellStart"/>
+      <w:proofErr w:type="gramStart"/>
+      <w:r>
+        <w:t>n;i</w:t>
+      </w:r>
+      <w:proofErr w:type="spellEnd"/>
+      <w:proofErr w:type="gramEnd"/>
+      <w:r>
+        <w:t>++)</w:t>
+      </w:r>
+    </w:p>
+    <w:p>
+      <w:r>
+        <w:t xml:space="preserve">        </w:t>
+      </w:r>
+      <w:proofErr w:type="spellStart"/>
+      <w:r>
+        <w:t>dp</w:t>
+      </w:r>
+      <w:proofErr w:type="spellEnd"/>
+      <w:r>
+        <w:t>[</w:t>
+      </w:r>
+      <w:proofErr w:type="spellStart"/>
+      <w:r>
+        <w:t>i</w:t>
+      </w:r>
+      <w:proofErr w:type="spellEnd"/>
+      <w:r>
+        <w:t>]=</w:t>
+      </w:r>
+      <w:proofErr w:type="spellStart"/>
+      <w:r>
+        <w:t>dp</w:t>
+      </w:r>
+      <w:proofErr w:type="spellEnd"/>
+      <w:r>
+        <w:t>[i-</w:t>
+      </w:r>
+      <w:proofErr w:type="gramStart"/>
+      <w:r>
+        <w:t>1]+</w:t>
+      </w:r>
+      <w:proofErr w:type="spellStart"/>
+      <w:proofErr w:type="gramEnd"/>
+      <w:r>
+        <w:t>dp</w:t>
+      </w:r>
+      <w:proofErr w:type="spellEnd"/>
+      <w:r>
+        <w:t>[i-2];</w:t>
+      </w:r>
+    </w:p>
+    <w:p>
+      <w:r>
+        <w:t xml:space="preserve">    return </w:t>
+      </w:r>
+      <w:proofErr w:type="spellStart"/>
+      <w:r>
+        <w:t>dp</w:t>
+      </w:r>
+      <w:proofErr w:type="spellEnd"/>
+      <w:r>
+        <w:t>[n];</w:t>
+      </w:r>
+    </w:p>
+    <w:p>
+      <w:r>
+        <w:t>}</w:t>
+      </w:r>
+    </w:p>
+    <w:p>
+      <w:pPr>
+        <w:rPr>
+          <w:b/>
+          <w:bCs/>
+          <w:sz w:val="28"/>
+          <w:szCs w:val="28"/>
+        </w:rPr>
+      </w:pPr>
+    </w:p>
+    <w:p>
+      <w:pPr>
+        <w:rPr>
+          <w:b/>
+          <w:bCs/>
+          <w:sz w:val="28"/>
+          <w:szCs w:val="28"/>
+        </w:rPr>
+      </w:pPr>
+    </w:p>
+    <w:p>
+      <w:pPr>
+        <w:rPr>
+          <w:b/>
+          <w:bCs/>
+          <w:sz w:val="28"/>
+          <w:szCs w:val="28"/>
+        </w:rPr>
+      </w:pPr>
+    </w:p>
+    <w:p>
+      <w:pPr>
+        <w:rPr>
+          <w:b/>
+          <w:bCs/>
+          <w:sz w:val="28"/>
+          <w:szCs w:val="28"/>
+        </w:rPr>
+      </w:pPr>
+      <w:r>
+        <w:rPr>
+          <w:b/>
+          <w:bCs/>
+          <w:sz w:val="28"/>
+          <w:szCs w:val="28"/>
+        </w:rPr>
+        <w:lastRenderedPageBreak/>
+        <w:t>Codes:</w:t>
+      </w:r>
+    </w:p>
+    <w:p>
+      <w:pPr>
+        <w:rPr>
+          <w:b/>
+          <w:bCs/>
+          <w:sz w:val="28"/>
+          <w:szCs w:val="28"/>
+          <w:u w:val="single"/>
+        </w:rPr>
+      </w:pPr>
+      <w:r>
+        <w:rPr>
+          <w:b/>
+          <w:bCs/>
+          <w:sz w:val="28"/>
+          <w:szCs w:val="28"/>
+          <w:u w:val="single"/>
+        </w:rPr>
+        <w:t>Recursive version:</w:t>
+      </w:r>
+    </w:p>
+    <w:p>
+      <w:pPr>
+        <w:rPr>
+          <w:b/>
+          <w:bCs/>
+          <w:sz w:val="28"/>
+          <w:szCs w:val="28"/>
+        </w:rPr>
+      </w:pPr>
+      <w:r>
+        <w:rPr>
+          <w:b/>
+          <w:bCs/>
+          <w:noProof/>
+          <w:sz w:val="28"/>
+          <w:szCs w:val="28"/>
+        </w:rPr>
+        <w:drawing>
+          <wp:inline distT="0" distB="0" distL="0" distR="0" wp14:anchorId="11C9A4D5" wp14:editId="7FC53E77">
+            <wp:extent cx="4610337" cy="5207268"/>
+            <wp:effectExtent l="0" t="0" r="0" b="0"/>
+            <wp:docPr id="1630024633" name="Picture 1"/>
+            <wp:cNvGraphicFramePr>
+              <a:graphicFrameLocks xmlns:a="http://schemas.openxmlformats.org/drawingml/2006/main" noChangeAspect="1"/>
+            </wp:cNvGraphicFramePr>
+            <a:graphic xmlns:a="http://schemas.openxmlformats.org/drawingml/2006/main">
+              <a:graphicData uri="http://schemas.openxmlformats.org/drawingml/2006/picture">
+                <pic:pic xmlns:pic="http://schemas.openxmlformats.org/drawingml/2006/picture">
+                  <pic:nvPicPr>
+                    <pic:cNvPr id="1630024633" name=""/>
+                    <pic:cNvPicPr/>
+                  </pic:nvPicPr>
+                  <pic:blipFill>
+                    <a:blip r:embed="rId26"/>
+                    <a:stretch>
+                      <a:fillRect/>
+                    </a:stretch>
+                  </pic:blipFill>
+                  <pic:spPr>
+                    <a:xfrm>
+                      <a:off x="0" y="0"/>
+                      <a:ext cx="4610337" cy="5207268"/>
+                    </a:xfrm>
+                    <a:prstGeom prst="rect">
+                      <a:avLst/>
+                    </a:prstGeom>
+                  </pic:spPr>
+                </pic:pic>
+              </a:graphicData>
+            </a:graphic>
+          </wp:inline>
+        </w:drawing>
+      </w:r>
+    </w:p>
+    <w:p>
+      <w:pPr>
+        <w:rPr>
+          <w:b/>
+          <w:bCs/>
+          <w:sz w:val="28"/>
+          <w:szCs w:val="28"/>
+          <w:u w:val="single"/>
+        </w:rPr>
+      </w:pPr>
+      <w:r>
+        <w:rPr>
+          <w:b/>
+          <w:bCs/>
+          <w:sz w:val="28"/>
+          <w:szCs w:val="28"/>
+          <w:u w:val="single"/>
+        </w:rPr>
+        <w:t> Iterative version:</w:t>
+      </w:r>
+    </w:p>
+    <w:p>
+      <w:pPr>
+        <w:rPr>
+          <w:b/>
+          <w:bCs/>
+          <w:sz w:val="28"/>
+          <w:szCs w:val="28"/>
+        </w:rPr>
+      </w:pPr>
+      <w:r>
+        <w:rPr>
+          <w:b/>
+          <w:bCs/>
+          <w:noProof/>
+          <w:sz w:val="28"/>
+          <w:szCs w:val="28"/>
+        </w:rPr>
+        <w:drawing>
+          <wp:inline distT="0" distB="0" distL="0" distR="0" wp14:anchorId="30D3F688" wp14:editId="4EA58F6E">
+            <wp:extent cx="4457929" cy="2140060"/>
+            <wp:effectExtent l="0" t="0" r="0" b="0"/>
+            <wp:docPr id="1682040519" name="Picture 1"/>
+            <wp:cNvGraphicFramePr>
+              <a:graphicFrameLocks xmlns:a="http://schemas.openxmlformats.org/drawingml/2006/main" noChangeAspect="1"/>
+            </wp:cNvGraphicFramePr>
+            <a:graphic xmlns:a="http://schemas.openxmlformats.org/drawingml/2006/main">
+              <a:graphicData uri="http://schemas.openxmlformats.org/drawingml/2006/picture">
+                <pic:pic xmlns:pic="http://schemas.openxmlformats.org/drawingml/2006/picture">
+                  <pic:nvPicPr>
+                    <pic:cNvPr id="1682040519" name=""/>
+                    <pic:cNvPicPr/>
+                  </pic:nvPicPr>
+                  <pic:blipFill>
+                    <a:blip r:embed="rId27"/>
+                    <a:stretch>
+                      <a:fillRect/>
+                    </a:stretch>
+                  </pic:blipFill>
+                  <pic:spPr>
+                    <a:xfrm>
+                      <a:off x="0" y="0"/>
+                      <a:ext cx="4457929" cy="2140060"/>
+                    </a:xfrm>
+                    <a:prstGeom prst="rect">
+                      <a:avLst/>
+                    </a:prstGeom>
+                  </pic:spPr>
+                </pic:pic>
+              </a:graphicData>
+            </a:graphic>
+          </wp:inline>
+        </w:drawing>
+      </w:r>
+    </w:p>
+    <w:p>
+      <w:pPr>
+        <w:rPr>
+          <w:b/>
+          <w:bCs/>
+          <w:sz w:val="28"/>
+          <w:szCs w:val="28"/>
+        </w:rPr>
+      </w:pPr>
+      <w:r>
+        <w:rPr>
+          <w:b/>
+          <w:bCs/>
+          <w:noProof/>
+          <w:sz w:val="28"/>
+          <w:szCs w:val="28"/>
+        </w:rPr>
+        <w:lastRenderedPageBreak/>
+        <w:drawing>
+          <wp:inline distT="0" distB="0" distL="0" distR="0" wp14:anchorId="4E96DCB3" wp14:editId="0C9D9905">
+            <wp:extent cx="4750044" cy="3549832"/>
+            <wp:effectExtent l="0" t="0" r="0" b="0"/>
+            <wp:docPr id="2042138875" name="Picture 1"/>
+            <wp:cNvGraphicFramePr>
+              <a:graphicFrameLocks xmlns:a="http://schemas.openxmlformats.org/drawingml/2006/main" noChangeAspect="1"/>
+            </wp:cNvGraphicFramePr>
+            <a:graphic xmlns:a="http://schemas.openxmlformats.org/drawingml/2006/main">
+              <a:graphicData uri="http://schemas.openxmlformats.org/drawingml/2006/picture">
+                <pic:pic xmlns:pic="http://schemas.openxmlformats.org/drawingml/2006/picture">
+                  <pic:nvPicPr>
+                    <pic:cNvPr id="2042138875" name=""/>
+                    <pic:cNvPicPr/>
+                  </pic:nvPicPr>
+                  <pic:blipFill>
+                    <a:blip r:embed="rId28"/>
+                    <a:stretch>
+                      <a:fillRect/>
+                    </a:stretch>
+                  </pic:blipFill>
+                  <pic:spPr>
+                    <a:xfrm>
+                      <a:off x="0" y="0"/>
+                      <a:ext cx="4750044" cy="3549832"/>
+                    </a:xfrm>
+                    <a:prstGeom prst="rect">
+                      <a:avLst/>
+                    </a:prstGeom>
+                  </pic:spPr>
+                </pic:pic>
+              </a:graphicData>
+            </a:graphic>
+          </wp:inline>
+        </w:drawing>
+      </w:r>
+    </w:p>
+    <w:p>
+      <w:pPr>
+        <w:rPr>
+          <w:b/>
+          <w:bCs/>
+          <w:sz w:val="28"/>
+          <w:szCs w:val="28"/>
+          <w:u w:val="single"/>
+        </w:rPr>
+      </w:pPr>
+      <w:r>
+        <w:rPr>
+          <w:b/>
+          <w:bCs/>
+          <w:sz w:val="28"/>
+          <w:szCs w:val="28"/>
+          <w:u w:val="single"/>
+        </w:rPr>
+        <w:t xml:space="preserve">Dynamic Programming- </w:t>
+      </w:r>
+      <w:proofErr w:type="spellStart"/>
+      <w:proofErr w:type="gramStart"/>
+      <w:r>
+        <w:rPr>
+          <w:b/>
+          <w:bCs/>
+          <w:sz w:val="28"/>
+          <w:szCs w:val="28"/>
+          <w:u w:val="single"/>
+        </w:rPr>
+        <w:t>Memoization</w:t>
+      </w:r>
+      <w:proofErr w:type="spellEnd"/>
+      <w:r>
+        <w:rPr>
+          <w:b/>
+          <w:bCs/>
+          <w:sz w:val="28"/>
+          <w:szCs w:val="28"/>
+          <w:u w:val="single"/>
+        </w:rPr>
+        <w:t>(</w:t>
+      </w:r>
+      <w:r>
+        <w:rPr>
+          <w:b/>
+          <w:bCs/>
+          <w:sz w:val="28"/>
+          <w:szCs w:val="28"/>
+          <w:u w:val="single"/>
+        </w:rPr>
+        <w:t>Top Down</w:t>
+      </w:r>
+      <w:proofErr w:type="gramEnd"/>
+      <w:r>
+        <w:rPr>
+          <w:b/>
+          <w:bCs/>
+          <w:sz w:val="28"/>
+          <w:szCs w:val="28"/>
+          <w:u w:val="single"/>
+        </w:rPr>
+        <w:t xml:space="preserve"> Approach</w:t>
+      </w:r>
+      <w:r>
+        <w:rPr>
+          <w:b/>
+          <w:bCs/>
+          <w:sz w:val="28"/>
+          <w:szCs w:val="28"/>
+          <w:u w:val="single"/>
+        </w:rPr>
+        <w:t>):</w:t>
+      </w:r>
+    </w:p>
+    <w:p>
+      <w:pPr>
+        <w:rPr>
+          <w:b/>
+          <w:bCs/>
+          <w:sz w:val="28"/>
+          <w:szCs w:val="28"/>
+        </w:rPr>
+      </w:pPr>
+      <w:r>
+        <w:rPr>
+          <w:b/>
+          <w:bCs/>
+          <w:noProof/>
+          <w:sz w:val="28"/>
+          <w:szCs w:val="28"/>
+        </w:rPr>
+        <w:drawing>
+          <wp:inline distT="0" distB="0" distL="0" distR="0" wp14:anchorId="1A406695" wp14:editId="33AC16A8">
+            <wp:extent cx="4635738" cy="4724643"/>
+            <wp:effectExtent l="0" t="0" r="0" b="0"/>
+            <wp:docPr id="1730913656" name="Picture 1"/>
+            <wp:cNvGraphicFramePr>
+              <a:graphicFrameLocks xmlns:a="http://schemas.openxmlformats.org/drawingml/2006/main" noChangeAspect="1"/>
+            </wp:cNvGraphicFramePr>
+            <a:graphic xmlns:a="http://schemas.openxmlformats.org/drawingml/2006/main">
+              <a:graphicData uri="http://schemas.openxmlformats.org/drawingml/2006/picture">
+                <pic:pic xmlns:pic="http://schemas.openxmlformats.org/drawingml/2006/picture">
+                  <pic:nvPicPr>
+                    <pic:cNvPr id="1730913656" name=""/>
+                    <pic:cNvPicPr/>
+                  </pic:nvPicPr>
+                  <pic:blipFill>
+                    <a:blip r:embed="rId29"/>
+                    <a:stretch>
+                      <a:fillRect/>
+                    </a:stretch>
+                  </pic:blipFill>
+                  <pic:spPr>
+                    <a:xfrm>
+                      <a:off x="0" y="0"/>
+                      <a:ext cx="4635738" cy="4724643"/>
+                    </a:xfrm>
+                    <a:prstGeom prst="rect">
+                      <a:avLst/>
+                    </a:prstGeom>
+                  </pic:spPr>
+                </pic:pic>
+              </a:graphicData>
+            </a:graphic>
+          </wp:inline>
+        </w:drawing>
+      </w:r>
+    </w:p>
+    <w:p>
+      <w:pPr>
+        <w:rPr>
+          <w:b/>
+          <w:bCs/>
+          <w:sz w:val="28"/>
+          <w:szCs w:val="28"/>
+        </w:rPr>
+      </w:pPr>
+      <w:r>
+        <w:rPr>
+          <w:b/>
+          <w:bCs/>
+          <w:noProof/>
+          <w:sz w:val="28"/>
+          <w:szCs w:val="28"/>
+        </w:rPr>
+        <w:lastRenderedPageBreak/>
+        <w:drawing>
+          <wp:inline distT="0" distB="0" distL="0" distR="0" wp14:anchorId="73D0979B" wp14:editId="2454F8E4">
+            <wp:extent cx="4476980" cy="3416476"/>
+            <wp:effectExtent l="0" t="0" r="0" b="0"/>
+            <wp:docPr id="1638439884" name="Picture 1"/>
+            <wp:cNvGraphicFramePr>
+              <a:graphicFrameLocks xmlns:a="http://schemas.openxmlformats.org/drawingml/2006/main" noChangeAspect="1"/>
+            </wp:cNvGraphicFramePr>
+            <a:graphic xmlns:a="http://schemas.openxmlformats.org/drawingml/2006/main">
+              <a:graphicData uri="http://schemas.openxmlformats.org/drawingml/2006/picture">
+                <pic:pic xmlns:pic="http://schemas.openxmlformats.org/drawingml/2006/picture">
+                  <pic:nvPicPr>
+                    <pic:cNvPr id="1638439884" name=""/>
+                    <pic:cNvPicPr/>
+                  </pic:nvPicPr>
+                  <pic:blipFill>
+                    <a:blip r:embed="rId30"/>
+                    <a:stretch>
+                      <a:fillRect/>
+                    </a:stretch>
+                  </pic:blipFill>
+                  <pic:spPr>
+                    <a:xfrm>
+                      <a:off x="0" y="0"/>
+                      <a:ext cx="4476980" cy="3416476"/>
+                    </a:xfrm>
+                    <a:prstGeom prst="rect">
+                      <a:avLst/>
+                    </a:prstGeom>
+                  </pic:spPr>
+                </pic:pic>
+              </a:graphicData>
+            </a:graphic>
+          </wp:inline>
+        </w:drawing>
+      </w:r>
+    </w:p>
+    <w:p>
+      <w:pPr>
+        <w:rPr>
+          <w:b/>
+          <w:bCs/>
+          <w:sz w:val="28"/>
+          <w:szCs w:val="28"/>
+          <w:u w:val="single"/>
+        </w:rPr>
+      </w:pPr>
+      <w:r>
+        <w:rPr>
+          <w:b/>
+          <w:bCs/>
+          <w:sz w:val="28"/>
+          <w:szCs w:val="28"/>
+          <w:u w:val="single"/>
+        </w:rPr>
+        <w:t>Dynamic Programming- </w:t>
+      </w:r>
+      <w:proofErr w:type="gramStart"/>
+      <w:r>
+        <w:rPr>
+          <w:b/>
+          <w:bCs/>
+          <w:sz w:val="28"/>
+          <w:szCs w:val="28"/>
+          <w:u w:val="single"/>
+        </w:rPr>
+        <w:t>Tabulation(</w:t>
+      </w:r>
+      <w:r>
+        <w:rPr>
+          <w:b/>
+          <w:bCs/>
+          <w:sz w:val="28"/>
+          <w:szCs w:val="28"/>
+          <w:u w:val="single"/>
+        </w:rPr>
+        <w:t>Bottom Up</w:t>
+      </w:r>
+      <w:proofErr w:type="gramEnd"/>
+      <w:r>
+        <w:rPr>
+          <w:b/>
+          <w:bCs/>
+          <w:sz w:val="28"/>
+          <w:szCs w:val="28"/>
+          <w:u w:val="single"/>
+        </w:rPr>
+        <w:t xml:space="preserve"> Approach</w:t>
+      </w:r>
+      <w:r>
+        <w:rPr>
+          <w:b/>
+          <w:bCs/>
+          <w:sz w:val="28"/>
+          <w:szCs w:val="28"/>
+          <w:u w:val="single"/>
+        </w:rPr>
+        <w:t>):</w:t>
+      </w:r>
+    </w:p>
+    <w:p>
+      <w:pPr>
+        <w:rPr>
+          <w:b/>
+          <w:bCs/>
+          <w:sz w:val="28"/>
+          <w:szCs w:val="28"/>
+        </w:rPr>
+      </w:pPr>
+      <w:r>
+        <w:rPr>
+          <w:b/>
+          <w:bCs/>
+          <w:noProof/>
+          <w:sz w:val="28"/>
+          <w:szCs w:val="28"/>
+        </w:rPr>
+        <w:drawing>
+          <wp:inline distT="0" distB="0" distL="0" distR="0" wp14:anchorId="52B8FC47" wp14:editId="0DAE2EE9">
+            <wp:extent cx="3795035" cy="4809067"/>
+            <wp:effectExtent l="0" t="0" r="0" b="0"/>
+            <wp:docPr id="743446974" name="Picture 1"/>
+            <wp:cNvGraphicFramePr>
+              <a:graphicFrameLocks xmlns:a="http://schemas.openxmlformats.org/drawingml/2006/main" noChangeAspect="1"/>
+            </wp:cNvGraphicFramePr>
+            <a:graphic xmlns:a="http://schemas.openxmlformats.org/drawingml/2006/main">
+              <a:graphicData uri="http://schemas.openxmlformats.org/drawingml/2006/picture">
+                <pic:pic xmlns:pic="http://schemas.openxmlformats.org/drawingml/2006/picture">
+                  <pic:nvPicPr>
+                    <pic:cNvPr id="743446974" name=""/>
+                    <pic:cNvPicPr/>
+                  </pic:nvPicPr>
+                  <pic:blipFill>
+                    <a:blip r:embed="rId31"/>
+                    <a:stretch>
+                      <a:fillRect/>
+                    </a:stretch>
+                  </pic:blipFill>
+                  <pic:spPr>
+                    <a:xfrm>
+                      <a:off x="0" y="0"/>
+                      <a:ext cx="3802009" cy="4817904"/>
+                    </a:xfrm>
+                    <a:prstGeom prst="rect">
+                      <a:avLst/>
+                    </a:prstGeom>
+                  </pic:spPr>
+                </pic:pic>
+              </a:graphicData>
+            </a:graphic>
+          </wp:inline>
+        </w:drawing>
+      </w:r>
+    </w:p>
+    <w:p>
+      <w:pPr>
+        <w:rPr>
+          <w:b/>
+          <w:bCs/>
+          <w:sz w:val="28"/>
+          <w:szCs w:val="28"/>
+        </w:rPr>
+      </w:pPr>
+      <w:r>
+        <w:rPr>
+          <w:b/>
+          <w:bCs/>
+          <w:sz w:val="28"/>
+          <w:szCs w:val="28"/>
+        </w:rPr>
+        <w:lastRenderedPageBreak/>
+        <w:drawing>
+          <wp:inline distT="0" distB="0" distL="0" distR="0" wp14:anchorId="60E74926" wp14:editId="23EE1404">
+            <wp:extent cx="5683542" cy="1130358"/>
+            <wp:effectExtent l="0" t="0" r="0" b="0"/>
+            <wp:docPr id="886162526" name="Picture 1"/>
+            <wp:cNvGraphicFramePr>
+              <a:graphicFrameLocks xmlns:a="http://schemas.openxmlformats.org/drawingml/2006/main" noChangeAspect="1"/>
+            </wp:cNvGraphicFramePr>
+            <a:graphic xmlns:a="http://schemas.openxmlformats.org/drawingml/2006/main">
+              <a:graphicData uri="http://schemas.openxmlformats.org/drawingml/2006/picture">
+                <pic:pic xmlns:pic="http://schemas.openxmlformats.org/drawingml/2006/picture">
+                  <pic:nvPicPr>
+                    <pic:cNvPr id="886162526" name=""/>
+                    <pic:cNvPicPr/>
+                  </pic:nvPicPr>
+                  <pic:blipFill>
+                    <a:blip r:embed="rId32"/>
+                    <a:stretch>
+                      <a:fillRect/>
+                    </a:stretch>
+                  </pic:blipFill>
+                  <pic:spPr>
+                    <a:xfrm>
+                      <a:off x="0" y="0"/>
+                      <a:ext cx="5683542" cy="1130358"/>
+                    </a:xfrm>
+                    <a:prstGeom prst="rect">
+                      <a:avLst/>
+                    </a:prstGeom>
+                  </pic:spPr>
+                </pic:pic>
+              </a:graphicData>
+            </a:graphic>
+          </wp:inline>
+        </w:drawing>
+      </w:r>
+    </w:p>
+    <w:p>
+      <w:pPr>
+        <w:rPr>
+          <w:b/>
+          <w:bCs/>
+          <w:sz w:val="28"/>
+          <w:szCs w:val="28"/>
+        </w:rPr>
+      </w:pPr>
+    </w:p>
+    <w:p>
+      <w:pPr>
+        <w:rPr>
+          <w:b/>
+          <w:bCs/>
+          <w:sz w:val="28"/>
+          <w:szCs w:val="28"/>
+        </w:rPr>
+      </w:pPr>
+      <w:r>
+        <w:rPr>
+          <w:b/>
+          <w:bCs/>
+          <w:sz w:val="28"/>
+          <w:szCs w:val="28"/>
+        </w:rPr>
+        <w:t>Output</w:t>
+      </w:r>
+      <w:r>
+        <w:rPr>
+          <w:b/>
+          <w:bCs/>
+          <w:sz w:val="28"/>
+          <w:szCs w:val="28"/>
+        </w:rPr>
+        <w:t>s</w:t>
+      </w:r>
+      <w:r>
+        <w:rPr>
+          <w:b/>
+          <w:bCs/>
+          <w:sz w:val="28"/>
+          <w:szCs w:val="28"/>
+        </w:rPr>
+        <w:t>:</w:t>
+      </w:r>
+    </w:p>
+    <w:p>
+      <w:pPr>
+        <w:rPr>
+          <w:b/>
+          <w:bCs/>
+          <w:sz w:val="28"/>
+          <w:szCs w:val="28"/>
+          <w:u w:val="single"/>
+        </w:rPr>
+      </w:pPr>
+    </w:p>
+    <w:p>
+      <w:pPr>
+        <w:rPr>
+          <w:b/>
+          <w:bCs/>
+          <w:sz w:val="28"/>
+          <w:szCs w:val="28"/>
+          <w:u w:val="single"/>
+        </w:rPr>
+      </w:pPr>
+      <w:r>
+        <w:rPr>
+          <w:b/>
+          <w:bCs/>
+          <w:sz w:val="28"/>
+          <w:szCs w:val="28"/>
+          <w:u w:val="single"/>
+        </w:rPr>
+        <w:t>Recursive version:</w:t>
+      </w:r>
+    </w:p>
+    <w:p>
+      <w:pPr>
+        <w:rPr>
+          <w:b/>
+          <w:bCs/>
+          <w:sz w:val="28"/>
+          <w:szCs w:val="28"/>
+        </w:rPr>
+      </w:pPr>
+      <w:r>
+        <w:rPr>
+          <w:b/>
+          <w:bCs/>
+          <w:noProof/>
+          <w:sz w:val="28"/>
+          <w:szCs w:val="28"/>
+        </w:rPr>
+        <w:drawing>
+          <wp:inline distT="0" distB="0" distL="0" distR="0" wp14:anchorId="31F38D1A" wp14:editId="234294AA">
+            <wp:extent cx="5731510" cy="1037590"/>
+            <wp:effectExtent l="0" t="0" r="2540" b="0"/>
+            <wp:docPr id="1615011581" name="Picture 1"/>
+            <wp:cNvGraphicFramePr>
+              <a:graphicFrameLocks xmlns:a="http://schemas.openxmlformats.org/drawingml/2006/main" noChangeAspect="1"/>
+            </wp:cNvGraphicFramePr>
+            <a:graphic xmlns:a="http://schemas.openxmlformats.org/drawingml/2006/main">
+              <a:graphicData uri="http://schemas.openxmlformats.org/drawingml/2006/picture">
+                <pic:pic xmlns:pic="http://schemas.openxmlformats.org/drawingml/2006/picture">
+                  <pic:nvPicPr>
+                    <pic:cNvPr id="1615011581" name=""/>
+                    <pic:cNvPicPr/>
+                  </pic:nvPicPr>
+                  <pic:blipFill>
+                    <a:blip r:embed="rId33"/>
+                    <a:stretch>
+                      <a:fillRect/>
+                    </a:stretch>
+                  </pic:blipFill>
+                  <pic:spPr>
+                    <a:xfrm>
+                      <a:off x="0" y="0"/>
+                      <a:ext cx="5731510" cy="1037590"/>
+                    </a:xfrm>
+                    <a:prstGeom prst="rect">
+                      <a:avLst/>
+                    </a:prstGeom>
+                  </pic:spPr>
+                </pic:pic>
+              </a:graphicData>
+            </a:graphic>
+          </wp:inline>
+        </w:drawing>
+      </w:r>
+    </w:p>
+    <w:p>
+      <w:pPr>
+        <w:rPr>
+          <w:b/>
+          <w:bCs/>
+          <w:sz w:val="28"/>
+          <w:szCs w:val="28"/>
+          <w:u w:val="single"/>
+        </w:rPr>
+      </w:pPr>
+      <w:r>
+        <w:rPr>
+          <w:b/>
+          <w:bCs/>
+          <w:sz w:val="28"/>
+          <w:szCs w:val="28"/>
+          <w:u w:val="single"/>
+        </w:rPr>
+        <w:t>Iterative version:</w:t>
+      </w:r>
+    </w:p>
+    <w:p>
+      <w:pPr>
+        <w:rPr>
+          <w:b/>
+          <w:bCs/>
+          <w:sz w:val="28"/>
+          <w:szCs w:val="28"/>
+        </w:rPr>
+      </w:pPr>
+      <w:r>
+        <w:rPr>
+          <w:b/>
+          <w:bCs/>
+          <w:noProof/>
+          <w:sz w:val="28"/>
+          <w:szCs w:val="28"/>
+        </w:rPr>
+        <w:drawing>
+          <wp:inline distT="0" distB="0" distL="0" distR="0" wp14:anchorId="24B43E6F" wp14:editId="751A79EE">
+            <wp:extent cx="5731510" cy="981710"/>
+            <wp:effectExtent l="0" t="0" r="2540" b="8890"/>
+            <wp:docPr id="552886524" name="Picture 1"/>
+            <wp:cNvGraphicFramePr>
+              <a:graphicFrameLocks xmlns:a="http://schemas.openxmlformats.org/drawingml/2006/main" noChangeAspect="1"/>
+            </wp:cNvGraphicFramePr>
+            <a:graphic xmlns:a="http://schemas.openxmlformats.org/drawingml/2006/main">
+              <a:graphicData uri="http://schemas.openxmlformats.org/drawingml/2006/picture">
+                <pic:pic xmlns:pic="http://schemas.openxmlformats.org/drawingml/2006/picture">
+                  <pic:nvPicPr>
+                    <pic:cNvPr id="552886524" name=""/>
+                    <pic:cNvPicPr/>
+                  </pic:nvPicPr>
+                  <pic:blipFill>
+                    <a:blip r:embed="rId34"/>
+                    <a:stretch>
+                      <a:fillRect/>
+                    </a:stretch>
+                  </pic:blipFill>
+                  <pic:spPr>
+                    <a:xfrm>
+                      <a:off x="0" y="0"/>
+                      <a:ext cx="5731510" cy="981710"/>
+                    </a:xfrm>
+                    <a:prstGeom prst="rect">
+                      <a:avLst/>
+                    </a:prstGeom>
+                  </pic:spPr>
+                </pic:pic>
+              </a:graphicData>
+            </a:graphic>
+          </wp:inline>
+        </w:drawing>
+      </w:r>
+    </w:p>
+    <w:p>
+      <w:pPr>
+        <w:rPr>
+          <w:b/>
+          <w:bCs/>
+          <w:sz w:val="28"/>
+          <w:szCs w:val="28"/>
+          <w:u w:val="single"/>
+        </w:rPr>
+      </w:pPr>
+      <w:r>
+        <w:rPr>
+          <w:b/>
+          <w:bCs/>
+          <w:sz w:val="28"/>
+          <w:szCs w:val="28"/>
+          <w:u w:val="single"/>
+        </w:rPr>
+        <w:t xml:space="preserve">Dynamic Programming- </w:t>
+      </w:r>
+      <w:proofErr w:type="spellStart"/>
+      <w:proofErr w:type="gramStart"/>
+      <w:r>
+        <w:rPr>
+          <w:b/>
+          <w:bCs/>
+          <w:sz w:val="28"/>
+          <w:szCs w:val="28"/>
+          <w:u w:val="single"/>
+        </w:rPr>
+        <w:t>Memoization</w:t>
+      </w:r>
+      <w:proofErr w:type="spellEnd"/>
+      <w:r>
+        <w:rPr>
+          <w:b/>
+          <w:bCs/>
+          <w:sz w:val="28"/>
+          <w:szCs w:val="28"/>
+          <w:u w:val="single"/>
+        </w:rPr>
+        <w:t>(</w:t>
+      </w:r>
+      <w:r>
+        <w:rPr>
+          <w:b/>
+          <w:bCs/>
+          <w:sz w:val="28"/>
+          <w:szCs w:val="28"/>
+          <w:u w:val="single"/>
+        </w:rPr>
+        <w:t>Top Down</w:t>
+      </w:r>
+      <w:proofErr w:type="gramEnd"/>
+      <w:r>
+        <w:rPr>
+          <w:b/>
+          <w:bCs/>
+          <w:sz w:val="28"/>
+          <w:szCs w:val="28"/>
+          <w:u w:val="single"/>
+        </w:rPr>
+        <w:t xml:space="preserve"> Approach</w:t>
+      </w:r>
+      <w:r>
+        <w:rPr>
+          <w:b/>
+          <w:bCs/>
+          <w:sz w:val="28"/>
+          <w:szCs w:val="28"/>
+          <w:u w:val="single"/>
+        </w:rPr>
+        <w:t>):</w:t>
+      </w:r>
+    </w:p>
+    <w:p>
+      <w:pPr>
+        <w:rPr>
+          <w:b/>
+          <w:bCs/>
+          <w:sz w:val="28"/>
+          <w:szCs w:val="28"/>
+        </w:rPr>
+      </w:pPr>
+      <w:r>
+        <w:rPr>
+          <w:b/>
+          <w:bCs/>
+          <w:noProof/>
+          <w:sz w:val="28"/>
+          <w:szCs w:val="28"/>
+        </w:rPr>
+        <w:drawing>
+          <wp:inline distT="0" distB="0" distL="0" distR="0" wp14:anchorId="6C8C1654" wp14:editId="7E7DAD1C">
+            <wp:extent cx="5731510" cy="929640"/>
+            <wp:effectExtent l="0" t="0" r="2540" b="3810"/>
+            <wp:docPr id="712132202" name="Picture 1"/>
+            <wp:cNvGraphicFramePr>
+              <a:graphicFrameLocks xmlns:a="http://schemas.openxmlformats.org/drawingml/2006/main" noChangeAspect="1"/>
+            </wp:cNvGraphicFramePr>
+            <a:graphic xmlns:a="http://schemas.openxmlformats.org/drawingml/2006/main">
+              <a:graphicData uri="http://schemas.openxmlformats.org/drawingml/2006/picture">
+                <pic:pic xmlns:pic="http://schemas.openxmlformats.org/drawingml/2006/picture">
+                  <pic:nvPicPr>
+                    <pic:cNvPr id="712132202" name=""/>
+                    <pic:cNvPicPr/>
+                  </pic:nvPicPr>
+                  <pic:blipFill>
+                    <a:blip r:embed="rId35"/>
+                    <a:stretch>
+                      <a:fillRect/>
+                    </a:stretch>
+                  </pic:blipFill>
+                  <pic:spPr>
+                    <a:xfrm>
+                      <a:off x="0" y="0"/>
+                      <a:ext cx="5731510" cy="929640"/>
+                    </a:xfrm>
+                    <a:prstGeom prst="rect">
+                      <a:avLst/>
+                    </a:prstGeom>
+                  </pic:spPr>
+                </pic:pic>
+              </a:graphicData>
+            </a:graphic>
+          </wp:inline>
+        </w:drawing>
+      </w:r>
+    </w:p>
+    <w:p>
+      <w:pPr>
+        <w:rPr>
+          <w:b/>
+          <w:bCs/>
+          <w:sz w:val="28"/>
+          <w:szCs w:val="28"/>
+          <w:u w:val="single"/>
+        </w:rPr>
+      </w:pPr>
+      <w:r>
+        <w:rPr>
+          <w:b/>
+          <w:bCs/>
+          <w:sz w:val="28"/>
+          <w:szCs w:val="28"/>
+          <w:u w:val="single"/>
+        </w:rPr>
+        <w:t>Dynamic Programming- </w:t>
+      </w:r>
+      <w:proofErr w:type="gramStart"/>
+      <w:r>
+        <w:rPr>
+          <w:b/>
+          <w:bCs/>
+          <w:sz w:val="28"/>
+          <w:szCs w:val="28"/>
+          <w:u w:val="single"/>
+        </w:rPr>
+        <w:t>Tabulation(</w:t>
+      </w:r>
+      <w:r>
+        <w:rPr>
+          <w:b/>
+          <w:bCs/>
+          <w:sz w:val="28"/>
+          <w:szCs w:val="28"/>
+          <w:u w:val="single"/>
+        </w:rPr>
+        <w:t>Bottom Up</w:t>
+      </w:r>
+      <w:proofErr w:type="gramEnd"/>
+      <w:r>
+        <w:rPr>
+          <w:b/>
+          <w:bCs/>
+          <w:sz w:val="28"/>
+          <w:szCs w:val="28"/>
+          <w:u w:val="single"/>
+        </w:rPr>
+        <w:t xml:space="preserve"> Approach</w:t>
+      </w:r>
+      <w:r>
+        <w:rPr>
+          <w:b/>
+          <w:bCs/>
+          <w:sz w:val="28"/>
+          <w:szCs w:val="28"/>
+          <w:u w:val="single"/>
+        </w:rPr>
+        <w:t>):</w:t>
+      </w:r>
+    </w:p>
+    <w:p>
+      <w:pPr>
+        <w:rPr>
+          <w:b/>
+          <w:bCs/>
+          <w:sz w:val="28"/>
+          <w:szCs w:val="28"/>
+        </w:rPr>
+      </w:pPr>
+      <w:r>
+        <w:rPr>
+          <w:b/>
+          <w:bCs/>
+          <w:noProof/>
+          <w:sz w:val="28"/>
+          <w:szCs w:val="28"/>
+        </w:rPr>
+        <w:drawing>
+          <wp:inline distT="0" distB="0" distL="0" distR="0" wp14:anchorId="6570DE2B" wp14:editId="1C45414B">
+            <wp:extent cx="5731510" cy="924560"/>
+            <wp:effectExtent l="0" t="0" r="2540" b="8890"/>
+            <wp:docPr id="2004790590" name="Picture 1"/>
+            <wp:cNvGraphicFramePr>
+              <a:graphicFrameLocks xmlns:a="http://schemas.openxmlformats.org/drawingml/2006/main" noChangeAspect="1"/>
+            </wp:cNvGraphicFramePr>
+            <a:graphic xmlns:a="http://schemas.openxmlformats.org/drawingml/2006/main">
+              <a:graphicData uri="http://schemas.openxmlformats.org/drawingml/2006/picture">
+                <pic:pic xmlns:pic="http://schemas.openxmlformats.org/drawingml/2006/picture">
+                  <pic:nvPicPr>
+                    <pic:cNvPr id="2004790590" name=""/>
+                    <pic:cNvPicPr/>
+                  </pic:nvPicPr>
+                  <pic:blipFill>
+                    <a:blip r:embed="rId36"/>
+                    <a:stretch>
+                      <a:fillRect/>
+                    </a:stretch>
+                  </pic:blipFill>
+                  <pic:spPr>
+                    <a:xfrm>
+                      <a:off x="0" y="0"/>
+                      <a:ext cx="5731510" cy="924560"/>
+                    </a:xfrm>
+                    <a:prstGeom prst="rect">
+                      <a:avLst/>
+                    </a:prstGeom>
+                  </pic:spPr>
+                </pic:pic>
+              </a:graphicData>
+            </a:graphic>
+          </wp:inline>
+        </w:drawing>
+      </w:r>
+    </w:p>
+    <w:p>
+      <w:pPr>
+        <w:rPr>
+          <w:b/>
+          <w:bCs/>
+          <w:sz w:val="28"/>
+          <w:szCs w:val="28"/>
+        </w:rPr>
+      </w:pPr>
+    </w:p>
+    <w:p>
+      <w:pPr>
+        <w:rPr>
+          <w:b/>
+          <w:bCs/>
+          <w:sz w:val="28"/>
+          <w:szCs w:val="28"/>
+        </w:rPr>
+      </w:pPr>
+    </w:p>
+    <w:p>
+      <w:pPr>
+        <w:rPr>
+          <w:b/>
+          <w:bCs/>
+          <w:sz w:val="28"/>
+          <w:szCs w:val="28"/>
+        </w:rPr>
+      </w:pPr>
+    </w:p>
+    <w:p>
+      <w:pPr>
+        <w:rPr>
+          <w:b/>
+          <w:bCs/>
+          <w:sz w:val="28"/>
+          <w:szCs w:val="28"/>
+        </w:rPr>
+      </w:pPr>
+      <w:r>
+        <w:rPr>
+          <w:b/>
+          <w:bCs/>
+          <w:sz w:val="28"/>
+          <w:szCs w:val="28"/>
+        </w:rPr>
+        <w:t>Time and space complexity:</w:t>
+      </w:r>
+    </w:p>
+    <w:tbl>
+      <w:tblPr>
+        <w:tblStyle w:val="TableGrid"/>
+        <w:tblW w:w="0" w:type="auto"/>
+        <w:tblLook w:val="04A0" w:firstRow="1" w:lastRow="0" w:firstColumn="1" w:lastColumn="0" w:noHBand="0" w:noVBand="1"/>
+      </w:tblPr>
+      <w:tblGrid>
+        <w:gridCol w:w="1698"/>
+        <w:gridCol w:w="1449"/>
+        <w:gridCol w:w="1461"/>
+        <w:gridCol w:w="1508"/>
+        <w:gridCol w:w="2900"/>
+      </w:tblGrid>
+      <w:tr>
+        <w:tc>
+          <w:tcPr>
+            <w:tcW w:w="1503" w:type="dxa"/>
+          </w:tcPr>
+          <w:p>
+            <w:pPr>
+              <w:jc w:val="center"/>
+              <w:rPr>
+                <w:b/>
+                <w:bCs/>
+                <w:sz w:val="28"/>
+                <w:szCs w:val="28"/>
+              </w:rPr>
+            </w:pPr>
+            <w:r>
+              <w:rPr>
+                <w:b/>
+                <w:bCs/>
+                <w:sz w:val="28"/>
+                <w:szCs w:val="28"/>
+              </w:rPr>
+              <w:t>Approach</w:t>
+            </w:r>
+          </w:p>
+        </w:tc>
+        <w:tc>
+          <w:tcPr>
+            <w:tcW w:w="1501" w:type="dxa"/>
+          </w:tcPr>
+          <w:p>
+            <w:pPr>
+              <w:jc w:val="center"/>
+              <w:rPr>
+                <w:b/>
+                <w:bCs/>
+                <w:sz w:val="28"/>
+                <w:szCs w:val="28"/>
+              </w:rPr>
+            </w:pPr>
+            <w:r>
+              <w:rPr>
+                <w:b/>
+                <w:bCs/>
+                <w:sz w:val="28"/>
+                <w:szCs w:val="28"/>
+              </w:rPr>
+              <w:t>Time</w:t>
+            </w:r>
+          </w:p>
+        </w:tc>
+        <w:tc>
+          <w:tcPr>
+            <w:tcW w:w="1502" w:type="dxa"/>
+          </w:tcPr>
+          <w:p>
+            <w:pPr>
+              <w:jc w:val="center"/>
+              <w:rPr>
+                <w:b/>
+                <w:bCs/>
+                <w:sz w:val="28"/>
+                <w:szCs w:val="28"/>
+              </w:rPr>
+            </w:pPr>
+            <w:r>
+              <w:rPr>
+                <w:b/>
+                <w:bCs/>
+                <w:sz w:val="28"/>
+                <w:szCs w:val="28"/>
+              </w:rPr>
+              <w:t>Space</w:t>
+            </w:r>
+          </w:p>
+        </w:tc>
+        <w:tc>
+          <w:tcPr>
+            <w:tcW w:w="1508" w:type="dxa"/>
+          </w:tcPr>
+          <w:p>
+            <w:pPr>
+              <w:jc w:val="center"/>
+              <w:rPr>
+                <w:b/>
+                <w:bCs/>
+                <w:sz w:val="28"/>
+                <w:szCs w:val="28"/>
+              </w:rPr>
+            </w:pPr>
+            <w:r>
+              <w:rPr>
+                <w:b/>
+                <w:bCs/>
+                <w:sz w:val="28"/>
+                <w:szCs w:val="28"/>
+              </w:rPr>
+              <w:t>Recursion</w:t>
+            </w:r>
+          </w:p>
+        </w:tc>
+        <w:tc>
+          <w:tcPr>
+            <w:tcW w:w="3002" w:type="dxa"/>
+          </w:tcPr>
+          <w:p>
+            <w:pPr>
+              <w:jc w:val="center"/>
+              <w:rPr>
+                <w:b/>
+                <w:bCs/>
+                <w:sz w:val="26"/>
+                <w:szCs w:val="26"/>
+              </w:rPr>
+            </w:pPr>
+            <w:r>
+              <w:rPr>
+                <w:b/>
+                <w:bCs/>
+                <w:sz w:val="26"/>
+                <w:szCs w:val="26"/>
+              </w:rPr>
+              <w:t>Repeated Computa</w:t>
+            </w:r>
+            <w:r>
+              <w:rPr>
+                <w:b/>
+                <w:bCs/>
+                <w:sz w:val="26"/>
+                <w:szCs w:val="26"/>
+              </w:rPr>
+              <w:t>tion</w:t>
+            </w:r>
+          </w:p>
+        </w:tc>
+      </w:tr>
+      <w:tr>
+        <w:tc>
+          <w:tcPr>
+            <w:tcW w:w="1503" w:type="dxa"/>
+          </w:tcPr>
+          <w:p>
+            <w:pPr>
+              <w:jc w:val="center"/>
+            </w:pPr>
+            <w:r>
+              <w:t>Recursive (Naive)</w:t>
+            </w:r>
+          </w:p>
+        </w:tc>
+        <w:tc>
+          <w:tcPr>
+            <w:tcW w:w="1501" w:type="dxa"/>
+          </w:tcPr>
+          <w:p>
+            <w:pPr>
+              <w:jc w:val="center"/>
+              <w:rPr>
+                <w:b/>
+                <w:bCs/>
+                <w:sz w:val="28"/>
+                <w:szCs w:val="28"/>
+              </w:rPr>
+            </w:pPr>
+            <w:r>
+              <w:t>(</w:t>
+            </w:r>
+            <w:r>
+              <w:t>O(2</w:t>
+            </w:r>
+            <w:r>
+              <w:rPr>
+                <w:vertAlign w:val="superscript"/>
+              </w:rPr>
+              <w:t>n</w:t>
+            </w:r>
+            <w:r>
+              <w:t>))</w:t>
+            </w:r>
+          </w:p>
+        </w:tc>
+        <w:tc>
+          <w:tcPr>
+            <w:tcW w:w="1502" w:type="dxa"/>
+          </w:tcPr>
+          <w:p>
+            <w:pPr>
+              <w:jc w:val="center"/>
+            </w:pPr>
+            <w:r>
+              <w:t>(O(n))</w:t>
+            </w:r>
+          </w:p>
+        </w:tc>
+        <w:tc>
+          <w:tcPr>
+            <w:tcW w:w="1508" w:type="dxa"/>
+          </w:tcPr>
+          <w:p>
+            <w:pPr>
+              <w:jc w:val="center"/>
+            </w:pPr>
+            <w:r>
+              <w:t>Yes</w:t>
+            </w:r>
+          </w:p>
+        </w:tc>
+        <w:tc>
+          <w:tcPr>
+            <w:tcW w:w="3002" w:type="dxa"/>
+          </w:tcPr>
+          <w:p>
+            <w:pPr>
+              <w:jc w:val="center"/>
+            </w:pPr>
+            <w:r>
+              <w:t>Yes</w:t>
+            </w:r>
+          </w:p>
+        </w:tc>
+      </w:tr>
+      <w:tr>
+        <w:tc>
+          <w:tcPr>
+            <w:tcW w:w="1503" w:type="dxa"/>
+          </w:tcPr>
+          <w:p>
+            <w:pPr>
+              <w:jc w:val="center"/>
+            </w:pPr>
+            <w:r>
+              <w:t>Iterative</w:t>
+            </w:r>
+          </w:p>
+          <w:p>
+            <w:pPr>
+              <w:jc w:val="center"/>
+            </w:pPr>
+          </w:p>
+        </w:tc>
+        <w:tc>
+          <w:tcPr>
+            <w:tcW w:w="1501" w:type="dxa"/>
+          </w:tcPr>
+          <w:p>
+            <w:pPr>
+              <w:jc w:val="center"/>
+            </w:pPr>
+            <w:r>
+              <w:t>(O(n))</w:t>
+            </w:r>
+          </w:p>
+        </w:tc>
+        <w:tc>
+          <w:tcPr>
+            <w:tcW w:w="1502" w:type="dxa"/>
+          </w:tcPr>
+          <w:p>
+            <w:pPr>
+              <w:jc w:val="center"/>
+            </w:pPr>
+            <w:r>
+              <w:t>(</w:t>
+            </w:r>
+            <w:proofErr w:type="gramStart"/>
+            <w:r>
+              <w:t>O(</w:t>
+            </w:r>
+            <w:proofErr w:type="gramEnd"/>
+            <w:r>
+              <w:t>1))</w:t>
+            </w:r>
+          </w:p>
+        </w:tc>
+        <w:tc>
+          <w:tcPr>
+            <w:tcW w:w="1508" w:type="dxa"/>
+          </w:tcPr>
+          <w:p>
+            <w:pPr>
+              <w:jc w:val="center"/>
+            </w:pPr>
+            <w:r>
+              <w:t>No</w:t>
+            </w:r>
+          </w:p>
+        </w:tc>
+        <w:tc>
+          <w:tcPr>
+            <w:tcW w:w="3002" w:type="dxa"/>
+          </w:tcPr>
+          <w:p>
+            <w:pPr>
+              <w:jc w:val="center"/>
+            </w:pPr>
+            <w:r>
+              <w:t>No</w:t>
+            </w:r>
+          </w:p>
+        </w:tc>
+      </w:tr>
+      <w:tr>
+        <w:tc>
+          <w:tcPr>
+            <w:tcW w:w="1503" w:type="dxa"/>
+          </w:tcPr>
+          <w:p>
+            <w:pPr>
+              <w:jc w:val="center"/>
+            </w:pPr>
+            <w:r>
+              <w:t xml:space="preserve">DP </w:t>
+            </w:r>
+            <w:r>
+              <w:t>(</w:t>
+            </w:r>
+            <w:proofErr w:type="spellStart"/>
+            <w:r>
+              <w:t>Memoization</w:t>
+            </w:r>
+            <w:proofErr w:type="spellEnd"/>
+            <w:r>
+              <w:t>)</w:t>
+            </w:r>
+          </w:p>
+        </w:tc>
+        <w:tc>
+          <w:tcPr>
+            <w:tcW w:w="1501" w:type="dxa"/>
+          </w:tcPr>
+          <w:p>
+            <w:pPr>
+              <w:jc w:val="center"/>
+            </w:pPr>
+            <w:r>
+              <w:t>(O(n))</w:t>
+            </w:r>
+          </w:p>
+        </w:tc>
+        <w:tc>
+          <w:tcPr>
+            <w:tcW w:w="1502" w:type="dxa"/>
+          </w:tcPr>
+          <w:p>
+            <w:pPr>
+              <w:jc w:val="center"/>
+            </w:pPr>
+            <w:r>
+              <w:t>(O(n))</w:t>
+            </w:r>
+          </w:p>
+        </w:tc>
+        <w:tc>
+          <w:tcPr>
+            <w:tcW w:w="1508" w:type="dxa"/>
+          </w:tcPr>
+          <w:p>
+            <w:pPr>
+              <w:jc w:val="center"/>
+            </w:pPr>
+            <w:r>
+              <w:t>Yes</w:t>
+            </w:r>
+          </w:p>
+        </w:tc>
+        <w:tc>
+          <w:tcPr>
+            <w:tcW w:w="3002" w:type="dxa"/>
+          </w:tcPr>
+          <w:p>
+            <w:pPr>
+              <w:jc w:val="center"/>
+            </w:pPr>
+            <w:r>
+              <w:t>No</w:t>
+            </w:r>
+          </w:p>
+        </w:tc>
+      </w:tr>
+      <w:tr>
+        <w:tc>
+          <w:tcPr>
+            <w:tcW w:w="1503" w:type="dxa"/>
+          </w:tcPr>
+          <w:p>
+            <w:pPr>
+              <w:jc w:val="center"/>
+            </w:pPr>
+            <w:r>
+              <w:t xml:space="preserve">DP </w:t>
+            </w:r>
+            <w:r>
+              <w:t>(</w:t>
+            </w:r>
+            <w:r>
+              <w:t>Tabulation</w:t>
+            </w:r>
+            <w:r>
+              <w:t>)</w:t>
+            </w:r>
+          </w:p>
+        </w:tc>
+        <w:tc>
+          <w:tcPr>
+            <w:tcW w:w="1501" w:type="dxa"/>
+          </w:tcPr>
+          <w:p>
+            <w:pPr>
+              <w:jc w:val="center"/>
+            </w:pPr>
+            <w:r>
+              <w:t>(O(n))</w:t>
+            </w:r>
+          </w:p>
+        </w:tc>
+        <w:tc>
+          <w:tcPr>
+            <w:tcW w:w="1502" w:type="dxa"/>
+          </w:tcPr>
+          <w:p>
+            <w:pPr>
+              <w:jc w:val="center"/>
+            </w:pPr>
+            <w:r>
+              <w:t>(O(n))</w:t>
+            </w:r>
+          </w:p>
+        </w:tc>
+        <w:tc>
+          <w:tcPr>
+            <w:tcW w:w="1508" w:type="dxa"/>
+          </w:tcPr>
+          <w:p>
+            <w:pPr>
+              <w:jc w:val="center"/>
+            </w:pPr>
+            <w:r>
+              <w:t>No</w:t>
+            </w:r>
+          </w:p>
+        </w:tc>
+        <w:tc>
+          <w:tcPr>
+            <w:tcW w:w="3002" w:type="dxa"/>
+          </w:tcPr>
+          <w:p>
+            <w:pPr>
+              <w:jc w:val="center"/>
+            </w:pPr>
+            <w:r>
+              <w:t>No</w:t>
+            </w:r>
+          </w:p>
+        </w:tc>
+      </w:tr>
+    </w:tbl>
+    <w:p>
+      <w:pPr>
+        <w:rPr>
+          <w:b/>
+          <w:bCs/>
+          <w:sz w:val="28"/>
+          <w:szCs w:val="28"/>
+        </w:rPr>
+      </w:pPr>
+    </w:p>
+    <w:p>
+      <w:pPr>
+        <w:rPr>
+          <w:b/>
+          <w:bCs/>
+          <w:sz w:val="28"/>
+          <w:szCs w:val="28"/>
+        </w:rPr>
+      </w:pPr>
+    </w:p>
+    <w:p>
+      <w:pPr>
+        <w:rPr>
+          <w:b/>
+          <w:bCs/>
+          <w:sz w:val="28"/>
+          <w:szCs w:val="28"/>
+        </w:rPr>
+      </w:pPr>
+      <w:r>
+        <w:rPr>
+          <w:b/>
+          <w:bCs/>
+          <w:sz w:val="28"/>
+          <w:szCs w:val="28"/>
+        </w:rPr>
+        <w:t>Graph</w:t>
+      </w:r>
+      <w:r>
+        <w:rPr>
+          <w:b/>
+          <w:bCs/>
+          <w:sz w:val="28"/>
+          <w:szCs w:val="28"/>
+        </w:rPr>
+        <w:t>s</w:t>
+      </w:r>
+      <w:r>
+        <w:rPr>
+          <w:b/>
+          <w:bCs/>
+          <w:sz w:val="28"/>
+          <w:szCs w:val="28"/>
+        </w:rPr>
+        <w:t>:</w:t>
+      </w:r>
+    </w:p>
+    <w:p>
+      <w:pPr>
+        <w:rPr>
+          <w:b/>
+          <w:bCs/>
+          <w:sz w:val="28"/>
+          <w:szCs w:val="28"/>
+        </w:rPr>
+      </w:pPr>
+      <w:r>
+        <w:rPr>
+          <w:b/>
+          <w:bCs/>
+          <w:sz w:val="28"/>
+          <w:szCs w:val="28"/>
+        </w:rPr>
+        <w:drawing>
+          <wp:inline distT="0" distB="0" distL="0" distR="0" wp14:anchorId="43E15DB0" wp14:editId="76198BF5">
+            <wp:extent cx="5647555" cy="3461174"/>
+            <wp:effectExtent l="0" t="0" r="0" b="6350"/>
+            <wp:docPr id="1108898186" name="Picture 1"/>
+            <wp:cNvGraphicFramePr>
+              <a:graphicFrameLocks xmlns:a="http://schemas.openxmlformats.org/drawingml/2006/main" noChangeAspect="1"/>
+            </wp:cNvGraphicFramePr>
+            <a:graphic xmlns:a="http://schemas.openxmlformats.org/drawingml/2006/main">
+              <a:graphicData uri="http://schemas.openxmlformats.org/drawingml/2006/picture">
+                <pic:pic xmlns:pic="http://schemas.openxmlformats.org/drawingml/2006/picture">
+                  <pic:nvPicPr>
+                    <pic:cNvPr id="1108898186" name=""/>
+                    <pic:cNvPicPr/>
+                  </pic:nvPicPr>
+                  <pic:blipFill>
+                    <a:blip r:embed="rId37"/>
+                    <a:stretch>
+                      <a:fillRect/>
+                    </a:stretch>
+                  </pic:blipFill>
+                  <pic:spPr>
+                    <a:xfrm>
+                      <a:off x="0" y="0"/>
+                      <a:ext cx="5752799" cy="3525674"/>
+                    </a:xfrm>
+                    <a:prstGeom prst="rect">
+                      <a:avLst/>
+                    </a:prstGeom>
+                  </pic:spPr>
+                </pic:pic>
+              </a:graphicData>
+            </a:graphic>
+          </wp:inline>
+        </w:drawing>
+      </w:r>
+    </w:p>
+    <w:p>
+      <w:pPr>
+        <w:rPr>
+          <w:b/>
+          <w:bCs/>
+          <w:sz w:val="28"/>
+          <w:szCs w:val="28"/>
+        </w:rPr>
+      </w:pPr>
+      <w:r>
+        <w:rPr>
+          <w:b/>
+          <w:bCs/>
+          <w:sz w:val="28"/>
+          <w:szCs w:val="28"/>
+        </w:rPr>
+        <w:lastRenderedPageBreak/>
+        <w:drawing>
+          <wp:inline distT="0" distB="0" distL="0" distR="0" wp14:anchorId="7FA14AA7" wp14:editId="4BA249E4">
+            <wp:extent cx="5673646" cy="3406986"/>
+            <wp:effectExtent l="0" t="0" r="3810" b="3175"/>
+            <wp:docPr id="1279579512" name="Picture 1"/>
+            <wp:cNvGraphicFramePr>
+              <a:graphicFrameLocks xmlns:a="http://schemas.openxmlformats.org/drawingml/2006/main" noChangeAspect="1"/>
+            </wp:cNvGraphicFramePr>
+            <a:graphic xmlns:a="http://schemas.openxmlformats.org/drawingml/2006/main">
+              <a:graphicData uri="http://schemas.openxmlformats.org/drawingml/2006/picture">
+                <pic:pic xmlns:pic="http://schemas.openxmlformats.org/drawingml/2006/picture">
+                  <pic:nvPicPr>
+                    <pic:cNvPr id="1279579512" name=""/>
+                    <pic:cNvPicPr/>
+                  </pic:nvPicPr>
+                  <pic:blipFill>
+                    <a:blip r:embed="rId38"/>
+                    <a:stretch>
+                      <a:fillRect/>
+                    </a:stretch>
+                  </pic:blipFill>
+                  <pic:spPr>
+                    <a:xfrm>
+                      <a:off x="0" y="0"/>
+                      <a:ext cx="5679684" cy="3410612"/>
+                    </a:xfrm>
+                    <a:prstGeom prst="rect">
+                      <a:avLst/>
+                    </a:prstGeom>
+                  </pic:spPr>
+                </pic:pic>
+              </a:graphicData>
+            </a:graphic>
+          </wp:inline>
+        </w:drawing>
+      </w:r>
+    </w:p>
+    <w:p>
+      <w:pPr>
+        <w:rPr>
+          <w:b/>
+          <w:bCs/>
+          <w:sz w:val="28"/>
+          <w:szCs w:val="28"/>
+        </w:rPr>
+      </w:pPr>
+    </w:p>
+    <w:p>
+      <w:pPr>
+        <w:rPr>
+          <w:b/>
+          <w:bCs/>
+          <w:sz w:val="28"/>
+          <w:szCs w:val="28"/>
+        </w:rPr>
+      </w:pPr>
+    </w:p>
+    <w:p>
+      <w:pPr>
+        <w:rPr>
+          <w:b/>
+          <w:bCs/>
+          <w:sz w:val="28"/>
+          <w:szCs w:val="28"/>
+        </w:rPr>
+      </w:pPr>
+    </w:p>
+    <w:p>
+      <w:pPr>
+        <w:rPr>
+          <w:b/>
+          <w:bCs/>
+          <w:sz w:val="28"/>
+          <w:szCs w:val="28"/>
+        </w:rPr>
+      </w:pPr>
+      <w:r>
+        <w:rPr>
+          <w:b/>
+          <w:bCs/>
+          <w:sz w:val="28"/>
+          <w:szCs w:val="28"/>
+        </w:rPr>
+        <w:drawing>
+          <wp:inline distT="0" distB="0" distL="0" distR="0" wp14:anchorId="4565EF02" wp14:editId="5EBE3F1F">
+            <wp:extent cx="5621867" cy="3402343"/>
+            <wp:effectExtent l="0" t="0" r="0" b="7620"/>
+            <wp:docPr id="1077106541" name="Picture 1"/>
+            <wp:cNvGraphicFramePr>
+              <a:graphicFrameLocks xmlns:a="http://schemas.openxmlformats.org/drawingml/2006/main" noChangeAspect="1"/>
+            </wp:cNvGraphicFramePr>
+            <a:graphic xmlns:a="http://schemas.openxmlformats.org/drawingml/2006/main">
+              <a:graphicData uri="http://schemas.openxmlformats.org/drawingml/2006/picture">
+                <pic:pic xmlns:pic="http://schemas.openxmlformats.org/drawingml/2006/picture">
+                  <pic:nvPicPr>
+                    <pic:cNvPr id="1077106541" name=""/>
+                    <pic:cNvPicPr/>
+                  </pic:nvPicPr>
+                  <pic:blipFill>
+                    <a:blip r:embed="rId39"/>
+                    <a:stretch>
+                      <a:fillRect/>
+                    </a:stretch>
+                  </pic:blipFill>
+                  <pic:spPr>
+                    <a:xfrm>
+                      <a:off x="0" y="0"/>
+                      <a:ext cx="5635447" cy="3410561"/>
+                    </a:xfrm>
+                    <a:prstGeom prst="rect">
+                      <a:avLst/>
+                    </a:prstGeom>
+                  </pic:spPr>
+                </pic:pic>
+              </a:graphicData>
+            </a:graphic>
+          </wp:inline>
+        </w:drawing>
+      </w:r>
+    </w:p>
+    <w:p>
+      <w:pPr>
+        <w:rPr>
+          <w:b/>
+          <w:bCs/>
+          <w:sz w:val="28"/>
+          <w:szCs w:val="28"/>
+        </w:rPr>
+      </w:pPr>
+    </w:p>
+    <w:p>
+      <w:pPr>
+        <w:rPr>
+          <w:b/>
+          <w:bCs/>
+          <w:sz w:val="28"/>
+          <w:szCs w:val="28"/>
+        </w:rPr>
+      </w:pPr>
+    </w:p>
+    <w:p>
+      <w:pPr>
+        <w:rPr>
+          <w:b/>
+          <w:bCs/>
+          <w:sz w:val="28"/>
+          <w:szCs w:val="28"/>
+        </w:rPr>
+      </w:pPr>
+      <w:r>
+        <w:rPr>
+          <w:b/>
+          <w:bCs/>
+          <w:sz w:val="28"/>
+          <w:szCs w:val="28"/>
+        </w:rPr>
+        <w:lastRenderedPageBreak/>
+        <w:t>Conclusion:</w:t>
+      </w:r>
+    </w:p>
+    <w:p>
+      <w:pPr>
+        <w:rPr>
+          <w:sz w:val="26"/>
+          <w:szCs w:val="26"/>
+        </w:rPr>
+      </w:pPr>
+      <w:r>
+        <w:rPr>
+          <w:sz w:val="26"/>
+          <w:szCs w:val="26"/>
+        </w:rPr>
+        <w:t>The three graphs together clearly demonstrate the effect of different approaches to calculating the Fibonacci series.</w:t>
+      </w:r>
+    </w:p>
+    <w:p>
+      <w:pPr>
+        <w:rPr>
+          <w:sz w:val="26"/>
+          <w:szCs w:val="26"/>
+        </w:rPr>
+      </w:pPr>
+      <w:r>
+        <w:rPr>
+          <w:sz w:val="26"/>
+          <w:szCs w:val="26"/>
+        </w:rPr>
+        <w:t xml:space="preserve">From the time-complexity graphs, the traditional recursive approach shows exponential growth, O(2ⁿ), meaning its execution time increases very rapidly as the input size grows. In contrast, the iterative, </w:t>
+      </w:r>
+      <w:proofErr w:type="spellStart"/>
+      <w:r>
+        <w:rPr>
+          <w:sz w:val="26"/>
+          <w:szCs w:val="26"/>
+        </w:rPr>
+        <w:t>memoization</w:t>
+      </w:r>
+      <w:proofErr w:type="spellEnd"/>
+      <w:r>
+        <w:rPr>
+          <w:sz w:val="26"/>
+          <w:szCs w:val="26"/>
+        </w:rPr>
+        <w:t>, and tabulation approaches have O(n) time complexity, making them considerably more efficient for larger inputs.</w:t>
+      </w:r>
+    </w:p>
+    <w:p>
+      <w:pPr>
+        <w:rPr>
+          <w:sz w:val="26"/>
+          <w:szCs w:val="26"/>
+        </w:rPr>
+      </w:pPr>
+      <w:r>
+        <w:rPr>
+          <w:sz w:val="26"/>
+          <w:szCs w:val="26"/>
+        </w:rPr>
+        <w:t xml:space="preserve">The space-complexity graph shows that the iterative approach is the most space-efficient, requiring only </w:t>
+      </w:r>
+      <w:proofErr w:type="gramStart"/>
+      <w:r>
+        <w:rPr>
+          <w:sz w:val="26"/>
+          <w:szCs w:val="26"/>
+        </w:rPr>
+        <w:t>O(</w:t>
+      </w:r>
+      <w:proofErr w:type="gramEnd"/>
+      <w:r>
+        <w:rPr>
+          <w:sz w:val="26"/>
+          <w:szCs w:val="26"/>
+        </w:rPr>
+        <w:t xml:space="preserve">1) auxiliary space. The recursive approach requires O(n) space because of the recursion stack, while </w:t>
+      </w:r>
+      <w:proofErr w:type="spellStart"/>
+      <w:r>
+        <w:rPr>
+          <w:sz w:val="26"/>
+          <w:szCs w:val="26"/>
+        </w:rPr>
+        <w:t>memoization</w:t>
+      </w:r>
+      <w:proofErr w:type="spellEnd"/>
+      <w:r>
+        <w:rPr>
+          <w:sz w:val="26"/>
+          <w:szCs w:val="26"/>
+        </w:rPr>
+        <w:t xml:space="preserve"> and tabulation require O(n) space for storing calculated Fibonacci values.</w:t>
+      </w:r>
+    </w:p>
+    <w:p>
+      <w:pPr>
+        <w:rPr>
+          <w:sz w:val="26"/>
+          <w:szCs w:val="26"/>
+        </w:rPr>
+      </w:pPr>
+      <w:r>
+        <w:rPr>
+          <w:sz w:val="26"/>
+          <w:szCs w:val="26"/>
+        </w:rPr>
+        <w:t>Overall, the experimental analysis shows that the recursive approach is inefficient for large inputs due to its exponential time complexity. Dynamic Programming techniques—</w:t>
+      </w:r>
+      <w:proofErr w:type="spellStart"/>
+      <w:r>
+        <w:rPr>
+          <w:sz w:val="26"/>
+          <w:szCs w:val="26"/>
+        </w:rPr>
+        <w:t>memoization</w:t>
+      </w:r>
+      <w:proofErr w:type="spellEnd"/>
+      <w:r>
+        <w:rPr>
+          <w:sz w:val="26"/>
+          <w:szCs w:val="26"/>
+        </w:rPr>
+        <w:t xml:space="preserve"> and tabulation—significantly improve execution time to O(n), although they require additional memory. The iterative approach provides the best overall efficiency because it achieves O(n) time while using only </w:t>
+      </w:r>
+      <w:proofErr w:type="gramStart"/>
+      <w:r>
+        <w:rPr>
+          <w:sz w:val="26"/>
+          <w:szCs w:val="26"/>
+        </w:rPr>
+        <w:t>O(</w:t>
+      </w:r>
+      <w:proofErr w:type="gramEnd"/>
+      <w:r>
+        <w:rPr>
+          <w:sz w:val="26"/>
+          <w:szCs w:val="26"/>
+        </w:rPr>
+        <w:t>1) extra space. Therefore, for calculating the Fibonacci series efficiently, the iterative approach offers the best balance of time and space complexity.</w:t>
+      </w:r>
     </w:p>
     <w:sectPr>
       <w:pgSz w:w="11906" w:h="16838"/>
@@ -18782,6 +21657,103 @@
     </w:sectPr>
   </w:body>
 </w:document>
+</file>
+
+<file path=word/numbering.xml><?xml version="1.0" encoding="utf-8"?>
+<w:numbering xmlns:wpc="http://schemas.microsoft.com/office/word/2010/wordprocessingCanvas" xmlns:cx="http://schemas.microsoft.com/office/drawing/2014/chartex" xmlns:cx1="http://schemas.microsoft.com/office/drawing/2015/9/8/chartex" xmlns:cx2="http://schemas.microsoft.com/office/drawing/2015/10/21/chartex" xmlns:cx3="http://schemas.microsoft.com/office/drawing/2016/5/9/chartex" xmlns:cx4="http://schemas.microsoft.com/office/drawing/2016/5/10/chartex" xmlns:cx5="http://schemas.microsoft.com/office/drawing/2016/5/11/chartex" xmlns:cx6="http://schemas.microsoft.com/office/drawing/2016/5/12/chartex" xmlns:cx7="http://schemas.microsoft.com/office/drawing/2016/5/13/chartex" xmlns:cx8="http://schemas.microsoft.com/office/drawing/2016/5/14/chartex" xmlns:mc="http://schemas.openxmlformats.org/markup-compatibility/2006" xmlns:aink="http://schemas.microsoft.com/office/drawing/2016/ink" xmlns:am3d="http://schemas.microsoft.com/office/drawing/2017/model3d" xmlns:o="urn:schemas-microsoft-com:office:office" xmlns:oel="http://schemas.microsoft.com/office/2019/extlst" xmlns:r="http://schemas.openxmlformats.org/officeDocument/2006/relationships" xmlns:m="http://schemas.openxmlformats.org/officeDocument/2006/math" xmlns:v="urn:schemas-microsoft-com:vml" xmlns:wp14="http://schemas.microsoft.com/office/word/2010/wordprocessingDrawing" xmlns:wp="http://schemas.openxmlformats.org/drawingml/2006/wordprocessingDrawing" xmlns:w10="urn:schemas-microsoft-com:office:word" xmlns:w="http://schemas.openxmlformats.org/wordprocessingml/2006/main" xmlns:w14="http://schemas.microsoft.com/office/word/2010/wordml" xmlns:w15="http://schemas.microsoft.com/office/word/2012/wordml" xmlns:w16cex="http://schemas.microsoft.com/office/word/2018/wordml/cex" xmlns:w16cid="http://schemas.microsoft.com/office/word/2016/wordml/cid" xmlns:w16="http://schemas.microsoft.com/office/word/2018/wordml" xmlns:w16du="http://schemas.microsoft.com/office/word/2023/wordml/word16du" xmlns:w16sdtdh="http://schemas.microsoft.com/office/word/2020/wordml/sdtdatahash" xmlns:w16sdtfl="http://schemas.microsoft.com/office/word/2024/wordml/sdtformatlock" xmlns:w16se="http://schemas.microsoft.com/office/word/2015/wordml/symex" xmlns:wpg="http://schemas.microsoft.com/office/word/2010/wordprocessingGroup" xmlns:wpi="http://schemas.microsoft.com/office/word/2010/wordprocessingInk" xmlns:wne="http://schemas.microsoft.com/office/word/2006/wordml" xmlns:wps="http://schemas.microsoft.com/office/word/2010/wordprocessingShape" mc:Ignorable="w14 w15 w16se w16cid w16 w16cex w16sdtdh w16sdtfl w16du wp14">
+  <w:abstractNum w:abstractNumId="0" w15:restartNumberingAfterBreak="0">
+    <w:nsid w:val="649B5DE6"/>
+    <w:multiLevelType w:val="hybridMultilevel"/>
+    <w:tmpl w:val="DFB24C48"/>
+    <w:lvl w:ilvl="0" w:tplc="40090017">
+      <w:start w:val="1"/>
+      <w:numFmt w:val="lowerLetter"/>
+      <w:lvlText w:val="%1)"/>
+      <w:lvlJc w:val="left"/>
+      <w:pPr>
+        <w:ind w:left="643" w:hanging="360"/>
+      </w:pPr>
+      <w:rPr>
+        <w:rFonts w:hint="default"/>
+      </w:rPr>
+    </w:lvl>
+    <w:lvl w:ilvl="1" w:tplc="40090019" w:tentative="1">
+      <w:start w:val="1"/>
+      <w:numFmt w:val="lowerLetter"/>
+      <w:lvlText w:val="%2."/>
+      <w:lvlJc w:val="left"/>
+      <w:pPr>
+        <w:ind w:left="1363" w:hanging="360"/>
+      </w:pPr>
+    </w:lvl>
+    <w:lvl w:ilvl="2" w:tplc="4009001B" w:tentative="1">
+      <w:start w:val="1"/>
+      <w:numFmt w:val="lowerRoman"/>
+      <w:lvlText w:val="%3."/>
+      <w:lvlJc w:val="right"/>
+      <w:pPr>
+        <w:ind w:left="2083" w:hanging="180"/>
+      </w:pPr>
+    </w:lvl>
+    <w:lvl w:ilvl="3" w:tplc="4009000F" w:tentative="1">
+      <w:start w:val="1"/>
+      <w:numFmt w:val="decimal"/>
+      <w:lvlText w:val="%4."/>
+      <w:lvlJc w:val="left"/>
+      <w:pPr>
+        <w:ind w:left="2803" w:hanging="360"/>
+      </w:pPr>
+    </w:lvl>
+    <w:lvl w:ilvl="4" w:tplc="40090019" w:tentative="1">
+      <w:start w:val="1"/>
+      <w:numFmt w:val="lowerLetter"/>
+      <w:lvlText w:val="%5."/>
+      <w:lvlJc w:val="left"/>
+      <w:pPr>
+        <w:ind w:left="3523" w:hanging="360"/>
+      </w:pPr>
+    </w:lvl>
+    <w:lvl w:ilvl="5" w:tplc="4009001B" w:tentative="1">
+      <w:start w:val="1"/>
+      <w:numFmt w:val="lowerRoman"/>
+      <w:lvlText w:val="%6."/>
+      <w:lvlJc w:val="right"/>
+      <w:pPr>
+        <w:ind w:left="4243" w:hanging="180"/>
+      </w:pPr>
+    </w:lvl>
+    <w:lvl w:ilvl="6" w:tplc="4009000F" w:tentative="1">
+      <w:start w:val="1"/>
+      <w:numFmt w:val="decimal"/>
+      <w:lvlText w:val="%7."/>
+      <w:lvlJc w:val="left"/>
+      <w:pPr>
+        <w:ind w:left="4963" w:hanging="360"/>
+      </w:pPr>
+    </w:lvl>
+    <w:lvl w:ilvl="7" w:tplc="40090019" w:tentative="1">
+      <w:start w:val="1"/>
+      <w:numFmt w:val="lowerLetter"/>
+      <w:lvlText w:val="%8."/>
+      <w:lvlJc w:val="left"/>
+      <w:pPr>
+        <w:ind w:left="5683" w:hanging="360"/>
+      </w:pPr>
+    </w:lvl>
+    <w:lvl w:ilvl="8" w:tplc="4009001B" w:tentative="1">
+      <w:start w:val="1"/>
+      <w:numFmt w:val="lowerRoman"/>
+      <w:lvlText w:val="%9."/>
+      <w:lvlJc w:val="right"/>
+      <w:pPr>
+        <w:ind w:left="6403" w:hanging="180"/>
+      </w:pPr>
+    </w:lvl>
+  </w:abstractNum>
+  <w:num w:numId="1" w16cid:durableId="147286052">
+    <w:abstractNumId w:val="0"/>
+  </w:num>
+</w:numbering>
 </file>
 
 <file path=word/styles.xml><?xml version="1.0" encoding="utf-8"?>

--- a/Practical file -ADA.docx
+++ b/Practical file -ADA.docx
@@ -20203,6 +20203,7 @@
         <w:rPr>
           <w:b/>
           <w:bCs/>
+          <w:noProof/>
           <w:sz w:val="28"/>
           <w:szCs w:val="28"/>
         </w:rPr>
@@ -21286,6 +21287,7 @@
         <w:rPr>
           <w:b/>
           <w:bCs/>
+          <w:noProof/>
           <w:sz w:val="28"/>
           <w:szCs w:val="28"/>
         </w:rPr>
@@ -21339,6 +21341,7 @@
         <w:rPr>
           <w:b/>
           <w:bCs/>
+          <w:noProof/>
           <w:sz w:val="28"/>
           <w:szCs w:val="28"/>
         </w:rPr>
@@ -21423,6 +21426,7 @@
         <w:rPr>
           <w:b/>
           <w:bCs/>
+          <w:noProof/>
           <w:sz w:val="28"/>
           <w:szCs w:val="28"/>
         </w:rPr>
@@ -21642,6 +21646,1995 @@
         </w:rPr>
         <w:t>1) extra space. Therefore, for calculating the Fibonacci series efficiently, the iterative approach offers the best balance of time and space complexity.</w:t>
       </w:r>
+    </w:p>
+    <w:p>
+      <w:pPr>
+        <w:rPr>
+          <w:sz w:val="26"/>
+          <w:szCs w:val="26"/>
+        </w:rPr>
+      </w:pPr>
+    </w:p>
+    <w:p>
+      <w:pPr>
+        <w:rPr>
+          <w:sz w:val="26"/>
+          <w:szCs w:val="26"/>
+        </w:rPr>
+      </w:pPr>
+    </w:p>
+    <w:p>
+      <w:pPr>
+        <w:rPr>
+          <w:sz w:val="26"/>
+          <w:szCs w:val="26"/>
+        </w:rPr>
+      </w:pPr>
+    </w:p>
+    <w:p>
+      <w:pPr>
+        <w:rPr>
+          <w:sz w:val="26"/>
+          <w:szCs w:val="26"/>
+        </w:rPr>
+      </w:pPr>
+    </w:p>
+    <w:p>
+      <w:pPr>
+        <w:rPr>
+          <w:sz w:val="26"/>
+          <w:szCs w:val="26"/>
+        </w:rPr>
+      </w:pPr>
+    </w:p>
+    <w:p>
+      <w:pPr>
+        <w:rPr>
+          <w:sz w:val="26"/>
+          <w:szCs w:val="26"/>
+        </w:rPr>
+      </w:pPr>
+    </w:p>
+    <w:p>
+      <w:pPr>
+        <w:rPr>
+          <w:sz w:val="26"/>
+          <w:szCs w:val="26"/>
+        </w:rPr>
+      </w:pPr>
+    </w:p>
+    <w:p>
+      <w:pPr>
+        <w:rPr>
+          <w:sz w:val="26"/>
+          <w:szCs w:val="26"/>
+        </w:rPr>
+      </w:pPr>
+    </w:p>
+    <w:p>
+      <w:pPr>
+        <w:rPr>
+          <w:sz w:val="26"/>
+          <w:szCs w:val="26"/>
+        </w:rPr>
+      </w:pPr>
+    </w:p>
+    <w:p>
+      <w:pPr>
+        <w:rPr>
+          <w:sz w:val="26"/>
+          <w:szCs w:val="26"/>
+        </w:rPr>
+      </w:pPr>
+    </w:p>
+    <w:p>
+      <w:pPr>
+        <w:rPr>
+          <w:sz w:val="26"/>
+          <w:szCs w:val="26"/>
+        </w:rPr>
+      </w:pPr>
+    </w:p>
+    <w:p>
+      <w:pPr>
+        <w:jc w:val="center"/>
+        <w:rPr>
+          <w:b/>
+          <w:bCs/>
+          <w:sz w:val="36"/>
+          <w:szCs w:val="36"/>
+        </w:rPr>
+      </w:pPr>
+      <w:r>
+        <w:rPr>
+          <w:b/>
+          <w:bCs/>
+          <w:sz w:val="36"/>
+          <w:szCs w:val="36"/>
+        </w:rPr>
+        <w:lastRenderedPageBreak/>
+        <w:t>Practical-10</w:t>
+      </w:r>
+    </w:p>
+    <w:p>
+      <w:pPr>
+        <w:rPr>
+          <w:b/>
+          <w:bCs/>
+          <w:sz w:val="36"/>
+          <w:szCs w:val="36"/>
+        </w:rPr>
+      </w:pPr>
+    </w:p>
+    <w:p>
+      <w:pPr>
+        <w:rPr>
+          <w:sz w:val="28"/>
+          <w:szCs w:val="28"/>
+        </w:rPr>
+      </w:pPr>
+      <w:r>
+        <w:rPr>
+          <w:b/>
+          <w:bCs/>
+          <w:sz w:val="28"/>
+          <w:szCs w:val="28"/>
+        </w:rPr>
+        <w:t>Objective:</w:t>
+      </w:r>
+      <w:r>
+        <w:rPr>
+          <w:rFonts w:ascii="Roboto" w:hAnsi="Roboto"/>
+          <w:color w:val="1F1F1F"/>
+          <w:sz w:val="21"/>
+          <w:szCs w:val="21"/>
+          <w:shd w:val="clear" w:color="auto" w:fill="FFFFFF"/>
+        </w:rPr>
+        <w:t xml:space="preserve"> </w:t>
+      </w:r>
+      <w:r>
+        <w:rPr>
+          <w:sz w:val="28"/>
+          <w:szCs w:val="28"/>
+        </w:rPr>
+        <w:t>Given with their start and finish times, select the maximum number of mutually compatible (non-overlapping) activities that can be performed by a single person, assuming only one activity can be performed at a time.</w:t>
+      </w:r>
+    </w:p>
+    <w:p>
+      <w:pPr>
+        <w:rPr>
+          <w:b/>
+          <w:bCs/>
+          <w:sz w:val="28"/>
+          <w:szCs w:val="28"/>
+        </w:rPr>
+      </w:pPr>
+      <w:r>
+        <w:rPr>
+          <w:b/>
+          <w:bCs/>
+          <w:sz w:val="28"/>
+          <w:szCs w:val="28"/>
+        </w:rPr>
+        <w:t>Algorithms:</w:t>
+      </w:r>
+    </w:p>
+    <w:p>
+      <w:pPr>
+        <w:rPr>
+          <w:b/>
+          <w:bCs/>
+          <w:sz w:val="28"/>
+          <w:szCs w:val="28"/>
+          <w:u w:val="single"/>
+        </w:rPr>
+      </w:pPr>
+      <w:r>
+        <w:rPr>
+          <w:b/>
+          <w:bCs/>
+          <w:sz w:val="28"/>
+          <w:szCs w:val="28"/>
+          <w:u w:val="single"/>
+        </w:rPr>
+        <w:t>Brute Force (Naive) Approach</w:t>
+      </w:r>
+      <w:r>
+        <w:rPr>
+          <w:b/>
+          <w:bCs/>
+          <w:sz w:val="28"/>
+          <w:szCs w:val="28"/>
+          <w:u w:val="single"/>
+        </w:rPr>
+        <w:t>:</w:t>
+      </w:r>
+    </w:p>
+    <w:p>
+      <w:r>
+        <w:t>ALGORITHM BRUTE_FORCE_ACTIVITY_</w:t>
+      </w:r>
+      <w:proofErr w:type="gramStart"/>
+      <w:r>
+        <w:t>SELECTION(</w:t>
+      </w:r>
+      <w:proofErr w:type="gramEnd"/>
+      <w:r>
+        <w:t>start, finish, n)</w:t>
+      </w:r>
+    </w:p>
+    <w:p>
+      <w:r>
+        <w:t xml:space="preserve">    </w:t>
+      </w:r>
+      <w:proofErr w:type="spellStart"/>
+      <w:r>
+        <w:t>maxCount</w:t>
+      </w:r>
+      <w:proofErr w:type="spellEnd"/>
+      <w:r>
+        <w:t xml:space="preserve"> ← 0</w:t>
+      </w:r>
+    </w:p>
+    <w:p>
+      <w:r>
+        <w:t xml:space="preserve">    for every possible subset S of the n activities</w:t>
+      </w:r>
+    </w:p>
+    <w:p>
+      <w:r>
+        <w:t xml:space="preserve">        if S is compatible</w:t>
+      </w:r>
+    </w:p>
+    <w:p>
+      <w:r>
+        <w:t xml:space="preserve">            count ← number of activities in S</w:t>
+      </w:r>
+    </w:p>
+    <w:p>
+      <w:r>
+        <w:t xml:space="preserve">            if count &gt; </w:t>
+      </w:r>
+      <w:proofErr w:type="spellStart"/>
+      <w:r>
+        <w:t>maxCount</w:t>
+      </w:r>
+      <w:proofErr w:type="spellEnd"/>
+    </w:p>
+    <w:p>
+      <w:r>
+        <w:t xml:space="preserve">                </w:t>
+      </w:r>
+      <w:proofErr w:type="spellStart"/>
+      <w:r>
+        <w:t>maxCount</w:t>
+      </w:r>
+      <w:proofErr w:type="spellEnd"/>
+      <w:r>
+        <w:t xml:space="preserve"> ← count</w:t>
+      </w:r>
+    </w:p>
+    <w:p>
+      <w:r>
+        <w:t xml:space="preserve">    return </w:t>
+      </w:r>
+      <w:proofErr w:type="spellStart"/>
+      <w:r>
+        <w:t>maxCount</w:t>
+      </w:r>
+      <w:proofErr w:type="spellEnd"/>
+    </w:p>
+    <w:p>
+      <w:r>
+        <w:t>ALGORITHM IS_COMPATIBLE(S)</w:t>
+      </w:r>
+    </w:p>
+    <w:p>
+      <w:r>
+        <w:t xml:space="preserve">    Arrange selected activities according to their order</w:t>
+      </w:r>
+    </w:p>
+    <w:p>
+      <w:r>
+        <w:t xml:space="preserve">    for each pair of consecutive activities</w:t>
+      </w:r>
+    </w:p>
+    <w:p>
+      <w:r>
+        <w:t xml:space="preserve">        if start[current] &lt;= finish[previous]</w:t>
+      </w:r>
+    </w:p>
+    <w:p>
+      <w:r>
+        <w:t xml:space="preserve">            return FALSE</w:t>
+      </w:r>
+    </w:p>
+    <w:p>
+      <w:r>
+        <w:t xml:space="preserve">    return TRUE</w:t>
+      </w:r>
+    </w:p>
+    <w:p>
+      <w:pPr>
+        <w:rPr>
+          <w:b/>
+          <w:bCs/>
+          <w:sz w:val="28"/>
+          <w:szCs w:val="28"/>
+          <w:u w:val="single"/>
+        </w:rPr>
+      </w:pPr>
+      <w:r>
+        <w:rPr>
+          <w:b/>
+          <w:bCs/>
+          <w:sz w:val="28"/>
+          <w:szCs w:val="28"/>
+          <w:u w:val="single"/>
+        </w:rPr>
+        <w:t>Recursive Greedy Approach</w:t>
+      </w:r>
+      <w:r>
+        <w:rPr>
+          <w:b/>
+          <w:bCs/>
+          <w:sz w:val="28"/>
+          <w:szCs w:val="28"/>
+          <w:u w:val="single"/>
+        </w:rPr>
+        <w:t>:</w:t>
+      </w:r>
+    </w:p>
+    <w:p>
+      <w:r>
+        <w:t>ALGORITHM RECURSIVE_ACTIVITY_</w:t>
+      </w:r>
+      <w:proofErr w:type="gramStart"/>
+      <w:r>
+        <w:t>SELECTION(</w:t>
+      </w:r>
+      <w:proofErr w:type="gramEnd"/>
+      <w:r>
+        <w:t>activities, n, index)</w:t>
+      </w:r>
+    </w:p>
+    <w:p>
+      <w:r>
+        <w:t xml:space="preserve">    next ← index + 1</w:t>
+      </w:r>
+    </w:p>
+    <w:p>
+      <w:r>
+        <w:t xml:space="preserve">    while next &lt; n AND</w:t>
+      </w:r>
+    </w:p>
+    <w:p>
+      <w:r>
+        <w:t xml:space="preserve">          start[next] &lt;= finish[index]</w:t>
+      </w:r>
+    </w:p>
+    <w:p>
+      <w:r>
+        <w:lastRenderedPageBreak/>
+        <w:t xml:space="preserve">        next ← next + 1</w:t>
+      </w:r>
+    </w:p>
+    <w:p>
+      <w:r>
+        <w:t xml:space="preserve">    if next &gt;= n</w:t>
+      </w:r>
+    </w:p>
+    <w:p>
+      <w:r>
+        <w:t xml:space="preserve">        return 1</w:t>
+      </w:r>
+    </w:p>
+    <w:p>
+      <w:r>
+        <w:t xml:space="preserve">    return 1 + RECURSIVE_ACTIVITY_</w:t>
+      </w:r>
+      <w:proofErr w:type="gramStart"/>
+      <w:r>
+        <w:t>SELECTION(</w:t>
+      </w:r>
+      <w:proofErr w:type="gramEnd"/>
+      <w:r>
+        <w:t xml:space="preserve">activities, </w:t>
+      </w:r>
+      <w:proofErr w:type="spellStart"/>
+      <w:proofErr w:type="gramStart"/>
+      <w:r>
+        <w:t>n,next</w:t>
+      </w:r>
+      <w:proofErr w:type="spellEnd"/>
+      <w:proofErr w:type="gramEnd"/>
+      <w:r>
+        <w:t>)</w:t>
+      </w:r>
+    </w:p>
+    <w:p>
+      <w:r>
+        <w:t>ALGORITHM ACTIVITY_</w:t>
+      </w:r>
+      <w:proofErr w:type="gramStart"/>
+      <w:r>
+        <w:t>SELECTION(</w:t>
+      </w:r>
+      <w:proofErr w:type="gramEnd"/>
+      <w:r>
+        <w:t>start, finish, n)</w:t>
+      </w:r>
+    </w:p>
+    <w:p>
+      <w:r>
+        <w:t xml:space="preserve">    Create activity array</w:t>
+      </w:r>
+    </w:p>
+    <w:p>
+      <w:r>
+        <w:t xml:space="preserve">    for </w:t>
+      </w:r>
+      <w:proofErr w:type="spellStart"/>
+      <w:r>
+        <w:t>i</w:t>
+      </w:r>
+      <w:proofErr w:type="spellEnd"/>
+      <w:r>
+        <w:t xml:space="preserve"> ← 0 to n-1</w:t>
+      </w:r>
+    </w:p>
+    <w:p>
+      <w:r>
+        <w:t xml:space="preserve">        activity[</w:t>
+      </w:r>
+      <w:proofErr w:type="spellStart"/>
+      <w:r>
+        <w:t>i</w:t>
+      </w:r>
+      <w:proofErr w:type="spellEnd"/>
+      <w:proofErr w:type="gramStart"/>
+      <w:r>
+        <w:t>].start</w:t>
+      </w:r>
+      <w:proofErr w:type="gramEnd"/>
+      <w:r>
+        <w:t xml:space="preserve"> ← start[</w:t>
+      </w:r>
+      <w:proofErr w:type="spellStart"/>
+      <w:r>
+        <w:t>i</w:t>
+      </w:r>
+      <w:proofErr w:type="spellEnd"/>
+      <w:r>
+        <w:t>]</w:t>
+      </w:r>
+    </w:p>
+    <w:p>
+      <w:r>
+        <w:t xml:space="preserve">        activity[</w:t>
+      </w:r>
+      <w:proofErr w:type="spellStart"/>
+      <w:r>
+        <w:t>i</w:t>
+      </w:r>
+      <w:proofErr w:type="spellEnd"/>
+      <w:proofErr w:type="gramStart"/>
+      <w:r>
+        <w:t>].finish</w:t>
+      </w:r>
+      <w:proofErr w:type="gramEnd"/>
+      <w:r>
+        <w:t xml:space="preserve"> ← finish[</w:t>
+      </w:r>
+      <w:proofErr w:type="spellStart"/>
+      <w:r>
+        <w:t>i</w:t>
+      </w:r>
+      <w:proofErr w:type="spellEnd"/>
+      <w:r>
+        <w:t>]</w:t>
+      </w:r>
+    </w:p>
+    <w:p>
+      <w:r>
+        <w:t xml:space="preserve">    Sort activities according to finish time</w:t>
+      </w:r>
+    </w:p>
+    <w:p>
+      <w:r>
+        <w:t xml:space="preserve">    return RECURSIVE_ACTIVITY_</w:t>
+      </w:r>
+      <w:proofErr w:type="gramStart"/>
+      <w:r>
+        <w:t>SELECTION</w:t>
+      </w:r>
+      <w:r>
+        <w:t>(</w:t>
+      </w:r>
+      <w:r>
+        <w:t xml:space="preserve"> activity</w:t>
+      </w:r>
+      <w:proofErr w:type="gramEnd"/>
+      <w:r>
+        <w:t>, n, 0)</w:t>
+      </w:r>
+    </w:p>
+    <w:p>
+      <w:pPr>
+        <w:rPr>
+          <w:b/>
+          <w:bCs/>
+          <w:sz w:val="28"/>
+          <w:szCs w:val="28"/>
+          <w:u w:val="single"/>
+        </w:rPr>
+      </w:pPr>
+      <w:r>
+        <w:rPr>
+          <w:b/>
+          <w:bCs/>
+          <w:sz w:val="28"/>
+          <w:szCs w:val="28"/>
+          <w:u w:val="single"/>
+        </w:rPr>
+        <w:t>Iterative Greedy Approach</w:t>
+      </w:r>
+      <w:r>
+        <w:rPr>
+          <w:b/>
+          <w:bCs/>
+          <w:sz w:val="28"/>
+          <w:szCs w:val="28"/>
+          <w:u w:val="single"/>
+        </w:rPr>
+        <w:t>:</w:t>
+      </w:r>
+    </w:p>
+    <w:p>
+      <w:r>
+        <w:t>ALGORITHM ITERATIVE_ACTIVITY_</w:t>
+      </w:r>
+      <w:proofErr w:type="gramStart"/>
+      <w:r>
+        <w:t>SELECTION(</w:t>
+      </w:r>
+      <w:proofErr w:type="gramEnd"/>
+      <w:r>
+        <w:t>start, finish, n)</w:t>
+      </w:r>
+    </w:p>
+    <w:p>
+      <w:r>
+        <w:t xml:space="preserve">    Create activity array</w:t>
+      </w:r>
+    </w:p>
+    <w:p>
+      <w:r>
+        <w:t xml:space="preserve">    for </w:t>
+      </w:r>
+      <w:proofErr w:type="spellStart"/>
+      <w:r>
+        <w:t>i</w:t>
+      </w:r>
+      <w:proofErr w:type="spellEnd"/>
+      <w:r>
+        <w:t xml:space="preserve"> ← 0 to n-1</w:t>
+      </w:r>
+    </w:p>
+    <w:p>
+      <w:r>
+        <w:t xml:space="preserve">        activity[</w:t>
+      </w:r>
+      <w:proofErr w:type="spellStart"/>
+      <w:r>
+        <w:t>i</w:t>
+      </w:r>
+      <w:proofErr w:type="spellEnd"/>
+      <w:proofErr w:type="gramStart"/>
+      <w:r>
+        <w:t>].start</w:t>
+      </w:r>
+      <w:proofErr w:type="gramEnd"/>
+      <w:r>
+        <w:t xml:space="preserve"> ← start[</w:t>
+      </w:r>
+      <w:proofErr w:type="spellStart"/>
+      <w:r>
+        <w:t>i</w:t>
+      </w:r>
+      <w:proofErr w:type="spellEnd"/>
+      <w:r>
+        <w:t>]</w:t>
+      </w:r>
+    </w:p>
+    <w:p>
+      <w:r>
+        <w:t xml:space="preserve">        activity[</w:t>
+      </w:r>
+      <w:proofErr w:type="spellStart"/>
+      <w:r>
+        <w:t>i</w:t>
+      </w:r>
+      <w:proofErr w:type="spellEnd"/>
+      <w:proofErr w:type="gramStart"/>
+      <w:r>
+        <w:t>].finish</w:t>
+      </w:r>
+      <w:proofErr w:type="gramEnd"/>
+      <w:r>
+        <w:t xml:space="preserve"> ← finish[</w:t>
+      </w:r>
+      <w:proofErr w:type="spellStart"/>
+      <w:r>
+        <w:t>i</w:t>
+      </w:r>
+      <w:proofErr w:type="spellEnd"/>
+      <w:r>
+        <w:t>]</w:t>
+      </w:r>
+    </w:p>
+    <w:p>
+      <w:r>
+        <w:t xml:space="preserve">    Sort activities according to finish time</w:t>
+      </w:r>
+    </w:p>
+    <w:p>
+      <w:r>
+        <w:t xml:space="preserve">    count ← 1</w:t>
+      </w:r>
+    </w:p>
+    <w:p>
+      <w:r>
+        <w:t xml:space="preserve">    last ← 0</w:t>
+      </w:r>
+    </w:p>
+    <w:p>
+      <w:r>
+        <w:t xml:space="preserve">    for </w:t>
+      </w:r>
+      <w:proofErr w:type="spellStart"/>
+      <w:r>
+        <w:t>i</w:t>
+      </w:r>
+      <w:proofErr w:type="spellEnd"/>
+      <w:r>
+        <w:t xml:space="preserve"> ← 1 to n-1</w:t>
+      </w:r>
+    </w:p>
+    <w:p>
+      <w:r>
+        <w:t xml:space="preserve">        if activity[</w:t>
+      </w:r>
+      <w:proofErr w:type="spellStart"/>
+      <w:r>
+        <w:t>i</w:t>
+      </w:r>
+      <w:proofErr w:type="spellEnd"/>
+      <w:proofErr w:type="gramStart"/>
+      <w:r>
+        <w:t>].start</w:t>
+      </w:r>
+      <w:proofErr w:type="gramEnd"/>
+      <w:r>
+        <w:t xml:space="preserve"> &gt; activity[last</w:t>
+      </w:r>
+      <w:proofErr w:type="gramStart"/>
+      <w:r>
+        <w:t>].finish</w:t>
+      </w:r>
+      <w:proofErr w:type="gramEnd"/>
+    </w:p>
+    <w:p>
+      <w:r>
+        <w:t xml:space="preserve">            count ← count + 1</w:t>
+      </w:r>
+    </w:p>
+    <w:p>
+      <w:r>
+        <w:t xml:space="preserve">            last ← </w:t>
+      </w:r>
+      <w:proofErr w:type="spellStart"/>
+      <w:r>
+        <w:t>i</w:t>
+      </w:r>
+      <w:proofErr w:type="spellEnd"/>
+    </w:p>
+    <w:p>
+      <w:r>
+        <w:t xml:space="preserve">    return count</w:t>
+      </w:r>
+    </w:p>
+    <w:p/>
+    <w:p/>
+    <w:p/>
+    <w:p>
+      <w:pPr>
+        <w:rPr>
+          <w:b/>
+          <w:bCs/>
+          <w:sz w:val="28"/>
+          <w:szCs w:val="28"/>
+        </w:rPr>
+      </w:pPr>
+      <w:r>
+        <w:rPr>
+          <w:b/>
+          <w:bCs/>
+          <w:sz w:val="28"/>
+          <w:szCs w:val="28"/>
+        </w:rPr>
+        <w:lastRenderedPageBreak/>
+        <w:t>C Codes:</w:t>
+      </w:r>
+    </w:p>
+    <w:p>
+      <w:pPr>
+        <w:rPr>
+          <w:b/>
+          <w:bCs/>
+          <w:sz w:val="28"/>
+          <w:szCs w:val="28"/>
+          <w:u w:val="single"/>
+        </w:rPr>
+      </w:pPr>
+      <w:r>
+        <w:rPr>
+          <w:b/>
+          <w:bCs/>
+          <w:sz w:val="28"/>
+          <w:szCs w:val="28"/>
+          <w:u w:val="single"/>
+        </w:rPr>
+        <w:t>Brute Force (Naive) Approach</w:t>
+      </w:r>
+      <w:r>
+        <w:rPr>
+          <w:b/>
+          <w:bCs/>
+          <w:sz w:val="28"/>
+          <w:szCs w:val="28"/>
+          <w:u w:val="single"/>
+        </w:rPr>
+        <w:t>:</w:t>
+      </w:r>
+    </w:p>
+    <w:p>
+      <w:pPr>
+        <w:rPr>
+          <w:b/>
+          <w:bCs/>
+          <w:sz w:val="28"/>
+          <w:szCs w:val="28"/>
+        </w:rPr>
+      </w:pPr>
+      <w:r>
+        <w:rPr>
+          <w:b/>
+          <w:bCs/>
+          <w:sz w:val="28"/>
+          <w:szCs w:val="28"/>
+        </w:rPr>
+        <w:drawing>
+          <wp:inline distT="0" distB="0" distL="0" distR="0" wp14:anchorId="2F41A470" wp14:editId="044E2140">
+            <wp:extent cx="4426177" cy="4858000"/>
+            <wp:effectExtent l="0" t="0" r="0" b="0"/>
+            <wp:docPr id="1552258423" name="Picture 1"/>
+            <wp:cNvGraphicFramePr>
+              <a:graphicFrameLocks xmlns:a="http://schemas.openxmlformats.org/drawingml/2006/main" noChangeAspect="1"/>
+            </wp:cNvGraphicFramePr>
+            <a:graphic xmlns:a="http://schemas.openxmlformats.org/drawingml/2006/main">
+              <a:graphicData uri="http://schemas.openxmlformats.org/drawingml/2006/picture">
+                <pic:pic xmlns:pic="http://schemas.openxmlformats.org/drawingml/2006/picture">
+                  <pic:nvPicPr>
+                    <pic:cNvPr id="1552258423" name=""/>
+                    <pic:cNvPicPr/>
+                  </pic:nvPicPr>
+                  <pic:blipFill>
+                    <a:blip r:embed="rId40"/>
+                    <a:stretch>
+                      <a:fillRect/>
+                    </a:stretch>
+                  </pic:blipFill>
+                  <pic:spPr>
+                    <a:xfrm>
+                      <a:off x="0" y="0"/>
+                      <a:ext cx="4426177" cy="4858000"/>
+                    </a:xfrm>
+                    <a:prstGeom prst="rect">
+                      <a:avLst/>
+                    </a:prstGeom>
+                  </pic:spPr>
+                </pic:pic>
+              </a:graphicData>
+            </a:graphic>
+          </wp:inline>
+        </w:drawing>
+      </w:r>
+    </w:p>
+    <w:p>
+      <w:pPr>
+        <w:rPr>
+          <w:b/>
+          <w:bCs/>
+          <w:sz w:val="28"/>
+          <w:szCs w:val="28"/>
+        </w:rPr>
+      </w:pPr>
+      <w:r>
+        <w:rPr>
+          <w:b/>
+          <w:bCs/>
+          <w:sz w:val="28"/>
+          <w:szCs w:val="28"/>
+        </w:rPr>
+        <w:drawing>
+          <wp:inline distT="0" distB="0" distL="0" distR="0" wp14:anchorId="4127485F" wp14:editId="1B102A59">
+            <wp:extent cx="4210266" cy="2273417"/>
+            <wp:effectExtent l="0" t="0" r="0" b="0"/>
+            <wp:docPr id="338994895" name="Picture 1"/>
+            <wp:cNvGraphicFramePr>
+              <a:graphicFrameLocks xmlns:a="http://schemas.openxmlformats.org/drawingml/2006/main" noChangeAspect="1"/>
+            </wp:cNvGraphicFramePr>
+            <a:graphic xmlns:a="http://schemas.openxmlformats.org/drawingml/2006/main">
+              <a:graphicData uri="http://schemas.openxmlformats.org/drawingml/2006/picture">
+                <pic:pic xmlns:pic="http://schemas.openxmlformats.org/drawingml/2006/picture">
+                  <pic:nvPicPr>
+                    <pic:cNvPr id="338994895" name=""/>
+                    <pic:cNvPicPr/>
+                  </pic:nvPicPr>
+                  <pic:blipFill>
+                    <a:blip r:embed="rId41"/>
+                    <a:stretch>
+                      <a:fillRect/>
+                    </a:stretch>
+                  </pic:blipFill>
+                  <pic:spPr>
+                    <a:xfrm>
+                      <a:off x="0" y="0"/>
+                      <a:ext cx="4210266" cy="2273417"/>
+                    </a:xfrm>
+                    <a:prstGeom prst="rect">
+                      <a:avLst/>
+                    </a:prstGeom>
+                  </pic:spPr>
+                </pic:pic>
+              </a:graphicData>
+            </a:graphic>
+          </wp:inline>
+        </w:drawing>
+      </w:r>
+    </w:p>
+    <w:p>
+      <w:pPr>
+        <w:rPr>
+          <w:b/>
+          <w:bCs/>
+          <w:sz w:val="28"/>
+          <w:szCs w:val="28"/>
+        </w:rPr>
+      </w:pPr>
+    </w:p>
+    <w:p>
+      <w:pPr>
+        <w:rPr>
+          <w:b/>
+          <w:bCs/>
+          <w:sz w:val="28"/>
+          <w:szCs w:val="28"/>
+        </w:rPr>
+      </w:pPr>
+    </w:p>
+    <w:p>
+      <w:pPr>
+        <w:rPr>
+          <w:b/>
+          <w:bCs/>
+          <w:sz w:val="28"/>
+          <w:szCs w:val="28"/>
+        </w:rPr>
+      </w:pPr>
+      <w:r>
+        <w:rPr>
+          <w:b/>
+          <w:bCs/>
+          <w:sz w:val="28"/>
+          <w:szCs w:val="28"/>
+        </w:rPr>
+        <w:lastRenderedPageBreak/>
+        <w:drawing>
+          <wp:inline distT="0" distB="0" distL="0" distR="0" wp14:anchorId="261155C4" wp14:editId="0213FB2D">
+            <wp:extent cx="4121362" cy="4781796"/>
+            <wp:effectExtent l="0" t="0" r="0" b="0"/>
+            <wp:docPr id="608008428" name="Picture 1"/>
+            <wp:cNvGraphicFramePr>
+              <a:graphicFrameLocks xmlns:a="http://schemas.openxmlformats.org/drawingml/2006/main" noChangeAspect="1"/>
+            </wp:cNvGraphicFramePr>
+            <a:graphic xmlns:a="http://schemas.openxmlformats.org/drawingml/2006/main">
+              <a:graphicData uri="http://schemas.openxmlformats.org/drawingml/2006/picture">
+                <pic:pic xmlns:pic="http://schemas.openxmlformats.org/drawingml/2006/picture">
+                  <pic:nvPicPr>
+                    <pic:cNvPr id="608008428" name=""/>
+                    <pic:cNvPicPr/>
+                  </pic:nvPicPr>
+                  <pic:blipFill>
+                    <a:blip r:embed="rId42"/>
+                    <a:stretch>
+                      <a:fillRect/>
+                    </a:stretch>
+                  </pic:blipFill>
+                  <pic:spPr>
+                    <a:xfrm>
+                      <a:off x="0" y="0"/>
+                      <a:ext cx="4121362" cy="4781796"/>
+                    </a:xfrm>
+                    <a:prstGeom prst="rect">
+                      <a:avLst/>
+                    </a:prstGeom>
+                  </pic:spPr>
+                </pic:pic>
+              </a:graphicData>
+            </a:graphic>
+          </wp:inline>
+        </w:drawing>
+      </w:r>
+    </w:p>
+    <w:p>
+      <w:pPr>
+        <w:rPr>
+          <w:b/>
+          <w:bCs/>
+          <w:sz w:val="28"/>
+          <w:szCs w:val="28"/>
+          <w:u w:val="single"/>
+        </w:rPr>
+      </w:pPr>
+      <w:r>
+        <w:rPr>
+          <w:b/>
+          <w:bCs/>
+          <w:sz w:val="28"/>
+          <w:szCs w:val="28"/>
+          <w:u w:val="single"/>
+        </w:rPr>
+        <w:t>Recursive Greedy Approach</w:t>
+      </w:r>
+      <w:r>
+        <w:rPr>
+          <w:b/>
+          <w:bCs/>
+          <w:sz w:val="28"/>
+          <w:szCs w:val="28"/>
+          <w:u w:val="single"/>
+        </w:rPr>
+        <w:t>:</w:t>
+      </w:r>
+    </w:p>
+    <w:p>
+      <w:pPr>
+        <w:rPr>
+          <w:b/>
+          <w:bCs/>
+          <w:sz w:val="28"/>
+          <w:szCs w:val="28"/>
+        </w:rPr>
+      </w:pPr>
+      <w:r>
+        <w:rPr>
+          <w:b/>
+          <w:bCs/>
+          <w:sz w:val="28"/>
+          <w:szCs w:val="28"/>
+        </w:rPr>
+        <w:drawing>
+          <wp:inline distT="0" distB="0" distL="0" distR="0" wp14:anchorId="588AB952" wp14:editId="5CF451A9">
+            <wp:extent cx="4578585" cy="2368672"/>
+            <wp:effectExtent l="0" t="0" r="0" b="0"/>
+            <wp:docPr id="1664082070" name="Picture 1"/>
+            <wp:cNvGraphicFramePr>
+              <a:graphicFrameLocks xmlns:a="http://schemas.openxmlformats.org/drawingml/2006/main" noChangeAspect="1"/>
+            </wp:cNvGraphicFramePr>
+            <a:graphic xmlns:a="http://schemas.openxmlformats.org/drawingml/2006/main">
+              <a:graphicData uri="http://schemas.openxmlformats.org/drawingml/2006/picture">
+                <pic:pic xmlns:pic="http://schemas.openxmlformats.org/drawingml/2006/picture">
+                  <pic:nvPicPr>
+                    <pic:cNvPr id="1664082070" name=""/>
+                    <pic:cNvPicPr/>
+                  </pic:nvPicPr>
+                  <pic:blipFill>
+                    <a:blip r:embed="rId43"/>
+                    <a:stretch>
+                      <a:fillRect/>
+                    </a:stretch>
+                  </pic:blipFill>
+                  <pic:spPr>
+                    <a:xfrm>
+                      <a:off x="0" y="0"/>
+                      <a:ext cx="4578585" cy="2368672"/>
+                    </a:xfrm>
+                    <a:prstGeom prst="rect">
+                      <a:avLst/>
+                    </a:prstGeom>
+                  </pic:spPr>
+                </pic:pic>
+              </a:graphicData>
+            </a:graphic>
+          </wp:inline>
+        </w:drawing>
+      </w:r>
+    </w:p>
+    <w:p>
+      <w:pPr>
+        <w:rPr>
+          <w:b/>
+          <w:bCs/>
+          <w:sz w:val="28"/>
+          <w:szCs w:val="28"/>
+        </w:rPr>
+      </w:pPr>
+    </w:p>
+    <w:p>
+      <w:pPr>
+        <w:rPr>
+          <w:b/>
+          <w:bCs/>
+          <w:sz w:val="28"/>
+          <w:szCs w:val="28"/>
+        </w:rPr>
+      </w:pPr>
+    </w:p>
+    <w:p>
+      <w:pPr>
+        <w:rPr>
+          <w:b/>
+          <w:bCs/>
+          <w:sz w:val="28"/>
+          <w:szCs w:val="28"/>
+        </w:rPr>
+      </w:pPr>
+    </w:p>
+    <w:p>
+      <w:pPr>
+        <w:rPr>
+          <w:b/>
+          <w:bCs/>
+          <w:sz w:val="28"/>
+          <w:szCs w:val="28"/>
+        </w:rPr>
+      </w:pPr>
+      <w:r>
+        <w:rPr>
+          <w:b/>
+          <w:bCs/>
+          <w:sz w:val="28"/>
+          <w:szCs w:val="28"/>
+        </w:rPr>
+        <w:lastRenderedPageBreak/>
+        <w:drawing>
+          <wp:inline distT="0" distB="0" distL="0" distR="0" wp14:anchorId="02B9548B" wp14:editId="1AECFD97">
+            <wp:extent cx="5112013" cy="4502381"/>
+            <wp:effectExtent l="0" t="0" r="0" b="0"/>
+            <wp:docPr id="17629913" name="Picture 1"/>
+            <wp:cNvGraphicFramePr>
+              <a:graphicFrameLocks xmlns:a="http://schemas.openxmlformats.org/drawingml/2006/main" noChangeAspect="1"/>
+            </wp:cNvGraphicFramePr>
+            <a:graphic xmlns:a="http://schemas.openxmlformats.org/drawingml/2006/main">
+              <a:graphicData uri="http://schemas.openxmlformats.org/drawingml/2006/picture">
+                <pic:pic xmlns:pic="http://schemas.openxmlformats.org/drawingml/2006/picture">
+                  <pic:nvPicPr>
+                    <pic:cNvPr id="17629913" name=""/>
+                    <pic:cNvPicPr/>
+                  </pic:nvPicPr>
+                  <pic:blipFill>
+                    <a:blip r:embed="rId44"/>
+                    <a:stretch>
+                      <a:fillRect/>
+                    </a:stretch>
+                  </pic:blipFill>
+                  <pic:spPr>
+                    <a:xfrm>
+                      <a:off x="0" y="0"/>
+                      <a:ext cx="5112013" cy="4502381"/>
+                    </a:xfrm>
+                    <a:prstGeom prst="rect">
+                      <a:avLst/>
+                    </a:prstGeom>
+                  </pic:spPr>
+                </pic:pic>
+              </a:graphicData>
+            </a:graphic>
+          </wp:inline>
+        </w:drawing>
+      </w:r>
+    </w:p>
+    <w:p>
+      <w:pPr>
+        <w:rPr>
+          <w:b/>
+          <w:bCs/>
+          <w:sz w:val="28"/>
+          <w:szCs w:val="28"/>
+        </w:rPr>
+      </w:pPr>
+      <w:r>
+        <w:rPr>
+          <w:b/>
+          <w:bCs/>
+          <w:sz w:val="28"/>
+          <w:szCs w:val="28"/>
+        </w:rPr>
+        <w:drawing>
+          <wp:inline distT="0" distB="0" distL="0" distR="0" wp14:anchorId="1B4CED3F" wp14:editId="71363BA3">
+            <wp:extent cx="4400776" cy="1524078"/>
+            <wp:effectExtent l="0" t="0" r="0" b="0"/>
+            <wp:docPr id="1847563539" name="Picture 1"/>
+            <wp:cNvGraphicFramePr>
+              <a:graphicFrameLocks xmlns:a="http://schemas.openxmlformats.org/drawingml/2006/main" noChangeAspect="1"/>
+            </wp:cNvGraphicFramePr>
+            <a:graphic xmlns:a="http://schemas.openxmlformats.org/drawingml/2006/main">
+              <a:graphicData uri="http://schemas.openxmlformats.org/drawingml/2006/picture">
+                <pic:pic xmlns:pic="http://schemas.openxmlformats.org/drawingml/2006/picture">
+                  <pic:nvPicPr>
+                    <pic:cNvPr id="1847563539" name=""/>
+                    <pic:cNvPicPr/>
+                  </pic:nvPicPr>
+                  <pic:blipFill>
+                    <a:blip r:embed="rId45"/>
+                    <a:stretch>
+                      <a:fillRect/>
+                    </a:stretch>
+                  </pic:blipFill>
+                  <pic:spPr>
+                    <a:xfrm>
+                      <a:off x="0" y="0"/>
+                      <a:ext cx="4400776" cy="1524078"/>
+                    </a:xfrm>
+                    <a:prstGeom prst="rect">
+                      <a:avLst/>
+                    </a:prstGeom>
+                  </pic:spPr>
+                </pic:pic>
+              </a:graphicData>
+            </a:graphic>
+          </wp:inline>
+        </w:drawing>
+      </w:r>
+    </w:p>
+    <w:p>
+      <w:pPr>
+        <w:rPr>
+          <w:b/>
+          <w:bCs/>
+          <w:sz w:val="28"/>
+          <w:szCs w:val="28"/>
+          <w:u w:val="single"/>
+        </w:rPr>
+      </w:pPr>
+      <w:r>
+        <w:rPr>
+          <w:b/>
+          <w:bCs/>
+          <w:sz w:val="28"/>
+          <w:szCs w:val="28"/>
+          <w:u w:val="single"/>
+        </w:rPr>
+        <w:t>Iterative Greedy Approach</w:t>
+      </w:r>
+      <w:r>
+        <w:rPr>
+          <w:b/>
+          <w:bCs/>
+          <w:sz w:val="28"/>
+          <w:szCs w:val="28"/>
+          <w:u w:val="single"/>
+        </w:rPr>
+        <w:t>:</w:t>
+      </w:r>
+    </w:p>
+    <w:p>
+      <w:pPr>
+        <w:rPr>
+          <w:b/>
+          <w:bCs/>
+          <w:sz w:val="28"/>
+          <w:szCs w:val="28"/>
+        </w:rPr>
+      </w:pPr>
+      <w:r>
+        <w:rPr>
+          <w:b/>
+          <w:bCs/>
+          <w:sz w:val="28"/>
+          <w:szCs w:val="28"/>
+        </w:rPr>
+        <w:drawing>
+          <wp:inline distT="0" distB="0" distL="0" distR="0" wp14:anchorId="66206415" wp14:editId="3FB64C34">
+            <wp:extent cx="4714240" cy="2168078"/>
+            <wp:effectExtent l="0" t="0" r="0" b="3810"/>
+            <wp:docPr id="527320082" name="Picture 1"/>
+            <wp:cNvGraphicFramePr>
+              <a:graphicFrameLocks xmlns:a="http://schemas.openxmlformats.org/drawingml/2006/main" noChangeAspect="1"/>
+            </wp:cNvGraphicFramePr>
+            <a:graphic xmlns:a="http://schemas.openxmlformats.org/drawingml/2006/main">
+              <a:graphicData uri="http://schemas.openxmlformats.org/drawingml/2006/picture">
+                <pic:pic xmlns:pic="http://schemas.openxmlformats.org/drawingml/2006/picture">
+                  <pic:nvPicPr>
+                    <pic:cNvPr id="527320082" name=""/>
+                    <pic:cNvPicPr/>
+                  </pic:nvPicPr>
+                  <pic:blipFill>
+                    <a:blip r:embed="rId46"/>
+                    <a:stretch>
+                      <a:fillRect/>
+                    </a:stretch>
+                  </pic:blipFill>
+                  <pic:spPr>
+                    <a:xfrm>
+                      <a:off x="0" y="0"/>
+                      <a:ext cx="4735496" cy="2177854"/>
+                    </a:xfrm>
+                    <a:prstGeom prst="rect">
+                      <a:avLst/>
+                    </a:prstGeom>
+                  </pic:spPr>
+                </pic:pic>
+              </a:graphicData>
+            </a:graphic>
+          </wp:inline>
+        </w:drawing>
+      </w:r>
+    </w:p>
+    <w:p>
+      <w:pPr>
+        <w:rPr>
+          <w:b/>
+          <w:bCs/>
+          <w:sz w:val="28"/>
+          <w:szCs w:val="28"/>
+        </w:rPr>
+      </w:pPr>
+      <w:r>
+        <w:rPr>
+          <w:b/>
+          <w:bCs/>
+          <w:sz w:val="28"/>
+          <w:szCs w:val="28"/>
+        </w:rPr>
+        <w:lastRenderedPageBreak/>
+        <w:drawing>
+          <wp:inline distT="0" distB="0" distL="0" distR="0" wp14:anchorId="72D295C6" wp14:editId="13C8B396">
+            <wp:extent cx="4953255" cy="3740342"/>
+            <wp:effectExtent l="0" t="0" r="0" b="0"/>
+            <wp:docPr id="636907850" name="Picture 1"/>
+            <wp:cNvGraphicFramePr>
+              <a:graphicFrameLocks xmlns:a="http://schemas.openxmlformats.org/drawingml/2006/main" noChangeAspect="1"/>
+            </wp:cNvGraphicFramePr>
+            <a:graphic xmlns:a="http://schemas.openxmlformats.org/drawingml/2006/main">
+              <a:graphicData uri="http://schemas.openxmlformats.org/drawingml/2006/picture">
+                <pic:pic xmlns:pic="http://schemas.openxmlformats.org/drawingml/2006/picture">
+                  <pic:nvPicPr>
+                    <pic:cNvPr id="636907850" name=""/>
+                    <pic:cNvPicPr/>
+                  </pic:nvPicPr>
+                  <pic:blipFill>
+                    <a:blip r:embed="rId47"/>
+                    <a:stretch>
+                      <a:fillRect/>
+                    </a:stretch>
+                  </pic:blipFill>
+                  <pic:spPr>
+                    <a:xfrm>
+                      <a:off x="0" y="0"/>
+                      <a:ext cx="4953255" cy="3740342"/>
+                    </a:xfrm>
+                    <a:prstGeom prst="rect">
+                      <a:avLst/>
+                    </a:prstGeom>
+                  </pic:spPr>
+                </pic:pic>
+              </a:graphicData>
+            </a:graphic>
+          </wp:inline>
+        </w:drawing>
+      </w:r>
+    </w:p>
+    <w:p>
+      <w:pPr>
+        <w:rPr>
+          <w:b/>
+          <w:bCs/>
+          <w:sz w:val="28"/>
+          <w:szCs w:val="28"/>
+        </w:rPr>
+      </w:pPr>
+      <w:r>
+        <w:rPr>
+          <w:b/>
+          <w:bCs/>
+          <w:sz w:val="28"/>
+          <w:szCs w:val="28"/>
+        </w:rPr>
+        <w:drawing>
+          <wp:inline distT="0" distB="0" distL="0" distR="0" wp14:anchorId="46C6A215" wp14:editId="4D44DE1D">
+            <wp:extent cx="4235668" cy="1644735"/>
+            <wp:effectExtent l="0" t="0" r="0" b="0"/>
+            <wp:docPr id="736949335" name="Picture 1"/>
+            <wp:cNvGraphicFramePr>
+              <a:graphicFrameLocks xmlns:a="http://schemas.openxmlformats.org/drawingml/2006/main" noChangeAspect="1"/>
+            </wp:cNvGraphicFramePr>
+            <a:graphic xmlns:a="http://schemas.openxmlformats.org/drawingml/2006/main">
+              <a:graphicData uri="http://schemas.openxmlformats.org/drawingml/2006/picture">
+                <pic:pic xmlns:pic="http://schemas.openxmlformats.org/drawingml/2006/picture">
+                  <pic:nvPicPr>
+                    <pic:cNvPr id="736949335" name=""/>
+                    <pic:cNvPicPr/>
+                  </pic:nvPicPr>
+                  <pic:blipFill>
+                    <a:blip r:embed="rId48"/>
+                    <a:stretch>
+                      <a:fillRect/>
+                    </a:stretch>
+                  </pic:blipFill>
+                  <pic:spPr>
+                    <a:xfrm>
+                      <a:off x="0" y="0"/>
+                      <a:ext cx="4235668" cy="1644735"/>
+                    </a:xfrm>
+                    <a:prstGeom prst="rect">
+                      <a:avLst/>
+                    </a:prstGeom>
+                  </pic:spPr>
+                </pic:pic>
+              </a:graphicData>
+            </a:graphic>
+          </wp:inline>
+        </w:drawing>
+      </w:r>
+    </w:p>
+    <w:p>
+      <w:pPr>
+        <w:rPr>
+          <w:b/>
+          <w:bCs/>
+          <w:sz w:val="28"/>
+          <w:szCs w:val="28"/>
+        </w:rPr>
+      </w:pPr>
+    </w:p>
+    <w:p>
+      <w:pPr>
+        <w:rPr>
+          <w:b/>
+          <w:bCs/>
+          <w:sz w:val="28"/>
+          <w:szCs w:val="28"/>
+        </w:rPr>
+      </w:pPr>
+      <w:r>
+        <w:rPr>
+          <w:b/>
+          <w:bCs/>
+          <w:sz w:val="28"/>
+          <w:szCs w:val="28"/>
+        </w:rPr>
+        <w:t>Outputs:</w:t>
+      </w:r>
+    </w:p>
+    <w:p>
+      <w:pPr>
+        <w:rPr>
+          <w:b/>
+          <w:bCs/>
+          <w:sz w:val="28"/>
+          <w:szCs w:val="28"/>
+          <w:u w:val="single"/>
+        </w:rPr>
+      </w:pPr>
+      <w:r>
+        <w:rPr>
+          <w:b/>
+          <w:bCs/>
+          <w:sz w:val="28"/>
+          <w:szCs w:val="28"/>
+          <w:u w:val="single"/>
+        </w:rPr>
+        <w:t>Brute Force (Naive) Approach</w:t>
+      </w:r>
+      <w:r>
+        <w:rPr>
+          <w:b/>
+          <w:bCs/>
+          <w:sz w:val="28"/>
+          <w:szCs w:val="28"/>
+          <w:u w:val="single"/>
+        </w:rPr>
+        <w:t>:</w:t>
+      </w:r>
+    </w:p>
+    <w:p>
+      <w:pPr>
+        <w:rPr>
+          <w:b/>
+          <w:bCs/>
+          <w:sz w:val="28"/>
+          <w:szCs w:val="28"/>
+        </w:rPr>
+      </w:pPr>
+      <w:r>
+        <w:rPr>
+          <w:b/>
+          <w:bCs/>
+          <w:sz w:val="28"/>
+          <w:szCs w:val="28"/>
+        </w:rPr>
+        <w:drawing>
+          <wp:inline distT="0" distB="0" distL="0" distR="0" wp14:anchorId="1EDF5FC3" wp14:editId="5327A66B">
+            <wp:extent cx="5731510" cy="519430"/>
+            <wp:effectExtent l="0" t="0" r="2540" b="0"/>
+            <wp:docPr id="343574662" name="Picture 1"/>
+            <wp:cNvGraphicFramePr>
+              <a:graphicFrameLocks xmlns:a="http://schemas.openxmlformats.org/drawingml/2006/main" noChangeAspect="1"/>
+            </wp:cNvGraphicFramePr>
+            <a:graphic xmlns:a="http://schemas.openxmlformats.org/drawingml/2006/main">
+              <a:graphicData uri="http://schemas.openxmlformats.org/drawingml/2006/picture">
+                <pic:pic xmlns:pic="http://schemas.openxmlformats.org/drawingml/2006/picture">
+                  <pic:nvPicPr>
+                    <pic:cNvPr id="343574662" name=""/>
+                    <pic:cNvPicPr/>
+                  </pic:nvPicPr>
+                  <pic:blipFill>
+                    <a:blip r:embed="rId49"/>
+                    <a:stretch>
+                      <a:fillRect/>
+                    </a:stretch>
+                  </pic:blipFill>
+                  <pic:spPr>
+                    <a:xfrm>
+                      <a:off x="0" y="0"/>
+                      <a:ext cx="5731510" cy="519430"/>
+                    </a:xfrm>
+                    <a:prstGeom prst="rect">
+                      <a:avLst/>
+                    </a:prstGeom>
+                  </pic:spPr>
+                </pic:pic>
+              </a:graphicData>
+            </a:graphic>
+          </wp:inline>
+        </w:drawing>
+      </w:r>
+    </w:p>
+    <w:p>
+      <w:pPr>
+        <w:rPr>
+          <w:b/>
+          <w:bCs/>
+          <w:sz w:val="28"/>
+          <w:szCs w:val="28"/>
+          <w:u w:val="single"/>
+        </w:rPr>
+      </w:pPr>
+      <w:r>
+        <w:rPr>
+          <w:b/>
+          <w:bCs/>
+          <w:sz w:val="28"/>
+          <w:szCs w:val="28"/>
+          <w:u w:val="single"/>
+        </w:rPr>
+        <w:t>Recursive Greedy Approach</w:t>
+      </w:r>
+      <w:r>
+        <w:rPr>
+          <w:b/>
+          <w:bCs/>
+          <w:sz w:val="28"/>
+          <w:szCs w:val="28"/>
+          <w:u w:val="single"/>
+        </w:rPr>
+        <w:t>:</w:t>
+      </w:r>
+    </w:p>
+    <w:p>
+      <w:pPr>
+        <w:rPr>
+          <w:b/>
+          <w:bCs/>
+          <w:sz w:val="28"/>
+          <w:szCs w:val="28"/>
+        </w:rPr>
+      </w:pPr>
+      <w:r>
+        <w:rPr>
+          <w:b/>
+          <w:bCs/>
+          <w:sz w:val="28"/>
+          <w:szCs w:val="28"/>
+        </w:rPr>
+        <w:drawing>
+          <wp:inline distT="0" distB="0" distL="0" distR="0" wp14:anchorId="2CDB75D2" wp14:editId="48ABB608">
+            <wp:extent cx="5731510" cy="579755"/>
+            <wp:effectExtent l="0" t="0" r="2540" b="0"/>
+            <wp:docPr id="217999191" name="Picture 1"/>
+            <wp:cNvGraphicFramePr>
+              <a:graphicFrameLocks xmlns:a="http://schemas.openxmlformats.org/drawingml/2006/main" noChangeAspect="1"/>
+            </wp:cNvGraphicFramePr>
+            <a:graphic xmlns:a="http://schemas.openxmlformats.org/drawingml/2006/main">
+              <a:graphicData uri="http://schemas.openxmlformats.org/drawingml/2006/picture">
+                <pic:pic xmlns:pic="http://schemas.openxmlformats.org/drawingml/2006/picture">
+                  <pic:nvPicPr>
+                    <pic:cNvPr id="217999191" name=""/>
+                    <pic:cNvPicPr/>
+                  </pic:nvPicPr>
+                  <pic:blipFill>
+                    <a:blip r:embed="rId50"/>
+                    <a:stretch>
+                      <a:fillRect/>
+                    </a:stretch>
+                  </pic:blipFill>
+                  <pic:spPr>
+                    <a:xfrm>
+                      <a:off x="0" y="0"/>
+                      <a:ext cx="5731510" cy="579755"/>
+                    </a:xfrm>
+                    <a:prstGeom prst="rect">
+                      <a:avLst/>
+                    </a:prstGeom>
+                  </pic:spPr>
+                </pic:pic>
+              </a:graphicData>
+            </a:graphic>
+          </wp:inline>
+        </w:drawing>
+      </w:r>
+    </w:p>
+    <w:p>
+      <w:pPr>
+        <w:rPr>
+          <w:b/>
+          <w:bCs/>
+          <w:sz w:val="28"/>
+          <w:szCs w:val="28"/>
+          <w:u w:val="single"/>
+        </w:rPr>
+      </w:pPr>
+    </w:p>
+    <w:p>
+      <w:pPr>
+        <w:rPr>
+          <w:b/>
+          <w:bCs/>
+          <w:sz w:val="28"/>
+          <w:szCs w:val="28"/>
+          <w:u w:val="single"/>
+        </w:rPr>
+      </w:pPr>
+    </w:p>
+    <w:p>
+      <w:pPr>
+        <w:rPr>
+          <w:b/>
+          <w:bCs/>
+          <w:sz w:val="28"/>
+          <w:szCs w:val="28"/>
+          <w:u w:val="single"/>
+        </w:rPr>
+      </w:pPr>
+      <w:r>
+        <w:rPr>
+          <w:b/>
+          <w:bCs/>
+          <w:sz w:val="28"/>
+          <w:szCs w:val="28"/>
+          <w:u w:val="single"/>
+        </w:rPr>
+        <w:t>Iterative Greedy Approach</w:t>
+      </w:r>
+      <w:r>
+        <w:rPr>
+          <w:b/>
+          <w:bCs/>
+          <w:sz w:val="28"/>
+          <w:szCs w:val="28"/>
+          <w:u w:val="single"/>
+        </w:rPr>
+        <w:t>:</w:t>
+      </w:r>
+    </w:p>
+    <w:p>
+      <w:pPr>
+        <w:rPr>
+          <w:b/>
+          <w:bCs/>
+          <w:sz w:val="28"/>
+          <w:szCs w:val="28"/>
+        </w:rPr>
+      </w:pPr>
+      <w:r>
+        <w:rPr>
+          <w:b/>
+          <w:bCs/>
+          <w:sz w:val="28"/>
+          <w:szCs w:val="28"/>
+        </w:rPr>
+        <w:drawing>
+          <wp:inline distT="0" distB="0" distL="0" distR="0" wp14:anchorId="7E6ED890" wp14:editId="59F2FBAB">
+            <wp:extent cx="5777653" cy="562018"/>
+            <wp:effectExtent l="0" t="0" r="0" b="9525"/>
+            <wp:docPr id="1197914394" name="Picture 1"/>
+            <wp:cNvGraphicFramePr>
+              <a:graphicFrameLocks xmlns:a="http://schemas.openxmlformats.org/drawingml/2006/main" noChangeAspect="1"/>
+            </wp:cNvGraphicFramePr>
+            <a:graphic xmlns:a="http://schemas.openxmlformats.org/drawingml/2006/main">
+              <a:graphicData uri="http://schemas.openxmlformats.org/drawingml/2006/picture">
+                <pic:pic xmlns:pic="http://schemas.openxmlformats.org/drawingml/2006/picture">
+                  <pic:nvPicPr>
+                    <pic:cNvPr id="1197914394" name=""/>
+                    <pic:cNvPicPr/>
+                  </pic:nvPicPr>
+                  <pic:blipFill>
+                    <a:blip r:embed="rId51"/>
+                    <a:stretch>
+                      <a:fillRect/>
+                    </a:stretch>
+                  </pic:blipFill>
+                  <pic:spPr>
+                    <a:xfrm>
+                      <a:off x="0" y="0"/>
+                      <a:ext cx="5867427" cy="570751"/>
+                    </a:xfrm>
+                    <a:prstGeom prst="rect">
+                      <a:avLst/>
+                    </a:prstGeom>
+                  </pic:spPr>
+                </pic:pic>
+              </a:graphicData>
+            </a:graphic>
+          </wp:inline>
+        </w:drawing>
+      </w:r>
+    </w:p>
+    <w:p>
+      <w:pPr>
+        <w:rPr>
+          <w:b/>
+          <w:bCs/>
+          <w:sz w:val="28"/>
+          <w:szCs w:val="28"/>
+        </w:rPr>
+      </w:pPr>
+    </w:p>
+    <w:p>
+      <w:pPr>
+        <w:rPr>
+          <w:b/>
+          <w:bCs/>
+          <w:sz w:val="28"/>
+          <w:szCs w:val="28"/>
+        </w:rPr>
+      </w:pPr>
+      <w:r>
+        <w:rPr>
+          <w:b/>
+          <w:bCs/>
+          <w:sz w:val="28"/>
+          <w:szCs w:val="28"/>
+        </w:rPr>
+        <w:t>Time</w:t>
+      </w:r>
+      <w:r>
+        <w:rPr>
+          <w:b/>
+          <w:bCs/>
+          <w:sz w:val="28"/>
+          <w:szCs w:val="28"/>
+        </w:rPr>
+        <w:t xml:space="preserve"> Complexity and Space Complexity:</w:t>
+      </w:r>
+    </w:p>
+    <w:p>
+      <w:pPr>
+        <w:rPr>
+          <w:b/>
+          <w:bCs/>
+          <w:sz w:val="28"/>
+          <w:szCs w:val="28"/>
+        </w:rPr>
+      </w:pPr>
+      <w:r>
+        <w:rPr>
+          <w:b/>
+          <w:bCs/>
+          <w:sz w:val="28"/>
+          <w:szCs w:val="28"/>
+        </w:rPr>
+        <w:drawing>
+          <wp:inline distT="0" distB="0" distL="0" distR="0" wp14:anchorId="333AD616" wp14:editId="4F674F87">
+            <wp:extent cx="5731510" cy="1619885"/>
+            <wp:effectExtent l="0" t="0" r="2540" b="0"/>
+            <wp:docPr id="1799371917" name="Picture 1"/>
+            <wp:cNvGraphicFramePr>
+              <a:graphicFrameLocks xmlns:a="http://schemas.openxmlformats.org/drawingml/2006/main" noChangeAspect="1"/>
+            </wp:cNvGraphicFramePr>
+            <a:graphic xmlns:a="http://schemas.openxmlformats.org/drawingml/2006/main">
+              <a:graphicData uri="http://schemas.openxmlformats.org/drawingml/2006/picture">
+                <pic:pic xmlns:pic="http://schemas.openxmlformats.org/drawingml/2006/picture">
+                  <pic:nvPicPr>
+                    <pic:cNvPr id="1799371917" name=""/>
+                    <pic:cNvPicPr/>
+                  </pic:nvPicPr>
+                  <pic:blipFill>
+                    <a:blip r:embed="rId52"/>
+                    <a:stretch>
+                      <a:fillRect/>
+                    </a:stretch>
+                  </pic:blipFill>
+                  <pic:spPr>
+                    <a:xfrm>
+                      <a:off x="0" y="0"/>
+                      <a:ext cx="5731510" cy="1619885"/>
+                    </a:xfrm>
+                    <a:prstGeom prst="rect">
+                      <a:avLst/>
+                    </a:prstGeom>
+                  </pic:spPr>
+                </pic:pic>
+              </a:graphicData>
+            </a:graphic>
+          </wp:inline>
+        </w:drawing>
+      </w:r>
+    </w:p>
+    <w:p>
+      <w:pPr>
+        <w:rPr>
+          <w:b/>
+          <w:bCs/>
+          <w:sz w:val="28"/>
+          <w:szCs w:val="28"/>
+        </w:rPr>
+      </w:pPr>
+    </w:p>
+    <w:p>
+      <w:pPr>
+        <w:rPr>
+          <w:b/>
+          <w:bCs/>
+          <w:sz w:val="28"/>
+          <w:szCs w:val="28"/>
+        </w:rPr>
+      </w:pPr>
+      <w:r>
+        <w:rPr>
+          <w:b/>
+          <w:bCs/>
+          <w:sz w:val="28"/>
+          <w:szCs w:val="28"/>
+        </w:rPr>
+        <w:t>Graphs:</w:t>
+      </w:r>
+    </w:p>
+    <w:p>
+      <w:pPr>
+        <w:rPr>
+          <w:b/>
+          <w:bCs/>
+          <w:sz w:val="28"/>
+          <w:szCs w:val="28"/>
+        </w:rPr>
+      </w:pPr>
+      <w:r>
+        <w:rPr>
+          <w:b/>
+          <w:bCs/>
+          <w:sz w:val="28"/>
+          <w:szCs w:val="28"/>
+        </w:rPr>
+        <w:drawing>
+          <wp:inline distT="0" distB="0" distL="0" distR="0" wp14:anchorId="1E532671" wp14:editId="45A92EF1">
+            <wp:extent cx="5660888" cy="3346027"/>
+            <wp:effectExtent l="0" t="0" r="0" b="6985"/>
+            <wp:docPr id="720443281" name="Picture 1"/>
+            <wp:cNvGraphicFramePr>
+              <a:graphicFrameLocks xmlns:a="http://schemas.openxmlformats.org/drawingml/2006/main" noChangeAspect="1"/>
+            </wp:cNvGraphicFramePr>
+            <a:graphic xmlns:a="http://schemas.openxmlformats.org/drawingml/2006/main">
+              <a:graphicData uri="http://schemas.openxmlformats.org/drawingml/2006/picture">
+                <pic:pic xmlns:pic="http://schemas.openxmlformats.org/drawingml/2006/picture">
+                  <pic:nvPicPr>
+                    <pic:cNvPr id="720443281" name=""/>
+                    <pic:cNvPicPr/>
+                  </pic:nvPicPr>
+                  <pic:blipFill>
+                    <a:blip r:embed="rId53"/>
+                    <a:stretch>
+                      <a:fillRect/>
+                    </a:stretch>
+                  </pic:blipFill>
+                  <pic:spPr>
+                    <a:xfrm>
+                      <a:off x="0" y="0"/>
+                      <a:ext cx="5687945" cy="3362020"/>
+                    </a:xfrm>
+                    <a:prstGeom prst="rect">
+                      <a:avLst/>
+                    </a:prstGeom>
+                  </pic:spPr>
+                </pic:pic>
+              </a:graphicData>
+            </a:graphic>
+          </wp:inline>
+        </w:drawing>
+      </w:r>
+    </w:p>
+    <w:p>
+      <w:pPr>
+        <w:rPr>
+          <w:b/>
+          <w:bCs/>
+          <w:sz w:val="28"/>
+          <w:szCs w:val="28"/>
+        </w:rPr>
+      </w:pPr>
+      <w:r>
+        <w:rPr>
+          <w:b/>
+          <w:bCs/>
+          <w:sz w:val="28"/>
+          <w:szCs w:val="28"/>
+        </w:rPr>
+        <w:lastRenderedPageBreak/>
+        <w:drawing>
+          <wp:inline distT="0" distB="0" distL="0" distR="0" wp14:anchorId="3A21484F" wp14:editId="11109F71">
+            <wp:extent cx="5872480" cy="3526421"/>
+            <wp:effectExtent l="0" t="0" r="0" b="0"/>
+            <wp:docPr id="820777358" name="Picture 1"/>
+            <wp:cNvGraphicFramePr>
+              <a:graphicFrameLocks xmlns:a="http://schemas.openxmlformats.org/drawingml/2006/main" noChangeAspect="1"/>
+            </wp:cNvGraphicFramePr>
+            <a:graphic xmlns:a="http://schemas.openxmlformats.org/drawingml/2006/main">
+              <a:graphicData uri="http://schemas.openxmlformats.org/drawingml/2006/picture">
+                <pic:pic xmlns:pic="http://schemas.openxmlformats.org/drawingml/2006/picture">
+                  <pic:nvPicPr>
+                    <pic:cNvPr id="820777358" name=""/>
+                    <pic:cNvPicPr/>
+                  </pic:nvPicPr>
+                  <pic:blipFill>
+                    <a:blip r:embed="rId54"/>
+                    <a:stretch>
+                      <a:fillRect/>
+                    </a:stretch>
+                  </pic:blipFill>
+                  <pic:spPr>
+                    <a:xfrm>
+                      <a:off x="0" y="0"/>
+                      <a:ext cx="5917717" cy="3553586"/>
+                    </a:xfrm>
+                    <a:prstGeom prst="rect">
+                      <a:avLst/>
+                    </a:prstGeom>
+                  </pic:spPr>
+                </pic:pic>
+              </a:graphicData>
+            </a:graphic>
+          </wp:inline>
+        </w:drawing>
+      </w:r>
+    </w:p>
+    <w:p>
+      <w:pPr>
+        <w:rPr>
+          <w:b/>
+          <w:bCs/>
+          <w:sz w:val="28"/>
+          <w:szCs w:val="28"/>
+        </w:rPr>
+      </w:pPr>
+    </w:p>
+    <w:p>
+      <w:pPr>
+        <w:rPr>
+          <w:b/>
+          <w:bCs/>
+          <w:sz w:val="28"/>
+          <w:szCs w:val="28"/>
+        </w:rPr>
+      </w:pPr>
+      <w:r>
+        <w:rPr>
+          <w:b/>
+          <w:bCs/>
+          <w:sz w:val="28"/>
+          <w:szCs w:val="28"/>
+        </w:rPr>
+        <w:t>Conclusion:</w:t>
+      </w:r>
+    </w:p>
+    <w:p>
+      <w:pPr>
+        <w:rPr>
+          <w:sz w:val="26"/>
+          <w:szCs w:val="26"/>
+        </w:rPr>
+      </w:pPr>
+      <w:r>
+        <w:rPr>
+          <w:sz w:val="26"/>
+          <w:szCs w:val="26"/>
+        </w:rPr>
+        <w:t>The brute-force approach is extremely expensive for large n because its time complexity grows exponentially.</w:t>
+      </w:r>
+    </w:p>
+    <w:p>
+      <w:pPr>
+        <w:rPr>
+          <w:sz w:val="26"/>
+          <w:szCs w:val="26"/>
+        </w:rPr>
+      </w:pPr>
+      <w:r>
+        <w:rPr>
+          <w:sz w:val="26"/>
+          <w:szCs w:val="26"/>
+        </w:rPr>
+        <w:t xml:space="preserve">The recursive and iterative greedy approaches are much more efficient. After sorting the activities by finish time, both can solve the problem in </w:t>
+      </w:r>
+      <w:proofErr w:type="gramStart"/>
+      <w:r>
+        <w:rPr>
+          <w:sz w:val="26"/>
+          <w:szCs w:val="26"/>
+        </w:rPr>
+        <w:t>O(</w:t>
+      </w:r>
+      <w:proofErr w:type="gramEnd"/>
+      <w:r>
+        <w:rPr>
+          <w:sz w:val="26"/>
+          <w:szCs w:val="26"/>
+        </w:rPr>
+        <w:t>n log n) time.</w:t>
+      </w:r>
+    </w:p>
+    <w:p>
+      <w:pPr>
+        <w:rPr>
+          <w:sz w:val="26"/>
+          <w:szCs w:val="26"/>
+        </w:rPr>
+      </w:pPr>
+      <w:r>
+        <w:rPr>
+          <w:sz w:val="26"/>
+          <w:szCs w:val="26"/>
+        </w:rPr>
+        <w:t xml:space="preserve">For an Algorithm Analysis practical, this is a good comparison because it demonstrates how the greedy approach reduces the computational cost from O(n·2ⁿ) to </w:t>
+      </w:r>
+      <w:proofErr w:type="gramStart"/>
+      <w:r>
+        <w:rPr>
+          <w:sz w:val="26"/>
+          <w:szCs w:val="26"/>
+        </w:rPr>
+        <w:t>O(</w:t>
+      </w:r>
+      <w:proofErr w:type="gramEnd"/>
+      <w:r>
+        <w:rPr>
+          <w:sz w:val="26"/>
+          <w:szCs w:val="26"/>
+        </w:rPr>
+        <w:t>n log n).</w:t>
+      </w:r>
+    </w:p>
+    <w:p>
+      <w:pPr>
+        <w:rPr>
+          <w:b/>
+          <w:bCs/>
+          <w:sz w:val="28"/>
+          <w:szCs w:val="28"/>
+        </w:rPr>
+      </w:pPr>
     </w:p>
     <w:sectPr>
       <w:pgSz w:w="11906" w:h="16838"/>

--- a/Practical file -ADA.docx
+++ b/Practical file -ADA.docx
@@ -22411,6 +22411,7 @@
         <w:rPr>
           <w:b/>
           <w:bCs/>
+          <w:noProof/>
           <w:sz w:val="28"/>
           <w:szCs w:val="28"/>
         </w:rPr>
@@ -22464,6 +22465,7 @@
         <w:rPr>
           <w:b/>
           <w:bCs/>
+          <w:noProof/>
           <w:sz w:val="28"/>
           <w:szCs w:val="28"/>
         </w:rPr>
@@ -22537,6 +22539,7 @@
         <w:rPr>
           <w:b/>
           <w:bCs/>
+          <w:noProof/>
           <w:sz w:val="28"/>
           <w:szCs w:val="28"/>
         </w:rPr>
@@ -22622,6 +22625,7 @@
         <w:rPr>
           <w:b/>
           <w:bCs/>
+          <w:noProof/>
           <w:sz w:val="28"/>
           <w:szCs w:val="28"/>
         </w:rPr>
@@ -22705,6 +22709,7 @@
         <w:rPr>
           <w:b/>
           <w:bCs/>
+          <w:noProof/>
           <w:sz w:val="28"/>
           <w:szCs w:val="28"/>
         </w:rPr>
@@ -22759,6 +22764,7 @@
         <w:rPr>
           <w:b/>
           <w:bCs/>
+          <w:noProof/>
           <w:sz w:val="28"/>
           <w:szCs w:val="28"/>
         </w:rPr>
@@ -22843,6 +22849,7 @@
         <w:rPr>
           <w:b/>
           <w:bCs/>
+          <w:noProof/>
           <w:sz w:val="28"/>
           <w:szCs w:val="28"/>
         </w:rPr>
@@ -22896,6 +22903,7 @@
         <w:rPr>
           <w:b/>
           <w:bCs/>
+          <w:noProof/>
           <w:sz w:val="28"/>
           <w:szCs w:val="28"/>
         </w:rPr>
@@ -22950,6 +22958,7 @@
         <w:rPr>
           <w:b/>
           <w:bCs/>
+          <w:noProof/>
           <w:sz w:val="28"/>
           <w:szCs w:val="28"/>
         </w:rPr>
@@ -23063,6 +23072,7 @@
         <w:rPr>
           <w:b/>
           <w:bCs/>
+          <w:noProof/>
           <w:sz w:val="28"/>
           <w:szCs w:val="28"/>
         </w:rPr>
@@ -23147,6 +23157,7 @@
         <w:rPr>
           <w:b/>
           <w:bCs/>
+          <w:noProof/>
           <w:sz w:val="28"/>
           <w:szCs w:val="28"/>
         </w:rPr>
@@ -23253,6 +23264,7 @@
         <w:rPr>
           <w:b/>
           <w:bCs/>
+          <w:noProof/>
           <w:sz w:val="28"/>
           <w:szCs w:val="28"/>
         </w:rPr>
@@ -23344,6 +23356,7 @@
         <w:rPr>
           <w:b/>
           <w:bCs/>
+          <w:noProof/>
           <w:sz w:val="28"/>
           <w:szCs w:val="28"/>
         </w:rPr>
@@ -23426,6 +23439,7 @@
         <w:rPr>
           <w:b/>
           <w:bCs/>
+          <w:noProof/>
           <w:sz w:val="28"/>
           <w:szCs w:val="28"/>
         </w:rPr>
@@ -23479,6 +23493,7 @@
         <w:rPr>
           <w:b/>
           <w:bCs/>
+          <w:noProof/>
           <w:sz w:val="28"/>
           <w:szCs w:val="28"/>
         </w:rPr>
@@ -23629,12 +23644,1422 @@
     <w:p>
       <w:pPr>
         <w:rPr>
-          <w:b/>
-          <w:bCs/>
-          <w:sz w:val="28"/>
-          <w:szCs w:val="28"/>
-        </w:rPr>
-      </w:pPr>
+          <w:sz w:val="26"/>
+          <w:szCs w:val="26"/>
+        </w:rPr>
+      </w:pPr>
+    </w:p>
+    <w:p>
+      <w:pPr>
+        <w:rPr>
+          <w:sz w:val="26"/>
+          <w:szCs w:val="26"/>
+        </w:rPr>
+      </w:pPr>
+    </w:p>
+    <w:p>
+      <w:pPr>
+        <w:rPr>
+          <w:sz w:val="26"/>
+          <w:szCs w:val="26"/>
+        </w:rPr>
+      </w:pPr>
+    </w:p>
+    <w:p>
+      <w:pPr>
+        <w:rPr>
+          <w:sz w:val="26"/>
+          <w:szCs w:val="26"/>
+        </w:rPr>
+      </w:pPr>
+    </w:p>
+    <w:p>
+      <w:pPr>
+        <w:rPr>
+          <w:sz w:val="26"/>
+          <w:szCs w:val="26"/>
+        </w:rPr>
+      </w:pPr>
+    </w:p>
+    <w:p>
+      <w:pPr>
+        <w:rPr>
+          <w:sz w:val="26"/>
+          <w:szCs w:val="26"/>
+        </w:rPr>
+      </w:pPr>
+    </w:p>
+    <w:p>
+      <w:pPr>
+        <w:rPr>
+          <w:sz w:val="26"/>
+          <w:szCs w:val="26"/>
+        </w:rPr>
+      </w:pPr>
+    </w:p>
+    <w:p>
+      <w:pPr>
+        <w:rPr>
+          <w:sz w:val="26"/>
+          <w:szCs w:val="26"/>
+        </w:rPr>
+      </w:pPr>
+    </w:p>
+    <w:p>
+      <w:pPr>
+        <w:jc w:val="center"/>
+        <w:rPr>
+          <w:b/>
+          <w:bCs/>
+          <w:sz w:val="36"/>
+          <w:szCs w:val="36"/>
+        </w:rPr>
+      </w:pPr>
+      <w:r>
+        <w:rPr>
+          <w:b/>
+          <w:bCs/>
+          <w:sz w:val="36"/>
+          <w:szCs w:val="36"/>
+        </w:rPr>
+        <w:lastRenderedPageBreak/>
+        <w:t>Practical-11</w:t>
+      </w:r>
+    </w:p>
+    <w:p>
+      <w:pPr>
+        <w:rPr>
+          <w:sz w:val="28"/>
+          <w:szCs w:val="28"/>
+        </w:rPr>
+      </w:pPr>
+      <w:r>
+        <w:rPr>
+          <w:b/>
+          <w:bCs/>
+          <w:sz w:val="28"/>
+          <w:szCs w:val="28"/>
+        </w:rPr>
+        <w:t>Objective</w:t>
+      </w:r>
+      <w:r>
+        <w:rPr>
+          <w:b/>
+          <w:bCs/>
+          <w:sz w:val="28"/>
+          <w:szCs w:val="28"/>
+        </w:rPr>
+        <w:t xml:space="preserve">: </w:t>
+      </w:r>
+      <w:r>
+        <w:rPr>
+          <w:sz w:val="28"/>
+          <w:szCs w:val="28"/>
+        </w:rPr>
+        <w:t>Implement the fractional Knapsack problem.</w:t>
+      </w:r>
+    </w:p>
+    <w:p>
+      <w:pPr>
+        <w:rPr>
+          <w:b/>
+          <w:bCs/>
+          <w:sz w:val="28"/>
+          <w:szCs w:val="28"/>
+        </w:rPr>
+      </w:pPr>
+      <w:r>
+        <w:rPr>
+          <w:b/>
+          <w:bCs/>
+          <w:sz w:val="28"/>
+          <w:szCs w:val="28"/>
+        </w:rPr>
+        <w:t>Algorithm:</w:t>
+      </w:r>
+    </w:p>
+    <w:p>
+      <w:pPr>
+        <w:rPr>
+          <w:sz w:val="20"/>
+          <w:szCs w:val="20"/>
+        </w:rPr>
+      </w:pPr>
+      <w:r>
+        <w:rPr>
+          <w:sz w:val="20"/>
+          <w:szCs w:val="20"/>
+        </w:rPr>
+        <w:t>FRACTIONAL_</w:t>
+      </w:r>
+      <w:proofErr w:type="gramStart"/>
+      <w:r>
+        <w:rPr>
+          <w:sz w:val="20"/>
+          <w:szCs w:val="20"/>
+        </w:rPr>
+        <w:t>KNAPSACK(</w:t>
+      </w:r>
+      <w:proofErr w:type="gramEnd"/>
+      <w:r>
+        <w:rPr>
+          <w:sz w:val="20"/>
+          <w:szCs w:val="20"/>
+        </w:rPr>
+        <w:t>items, n, capacity)</w:t>
+      </w:r>
+    </w:p>
+    <w:p>
+      <w:pPr>
+        <w:rPr>
+          <w:sz w:val="20"/>
+          <w:szCs w:val="20"/>
+        </w:rPr>
+      </w:pPr>
+    </w:p>
+    <w:p>
+      <w:pPr>
+        <w:rPr>
+          <w:sz w:val="20"/>
+          <w:szCs w:val="20"/>
+        </w:rPr>
+      </w:pPr>
+      <w:r>
+        <w:rPr>
+          <w:sz w:val="20"/>
+          <w:szCs w:val="20"/>
+        </w:rPr>
+        <w:t xml:space="preserve">    for </w:t>
+      </w:r>
+      <w:proofErr w:type="spellStart"/>
+      <w:r>
+        <w:rPr>
+          <w:sz w:val="20"/>
+          <w:szCs w:val="20"/>
+        </w:rPr>
+        <w:t>i</w:t>
+      </w:r>
+      <w:proofErr w:type="spellEnd"/>
+      <w:r>
+        <w:rPr>
+          <w:sz w:val="20"/>
+          <w:szCs w:val="20"/>
+        </w:rPr>
+        <w:t xml:space="preserve"> ← 0 to n-1</w:t>
+      </w:r>
+    </w:p>
+    <w:p>
+      <w:pPr>
+        <w:rPr>
+          <w:sz w:val="20"/>
+          <w:szCs w:val="20"/>
+        </w:rPr>
+      </w:pPr>
+      <w:r>
+        <w:rPr>
+          <w:sz w:val="20"/>
+          <w:szCs w:val="20"/>
+        </w:rPr>
+        <w:t xml:space="preserve">        ratio[</w:t>
+      </w:r>
+      <w:proofErr w:type="spellStart"/>
+      <w:r>
+        <w:rPr>
+          <w:sz w:val="20"/>
+          <w:szCs w:val="20"/>
+        </w:rPr>
+        <w:t>i</w:t>
+      </w:r>
+      <w:proofErr w:type="spellEnd"/>
+      <w:r>
+        <w:rPr>
+          <w:sz w:val="20"/>
+          <w:szCs w:val="20"/>
+        </w:rPr>
+        <w:t>] ← value[</w:t>
+      </w:r>
+      <w:proofErr w:type="spellStart"/>
+      <w:r>
+        <w:rPr>
+          <w:sz w:val="20"/>
+          <w:szCs w:val="20"/>
+        </w:rPr>
+        <w:t>i</w:t>
+      </w:r>
+      <w:proofErr w:type="spellEnd"/>
+      <w:r>
+        <w:rPr>
+          <w:sz w:val="20"/>
+          <w:szCs w:val="20"/>
+        </w:rPr>
+        <w:t>] / weight[</w:t>
+      </w:r>
+      <w:proofErr w:type="spellStart"/>
+      <w:r>
+        <w:rPr>
+          <w:sz w:val="20"/>
+          <w:szCs w:val="20"/>
+        </w:rPr>
+        <w:t>i</w:t>
+      </w:r>
+      <w:proofErr w:type="spellEnd"/>
+      <w:r>
+        <w:rPr>
+          <w:sz w:val="20"/>
+          <w:szCs w:val="20"/>
+        </w:rPr>
+        <w:t>]</w:t>
+      </w:r>
+    </w:p>
+    <w:p>
+      <w:pPr>
+        <w:rPr>
+          <w:sz w:val="20"/>
+          <w:szCs w:val="20"/>
+        </w:rPr>
+      </w:pPr>
+    </w:p>
+    <w:p>
+      <w:pPr>
+        <w:rPr>
+          <w:sz w:val="20"/>
+          <w:szCs w:val="20"/>
+        </w:rPr>
+      </w:pPr>
+      <w:r>
+        <w:rPr>
+          <w:sz w:val="20"/>
+          <w:szCs w:val="20"/>
+        </w:rPr>
+        <w:t xml:space="preserve">    Sort items in decreasing order of ratio</w:t>
+      </w:r>
+    </w:p>
+    <w:p>
+      <w:pPr>
+        <w:rPr>
+          <w:sz w:val="20"/>
+          <w:szCs w:val="20"/>
+        </w:rPr>
+      </w:pPr>
+    </w:p>
+    <w:p>
+      <w:pPr>
+        <w:rPr>
+          <w:sz w:val="20"/>
+          <w:szCs w:val="20"/>
+        </w:rPr>
+      </w:pPr>
+      <w:r>
+        <w:rPr>
+          <w:sz w:val="20"/>
+          <w:szCs w:val="20"/>
+        </w:rPr>
+        <w:t xml:space="preserve">    </w:t>
+      </w:r>
+      <w:proofErr w:type="spellStart"/>
+      <w:r>
+        <w:rPr>
+          <w:sz w:val="20"/>
+          <w:szCs w:val="20"/>
+        </w:rPr>
+        <w:t>totalValue</w:t>
+      </w:r>
+      <w:proofErr w:type="spellEnd"/>
+      <w:r>
+        <w:rPr>
+          <w:sz w:val="20"/>
+          <w:szCs w:val="20"/>
+        </w:rPr>
+        <w:t xml:space="preserve"> ← 0</w:t>
+      </w:r>
+    </w:p>
+    <w:p>
+      <w:pPr>
+        <w:rPr>
+          <w:sz w:val="20"/>
+          <w:szCs w:val="20"/>
+        </w:rPr>
+      </w:pPr>
+      <w:r>
+        <w:rPr>
+          <w:sz w:val="20"/>
+          <w:szCs w:val="20"/>
+        </w:rPr>
+        <w:t xml:space="preserve">    </w:t>
+      </w:r>
+      <w:proofErr w:type="spellStart"/>
+      <w:r>
+        <w:rPr>
+          <w:sz w:val="20"/>
+          <w:szCs w:val="20"/>
+        </w:rPr>
+        <w:t>remainingCapacity</w:t>
+      </w:r>
+      <w:proofErr w:type="spellEnd"/>
+      <w:r>
+        <w:rPr>
+          <w:sz w:val="20"/>
+          <w:szCs w:val="20"/>
+        </w:rPr>
+        <w:t xml:space="preserve"> ← capacity</w:t>
+      </w:r>
+    </w:p>
+    <w:p>
+      <w:pPr>
+        <w:rPr>
+          <w:sz w:val="20"/>
+          <w:szCs w:val="20"/>
+        </w:rPr>
+      </w:pPr>
+    </w:p>
+    <w:p>
+      <w:pPr>
+        <w:rPr>
+          <w:sz w:val="20"/>
+          <w:szCs w:val="20"/>
+        </w:rPr>
+      </w:pPr>
+      <w:r>
+        <w:rPr>
+          <w:sz w:val="20"/>
+          <w:szCs w:val="20"/>
+        </w:rPr>
+        <w:t xml:space="preserve">    for </w:t>
+      </w:r>
+      <w:proofErr w:type="spellStart"/>
+      <w:r>
+        <w:rPr>
+          <w:sz w:val="20"/>
+          <w:szCs w:val="20"/>
+        </w:rPr>
+        <w:t>i</w:t>
+      </w:r>
+      <w:proofErr w:type="spellEnd"/>
+      <w:r>
+        <w:rPr>
+          <w:sz w:val="20"/>
+          <w:szCs w:val="20"/>
+        </w:rPr>
+        <w:t xml:space="preserve"> ← 0 to n-1</w:t>
+      </w:r>
+    </w:p>
+    <w:p>
+      <w:pPr>
+        <w:rPr>
+          <w:sz w:val="20"/>
+          <w:szCs w:val="20"/>
+        </w:rPr>
+      </w:pPr>
+    </w:p>
+    <w:p>
+      <w:pPr>
+        <w:rPr>
+          <w:sz w:val="20"/>
+          <w:szCs w:val="20"/>
+        </w:rPr>
+      </w:pPr>
+      <w:r>
+        <w:rPr>
+          <w:sz w:val="20"/>
+          <w:szCs w:val="20"/>
+        </w:rPr>
+        <w:t xml:space="preserve">        if weight[</w:t>
+      </w:r>
+      <w:proofErr w:type="spellStart"/>
+      <w:r>
+        <w:rPr>
+          <w:sz w:val="20"/>
+          <w:szCs w:val="20"/>
+        </w:rPr>
+        <w:t>i</w:t>
+      </w:r>
+      <w:proofErr w:type="spellEnd"/>
+      <w:r>
+        <w:rPr>
+          <w:sz w:val="20"/>
+          <w:szCs w:val="20"/>
+        </w:rPr>
+        <w:t xml:space="preserve">] &lt;= </w:t>
+      </w:r>
+      <w:proofErr w:type="spellStart"/>
+      <w:r>
+        <w:rPr>
+          <w:sz w:val="20"/>
+          <w:szCs w:val="20"/>
+        </w:rPr>
+        <w:t>remainingCapacity</w:t>
+      </w:r>
+      <w:proofErr w:type="spellEnd"/>
+    </w:p>
+    <w:p>
+      <w:pPr>
+        <w:rPr>
+          <w:sz w:val="20"/>
+          <w:szCs w:val="20"/>
+        </w:rPr>
+      </w:pPr>
+    </w:p>
+    <w:p>
+      <w:pPr>
+        <w:rPr>
+          <w:sz w:val="20"/>
+          <w:szCs w:val="20"/>
+        </w:rPr>
+      </w:pPr>
+      <w:r>
+        <w:rPr>
+          <w:sz w:val="20"/>
+          <w:szCs w:val="20"/>
+        </w:rPr>
+        <w:t xml:space="preserve">            // Take the complete item</w:t>
+      </w:r>
+    </w:p>
+    <w:p>
+      <w:pPr>
+        <w:rPr>
+          <w:sz w:val="20"/>
+          <w:szCs w:val="20"/>
+        </w:rPr>
+      </w:pPr>
+      <w:r>
+        <w:rPr>
+          <w:sz w:val="20"/>
+          <w:szCs w:val="20"/>
+        </w:rPr>
+        <w:t xml:space="preserve">            </w:t>
+      </w:r>
+      <w:proofErr w:type="spellStart"/>
+      <w:r>
+        <w:rPr>
+          <w:sz w:val="20"/>
+          <w:szCs w:val="20"/>
+        </w:rPr>
+        <w:t>totalValue</w:t>
+      </w:r>
+      <w:proofErr w:type="spellEnd"/>
+      <w:r>
+        <w:rPr>
+          <w:sz w:val="20"/>
+          <w:szCs w:val="20"/>
+        </w:rPr>
+        <w:t xml:space="preserve"> ← </w:t>
+      </w:r>
+      <w:proofErr w:type="spellStart"/>
+      <w:r>
+        <w:rPr>
+          <w:sz w:val="20"/>
+          <w:szCs w:val="20"/>
+        </w:rPr>
+        <w:t>totalValue</w:t>
+      </w:r>
+      <w:proofErr w:type="spellEnd"/>
+      <w:r>
+        <w:rPr>
+          <w:sz w:val="20"/>
+          <w:szCs w:val="20"/>
+        </w:rPr>
+        <w:t xml:space="preserve"> + value[</w:t>
+      </w:r>
+      <w:proofErr w:type="spellStart"/>
+      <w:r>
+        <w:rPr>
+          <w:sz w:val="20"/>
+          <w:szCs w:val="20"/>
+        </w:rPr>
+        <w:t>i</w:t>
+      </w:r>
+      <w:proofErr w:type="spellEnd"/>
+      <w:r>
+        <w:rPr>
+          <w:sz w:val="20"/>
+          <w:szCs w:val="20"/>
+        </w:rPr>
+        <w:t>]</w:t>
+      </w:r>
+    </w:p>
+    <w:p>
+      <w:pPr>
+        <w:rPr>
+          <w:sz w:val="20"/>
+          <w:szCs w:val="20"/>
+        </w:rPr>
+      </w:pPr>
+    </w:p>
+    <w:p>
+      <w:pPr>
+        <w:rPr>
+          <w:sz w:val="20"/>
+          <w:szCs w:val="20"/>
+        </w:rPr>
+      </w:pPr>
+      <w:r>
+        <w:rPr>
+          <w:sz w:val="20"/>
+          <w:szCs w:val="20"/>
+        </w:rPr>
+        <w:t xml:space="preserve">            </w:t>
+      </w:r>
+      <w:proofErr w:type="spellStart"/>
+      <w:r>
+        <w:rPr>
+          <w:sz w:val="20"/>
+          <w:szCs w:val="20"/>
+        </w:rPr>
+        <w:t>remainingCapacity</w:t>
+      </w:r>
+      <w:proofErr w:type="spellEnd"/>
+      <w:r>
+        <w:rPr>
+          <w:sz w:val="20"/>
+          <w:szCs w:val="20"/>
+        </w:rPr>
+        <w:t xml:space="preserve"> ←</w:t>
+      </w:r>
+    </w:p>
+    <w:p>
+      <w:pPr>
+        <w:rPr>
+          <w:sz w:val="20"/>
+          <w:szCs w:val="20"/>
+        </w:rPr>
+      </w:pPr>
+      <w:r>
+        <w:rPr>
+          <w:sz w:val="20"/>
+          <w:szCs w:val="20"/>
+        </w:rPr>
+        <w:t xml:space="preserve">                </w:t>
+      </w:r>
+      <w:proofErr w:type="spellStart"/>
+      <w:r>
+        <w:rPr>
+          <w:sz w:val="20"/>
+          <w:szCs w:val="20"/>
+        </w:rPr>
+        <w:t>remainingCapacity</w:t>
+      </w:r>
+      <w:proofErr w:type="spellEnd"/>
+      <w:r>
+        <w:rPr>
+          <w:sz w:val="20"/>
+          <w:szCs w:val="20"/>
+        </w:rPr>
+        <w:t xml:space="preserve"> - weight[</w:t>
+      </w:r>
+      <w:proofErr w:type="spellStart"/>
+      <w:r>
+        <w:rPr>
+          <w:sz w:val="20"/>
+          <w:szCs w:val="20"/>
+        </w:rPr>
+        <w:t>i</w:t>
+      </w:r>
+      <w:proofErr w:type="spellEnd"/>
+      <w:r>
+        <w:rPr>
+          <w:sz w:val="20"/>
+          <w:szCs w:val="20"/>
+        </w:rPr>
+        <w:t>]</w:t>
+      </w:r>
+    </w:p>
+    <w:p>
+      <w:pPr>
+        <w:rPr>
+          <w:sz w:val="20"/>
+          <w:szCs w:val="20"/>
+        </w:rPr>
+      </w:pPr>
+    </w:p>
+    <w:p>
+      <w:pPr>
+        <w:rPr>
+          <w:sz w:val="20"/>
+          <w:szCs w:val="20"/>
+        </w:rPr>
+      </w:pPr>
+      <w:r>
+        <w:rPr>
+          <w:sz w:val="20"/>
+          <w:szCs w:val="20"/>
+        </w:rPr>
+        <w:t xml:space="preserve">        else</w:t>
+      </w:r>
+    </w:p>
+    <w:p>
+      <w:pPr>
+        <w:rPr>
+          <w:sz w:val="20"/>
+          <w:szCs w:val="20"/>
+        </w:rPr>
+      </w:pPr>
+    </w:p>
+    <w:p>
+      <w:pPr>
+        <w:rPr>
+          <w:sz w:val="20"/>
+          <w:szCs w:val="20"/>
+        </w:rPr>
+      </w:pPr>
+      <w:r>
+        <w:rPr>
+          <w:sz w:val="20"/>
+          <w:szCs w:val="20"/>
+        </w:rPr>
+        <w:t xml:space="preserve">            // Take only the fraction that fits</w:t>
+      </w:r>
+    </w:p>
+    <w:p>
+      <w:pPr>
+        <w:rPr>
+          <w:sz w:val="20"/>
+          <w:szCs w:val="20"/>
+        </w:rPr>
+      </w:pPr>
+      <w:r>
+        <w:rPr>
+          <w:sz w:val="20"/>
+          <w:szCs w:val="20"/>
+        </w:rPr>
+        <w:t xml:space="preserve">            fraction ← </w:t>
+      </w:r>
+      <w:proofErr w:type="spellStart"/>
+      <w:r>
+        <w:rPr>
+          <w:sz w:val="20"/>
+          <w:szCs w:val="20"/>
+        </w:rPr>
+        <w:t>remainingCapacity</w:t>
+      </w:r>
+      <w:proofErr w:type="spellEnd"/>
+      <w:r>
+        <w:rPr>
+          <w:sz w:val="20"/>
+          <w:szCs w:val="20"/>
+        </w:rPr>
+        <w:t xml:space="preserve"> / weight[</w:t>
+      </w:r>
+      <w:proofErr w:type="spellStart"/>
+      <w:r>
+        <w:rPr>
+          <w:sz w:val="20"/>
+          <w:szCs w:val="20"/>
+        </w:rPr>
+        <w:t>i</w:t>
+      </w:r>
+      <w:proofErr w:type="spellEnd"/>
+      <w:r>
+        <w:rPr>
+          <w:sz w:val="20"/>
+          <w:szCs w:val="20"/>
+        </w:rPr>
+        <w:t>]</w:t>
+      </w:r>
+    </w:p>
+    <w:p>
+      <w:pPr>
+        <w:rPr>
+          <w:sz w:val="20"/>
+          <w:szCs w:val="20"/>
+        </w:rPr>
+      </w:pPr>
+    </w:p>
+    <w:p>
+      <w:pPr>
+        <w:rPr>
+          <w:sz w:val="20"/>
+          <w:szCs w:val="20"/>
+        </w:rPr>
+      </w:pPr>
+      <w:r>
+        <w:rPr>
+          <w:sz w:val="20"/>
+          <w:szCs w:val="20"/>
+        </w:rPr>
+        <w:t xml:space="preserve">            </w:t>
+      </w:r>
+      <w:proofErr w:type="spellStart"/>
+      <w:r>
+        <w:rPr>
+          <w:sz w:val="20"/>
+          <w:szCs w:val="20"/>
+        </w:rPr>
+        <w:t>totalValue</w:t>
+      </w:r>
+      <w:proofErr w:type="spellEnd"/>
+      <w:r>
+        <w:rPr>
+          <w:sz w:val="20"/>
+          <w:szCs w:val="20"/>
+        </w:rPr>
+        <w:t xml:space="preserve"> ←</w:t>
+      </w:r>
+    </w:p>
+    <w:p>
+      <w:pPr>
+        <w:rPr>
+          <w:sz w:val="20"/>
+          <w:szCs w:val="20"/>
+        </w:rPr>
+      </w:pPr>
+      <w:r>
+        <w:rPr>
+          <w:sz w:val="20"/>
+          <w:szCs w:val="20"/>
+        </w:rPr>
+        <w:t xml:space="preserve">                </w:t>
+      </w:r>
+      <w:proofErr w:type="spellStart"/>
+      <w:r>
+        <w:rPr>
+          <w:sz w:val="20"/>
+          <w:szCs w:val="20"/>
+        </w:rPr>
+        <w:t>totalValue</w:t>
+      </w:r>
+      <w:proofErr w:type="spellEnd"/>
+      <w:r>
+        <w:rPr>
+          <w:sz w:val="20"/>
+          <w:szCs w:val="20"/>
+        </w:rPr>
+        <w:t xml:space="preserve"> + (value[</w:t>
+      </w:r>
+      <w:proofErr w:type="spellStart"/>
+      <w:r>
+        <w:rPr>
+          <w:sz w:val="20"/>
+          <w:szCs w:val="20"/>
+        </w:rPr>
+        <w:t>i</w:t>
+      </w:r>
+      <w:proofErr w:type="spellEnd"/>
+      <w:r>
+        <w:rPr>
+          <w:sz w:val="20"/>
+          <w:szCs w:val="20"/>
+        </w:rPr>
+        <w:t>] × fraction)</w:t>
+      </w:r>
+    </w:p>
+    <w:p>
+      <w:pPr>
+        <w:rPr>
+          <w:sz w:val="20"/>
+          <w:szCs w:val="20"/>
+        </w:rPr>
+      </w:pPr>
+    </w:p>
+    <w:p>
+      <w:pPr>
+        <w:rPr>
+          <w:sz w:val="20"/>
+          <w:szCs w:val="20"/>
+        </w:rPr>
+      </w:pPr>
+      <w:r>
+        <w:rPr>
+          <w:sz w:val="20"/>
+          <w:szCs w:val="20"/>
+        </w:rPr>
+        <w:t xml:space="preserve">            </w:t>
+      </w:r>
+      <w:proofErr w:type="spellStart"/>
+      <w:r>
+        <w:rPr>
+          <w:sz w:val="20"/>
+          <w:szCs w:val="20"/>
+        </w:rPr>
+        <w:t>remainingCapacity</w:t>
+      </w:r>
+      <w:proofErr w:type="spellEnd"/>
+      <w:r>
+        <w:rPr>
+          <w:sz w:val="20"/>
+          <w:szCs w:val="20"/>
+        </w:rPr>
+        <w:t xml:space="preserve"> ← 0</w:t>
+      </w:r>
+    </w:p>
+    <w:p>
+      <w:pPr>
+        <w:rPr>
+          <w:sz w:val="20"/>
+          <w:szCs w:val="20"/>
+        </w:rPr>
+      </w:pPr>
+    </w:p>
+    <w:p>
+      <w:pPr>
+        <w:rPr>
+          <w:sz w:val="20"/>
+          <w:szCs w:val="20"/>
+        </w:rPr>
+      </w:pPr>
+      <w:r>
+        <w:rPr>
+          <w:sz w:val="20"/>
+          <w:szCs w:val="20"/>
+        </w:rPr>
+        <w:t xml:space="preserve">            break</w:t>
+      </w:r>
+    </w:p>
+    <w:p>
+      <w:pPr>
+        <w:rPr>
+          <w:sz w:val="20"/>
+          <w:szCs w:val="20"/>
+        </w:rPr>
+      </w:pPr>
+    </w:p>
+    <w:p>
+      <w:pPr>
+        <w:rPr>
+          <w:sz w:val="20"/>
+          <w:szCs w:val="20"/>
+        </w:rPr>
+      </w:pPr>
+      <w:r>
+        <w:rPr>
+          <w:sz w:val="20"/>
+          <w:szCs w:val="20"/>
+        </w:rPr>
+        <w:t xml:space="preserve">    return </w:t>
+      </w:r>
+      <w:proofErr w:type="spellStart"/>
+      <w:r>
+        <w:rPr>
+          <w:sz w:val="20"/>
+          <w:szCs w:val="20"/>
+        </w:rPr>
+        <w:t>totalValue</w:t>
+      </w:r>
+      <w:proofErr w:type="spellEnd"/>
+    </w:p>
+    <w:p>
+      <w:pPr>
+        <w:rPr>
+          <w:sz w:val="20"/>
+          <w:szCs w:val="20"/>
+        </w:rPr>
+      </w:pPr>
+    </w:p>
+    <w:p>
+      <w:pPr>
+        <w:rPr>
+          <w:b/>
+          <w:bCs/>
+          <w:sz w:val="28"/>
+          <w:szCs w:val="28"/>
+        </w:rPr>
+      </w:pPr>
+      <w:r>
+        <w:rPr>
+          <w:b/>
+          <w:bCs/>
+          <w:sz w:val="28"/>
+          <w:szCs w:val="28"/>
+        </w:rPr>
+        <w:t>C-Code:</w:t>
+      </w:r>
+    </w:p>
+    <w:p>
+      <w:pPr>
+        <w:rPr>
+          <w:b/>
+          <w:bCs/>
+          <w:sz w:val="28"/>
+          <w:szCs w:val="28"/>
+        </w:rPr>
+      </w:pPr>
+      <w:r>
+        <w:rPr>
+          <w:b/>
+          <w:bCs/>
+          <w:sz w:val="28"/>
+          <w:szCs w:val="28"/>
+        </w:rPr>
+        <w:drawing>
+          <wp:inline distT="0" distB="0" distL="0" distR="0" wp14:anchorId="6C730490" wp14:editId="13830632">
+            <wp:extent cx="5264421" cy="4781796"/>
+            <wp:effectExtent l="0" t="0" r="0" b="0"/>
+            <wp:docPr id="1665277512" name="Picture 1"/>
+            <wp:cNvGraphicFramePr>
+              <a:graphicFrameLocks xmlns:a="http://schemas.openxmlformats.org/drawingml/2006/main" noChangeAspect="1"/>
+            </wp:cNvGraphicFramePr>
+            <a:graphic xmlns:a="http://schemas.openxmlformats.org/drawingml/2006/main">
+              <a:graphicData uri="http://schemas.openxmlformats.org/drawingml/2006/picture">
+                <pic:pic xmlns:pic="http://schemas.openxmlformats.org/drawingml/2006/picture">
+                  <pic:nvPicPr>
+                    <pic:cNvPr id="1665277512" name=""/>
+                    <pic:cNvPicPr/>
+                  </pic:nvPicPr>
+                  <pic:blipFill>
+                    <a:blip r:embed="rId55"/>
+                    <a:stretch>
+                      <a:fillRect/>
+                    </a:stretch>
+                  </pic:blipFill>
+                  <pic:spPr>
+                    <a:xfrm>
+                      <a:off x="0" y="0"/>
+                      <a:ext cx="5264421" cy="4781796"/>
+                    </a:xfrm>
+                    <a:prstGeom prst="rect">
+                      <a:avLst/>
+                    </a:prstGeom>
+                  </pic:spPr>
+                </pic:pic>
+              </a:graphicData>
+            </a:graphic>
+          </wp:inline>
+        </w:drawing>
+      </w:r>
+    </w:p>
+    <w:p>
+      <w:pPr>
+        <w:rPr>
+          <w:b/>
+          <w:bCs/>
+          <w:sz w:val="28"/>
+          <w:szCs w:val="28"/>
+        </w:rPr>
+      </w:pPr>
+      <w:r>
+        <w:rPr>
+          <w:b/>
+          <w:bCs/>
+          <w:sz w:val="28"/>
+          <w:szCs w:val="28"/>
+        </w:rPr>
+        <w:drawing>
+          <wp:inline distT="0" distB="0" distL="0" distR="0" wp14:anchorId="08C9E24D" wp14:editId="49562874">
+            <wp:extent cx="5731510" cy="1270635"/>
+            <wp:effectExtent l="0" t="0" r="2540" b="5715"/>
+            <wp:docPr id="176717820" name="Picture 1"/>
+            <wp:cNvGraphicFramePr>
+              <a:graphicFrameLocks xmlns:a="http://schemas.openxmlformats.org/drawingml/2006/main" noChangeAspect="1"/>
+            </wp:cNvGraphicFramePr>
+            <a:graphic xmlns:a="http://schemas.openxmlformats.org/drawingml/2006/main">
+              <a:graphicData uri="http://schemas.openxmlformats.org/drawingml/2006/picture">
+                <pic:pic xmlns:pic="http://schemas.openxmlformats.org/drawingml/2006/picture">
+                  <pic:nvPicPr>
+                    <pic:cNvPr id="176717820" name=""/>
+                    <pic:cNvPicPr/>
+                  </pic:nvPicPr>
+                  <pic:blipFill>
+                    <a:blip r:embed="rId56"/>
+                    <a:stretch>
+                      <a:fillRect/>
+                    </a:stretch>
+                  </pic:blipFill>
+                  <pic:spPr>
+                    <a:xfrm>
+                      <a:off x="0" y="0"/>
+                      <a:ext cx="5731510" cy="1270635"/>
+                    </a:xfrm>
+                    <a:prstGeom prst="rect">
+                      <a:avLst/>
+                    </a:prstGeom>
+                  </pic:spPr>
+                </pic:pic>
+              </a:graphicData>
+            </a:graphic>
+          </wp:inline>
+        </w:drawing>
+      </w:r>
+    </w:p>
+    <w:p>
+      <w:pPr>
+        <w:rPr>
+          <w:b/>
+          <w:bCs/>
+          <w:sz w:val="28"/>
+          <w:szCs w:val="28"/>
+        </w:rPr>
+      </w:pPr>
+      <w:r>
+        <w:rPr>
+          <w:b/>
+          <w:bCs/>
+          <w:sz w:val="28"/>
+          <w:szCs w:val="28"/>
+        </w:rPr>
+        <w:lastRenderedPageBreak/>
+        <w:drawing>
+          <wp:inline distT="0" distB="0" distL="0" distR="0" wp14:anchorId="06AC0644" wp14:editId="6E496EAD">
+            <wp:extent cx="5731510" cy="1619885"/>
+            <wp:effectExtent l="0" t="0" r="2540" b="0"/>
+            <wp:docPr id="2005802315" name="Picture 1"/>
+            <wp:cNvGraphicFramePr>
+              <a:graphicFrameLocks xmlns:a="http://schemas.openxmlformats.org/drawingml/2006/main" noChangeAspect="1"/>
+            </wp:cNvGraphicFramePr>
+            <a:graphic xmlns:a="http://schemas.openxmlformats.org/drawingml/2006/main">
+              <a:graphicData uri="http://schemas.openxmlformats.org/drawingml/2006/picture">
+                <pic:pic xmlns:pic="http://schemas.openxmlformats.org/drawingml/2006/picture">
+                  <pic:nvPicPr>
+                    <pic:cNvPr id="2005802315" name=""/>
+                    <pic:cNvPicPr/>
+                  </pic:nvPicPr>
+                  <pic:blipFill>
+                    <a:blip r:embed="rId57"/>
+                    <a:stretch>
+                      <a:fillRect/>
+                    </a:stretch>
+                  </pic:blipFill>
+                  <pic:spPr>
+                    <a:xfrm>
+                      <a:off x="0" y="0"/>
+                      <a:ext cx="5731510" cy="1619885"/>
+                    </a:xfrm>
+                    <a:prstGeom prst="rect">
+                      <a:avLst/>
+                    </a:prstGeom>
+                  </pic:spPr>
+                </pic:pic>
+              </a:graphicData>
+            </a:graphic>
+          </wp:inline>
+        </w:drawing>
+      </w:r>
+    </w:p>
+    <w:p>
+      <w:pPr>
+        <w:rPr>
+          <w:b/>
+          <w:bCs/>
+          <w:sz w:val="28"/>
+          <w:szCs w:val="28"/>
+        </w:rPr>
+      </w:pPr>
+      <w:r>
+        <w:rPr>
+          <w:b/>
+          <w:bCs/>
+          <w:sz w:val="28"/>
+          <w:szCs w:val="28"/>
+        </w:rPr>
+        <w:drawing>
+          <wp:inline distT="0" distB="0" distL="0" distR="0" wp14:anchorId="108A7A09" wp14:editId="6BC19F31">
+            <wp:extent cx="5168900" cy="3460750"/>
+            <wp:effectExtent l="0" t="0" r="0" b="6350"/>
+            <wp:docPr id="622598202" name="Picture 1"/>
+            <wp:cNvGraphicFramePr>
+              <a:graphicFrameLocks xmlns:a="http://schemas.openxmlformats.org/drawingml/2006/main" noChangeAspect="1"/>
+            </wp:cNvGraphicFramePr>
+            <a:graphic xmlns:a="http://schemas.openxmlformats.org/drawingml/2006/main">
+              <a:graphicData uri="http://schemas.openxmlformats.org/drawingml/2006/picture">
+                <pic:pic xmlns:pic="http://schemas.openxmlformats.org/drawingml/2006/picture">
+                  <pic:nvPicPr>
+                    <pic:cNvPr id="622598202" name=""/>
+                    <pic:cNvPicPr/>
+                  </pic:nvPicPr>
+                  <pic:blipFill rotWithShape="1">
+                    <a:blip r:embed="rId58"/>
+                    <a:srcRect b="4553"/>
+                    <a:stretch>
+                      <a:fillRect/>
+                    </a:stretch>
+                  </pic:blipFill>
+                  <pic:spPr bwMode="auto">
+                    <a:xfrm>
+                      <a:off x="0" y="0"/>
+                      <a:ext cx="5169166" cy="3460928"/>
+                    </a:xfrm>
+                    <a:prstGeom prst="rect">
+                      <a:avLst/>
+                    </a:prstGeom>
+                    <a:ln>
+                      <a:noFill/>
+                    </a:ln>
+                    <a:extLst>
+                      <a:ext uri="{53640926-AAD7-44D8-BBD7-CCE9431645EC}">
+                        <a14:shadowObscured xmlns:a14="http://schemas.microsoft.com/office/drawing/2010/main"/>
+                      </a:ext>
+                    </a:extLst>
+                  </pic:spPr>
+                </pic:pic>
+              </a:graphicData>
+            </a:graphic>
+          </wp:inline>
+        </w:drawing>
+      </w:r>
+    </w:p>
+    <w:p>
+      <w:pPr>
+        <w:rPr>
+          <w:b/>
+          <w:bCs/>
+          <w:sz w:val="28"/>
+          <w:szCs w:val="28"/>
+        </w:rPr>
+      </w:pPr>
+      <w:r>
+        <w:rPr>
+          <w:b/>
+          <w:bCs/>
+          <w:sz w:val="28"/>
+          <w:szCs w:val="28"/>
+        </w:rPr>
+        <w:t>Output:</w:t>
+      </w:r>
+    </w:p>
+    <w:p>
+      <w:pPr>
+        <w:rPr>
+          <w:b/>
+          <w:bCs/>
+          <w:sz w:val="28"/>
+          <w:szCs w:val="28"/>
+        </w:rPr>
+      </w:pPr>
+      <w:r>
+        <w:rPr>
+          <w:b/>
+          <w:bCs/>
+          <w:sz w:val="28"/>
+          <w:szCs w:val="28"/>
+        </w:rPr>
+        <w:drawing>
+          <wp:inline distT="0" distB="0" distL="0" distR="0" wp14:anchorId="41BD4774" wp14:editId="0CD32B3D">
+            <wp:extent cx="5731510" cy="2873375"/>
+            <wp:effectExtent l="0" t="0" r="2540" b="3175"/>
+            <wp:docPr id="1215763340" name="Picture 1"/>
+            <wp:cNvGraphicFramePr>
+              <a:graphicFrameLocks xmlns:a="http://schemas.openxmlformats.org/drawingml/2006/main" noChangeAspect="1"/>
+            </wp:cNvGraphicFramePr>
+            <a:graphic xmlns:a="http://schemas.openxmlformats.org/drawingml/2006/main">
+              <a:graphicData uri="http://schemas.openxmlformats.org/drawingml/2006/picture">
+                <pic:pic xmlns:pic="http://schemas.openxmlformats.org/drawingml/2006/picture">
+                  <pic:nvPicPr>
+                    <pic:cNvPr id="1215763340" name=""/>
+                    <pic:cNvPicPr/>
+                  </pic:nvPicPr>
+                  <pic:blipFill>
+                    <a:blip r:embed="rId59"/>
+                    <a:stretch>
+                      <a:fillRect/>
+                    </a:stretch>
+                  </pic:blipFill>
+                  <pic:spPr>
+                    <a:xfrm>
+                      <a:off x="0" y="0"/>
+                      <a:ext cx="5731510" cy="2873375"/>
+                    </a:xfrm>
+                    <a:prstGeom prst="rect">
+                      <a:avLst/>
+                    </a:prstGeom>
+                  </pic:spPr>
+                </pic:pic>
+              </a:graphicData>
+            </a:graphic>
+          </wp:inline>
+        </w:drawing>
+      </w:r>
+    </w:p>
+    <w:p>
+      <w:pPr>
+        <w:rPr>
+          <w:b/>
+          <w:bCs/>
+          <w:sz w:val="28"/>
+          <w:szCs w:val="28"/>
+        </w:rPr>
+      </w:pPr>
+      <w:r>
+        <w:rPr>
+          <w:b/>
+          <w:bCs/>
+          <w:sz w:val="28"/>
+          <w:szCs w:val="28"/>
+        </w:rPr>
+        <w:lastRenderedPageBreak/>
+        <w:t>Time Complexity and Space complexity:</w:t>
+      </w:r>
+    </w:p>
+    <w:p>
+      <w:pPr>
+        <w:rPr>
+          <w:b/>
+          <w:bCs/>
+          <w:sz w:val="28"/>
+          <w:szCs w:val="28"/>
+        </w:rPr>
+      </w:pPr>
+      <w:r>
+        <w:rPr>
+          <w:b/>
+          <w:bCs/>
+          <w:sz w:val="28"/>
+          <w:szCs w:val="28"/>
+        </w:rPr>
+        <w:drawing>
+          <wp:inline distT="0" distB="0" distL="0" distR="0" wp14:anchorId="01152BF9" wp14:editId="5F81CEC5">
+            <wp:extent cx="4114800" cy="2462094"/>
+            <wp:effectExtent l="0" t="0" r="0" b="0"/>
+            <wp:docPr id="765745790" name="Picture 1"/>
+            <wp:cNvGraphicFramePr>
+              <a:graphicFrameLocks xmlns:a="http://schemas.openxmlformats.org/drawingml/2006/main" noChangeAspect="1"/>
+            </wp:cNvGraphicFramePr>
+            <a:graphic xmlns:a="http://schemas.openxmlformats.org/drawingml/2006/main">
+              <a:graphicData uri="http://schemas.openxmlformats.org/drawingml/2006/picture">
+                <pic:pic xmlns:pic="http://schemas.openxmlformats.org/drawingml/2006/picture">
+                  <pic:nvPicPr>
+                    <pic:cNvPr id="765745790" name=""/>
+                    <pic:cNvPicPr/>
+                  </pic:nvPicPr>
+                  <pic:blipFill rotWithShape="1">
+                    <a:blip r:embed="rId60"/>
+                    <a:srcRect l="379" t="1033" b="1426"/>
+                    <a:stretch>
+                      <a:fillRect/>
+                    </a:stretch>
+                  </pic:blipFill>
+                  <pic:spPr bwMode="auto">
+                    <a:xfrm>
+                      <a:off x="0" y="0"/>
+                      <a:ext cx="4127994" cy="2469989"/>
+                    </a:xfrm>
+                    <a:prstGeom prst="rect">
+                      <a:avLst/>
+                    </a:prstGeom>
+                    <a:ln>
+                      <a:noFill/>
+                    </a:ln>
+                    <a:extLst>
+                      <a:ext uri="{53640926-AAD7-44D8-BBD7-CCE9431645EC}">
+                        <a14:shadowObscured xmlns:a14="http://schemas.microsoft.com/office/drawing/2010/main"/>
+                      </a:ext>
+                    </a:extLst>
+                  </pic:spPr>
+                </pic:pic>
+              </a:graphicData>
+            </a:graphic>
+          </wp:inline>
+        </w:drawing>
+      </w:r>
+    </w:p>
+    <w:p>
+      <w:pPr>
+        <w:rPr>
+          <w:b/>
+          <w:bCs/>
+          <w:sz w:val="28"/>
+          <w:szCs w:val="28"/>
+        </w:rPr>
+      </w:pPr>
+      <w:r>
+        <w:rPr>
+          <w:b/>
+          <w:bCs/>
+          <w:sz w:val="28"/>
+          <w:szCs w:val="28"/>
+        </w:rPr>
+        <w:drawing>
+          <wp:inline distT="0" distB="0" distL="0" distR="0" wp14:anchorId="5C762F6C" wp14:editId="06D7EDAE">
+            <wp:extent cx="4127500" cy="2496946"/>
+            <wp:effectExtent l="0" t="0" r="6350" b="0"/>
+            <wp:docPr id="1279016164" name="Picture 1"/>
+            <wp:cNvGraphicFramePr>
+              <a:graphicFrameLocks xmlns:a="http://schemas.openxmlformats.org/drawingml/2006/main" noChangeAspect="1"/>
+            </wp:cNvGraphicFramePr>
+            <a:graphic xmlns:a="http://schemas.openxmlformats.org/drawingml/2006/main">
+              <a:graphicData uri="http://schemas.openxmlformats.org/drawingml/2006/picture">
+                <pic:pic xmlns:pic="http://schemas.openxmlformats.org/drawingml/2006/picture">
+                  <pic:nvPicPr>
+                    <pic:cNvPr id="1279016164" name=""/>
+                    <pic:cNvPicPr/>
+                  </pic:nvPicPr>
+                  <pic:blipFill rotWithShape="1">
+                    <a:blip r:embed="rId61"/>
+                    <a:srcRect l="631" t="1020" r="-1" b="1816"/>
+                    <a:stretch>
+                      <a:fillRect/>
+                    </a:stretch>
+                  </pic:blipFill>
+                  <pic:spPr bwMode="auto">
+                    <a:xfrm>
+                      <a:off x="0" y="0"/>
+                      <a:ext cx="4144535" cy="2507252"/>
+                    </a:xfrm>
+                    <a:prstGeom prst="rect">
+                      <a:avLst/>
+                    </a:prstGeom>
+                    <a:ln>
+                      <a:noFill/>
+                    </a:ln>
+                    <a:extLst>
+                      <a:ext uri="{53640926-AAD7-44D8-BBD7-CCE9431645EC}">
+                        <a14:shadowObscured xmlns:a14="http://schemas.microsoft.com/office/drawing/2010/main"/>
+                      </a:ext>
+                    </a:extLst>
+                  </pic:spPr>
+                </pic:pic>
+              </a:graphicData>
+            </a:graphic>
+          </wp:inline>
+        </w:drawing>
+      </w:r>
+    </w:p>
+    <w:p>
+      <w:pPr>
+        <w:rPr>
+          <w:b/>
+          <w:bCs/>
+          <w:sz w:val="28"/>
+          <w:szCs w:val="28"/>
+        </w:rPr>
+      </w:pPr>
+    </w:p>
+    <w:p>
+      <w:pPr>
+        <w:rPr>
+          <w:b/>
+          <w:bCs/>
+          <w:sz w:val="28"/>
+          <w:szCs w:val="28"/>
+        </w:rPr>
+      </w:pPr>
+      <w:r>
+        <w:rPr>
+          <w:b/>
+          <w:bCs/>
+          <w:sz w:val="28"/>
+          <w:szCs w:val="28"/>
+        </w:rPr>
+        <w:t>Conclusion:</w:t>
+      </w:r>
+    </w:p>
+    <w:p>
+      <w:r>
+        <w:t xml:space="preserve">The graphs show that the Fractional Knapsack algorithm has a time complexity of </w:t>
+      </w:r>
+      <w:proofErr w:type="gramStart"/>
+      <w:r>
+        <w:t>O(</w:t>
+      </w:r>
+      <w:proofErr w:type="gramEnd"/>
+      <w:r>
+        <w:t>n log n) and a space complexity of O(n). The time complexity graph increases slightly faster than a linear function because the items must first be sorted according to their value-to-weight ratio. After sorting, the greedy selection process takes only O(n) time.</w:t>
+      </w:r>
+    </w:p>
+    <w:p>
+      <w:r>
+        <w:t>The space complexity graph shows a linear increase in memory usage with the number of items because the implementation stores the item information and ratios required for sorting.</w:t>
+      </w:r>
+    </w:p>
+    <w:p>
+      <w:r>
+        <w:t xml:space="preserve">Overall, the Fractional Knapsack algorithm is efficient and scalable for large inputs. The greedy strategy provides an optimal solution while maintaining </w:t>
+      </w:r>
+      <w:proofErr w:type="gramStart"/>
+      <w:r>
+        <w:t>O(</w:t>
+      </w:r>
+      <w:proofErr w:type="gramEnd"/>
+      <w:r>
+        <w:t>n log n) time complexity and O(n) space complexity in the given implementation.</w:t>
+      </w:r>
     </w:p>
     <w:sectPr>
       <w:pgSz w:w="11906" w:h="16838"/>

--- a/Practical file -ADA.docx
+++ b/Practical file -ADA.docx
@@ -24576,6 +24576,7 @@
         <w:rPr>
           <w:b/>
           <w:bCs/>
+          <w:noProof/>
           <w:sz w:val="28"/>
           <w:szCs w:val="28"/>
         </w:rPr>
@@ -24629,6 +24630,7 @@
         <w:rPr>
           <w:b/>
           <w:bCs/>
+          <w:noProof/>
           <w:sz w:val="28"/>
           <w:szCs w:val="28"/>
         </w:rPr>
@@ -24682,6 +24684,7 @@
         <w:rPr>
           <w:b/>
           <w:bCs/>
+          <w:noProof/>
           <w:sz w:val="28"/>
           <w:szCs w:val="28"/>
         </w:rPr>
@@ -24736,6 +24739,7 @@
         <w:rPr>
           <w:b/>
           <w:bCs/>
+          <w:noProof/>
           <w:sz w:val="28"/>
           <w:szCs w:val="28"/>
         </w:rPr>
@@ -24817,6 +24821,7 @@
         <w:rPr>
           <w:b/>
           <w:bCs/>
+          <w:noProof/>
           <w:sz w:val="28"/>
           <w:szCs w:val="28"/>
         </w:rPr>
@@ -24890,6 +24895,7 @@
         <w:rPr>
           <w:b/>
           <w:bCs/>
+          <w:noProof/>
           <w:sz w:val="28"/>
           <w:szCs w:val="28"/>
         </w:rPr>
@@ -24952,6 +24958,7 @@
         <w:rPr>
           <w:b/>
           <w:bCs/>
+          <w:noProof/>
           <w:sz w:val="28"/>
           <w:szCs w:val="28"/>
         </w:rPr>
@@ -25061,6 +25068,1883 @@
         <w:t>n log n) time complexity and O(n) space complexity in the given implementation.</w:t>
       </w:r>
     </w:p>
+    <w:p>
+      <w:pPr>
+        <w:jc w:val="center"/>
+        <w:rPr>
+          <w:b/>
+          <w:bCs/>
+          <w:sz w:val="36"/>
+          <w:szCs w:val="36"/>
+        </w:rPr>
+      </w:pPr>
+      <w:r>
+        <w:rPr>
+          <w:b/>
+          <w:bCs/>
+          <w:sz w:val="36"/>
+          <w:szCs w:val="36"/>
+        </w:rPr>
+        <w:lastRenderedPageBreak/>
+        <w:t>Practical-12</w:t>
+      </w:r>
+    </w:p>
+    <w:p>
+      <w:pPr>
+        <w:pStyle w:val="Head"/>
+        <w:rPr>
+          <w:b w:val="0"/>
+          <w:bCs w:val="0"/>
+          <w:sz w:val="28"/>
+          <w:szCs w:val="28"/>
+        </w:rPr>
+      </w:pPr>
+      <w:r>
+        <w:rPr>
+          <w:sz w:val="28"/>
+          <w:szCs w:val="28"/>
+        </w:rPr>
+        <w:t>Objective:</w:t>
+      </w:r>
+      <w:r>
+        <w:rPr>
+          <w:b w:val="0"/>
+          <w:bCs w:val="0"/>
+          <w:sz w:val="28"/>
+          <w:szCs w:val="28"/>
+        </w:rPr>
+        <w:t xml:space="preserve"> Application of</w:t>
+      </w:r>
+      <w:r>
+        <w:rPr>
+          <w:b w:val="0"/>
+          <w:bCs w:val="0"/>
+          <w:sz w:val="28"/>
+          <w:szCs w:val="28"/>
+        </w:rPr>
+        <w:t xml:space="preserve"> 0/1 Knapsack problem.</w:t>
+      </w:r>
+    </w:p>
+    <w:p>
+      <w:pPr>
+        <w:pStyle w:val="Head"/>
+        <w:rPr>
+          <w:sz w:val="28"/>
+          <w:szCs w:val="28"/>
+        </w:rPr>
+      </w:pPr>
+      <w:r>
+        <w:rPr>
+          <w:sz w:val="28"/>
+          <w:szCs w:val="28"/>
+        </w:rPr>
+        <w:t>Algorithm:</w:t>
+      </w:r>
+    </w:p>
+    <w:p>
+      <w:pPr>
+        <w:pStyle w:val="Head"/>
+        <w:rPr>
+          <w:b w:val="0"/>
+          <w:bCs w:val="0"/>
+          <w:sz w:val="24"/>
+          <w:szCs w:val="24"/>
+        </w:rPr>
+      </w:pPr>
+      <w:r>
+        <w:rPr>
+          <w:b w:val="0"/>
+          <w:bCs w:val="0"/>
+          <w:sz w:val="24"/>
+          <w:szCs w:val="24"/>
+        </w:rPr>
+        <w:t>ALGORITHM ZERO_ONE_</w:t>
+      </w:r>
+      <w:proofErr w:type="gramStart"/>
+      <w:r>
+        <w:rPr>
+          <w:b w:val="0"/>
+          <w:bCs w:val="0"/>
+          <w:sz w:val="24"/>
+          <w:szCs w:val="24"/>
+        </w:rPr>
+        <w:t>KNAPSACK(</w:t>
+      </w:r>
+      <w:proofErr w:type="gramEnd"/>
+      <w:r>
+        <w:rPr>
+          <w:b w:val="0"/>
+          <w:bCs w:val="0"/>
+          <w:sz w:val="24"/>
+          <w:szCs w:val="24"/>
+        </w:rPr>
+        <w:t>weight, profit, n, capacity)</w:t>
+      </w:r>
+    </w:p>
+    <w:p>
+      <w:pPr>
+        <w:pStyle w:val="Head"/>
+        <w:rPr>
+          <w:b w:val="0"/>
+          <w:bCs w:val="0"/>
+          <w:sz w:val="24"/>
+          <w:szCs w:val="24"/>
+        </w:rPr>
+      </w:pPr>
+    </w:p>
+    <w:p>
+      <w:pPr>
+        <w:pStyle w:val="Head"/>
+        <w:rPr>
+          <w:b w:val="0"/>
+          <w:bCs w:val="0"/>
+          <w:sz w:val="24"/>
+          <w:szCs w:val="24"/>
+        </w:rPr>
+      </w:pPr>
+      <w:r>
+        <w:rPr>
+          <w:b w:val="0"/>
+          <w:bCs w:val="0"/>
+          <w:sz w:val="24"/>
+          <w:szCs w:val="24"/>
+        </w:rPr>
+        <w:t xml:space="preserve">    Create </w:t>
+      </w:r>
+      <w:proofErr w:type="spellStart"/>
+      <w:r>
+        <w:rPr>
+          <w:b w:val="0"/>
+          <w:bCs w:val="0"/>
+          <w:sz w:val="24"/>
+          <w:szCs w:val="24"/>
+        </w:rPr>
+        <w:t>dp</w:t>
+      </w:r>
+      <w:proofErr w:type="spellEnd"/>
+      <w:r>
+        <w:rPr>
+          <w:b w:val="0"/>
+          <w:bCs w:val="0"/>
+          <w:sz w:val="24"/>
+          <w:szCs w:val="24"/>
+        </w:rPr>
+        <w:t>[n+</w:t>
+      </w:r>
+      <w:proofErr w:type="gramStart"/>
+      <w:r>
+        <w:rPr>
+          <w:b w:val="0"/>
+          <w:bCs w:val="0"/>
+          <w:sz w:val="24"/>
+          <w:szCs w:val="24"/>
+        </w:rPr>
+        <w:t>1][</w:t>
+      </w:r>
+      <w:proofErr w:type="gramEnd"/>
+      <w:r>
+        <w:rPr>
+          <w:b w:val="0"/>
+          <w:bCs w:val="0"/>
+          <w:sz w:val="24"/>
+          <w:szCs w:val="24"/>
+        </w:rPr>
+        <w:t>capacity+1]</w:t>
+      </w:r>
+    </w:p>
+    <w:p>
+      <w:pPr>
+        <w:pStyle w:val="Head"/>
+        <w:rPr>
+          <w:b w:val="0"/>
+          <w:bCs w:val="0"/>
+          <w:sz w:val="24"/>
+          <w:szCs w:val="24"/>
+        </w:rPr>
+      </w:pPr>
+    </w:p>
+    <w:p>
+      <w:pPr>
+        <w:pStyle w:val="Head"/>
+        <w:rPr>
+          <w:b w:val="0"/>
+          <w:bCs w:val="0"/>
+          <w:sz w:val="24"/>
+          <w:szCs w:val="24"/>
+        </w:rPr>
+      </w:pPr>
+      <w:r>
+        <w:rPr>
+          <w:b w:val="0"/>
+          <w:bCs w:val="0"/>
+          <w:sz w:val="24"/>
+          <w:szCs w:val="24"/>
+        </w:rPr>
+        <w:t xml:space="preserve">    for </w:t>
+      </w:r>
+      <w:proofErr w:type="spellStart"/>
+      <w:r>
+        <w:rPr>
+          <w:b w:val="0"/>
+          <w:bCs w:val="0"/>
+          <w:sz w:val="24"/>
+          <w:szCs w:val="24"/>
+        </w:rPr>
+        <w:t>i</w:t>
+      </w:r>
+      <w:proofErr w:type="spellEnd"/>
+      <w:r>
+        <w:rPr>
+          <w:b w:val="0"/>
+          <w:bCs w:val="0"/>
+          <w:sz w:val="24"/>
+          <w:szCs w:val="24"/>
+        </w:rPr>
+        <w:t xml:space="preserve"> ← 0 to n</w:t>
+      </w:r>
+    </w:p>
+    <w:p>
+      <w:pPr>
+        <w:pStyle w:val="Head"/>
+        <w:rPr>
+          <w:b w:val="0"/>
+          <w:bCs w:val="0"/>
+          <w:sz w:val="24"/>
+          <w:szCs w:val="24"/>
+        </w:rPr>
+      </w:pPr>
+      <w:r>
+        <w:rPr>
+          <w:b w:val="0"/>
+          <w:bCs w:val="0"/>
+          <w:sz w:val="24"/>
+          <w:szCs w:val="24"/>
+        </w:rPr>
+        <w:t xml:space="preserve">        for w ← 0 to capacity</w:t>
+      </w:r>
+    </w:p>
+    <w:p>
+      <w:pPr>
+        <w:pStyle w:val="Head"/>
+        <w:rPr>
+          <w:b w:val="0"/>
+          <w:bCs w:val="0"/>
+          <w:sz w:val="24"/>
+          <w:szCs w:val="24"/>
+        </w:rPr>
+      </w:pPr>
+    </w:p>
+    <w:p>
+      <w:pPr>
+        <w:pStyle w:val="Head"/>
+        <w:rPr>
+          <w:b w:val="0"/>
+          <w:bCs w:val="0"/>
+          <w:sz w:val="24"/>
+          <w:szCs w:val="24"/>
+        </w:rPr>
+      </w:pPr>
+      <w:r>
+        <w:rPr>
+          <w:b w:val="0"/>
+          <w:bCs w:val="0"/>
+          <w:sz w:val="24"/>
+          <w:szCs w:val="24"/>
+        </w:rPr>
+        <w:t xml:space="preserve">            if </w:t>
+      </w:r>
+      <w:proofErr w:type="spellStart"/>
+      <w:r>
+        <w:rPr>
+          <w:b w:val="0"/>
+          <w:bCs w:val="0"/>
+          <w:sz w:val="24"/>
+          <w:szCs w:val="24"/>
+        </w:rPr>
+        <w:t>i</w:t>
+      </w:r>
+      <w:proofErr w:type="spellEnd"/>
+      <w:r>
+        <w:rPr>
+          <w:b w:val="0"/>
+          <w:bCs w:val="0"/>
+          <w:sz w:val="24"/>
+          <w:szCs w:val="24"/>
+        </w:rPr>
+        <w:t xml:space="preserve"> = 0 OR w = 0</w:t>
+      </w:r>
+    </w:p>
+    <w:p>
+      <w:pPr>
+        <w:pStyle w:val="Head"/>
+        <w:rPr>
+          <w:b w:val="0"/>
+          <w:bCs w:val="0"/>
+          <w:sz w:val="24"/>
+          <w:szCs w:val="24"/>
+        </w:rPr>
+      </w:pPr>
+      <w:r>
+        <w:rPr>
+          <w:b w:val="0"/>
+          <w:bCs w:val="0"/>
+          <w:sz w:val="24"/>
+          <w:szCs w:val="24"/>
+        </w:rPr>
+        <w:t xml:space="preserve">                </w:t>
+      </w:r>
+      <w:proofErr w:type="spellStart"/>
+      <w:r>
+        <w:rPr>
+          <w:b w:val="0"/>
+          <w:bCs w:val="0"/>
+          <w:sz w:val="24"/>
+          <w:szCs w:val="24"/>
+        </w:rPr>
+        <w:t>dp</w:t>
+      </w:r>
+      <w:proofErr w:type="spellEnd"/>
+      <w:r>
+        <w:rPr>
+          <w:b w:val="0"/>
+          <w:bCs w:val="0"/>
+          <w:sz w:val="24"/>
+          <w:szCs w:val="24"/>
+        </w:rPr>
+        <w:t>[</w:t>
+      </w:r>
+      <w:proofErr w:type="spellStart"/>
+      <w:r>
+        <w:rPr>
+          <w:b w:val="0"/>
+          <w:bCs w:val="0"/>
+          <w:sz w:val="24"/>
+          <w:szCs w:val="24"/>
+        </w:rPr>
+        <w:t>i</w:t>
+      </w:r>
+      <w:proofErr w:type="spellEnd"/>
+      <w:r>
+        <w:rPr>
+          <w:b w:val="0"/>
+          <w:bCs w:val="0"/>
+          <w:sz w:val="24"/>
+          <w:szCs w:val="24"/>
+        </w:rPr>
+        <w:t>][w] ← 0</w:t>
+      </w:r>
+    </w:p>
+    <w:p>
+      <w:pPr>
+        <w:pStyle w:val="Head"/>
+        <w:rPr>
+          <w:b w:val="0"/>
+          <w:bCs w:val="0"/>
+          <w:sz w:val="24"/>
+          <w:szCs w:val="24"/>
+        </w:rPr>
+      </w:pPr>
+    </w:p>
+    <w:p>
+      <w:pPr>
+        <w:pStyle w:val="Head"/>
+        <w:rPr>
+          <w:b w:val="0"/>
+          <w:bCs w:val="0"/>
+          <w:sz w:val="24"/>
+          <w:szCs w:val="24"/>
+        </w:rPr>
+      </w:pPr>
+      <w:r>
+        <w:rPr>
+          <w:b w:val="0"/>
+          <w:bCs w:val="0"/>
+          <w:sz w:val="24"/>
+          <w:szCs w:val="24"/>
+        </w:rPr>
+        <w:t xml:space="preserve">            else if weight[i-1] ≤ w</w:t>
+      </w:r>
+    </w:p>
+    <w:p>
+      <w:pPr>
+        <w:pStyle w:val="Head"/>
+        <w:rPr>
+          <w:b w:val="0"/>
+          <w:bCs w:val="0"/>
+          <w:sz w:val="24"/>
+          <w:szCs w:val="24"/>
+        </w:rPr>
+      </w:pPr>
+      <w:r>
+        <w:rPr>
+          <w:b w:val="0"/>
+          <w:bCs w:val="0"/>
+          <w:sz w:val="24"/>
+          <w:szCs w:val="24"/>
+        </w:rPr>
+        <w:t xml:space="preserve">                include ← profit[i-1] +</w:t>
+      </w:r>
+    </w:p>
+    <w:p>
+      <w:pPr>
+        <w:pStyle w:val="Head"/>
+        <w:rPr>
+          <w:b w:val="0"/>
+          <w:bCs w:val="0"/>
+          <w:sz w:val="24"/>
+          <w:szCs w:val="24"/>
+        </w:rPr>
+      </w:pPr>
+      <w:r>
+        <w:rPr>
+          <w:b w:val="0"/>
+          <w:bCs w:val="0"/>
+          <w:sz w:val="24"/>
+          <w:szCs w:val="24"/>
+        </w:rPr>
+        <w:t xml:space="preserve">                          </w:t>
+      </w:r>
+      <w:proofErr w:type="spellStart"/>
+      <w:r>
+        <w:rPr>
+          <w:b w:val="0"/>
+          <w:bCs w:val="0"/>
+          <w:sz w:val="24"/>
+          <w:szCs w:val="24"/>
+        </w:rPr>
+        <w:t>dp</w:t>
+      </w:r>
+      <w:proofErr w:type="spellEnd"/>
+      <w:r>
+        <w:rPr>
+          <w:b w:val="0"/>
+          <w:bCs w:val="0"/>
+          <w:sz w:val="24"/>
+          <w:szCs w:val="24"/>
+        </w:rPr>
+        <w:t>[i-</w:t>
+      </w:r>
+      <w:proofErr w:type="gramStart"/>
+      <w:r>
+        <w:rPr>
+          <w:b w:val="0"/>
+          <w:bCs w:val="0"/>
+          <w:sz w:val="24"/>
+          <w:szCs w:val="24"/>
+        </w:rPr>
+        <w:t>1][</w:t>
+      </w:r>
+      <w:proofErr w:type="gramEnd"/>
+      <w:r>
+        <w:rPr>
+          <w:b w:val="0"/>
+          <w:bCs w:val="0"/>
+          <w:sz w:val="24"/>
+          <w:szCs w:val="24"/>
+        </w:rPr>
+        <w:t>w-weight[i-1]]</w:t>
+      </w:r>
+    </w:p>
+    <w:p>
+      <w:pPr>
+        <w:pStyle w:val="Head"/>
+        <w:rPr>
+          <w:b w:val="0"/>
+          <w:bCs w:val="0"/>
+          <w:sz w:val="24"/>
+          <w:szCs w:val="24"/>
+        </w:rPr>
+      </w:pPr>
+    </w:p>
+    <w:p>
+      <w:pPr>
+        <w:pStyle w:val="Head"/>
+        <w:rPr>
+          <w:b w:val="0"/>
+          <w:bCs w:val="0"/>
+          <w:sz w:val="24"/>
+          <w:szCs w:val="24"/>
+        </w:rPr>
+      </w:pPr>
+      <w:r>
+        <w:rPr>
+          <w:b w:val="0"/>
+          <w:bCs w:val="0"/>
+          <w:sz w:val="24"/>
+          <w:szCs w:val="24"/>
+        </w:rPr>
+        <w:t xml:space="preserve">                exclude ← </w:t>
+      </w:r>
+      <w:proofErr w:type="spellStart"/>
+      <w:r>
+        <w:rPr>
+          <w:b w:val="0"/>
+          <w:bCs w:val="0"/>
+          <w:sz w:val="24"/>
+          <w:szCs w:val="24"/>
+        </w:rPr>
+        <w:t>dp</w:t>
+      </w:r>
+      <w:proofErr w:type="spellEnd"/>
+      <w:r>
+        <w:rPr>
+          <w:b w:val="0"/>
+          <w:bCs w:val="0"/>
+          <w:sz w:val="24"/>
+          <w:szCs w:val="24"/>
+        </w:rPr>
+        <w:t>[i-</w:t>
+      </w:r>
+      <w:proofErr w:type="gramStart"/>
+      <w:r>
+        <w:rPr>
+          <w:b w:val="0"/>
+          <w:bCs w:val="0"/>
+          <w:sz w:val="24"/>
+          <w:szCs w:val="24"/>
+        </w:rPr>
+        <w:t>1][</w:t>
+      </w:r>
+      <w:proofErr w:type="gramEnd"/>
+      <w:r>
+        <w:rPr>
+          <w:b w:val="0"/>
+          <w:bCs w:val="0"/>
+          <w:sz w:val="24"/>
+          <w:szCs w:val="24"/>
+        </w:rPr>
+        <w:t>w]</w:t>
+      </w:r>
+    </w:p>
+    <w:p>
+      <w:pPr>
+        <w:pStyle w:val="Head"/>
+        <w:rPr>
+          <w:b w:val="0"/>
+          <w:bCs w:val="0"/>
+          <w:sz w:val="24"/>
+          <w:szCs w:val="24"/>
+        </w:rPr>
+      </w:pPr>
+    </w:p>
+    <w:p>
+      <w:pPr>
+        <w:pStyle w:val="Head"/>
+        <w:rPr>
+          <w:b w:val="0"/>
+          <w:bCs w:val="0"/>
+          <w:sz w:val="24"/>
+          <w:szCs w:val="24"/>
+        </w:rPr>
+      </w:pPr>
+      <w:r>
+        <w:rPr>
+          <w:b w:val="0"/>
+          <w:bCs w:val="0"/>
+          <w:sz w:val="24"/>
+          <w:szCs w:val="24"/>
+        </w:rPr>
+        <w:t xml:space="preserve">                </w:t>
+      </w:r>
+      <w:proofErr w:type="spellStart"/>
+      <w:r>
+        <w:rPr>
+          <w:b w:val="0"/>
+          <w:bCs w:val="0"/>
+          <w:sz w:val="24"/>
+          <w:szCs w:val="24"/>
+        </w:rPr>
+        <w:t>dp</w:t>
+      </w:r>
+      <w:proofErr w:type="spellEnd"/>
+      <w:r>
+        <w:rPr>
+          <w:b w:val="0"/>
+          <w:bCs w:val="0"/>
+          <w:sz w:val="24"/>
+          <w:szCs w:val="24"/>
+        </w:rPr>
+        <w:t>[</w:t>
+      </w:r>
+      <w:proofErr w:type="spellStart"/>
+      <w:r>
+        <w:rPr>
+          <w:b w:val="0"/>
+          <w:bCs w:val="0"/>
+          <w:sz w:val="24"/>
+          <w:szCs w:val="24"/>
+        </w:rPr>
+        <w:t>i</w:t>
+      </w:r>
+      <w:proofErr w:type="spellEnd"/>
+      <w:r>
+        <w:rPr>
+          <w:b w:val="0"/>
+          <w:bCs w:val="0"/>
+          <w:sz w:val="24"/>
+          <w:szCs w:val="24"/>
+        </w:rPr>
+        <w:t xml:space="preserve">][w] ← </w:t>
+      </w:r>
+      <w:proofErr w:type="gramStart"/>
+      <w:r>
+        <w:rPr>
+          <w:b w:val="0"/>
+          <w:bCs w:val="0"/>
+          <w:sz w:val="24"/>
+          <w:szCs w:val="24"/>
+        </w:rPr>
+        <w:t>MAX(</w:t>
+      </w:r>
+      <w:proofErr w:type="gramEnd"/>
+      <w:r>
+        <w:rPr>
+          <w:b w:val="0"/>
+          <w:bCs w:val="0"/>
+          <w:sz w:val="24"/>
+          <w:szCs w:val="24"/>
+        </w:rPr>
+        <w:t>include, exclude)</w:t>
+      </w:r>
+    </w:p>
+    <w:p>
+      <w:pPr>
+        <w:pStyle w:val="Head"/>
+        <w:rPr>
+          <w:b w:val="0"/>
+          <w:bCs w:val="0"/>
+          <w:sz w:val="24"/>
+          <w:szCs w:val="24"/>
+        </w:rPr>
+      </w:pPr>
+    </w:p>
+    <w:p>
+      <w:pPr>
+        <w:pStyle w:val="Head"/>
+        <w:rPr>
+          <w:b w:val="0"/>
+          <w:bCs w:val="0"/>
+          <w:sz w:val="24"/>
+          <w:szCs w:val="24"/>
+        </w:rPr>
+      </w:pPr>
+      <w:r>
+        <w:rPr>
+          <w:b w:val="0"/>
+          <w:bCs w:val="0"/>
+          <w:sz w:val="24"/>
+          <w:szCs w:val="24"/>
+        </w:rPr>
+        <w:t xml:space="preserve">            else</w:t>
+      </w:r>
+    </w:p>
+    <w:p>
+      <w:pPr>
+        <w:pStyle w:val="Head"/>
+        <w:rPr>
+          <w:b w:val="0"/>
+          <w:bCs w:val="0"/>
+          <w:sz w:val="24"/>
+          <w:szCs w:val="24"/>
+        </w:rPr>
+      </w:pPr>
+      <w:r>
+        <w:rPr>
+          <w:b w:val="0"/>
+          <w:bCs w:val="0"/>
+          <w:sz w:val="24"/>
+          <w:szCs w:val="24"/>
+        </w:rPr>
+        <w:t xml:space="preserve">                </w:t>
+      </w:r>
+      <w:proofErr w:type="spellStart"/>
+      <w:r>
+        <w:rPr>
+          <w:b w:val="0"/>
+          <w:bCs w:val="0"/>
+          <w:sz w:val="24"/>
+          <w:szCs w:val="24"/>
+        </w:rPr>
+        <w:t>dp</w:t>
+      </w:r>
+      <w:proofErr w:type="spellEnd"/>
+      <w:r>
+        <w:rPr>
+          <w:b w:val="0"/>
+          <w:bCs w:val="0"/>
+          <w:sz w:val="24"/>
+          <w:szCs w:val="24"/>
+        </w:rPr>
+        <w:t>[</w:t>
+      </w:r>
+      <w:proofErr w:type="spellStart"/>
+      <w:r>
+        <w:rPr>
+          <w:b w:val="0"/>
+          <w:bCs w:val="0"/>
+          <w:sz w:val="24"/>
+          <w:szCs w:val="24"/>
+        </w:rPr>
+        <w:t>i</w:t>
+      </w:r>
+      <w:proofErr w:type="spellEnd"/>
+      <w:r>
+        <w:rPr>
+          <w:b w:val="0"/>
+          <w:bCs w:val="0"/>
+          <w:sz w:val="24"/>
+          <w:szCs w:val="24"/>
+        </w:rPr>
+        <w:t xml:space="preserve">][w] ← </w:t>
+      </w:r>
+      <w:proofErr w:type="spellStart"/>
+      <w:r>
+        <w:rPr>
+          <w:b w:val="0"/>
+          <w:bCs w:val="0"/>
+          <w:sz w:val="24"/>
+          <w:szCs w:val="24"/>
+        </w:rPr>
+        <w:t>dp</w:t>
+      </w:r>
+      <w:proofErr w:type="spellEnd"/>
+      <w:r>
+        <w:rPr>
+          <w:b w:val="0"/>
+          <w:bCs w:val="0"/>
+          <w:sz w:val="24"/>
+          <w:szCs w:val="24"/>
+        </w:rPr>
+        <w:t>[i-</w:t>
+      </w:r>
+      <w:proofErr w:type="gramStart"/>
+      <w:r>
+        <w:rPr>
+          <w:b w:val="0"/>
+          <w:bCs w:val="0"/>
+          <w:sz w:val="24"/>
+          <w:szCs w:val="24"/>
+        </w:rPr>
+        <w:t>1][</w:t>
+      </w:r>
+      <w:proofErr w:type="gramEnd"/>
+      <w:r>
+        <w:rPr>
+          <w:b w:val="0"/>
+          <w:bCs w:val="0"/>
+          <w:sz w:val="24"/>
+          <w:szCs w:val="24"/>
+        </w:rPr>
+        <w:t>w]</w:t>
+      </w:r>
+    </w:p>
+    <w:p>
+      <w:pPr>
+        <w:pStyle w:val="Head"/>
+        <w:rPr>
+          <w:b w:val="0"/>
+          <w:bCs w:val="0"/>
+          <w:sz w:val="24"/>
+          <w:szCs w:val="24"/>
+        </w:rPr>
+      </w:pPr>
+    </w:p>
+    <w:p>
+      <w:pPr>
+        <w:pStyle w:val="Head"/>
+        <w:rPr>
+          <w:b w:val="0"/>
+          <w:bCs w:val="0"/>
+          <w:sz w:val="24"/>
+          <w:szCs w:val="24"/>
+        </w:rPr>
+      </w:pPr>
+      <w:r>
+        <w:rPr>
+          <w:b w:val="0"/>
+          <w:bCs w:val="0"/>
+          <w:sz w:val="24"/>
+          <w:szCs w:val="24"/>
+        </w:rPr>
+        <w:t xml:space="preserve">    return </w:t>
+      </w:r>
+      <w:proofErr w:type="spellStart"/>
+      <w:r>
+        <w:rPr>
+          <w:b w:val="0"/>
+          <w:bCs w:val="0"/>
+          <w:sz w:val="24"/>
+          <w:szCs w:val="24"/>
+        </w:rPr>
+        <w:t>dp</w:t>
+      </w:r>
+      <w:proofErr w:type="spellEnd"/>
+      <w:r>
+        <w:rPr>
+          <w:b w:val="0"/>
+          <w:bCs w:val="0"/>
+          <w:sz w:val="24"/>
+          <w:szCs w:val="24"/>
+        </w:rPr>
+        <w:t>[n][capacity]</w:t>
+      </w:r>
+    </w:p>
+    <w:p>
+      <w:pPr>
+        <w:pStyle w:val="Head"/>
+        <w:rPr>
+          <w:b w:val="0"/>
+          <w:bCs w:val="0"/>
+          <w:sz w:val="24"/>
+          <w:szCs w:val="24"/>
+        </w:rPr>
+      </w:pPr>
+    </w:p>
+    <w:p>
+      <w:pPr>
+        <w:pStyle w:val="Head"/>
+        <w:rPr>
+          <w:b w:val="0"/>
+          <w:bCs w:val="0"/>
+          <w:sz w:val="24"/>
+          <w:szCs w:val="24"/>
+        </w:rPr>
+      </w:pPr>
+    </w:p>
+    <w:p>
+      <w:pPr>
+        <w:pStyle w:val="Head"/>
+        <w:rPr>
+          <w:sz w:val="28"/>
+          <w:szCs w:val="28"/>
+        </w:rPr>
+      </w:pPr>
+      <w:r>
+        <w:rPr>
+          <w:sz w:val="28"/>
+          <w:szCs w:val="28"/>
+        </w:rPr>
+        <w:lastRenderedPageBreak/>
+        <w:t>C Code:</w:t>
+      </w:r>
+    </w:p>
+    <w:p>
+      <w:pPr>
+        <w:pStyle w:val="Head"/>
+        <w:rPr>
+          <w:sz w:val="28"/>
+          <w:szCs w:val="28"/>
+        </w:rPr>
+      </w:pPr>
+      <w:r>
+        <w:rPr>
+          <w:sz w:val="28"/>
+          <w:szCs w:val="28"/>
+        </w:rPr>
+        <w:drawing>
+          <wp:inline distT="0" distB="0" distL="0" distR="0" wp14:anchorId="41C525E8" wp14:editId="434C115E">
+            <wp:extent cx="4445228" cy="4369025"/>
+            <wp:effectExtent l="0" t="0" r="0" b="0"/>
+            <wp:docPr id="27203779" name="Picture 1"/>
+            <wp:cNvGraphicFramePr>
+              <a:graphicFrameLocks xmlns:a="http://schemas.openxmlformats.org/drawingml/2006/main" noChangeAspect="1"/>
+            </wp:cNvGraphicFramePr>
+            <a:graphic xmlns:a="http://schemas.openxmlformats.org/drawingml/2006/main">
+              <a:graphicData uri="http://schemas.openxmlformats.org/drawingml/2006/picture">
+                <pic:pic xmlns:pic="http://schemas.openxmlformats.org/drawingml/2006/picture">
+                  <pic:nvPicPr>
+                    <pic:cNvPr id="27203779" name=""/>
+                    <pic:cNvPicPr/>
+                  </pic:nvPicPr>
+                  <pic:blipFill>
+                    <a:blip r:embed="rId62"/>
+                    <a:stretch>
+                      <a:fillRect/>
+                    </a:stretch>
+                  </pic:blipFill>
+                  <pic:spPr>
+                    <a:xfrm>
+                      <a:off x="0" y="0"/>
+                      <a:ext cx="4445228" cy="4369025"/>
+                    </a:xfrm>
+                    <a:prstGeom prst="rect">
+                      <a:avLst/>
+                    </a:prstGeom>
+                  </pic:spPr>
+                </pic:pic>
+              </a:graphicData>
+            </a:graphic>
+          </wp:inline>
+        </w:drawing>
+      </w:r>
+    </w:p>
+    <w:p>
+      <w:pPr>
+        <w:pStyle w:val="Head"/>
+        <w:rPr>
+          <w:sz w:val="28"/>
+          <w:szCs w:val="28"/>
+        </w:rPr>
+      </w:pPr>
+      <w:r>
+        <w:rPr>
+          <w:sz w:val="28"/>
+          <w:szCs w:val="28"/>
+        </w:rPr>
+        <w:drawing>
+          <wp:inline distT="0" distB="0" distL="0" distR="0" wp14:anchorId="0B826F97" wp14:editId="25FFA16A">
+            <wp:extent cx="3797495" cy="3924502"/>
+            <wp:effectExtent l="0" t="0" r="0" b="0"/>
+            <wp:docPr id="1213025489" name="Picture 1"/>
+            <wp:cNvGraphicFramePr>
+              <a:graphicFrameLocks xmlns:a="http://schemas.openxmlformats.org/drawingml/2006/main" noChangeAspect="1"/>
+            </wp:cNvGraphicFramePr>
+            <a:graphic xmlns:a="http://schemas.openxmlformats.org/drawingml/2006/main">
+              <a:graphicData uri="http://schemas.openxmlformats.org/drawingml/2006/picture">
+                <pic:pic xmlns:pic="http://schemas.openxmlformats.org/drawingml/2006/picture">
+                  <pic:nvPicPr>
+                    <pic:cNvPr id="1213025489" name=""/>
+                    <pic:cNvPicPr/>
+                  </pic:nvPicPr>
+                  <pic:blipFill>
+                    <a:blip r:embed="rId63"/>
+                    <a:stretch>
+                      <a:fillRect/>
+                    </a:stretch>
+                  </pic:blipFill>
+                  <pic:spPr>
+                    <a:xfrm>
+                      <a:off x="0" y="0"/>
+                      <a:ext cx="3797495" cy="3924502"/>
+                    </a:xfrm>
+                    <a:prstGeom prst="rect">
+                      <a:avLst/>
+                    </a:prstGeom>
+                  </pic:spPr>
+                </pic:pic>
+              </a:graphicData>
+            </a:graphic>
+          </wp:inline>
+        </w:drawing>
+      </w:r>
+    </w:p>
+    <w:p>
+      <w:pPr>
+        <w:pStyle w:val="Head"/>
+        <w:rPr>
+          <w:sz w:val="28"/>
+          <w:szCs w:val="28"/>
+        </w:rPr>
+      </w:pPr>
+      <w:r>
+        <w:rPr>
+          <w:sz w:val="28"/>
+          <w:szCs w:val="28"/>
+        </w:rPr>
+        <w:lastRenderedPageBreak/>
+        <w:t>Output:</w:t>
+      </w:r>
+    </w:p>
+    <w:p>
+      <w:pPr>
+        <w:pStyle w:val="Head"/>
+        <w:rPr>
+          <w:sz w:val="28"/>
+          <w:szCs w:val="28"/>
+        </w:rPr>
+      </w:pPr>
+      <w:r>
+        <w:rPr>
+          <w:sz w:val="28"/>
+          <w:szCs w:val="28"/>
+        </w:rPr>
+        <w:drawing>
+          <wp:inline distT="0" distB="0" distL="0" distR="0" wp14:anchorId="7B3102FA" wp14:editId="2833A92C">
+            <wp:extent cx="5731510" cy="2117090"/>
+            <wp:effectExtent l="0" t="0" r="2540" b="0"/>
+            <wp:docPr id="1315806808" name="Picture 1"/>
+            <wp:cNvGraphicFramePr>
+              <a:graphicFrameLocks xmlns:a="http://schemas.openxmlformats.org/drawingml/2006/main" noChangeAspect="1"/>
+            </wp:cNvGraphicFramePr>
+            <a:graphic xmlns:a="http://schemas.openxmlformats.org/drawingml/2006/main">
+              <a:graphicData uri="http://schemas.openxmlformats.org/drawingml/2006/picture">
+                <pic:pic xmlns:pic="http://schemas.openxmlformats.org/drawingml/2006/picture">
+                  <pic:nvPicPr>
+                    <pic:cNvPr id="1315806808" name=""/>
+                    <pic:cNvPicPr/>
+                  </pic:nvPicPr>
+                  <pic:blipFill>
+                    <a:blip r:embed="rId64"/>
+                    <a:stretch>
+                      <a:fillRect/>
+                    </a:stretch>
+                  </pic:blipFill>
+                  <pic:spPr>
+                    <a:xfrm>
+                      <a:off x="0" y="0"/>
+                      <a:ext cx="5731510" cy="2117090"/>
+                    </a:xfrm>
+                    <a:prstGeom prst="rect">
+                      <a:avLst/>
+                    </a:prstGeom>
+                  </pic:spPr>
+                </pic:pic>
+              </a:graphicData>
+            </a:graphic>
+          </wp:inline>
+        </w:drawing>
+      </w:r>
+    </w:p>
+    <w:p>
+      <w:pPr>
+        <w:pStyle w:val="Head"/>
+        <w:rPr>
+          <w:sz w:val="28"/>
+          <w:szCs w:val="28"/>
+        </w:rPr>
+      </w:pPr>
+    </w:p>
+    <w:p>
+      <w:pPr>
+        <w:pStyle w:val="Head"/>
+        <w:rPr>
+          <w:sz w:val="28"/>
+          <w:szCs w:val="28"/>
+        </w:rPr>
+      </w:pPr>
+      <w:r>
+        <w:rPr>
+          <w:sz w:val="28"/>
+          <w:szCs w:val="28"/>
+        </w:rPr>
+        <w:t>Table:</w:t>
+      </w:r>
+    </w:p>
+    <w:tbl>
+      <w:tblPr>
+        <w:tblStyle w:val="TableGrid"/>
+        <w:tblW w:w="0" w:type="auto"/>
+        <w:tblLook w:val="04A0" w:firstRow="1" w:lastRow="0" w:firstColumn="1" w:lastColumn="0" w:noHBand="0" w:noVBand="1"/>
+      </w:tblPr>
+      <w:tblGrid>
+        <w:gridCol w:w="2491"/>
+        <w:gridCol w:w="1258"/>
+      </w:tblGrid>
+      <w:tr>
+        <w:tc>
+          <w:tcPr>
+            <w:tcW w:w="0" w:type="auto"/>
+            <w:hideMark/>
+          </w:tcPr>
+          <w:p>
+            <w:pPr>
+              <w:pStyle w:val="Head"/>
+              <w:spacing w:after="160" w:line="278" w:lineRule="auto"/>
+              <w:rPr>
+                <w:sz w:val="28"/>
+                <w:szCs w:val="28"/>
+              </w:rPr>
+            </w:pPr>
+            <w:r>
+              <w:rPr>
+                <w:sz w:val="28"/>
+                <w:szCs w:val="28"/>
+              </w:rPr>
+              <w:t>Complexity</w:t>
+            </w:r>
+          </w:p>
+        </w:tc>
+        <w:tc>
+          <w:tcPr>
+            <w:tcW w:w="0" w:type="auto"/>
+            <w:hideMark/>
+          </w:tcPr>
+          <w:p>
+            <w:pPr>
+              <w:pStyle w:val="Head"/>
+              <w:spacing w:after="160" w:line="278" w:lineRule="auto"/>
+              <w:rPr>
+                <w:sz w:val="28"/>
+                <w:szCs w:val="28"/>
+              </w:rPr>
+            </w:pPr>
+            <w:r>
+              <w:rPr>
+                <w:sz w:val="28"/>
+                <w:szCs w:val="28"/>
+              </w:rPr>
+              <w:t>Value</w:t>
+            </w:r>
+          </w:p>
+        </w:tc>
+      </w:tr>
+      <w:tr>
+        <w:tc>
+          <w:tcPr>
+            <w:tcW w:w="0" w:type="auto"/>
+            <w:hideMark/>
+          </w:tcPr>
+          <w:p>
+            <w:pPr>
+              <w:pStyle w:val="Head"/>
+              <w:spacing w:after="160" w:line="278" w:lineRule="auto"/>
+              <w:rPr>
+                <w:b w:val="0"/>
+                <w:bCs w:val="0"/>
+                <w:sz w:val="28"/>
+                <w:szCs w:val="28"/>
+              </w:rPr>
+            </w:pPr>
+            <w:r>
+              <w:rPr>
+                <w:b w:val="0"/>
+                <w:bCs w:val="0"/>
+                <w:sz w:val="28"/>
+                <w:szCs w:val="28"/>
+              </w:rPr>
+              <w:t>Best Case Time</w:t>
+            </w:r>
+          </w:p>
+        </w:tc>
+        <w:tc>
+          <w:tcPr>
+            <w:tcW w:w="0" w:type="auto"/>
+            <w:hideMark/>
+          </w:tcPr>
+          <w:p>
+            <w:pPr>
+              <w:pStyle w:val="Head"/>
+              <w:spacing w:after="160" w:line="278" w:lineRule="auto"/>
+              <w:rPr>
+                <w:b w:val="0"/>
+                <w:bCs w:val="0"/>
+                <w:sz w:val="28"/>
+                <w:szCs w:val="28"/>
+              </w:rPr>
+            </w:pPr>
+            <w:proofErr w:type="gramStart"/>
+            <w:r>
+              <w:rPr>
+                <w:b w:val="0"/>
+                <w:bCs w:val="0"/>
+                <w:sz w:val="28"/>
+                <w:szCs w:val="28"/>
+              </w:rPr>
+              <w:t>O(</w:t>
+            </w:r>
+            <w:proofErr w:type="gramEnd"/>
+            <w:r>
+              <w:rPr>
+                <w:b w:val="0"/>
+                <w:bCs w:val="0"/>
+                <w:sz w:val="28"/>
+                <w:szCs w:val="28"/>
+              </w:rPr>
+              <w:t>n × W)</w:t>
+            </w:r>
+          </w:p>
+        </w:tc>
+      </w:tr>
+      <w:tr>
+        <w:tc>
+          <w:tcPr>
+            <w:tcW w:w="0" w:type="auto"/>
+            <w:hideMark/>
+          </w:tcPr>
+          <w:p>
+            <w:pPr>
+              <w:pStyle w:val="Head"/>
+              <w:spacing w:after="160" w:line="278" w:lineRule="auto"/>
+              <w:rPr>
+                <w:b w:val="0"/>
+                <w:bCs w:val="0"/>
+                <w:sz w:val="28"/>
+                <w:szCs w:val="28"/>
+              </w:rPr>
+            </w:pPr>
+            <w:r>
+              <w:rPr>
+                <w:b w:val="0"/>
+                <w:bCs w:val="0"/>
+                <w:sz w:val="28"/>
+                <w:szCs w:val="28"/>
+              </w:rPr>
+              <w:t>Average Case Time</w:t>
+            </w:r>
+          </w:p>
+        </w:tc>
+        <w:tc>
+          <w:tcPr>
+            <w:tcW w:w="0" w:type="auto"/>
+            <w:hideMark/>
+          </w:tcPr>
+          <w:p>
+            <w:pPr>
+              <w:pStyle w:val="Head"/>
+              <w:spacing w:after="160" w:line="278" w:lineRule="auto"/>
+              <w:rPr>
+                <w:b w:val="0"/>
+                <w:bCs w:val="0"/>
+                <w:sz w:val="28"/>
+                <w:szCs w:val="28"/>
+              </w:rPr>
+            </w:pPr>
+            <w:proofErr w:type="gramStart"/>
+            <w:r>
+              <w:rPr>
+                <w:b w:val="0"/>
+                <w:bCs w:val="0"/>
+                <w:sz w:val="28"/>
+                <w:szCs w:val="28"/>
+              </w:rPr>
+              <w:t>O(</w:t>
+            </w:r>
+            <w:proofErr w:type="gramEnd"/>
+            <w:r>
+              <w:rPr>
+                <w:b w:val="0"/>
+                <w:bCs w:val="0"/>
+                <w:sz w:val="28"/>
+                <w:szCs w:val="28"/>
+              </w:rPr>
+              <w:t>n × W)</w:t>
+            </w:r>
+          </w:p>
+        </w:tc>
+      </w:tr>
+      <w:tr>
+        <w:tc>
+          <w:tcPr>
+            <w:tcW w:w="0" w:type="auto"/>
+            <w:hideMark/>
+          </w:tcPr>
+          <w:p>
+            <w:pPr>
+              <w:pStyle w:val="Head"/>
+              <w:spacing w:after="160" w:line="278" w:lineRule="auto"/>
+              <w:rPr>
+                <w:b w:val="0"/>
+                <w:bCs w:val="0"/>
+                <w:sz w:val="28"/>
+                <w:szCs w:val="28"/>
+              </w:rPr>
+            </w:pPr>
+            <w:r>
+              <w:rPr>
+                <w:b w:val="0"/>
+                <w:bCs w:val="0"/>
+                <w:sz w:val="28"/>
+                <w:szCs w:val="28"/>
+              </w:rPr>
+              <w:t>Worst Case Time</w:t>
+            </w:r>
+          </w:p>
+        </w:tc>
+        <w:tc>
+          <w:tcPr>
+            <w:tcW w:w="0" w:type="auto"/>
+            <w:hideMark/>
+          </w:tcPr>
+          <w:p>
+            <w:pPr>
+              <w:pStyle w:val="Head"/>
+              <w:spacing w:after="160" w:line="278" w:lineRule="auto"/>
+              <w:rPr>
+                <w:b w:val="0"/>
+                <w:bCs w:val="0"/>
+                <w:sz w:val="28"/>
+                <w:szCs w:val="28"/>
+              </w:rPr>
+            </w:pPr>
+            <w:proofErr w:type="gramStart"/>
+            <w:r>
+              <w:rPr>
+                <w:b w:val="0"/>
+                <w:bCs w:val="0"/>
+                <w:sz w:val="28"/>
+                <w:szCs w:val="28"/>
+              </w:rPr>
+              <w:t>O(</w:t>
+            </w:r>
+            <w:proofErr w:type="gramEnd"/>
+            <w:r>
+              <w:rPr>
+                <w:b w:val="0"/>
+                <w:bCs w:val="0"/>
+                <w:sz w:val="28"/>
+                <w:szCs w:val="28"/>
+              </w:rPr>
+              <w:t>n × W)</w:t>
+            </w:r>
+          </w:p>
+        </w:tc>
+      </w:tr>
+      <w:tr>
+        <w:tc>
+          <w:tcPr>
+            <w:tcW w:w="0" w:type="auto"/>
+            <w:hideMark/>
+          </w:tcPr>
+          <w:p>
+            <w:pPr>
+              <w:pStyle w:val="Head"/>
+              <w:spacing w:after="160" w:line="278" w:lineRule="auto"/>
+              <w:rPr>
+                <w:b w:val="0"/>
+                <w:bCs w:val="0"/>
+                <w:sz w:val="28"/>
+                <w:szCs w:val="28"/>
+              </w:rPr>
+            </w:pPr>
+            <w:r>
+              <w:rPr>
+                <w:b w:val="0"/>
+                <w:bCs w:val="0"/>
+                <w:sz w:val="28"/>
+                <w:szCs w:val="28"/>
+              </w:rPr>
+              <w:t>Space Complexity</w:t>
+            </w:r>
+          </w:p>
+        </w:tc>
+        <w:tc>
+          <w:tcPr>
+            <w:tcW w:w="0" w:type="auto"/>
+            <w:hideMark/>
+          </w:tcPr>
+          <w:p>
+            <w:pPr>
+              <w:pStyle w:val="Head"/>
+              <w:spacing w:after="160" w:line="278" w:lineRule="auto"/>
+              <w:rPr>
+                <w:b w:val="0"/>
+                <w:bCs w:val="0"/>
+                <w:sz w:val="28"/>
+                <w:szCs w:val="28"/>
+              </w:rPr>
+            </w:pPr>
+            <w:proofErr w:type="gramStart"/>
+            <w:r>
+              <w:rPr>
+                <w:b w:val="0"/>
+                <w:bCs w:val="0"/>
+                <w:sz w:val="28"/>
+                <w:szCs w:val="28"/>
+              </w:rPr>
+              <w:t>O(</w:t>
+            </w:r>
+            <w:proofErr w:type="gramEnd"/>
+            <w:r>
+              <w:rPr>
+                <w:b w:val="0"/>
+                <w:bCs w:val="0"/>
+                <w:sz w:val="28"/>
+                <w:szCs w:val="28"/>
+              </w:rPr>
+              <w:t>n × W)</w:t>
+            </w:r>
+          </w:p>
+        </w:tc>
+      </w:tr>
+    </w:tbl>
+    <w:p>
+      <w:pPr>
+        <w:pStyle w:val="Head"/>
+        <w:rPr>
+          <w:sz w:val="28"/>
+          <w:szCs w:val="28"/>
+        </w:rPr>
+      </w:pPr>
+    </w:p>
+    <w:p>
+      <w:pPr>
+        <w:pStyle w:val="Head"/>
+        <w:rPr>
+          <w:b w:val="0"/>
+          <w:bCs w:val="0"/>
+          <w:sz w:val="24"/>
+          <w:szCs w:val="24"/>
+        </w:rPr>
+      </w:pPr>
+      <w:r>
+        <w:rPr>
+          <w:b w:val="0"/>
+          <w:bCs w:val="0"/>
+          <w:sz w:val="24"/>
+          <w:szCs w:val="24"/>
+        </w:rPr>
+        <w:t xml:space="preserve">Time Complexity: </w:t>
+      </w:r>
+      <w:proofErr w:type="gramStart"/>
+      <w:r>
+        <w:rPr>
+          <w:b w:val="0"/>
+          <w:bCs w:val="0"/>
+          <w:sz w:val="24"/>
+          <w:szCs w:val="24"/>
+        </w:rPr>
+        <w:t>O(</w:t>
+      </w:r>
+      <w:proofErr w:type="gramEnd"/>
+      <w:r>
+        <w:rPr>
+          <w:b w:val="0"/>
+          <w:bCs w:val="0"/>
+          <w:sz w:val="24"/>
+          <w:szCs w:val="24"/>
+        </w:rPr>
+        <w:t>n × W)</w:t>
+      </w:r>
+    </w:p>
+    <w:p>
+      <w:pPr>
+        <w:pStyle w:val="Head"/>
+        <w:rPr>
+          <w:b w:val="0"/>
+          <w:bCs w:val="0"/>
+          <w:sz w:val="24"/>
+          <w:szCs w:val="24"/>
+        </w:rPr>
+      </w:pPr>
+      <w:r>
+        <w:rPr>
+          <w:b w:val="0"/>
+          <w:bCs w:val="0"/>
+          <w:sz w:val="24"/>
+          <w:szCs w:val="24"/>
+        </w:rPr>
+        <w:t>The algorithm uses two nested loops:</w:t>
+      </w:r>
+    </w:p>
+    <w:p>
+      <w:pPr>
+        <w:pStyle w:val="Head"/>
+        <w:numPr>
+          <w:ilvl w:val="0"/>
+          <w:numId w:val="2"/>
+        </w:numPr>
+        <w:rPr>
+          <w:b w:val="0"/>
+          <w:bCs w:val="0"/>
+          <w:sz w:val="24"/>
+          <w:szCs w:val="24"/>
+        </w:rPr>
+      </w:pPr>
+      <w:r>
+        <w:rPr>
+          <w:b w:val="0"/>
+          <w:bCs w:val="0"/>
+          <w:sz w:val="24"/>
+          <w:szCs w:val="24"/>
+        </w:rPr>
+        <w:t>Outer loop runs n + 1 times.</w:t>
+      </w:r>
+    </w:p>
+    <w:p>
+      <w:pPr>
+        <w:pStyle w:val="Head"/>
+        <w:numPr>
+          <w:ilvl w:val="0"/>
+          <w:numId w:val="2"/>
+        </w:numPr>
+        <w:rPr>
+          <w:b w:val="0"/>
+          <w:bCs w:val="0"/>
+          <w:sz w:val="24"/>
+          <w:szCs w:val="24"/>
+        </w:rPr>
+      </w:pPr>
+      <w:r>
+        <w:rPr>
+          <w:b w:val="0"/>
+          <w:bCs w:val="0"/>
+          <w:sz w:val="24"/>
+          <w:szCs w:val="24"/>
+        </w:rPr>
+        <w:t>Inner loop runs W + 1 times.</w:t>
+      </w:r>
+    </w:p>
+    <w:p>
+      <w:pPr>
+        <w:pStyle w:val="Head"/>
+        <w:rPr>
+          <w:b w:val="0"/>
+          <w:bCs w:val="0"/>
+          <w:sz w:val="24"/>
+          <w:szCs w:val="24"/>
+        </w:rPr>
+      </w:pPr>
+      <w:r>
+        <w:rPr>
+          <w:b w:val="0"/>
+          <w:bCs w:val="0"/>
+          <w:sz w:val="24"/>
+          <w:szCs w:val="24"/>
+        </w:rPr>
+        <w:t xml:space="preserve">Therefore, the time complexity is </w:t>
+      </w:r>
+      <w:proofErr w:type="gramStart"/>
+      <w:r>
+        <w:rPr>
+          <w:b w:val="0"/>
+          <w:bCs w:val="0"/>
+          <w:sz w:val="24"/>
+          <w:szCs w:val="24"/>
+        </w:rPr>
+        <w:t>O(</w:t>
+      </w:r>
+      <w:proofErr w:type="gramEnd"/>
+      <w:r>
+        <w:rPr>
+          <w:b w:val="0"/>
+          <w:bCs w:val="0"/>
+          <w:sz w:val="24"/>
+          <w:szCs w:val="24"/>
+        </w:rPr>
+        <w:t>n × W).</w:t>
+      </w:r>
+    </w:p>
+    <w:p>
+      <w:pPr>
+        <w:pStyle w:val="Head"/>
+        <w:rPr>
+          <w:b w:val="0"/>
+          <w:bCs w:val="0"/>
+          <w:sz w:val="24"/>
+          <w:szCs w:val="24"/>
+        </w:rPr>
+      </w:pPr>
+      <w:r>
+        <w:rPr>
+          <w:b w:val="0"/>
+          <w:bCs w:val="0"/>
+          <w:sz w:val="24"/>
+          <w:szCs w:val="24"/>
+        </w:rPr>
+        <w:t xml:space="preserve">Space Complexity: </w:t>
+      </w:r>
+      <w:proofErr w:type="gramStart"/>
+      <w:r>
+        <w:rPr>
+          <w:b w:val="0"/>
+          <w:bCs w:val="0"/>
+          <w:sz w:val="24"/>
+          <w:szCs w:val="24"/>
+        </w:rPr>
+        <w:t>O(</w:t>
+      </w:r>
+      <w:proofErr w:type="gramEnd"/>
+      <w:r>
+        <w:rPr>
+          <w:b w:val="0"/>
+          <w:bCs w:val="0"/>
+          <w:sz w:val="24"/>
+          <w:szCs w:val="24"/>
+        </w:rPr>
+        <w:t>n × W)</w:t>
+      </w:r>
+    </w:p>
+    <w:p>
+      <w:pPr>
+        <w:pStyle w:val="Head"/>
+        <w:rPr>
+          <w:b w:val="0"/>
+          <w:bCs w:val="0"/>
+          <w:sz w:val="24"/>
+          <w:szCs w:val="24"/>
+        </w:rPr>
+      </w:pPr>
+      <w:r>
+        <w:rPr>
+          <w:b w:val="0"/>
+          <w:bCs w:val="0"/>
+          <w:sz w:val="24"/>
+          <w:szCs w:val="24"/>
+        </w:rPr>
+        <w:t>A two-dimensional DP table of size (n + 1) × (W + 1) is used to store intermediate results.</w:t>
+      </w:r>
+    </w:p>
+    <w:p>
+      <w:pPr>
+        <w:pStyle w:val="Head"/>
+        <w:rPr>
+          <w:b w:val="0"/>
+          <w:bCs w:val="0"/>
+          <w:sz w:val="24"/>
+          <w:szCs w:val="24"/>
+        </w:rPr>
+      </w:pPr>
+      <w:r>
+        <w:rPr>
+          <w:b w:val="0"/>
+          <w:bCs w:val="0"/>
+          <w:sz w:val="24"/>
+          <w:szCs w:val="24"/>
+        </w:rPr>
+        <w:t xml:space="preserve">Note: This is called </w:t>
+      </w:r>
+      <w:r>
+        <w:rPr>
+          <w:b w:val="0"/>
+          <w:bCs w:val="0"/>
+          <w:i/>
+          <w:iCs/>
+          <w:sz w:val="24"/>
+          <w:szCs w:val="24"/>
+        </w:rPr>
+        <w:t>pseudo-polynomial time</w:t>
+      </w:r>
+      <w:r>
+        <w:rPr>
+          <w:b w:val="0"/>
+          <w:bCs w:val="0"/>
+          <w:sz w:val="24"/>
+          <w:szCs w:val="24"/>
+        </w:rPr>
+        <w:t xml:space="preserve"> because the running time depends on the numerical value of capacity W.</w:t>
+      </w:r>
+    </w:p>
+    <w:p>
+      <w:pPr>
+        <w:pStyle w:val="Head"/>
+        <w:rPr>
+          <w:b w:val="0"/>
+          <w:bCs w:val="0"/>
+          <w:sz w:val="24"/>
+          <w:szCs w:val="24"/>
+        </w:rPr>
+      </w:pPr>
+    </w:p>
+    <w:p>
+      <w:pPr>
+        <w:pStyle w:val="Head"/>
+        <w:rPr>
+          <w:b w:val="0"/>
+          <w:bCs w:val="0"/>
+          <w:sz w:val="24"/>
+          <w:szCs w:val="24"/>
+        </w:rPr>
+      </w:pPr>
+    </w:p>
+    <w:p>
+      <w:pPr>
+        <w:pStyle w:val="Head"/>
+        <w:rPr>
+          <w:sz w:val="28"/>
+          <w:szCs w:val="28"/>
+        </w:rPr>
+      </w:pPr>
+      <w:r>
+        <w:rPr>
+          <w:sz w:val="28"/>
+          <w:szCs w:val="28"/>
+        </w:rPr>
+        <w:lastRenderedPageBreak/>
+        <w:drawing>
+          <wp:anchor distT="0" distB="0" distL="114300" distR="114300" simplePos="0" relativeHeight="251658240" behindDoc="1" locked="0" layoutInCell="1" allowOverlap="1" wp14:anchorId="758ABBAD" wp14:editId="78FAEE81">
+            <wp:simplePos x="0" y="0"/>
+            <wp:positionH relativeFrom="margin">
+              <wp:posOffset>2905760</wp:posOffset>
+            </wp:positionH>
+            <wp:positionV relativeFrom="paragraph">
+              <wp:posOffset>508000</wp:posOffset>
+            </wp:positionV>
+            <wp:extent cx="3155950" cy="1943100"/>
+            <wp:effectExtent l="0" t="0" r="6350" b="0"/>
+            <wp:wrapTight wrapText="bothSides">
+              <wp:wrapPolygon edited="0">
+                <wp:start x="0" y="0"/>
+                <wp:lineTo x="0" y="21388"/>
+                <wp:lineTo x="21513" y="21388"/>
+                <wp:lineTo x="21513" y="0"/>
+                <wp:lineTo x="0" y="0"/>
+              </wp:wrapPolygon>
+            </wp:wrapTight>
+            <wp:docPr id="1908208910" name="Picture 1"/>
+            <wp:cNvGraphicFramePr>
+              <a:graphicFrameLocks xmlns:a="http://schemas.openxmlformats.org/drawingml/2006/main" noChangeAspect="1"/>
+            </wp:cNvGraphicFramePr>
+            <a:graphic xmlns:a="http://schemas.openxmlformats.org/drawingml/2006/main">
+              <a:graphicData uri="http://schemas.openxmlformats.org/drawingml/2006/picture">
+                <pic:pic xmlns:pic="http://schemas.openxmlformats.org/drawingml/2006/picture">
+                  <pic:nvPicPr>
+                    <pic:cNvPr id="1908208910" name=""/>
+                    <pic:cNvPicPr/>
+                  </pic:nvPicPr>
+                  <pic:blipFill>
+                    <a:blip r:embed="rId65" cstate="print">
+                      <a:extLst>
+                        <a:ext uri="{28A0092B-C50C-407E-A947-70E740481C1C}">
+                          <a14:useLocalDpi xmlns:a14="http://schemas.microsoft.com/office/drawing/2010/main" val="0"/>
+                        </a:ext>
+                      </a:extLst>
+                    </a:blip>
+                    <a:stretch>
+                      <a:fillRect/>
+                    </a:stretch>
+                  </pic:blipFill>
+                  <pic:spPr>
+                    <a:xfrm>
+                      <a:off x="0" y="0"/>
+                      <a:ext cx="3155950" cy="1943100"/>
+                    </a:xfrm>
+                    <a:prstGeom prst="rect">
+                      <a:avLst/>
+                    </a:prstGeom>
+                  </pic:spPr>
+                </pic:pic>
+              </a:graphicData>
+            </a:graphic>
+          </wp:anchor>
+        </w:drawing>
+      </w:r>
+      <w:r>
+        <w:rPr>
+          <w:sz w:val="28"/>
+          <w:szCs w:val="28"/>
+        </w:rPr>
+        <w:t>Graph:</w:t>
+      </w:r>
+    </w:p>
+    <w:p>
+      <w:pPr>
+        <w:pStyle w:val="Head"/>
+        <w:rPr>
+          <w:sz w:val="28"/>
+          <w:szCs w:val="28"/>
+        </w:rPr>
+      </w:pPr>
+      <w:r>
+        <w:rPr>
+          <w:sz w:val="28"/>
+          <w:szCs w:val="28"/>
+        </w:rPr>
+        <w:drawing>
+          <wp:anchor distT="0" distB="0" distL="114300" distR="114300" simplePos="0" relativeHeight="251659264" behindDoc="1" locked="0" layoutInCell="1" allowOverlap="1" wp14:anchorId="73FBB5F0" wp14:editId="4A3F49B1">
+            <wp:simplePos x="0" y="0"/>
+            <wp:positionH relativeFrom="column">
+              <wp:posOffset>-368300</wp:posOffset>
+            </wp:positionH>
+            <wp:positionV relativeFrom="paragraph">
+              <wp:posOffset>161290</wp:posOffset>
+            </wp:positionV>
+            <wp:extent cx="3136900" cy="1920508"/>
+            <wp:effectExtent l="0" t="0" r="6350" b="3810"/>
+            <wp:wrapTight wrapText="bothSides">
+              <wp:wrapPolygon edited="0">
+                <wp:start x="0" y="0"/>
+                <wp:lineTo x="0" y="21429"/>
+                <wp:lineTo x="21513" y="21429"/>
+                <wp:lineTo x="21513" y="0"/>
+                <wp:lineTo x="0" y="0"/>
+              </wp:wrapPolygon>
+            </wp:wrapTight>
+            <wp:docPr id="222012530" name="Picture 1"/>
+            <wp:cNvGraphicFramePr>
+              <a:graphicFrameLocks xmlns:a="http://schemas.openxmlformats.org/drawingml/2006/main" noChangeAspect="1"/>
+            </wp:cNvGraphicFramePr>
+            <a:graphic xmlns:a="http://schemas.openxmlformats.org/drawingml/2006/main">
+              <a:graphicData uri="http://schemas.openxmlformats.org/drawingml/2006/picture">
+                <pic:pic xmlns:pic="http://schemas.openxmlformats.org/drawingml/2006/picture">
+                  <pic:nvPicPr>
+                    <pic:cNvPr id="222012530" name=""/>
+                    <pic:cNvPicPr/>
+                  </pic:nvPicPr>
+                  <pic:blipFill>
+                    <a:blip r:embed="rId66" cstate="print">
+                      <a:extLst>
+                        <a:ext uri="{28A0092B-C50C-407E-A947-70E740481C1C}">
+                          <a14:useLocalDpi xmlns:a14="http://schemas.microsoft.com/office/drawing/2010/main" val="0"/>
+                        </a:ext>
+                      </a:extLst>
+                    </a:blip>
+                    <a:stretch>
+                      <a:fillRect/>
+                    </a:stretch>
+                  </pic:blipFill>
+                  <pic:spPr>
+                    <a:xfrm>
+                      <a:off x="0" y="0"/>
+                      <a:ext cx="3136900" cy="1920508"/>
+                    </a:xfrm>
+                    <a:prstGeom prst="rect">
+                      <a:avLst/>
+                    </a:prstGeom>
+                  </pic:spPr>
+                </pic:pic>
+              </a:graphicData>
+            </a:graphic>
+          </wp:anchor>
+        </w:drawing>
+      </w:r>
+    </w:p>
+    <w:p>
+      <w:pPr>
+        <w:pStyle w:val="Head"/>
+        <w:rPr>
+          <w:sz w:val="28"/>
+          <w:szCs w:val="28"/>
+        </w:rPr>
+      </w:pPr>
+      <w:r>
+        <w:rPr>
+          <w:sz w:val="28"/>
+          <w:szCs w:val="28"/>
+        </w:rPr>
+        <w:t>Conclusion:</w:t>
+      </w:r>
+    </w:p>
+    <w:p>
+      <w:pPr>
+        <w:pStyle w:val="Head"/>
+        <w:rPr>
+          <w:b w:val="0"/>
+          <w:bCs w:val="0"/>
+          <w:sz w:val="24"/>
+          <w:szCs w:val="24"/>
+        </w:rPr>
+      </w:pPr>
+      <w:r>
+        <w:rPr>
+          <w:b w:val="0"/>
+          <w:bCs w:val="0"/>
+          <w:sz w:val="24"/>
+          <w:szCs w:val="24"/>
+        </w:rPr>
+        <w:t xml:space="preserve">The graphs demonstrate that the time and space complexities of the 0/1 Knapsack Problem using Dynamic Programming are </w:t>
+      </w:r>
+      <w:proofErr w:type="gramStart"/>
+      <w:r>
+        <w:rPr>
+          <w:b w:val="0"/>
+          <w:bCs w:val="0"/>
+          <w:sz w:val="24"/>
+          <w:szCs w:val="24"/>
+        </w:rPr>
+        <w:t>O(</w:t>
+      </w:r>
+      <w:proofErr w:type="gramEnd"/>
+      <w:r>
+        <w:rPr>
+          <w:b w:val="0"/>
+          <w:bCs w:val="0"/>
+          <w:sz w:val="24"/>
+          <w:szCs w:val="24"/>
+        </w:rPr>
+        <w:t>n × W). As the number of items increases, both computational work and memory requirements increase proportionally when the knapsack capacity remains constant. The algorithm avoids the exponential time complexity of brute force by storing intermediate results in a DP table, making it more efficient for problems with manageable capacities.</w:t>
+      </w:r>
+    </w:p>
+    <w:p>
+      <w:pPr>
+        <w:pStyle w:val="Head"/>
+        <w:rPr>
+          <w:b w:val="0"/>
+          <w:bCs w:val="0"/>
+          <w:sz w:val="24"/>
+          <w:szCs w:val="24"/>
+        </w:rPr>
+      </w:pPr>
+    </w:p>
     <w:sectPr>
       <w:pgSz w:w="11906" w:h="16838"/>
       <w:pgMar w:top="1440" w:right="1440" w:bottom="1440" w:left="1440" w:header="708" w:footer="708" w:gutter="0"/>
@@ -25080,6 +26964,155 @@
 <file path=word/numbering.xml><?xml version="1.0" encoding="utf-8"?>
 <w:numbering xmlns:wpc="http://schemas.microsoft.com/office/word/2010/wordprocessingCanvas" xmlns:cx="http://schemas.microsoft.com/office/drawing/2014/chartex" xmlns:cx1="http://schemas.microsoft.com/office/drawing/2015/9/8/chartex" xmlns:cx2="http://schemas.microsoft.com/office/drawing/2015/10/21/chartex" xmlns:cx3="http://schemas.microsoft.com/office/drawing/2016/5/9/chartex" xmlns:cx4="http://schemas.microsoft.com/office/drawing/2016/5/10/chartex" xmlns:cx5="http://schemas.microsoft.com/office/drawing/2016/5/11/chartex" xmlns:cx6="http://schemas.microsoft.com/office/drawing/2016/5/12/chartex" xmlns:cx7="http://schemas.microsoft.com/office/drawing/2016/5/13/chartex" xmlns:cx8="http://schemas.microsoft.com/office/drawing/2016/5/14/chartex" xmlns:mc="http://schemas.openxmlformats.org/markup-compatibility/2006" xmlns:aink="http://schemas.microsoft.com/office/drawing/2016/ink" xmlns:am3d="http://schemas.microsoft.com/office/drawing/2017/model3d" xmlns:o="urn:schemas-microsoft-com:office:office" xmlns:oel="http://schemas.microsoft.com/office/2019/extlst" xmlns:r="http://schemas.openxmlformats.org/officeDocument/2006/relationships" xmlns:m="http://schemas.openxmlformats.org/officeDocument/2006/math" xmlns:v="urn:schemas-microsoft-com:vml" xmlns:wp14="http://schemas.microsoft.com/office/word/2010/wordprocessingDrawing" xmlns:wp="http://schemas.openxmlformats.org/drawingml/2006/wordprocessingDrawing" xmlns:w10="urn:schemas-microsoft-com:office:word" xmlns:w="http://schemas.openxmlformats.org/wordprocessingml/2006/main" xmlns:w14="http://schemas.microsoft.com/office/word/2010/wordml" xmlns:w15="http://schemas.microsoft.com/office/word/2012/wordml" xmlns:w16cex="http://schemas.microsoft.com/office/word/2018/wordml/cex" xmlns:w16cid="http://schemas.microsoft.com/office/word/2016/wordml/cid" xmlns:w16="http://schemas.microsoft.com/office/word/2018/wordml" xmlns:w16du="http://schemas.microsoft.com/office/word/2023/wordml/word16du" xmlns:w16sdtdh="http://schemas.microsoft.com/office/word/2020/wordml/sdtdatahash" xmlns:w16sdtfl="http://schemas.microsoft.com/office/word/2024/wordml/sdtformatlock" xmlns:w16se="http://schemas.microsoft.com/office/word/2015/wordml/symex" xmlns:wpg="http://schemas.microsoft.com/office/word/2010/wordprocessingGroup" xmlns:wpi="http://schemas.microsoft.com/office/word/2010/wordprocessingInk" xmlns:wne="http://schemas.microsoft.com/office/word/2006/wordml" xmlns:wps="http://schemas.microsoft.com/office/word/2010/wordprocessingShape" mc:Ignorable="w14 w15 w16se w16cid w16 w16cex w16sdtdh w16sdtfl w16du wp14">
   <w:abstractNum w:abstractNumId="0" w15:restartNumberingAfterBreak="0">
+    <w:nsid w:val="40E71D91"/>
+    <w:multiLevelType w:val="multilevel"/>
+    <w:tmpl w:val="DB6C649C"/>
+    <w:lvl w:ilvl="0">
+      <w:start w:val="1"/>
+      <w:numFmt w:val="bullet"/>
+      <w:lvlText w:val=""/>
+      <w:lvlJc w:val="left"/>
+      <w:pPr>
+        <w:tabs>
+          <w:tab w:val="num" w:pos="720"/>
+        </w:tabs>
+        <w:ind w:left="720" w:hanging="360"/>
+      </w:pPr>
+      <w:rPr>
+        <w:rFonts w:ascii="Symbol" w:hAnsi="Symbol" w:hint="default"/>
+        <w:sz w:val="20"/>
+      </w:rPr>
+    </w:lvl>
+    <w:lvl w:ilvl="1" w:tentative="1">
+      <w:start w:val="1"/>
+      <w:numFmt w:val="bullet"/>
+      <w:lvlText w:val="o"/>
+      <w:lvlJc w:val="left"/>
+      <w:pPr>
+        <w:tabs>
+          <w:tab w:val="num" w:pos="1440"/>
+        </w:tabs>
+        <w:ind w:left="1440" w:hanging="360"/>
+      </w:pPr>
+      <w:rPr>
+        <w:rFonts w:ascii="Courier New" w:hAnsi="Courier New" w:hint="default"/>
+        <w:sz w:val="20"/>
+      </w:rPr>
+    </w:lvl>
+    <w:lvl w:ilvl="2" w:tentative="1">
+      <w:start w:val="1"/>
+      <w:numFmt w:val="bullet"/>
+      <w:lvlText w:val=""/>
+      <w:lvlJc w:val="left"/>
+      <w:pPr>
+        <w:tabs>
+          <w:tab w:val="num" w:pos="2160"/>
+        </w:tabs>
+        <w:ind w:left="2160" w:hanging="360"/>
+      </w:pPr>
+      <w:rPr>
+        <w:rFonts w:ascii="Wingdings" w:hAnsi="Wingdings" w:hint="default"/>
+        <w:sz w:val="20"/>
+      </w:rPr>
+    </w:lvl>
+    <w:lvl w:ilvl="3" w:tentative="1">
+      <w:start w:val="1"/>
+      <w:numFmt w:val="bullet"/>
+      <w:lvlText w:val=""/>
+      <w:lvlJc w:val="left"/>
+      <w:pPr>
+        <w:tabs>
+          <w:tab w:val="num" w:pos="2880"/>
+        </w:tabs>
+        <w:ind w:left="2880" w:hanging="360"/>
+      </w:pPr>
+      <w:rPr>
+        <w:rFonts w:ascii="Wingdings" w:hAnsi="Wingdings" w:hint="default"/>
+        <w:sz w:val="20"/>
+      </w:rPr>
+    </w:lvl>
+    <w:lvl w:ilvl="4" w:tentative="1">
+      <w:start w:val="1"/>
+      <w:numFmt w:val="bullet"/>
+      <w:lvlText w:val=""/>
+      <w:lvlJc w:val="left"/>
+      <w:pPr>
+        <w:tabs>
+          <w:tab w:val="num" w:pos="3600"/>
+        </w:tabs>
+        <w:ind w:left="3600" w:hanging="360"/>
+      </w:pPr>
+      <w:rPr>
+        <w:rFonts w:ascii="Wingdings" w:hAnsi="Wingdings" w:hint="default"/>
+        <w:sz w:val="20"/>
+      </w:rPr>
+    </w:lvl>
+    <w:lvl w:ilvl="5" w:tentative="1">
+      <w:start w:val="1"/>
+      <w:numFmt w:val="bullet"/>
+      <w:lvlText w:val=""/>
+      <w:lvlJc w:val="left"/>
+      <w:pPr>
+        <w:tabs>
+          <w:tab w:val="num" w:pos="4320"/>
+        </w:tabs>
+        <w:ind w:left="4320" w:hanging="360"/>
+      </w:pPr>
+      <w:rPr>
+        <w:rFonts w:ascii="Wingdings" w:hAnsi="Wingdings" w:hint="default"/>
+        <w:sz w:val="20"/>
+      </w:rPr>
+    </w:lvl>
+    <w:lvl w:ilvl="6" w:tentative="1">
+      <w:start w:val="1"/>
+      <w:numFmt w:val="bullet"/>
+      <w:lvlText w:val=""/>
+      <w:lvlJc w:val="left"/>
+      <w:pPr>
+        <w:tabs>
+          <w:tab w:val="num" w:pos="5040"/>
+        </w:tabs>
+        <w:ind w:left="5040" w:hanging="360"/>
+      </w:pPr>
+      <w:rPr>
+        <w:rFonts w:ascii="Wingdings" w:hAnsi="Wingdings" w:hint="default"/>
+        <w:sz w:val="20"/>
+      </w:rPr>
+    </w:lvl>
+    <w:lvl w:ilvl="7" w:tentative="1">
+      <w:start w:val="1"/>
+      <w:numFmt w:val="bullet"/>
+      <w:lvlText w:val=""/>
+      <w:lvlJc w:val="left"/>
+      <w:pPr>
+        <w:tabs>
+          <w:tab w:val="num" w:pos="5760"/>
+        </w:tabs>
+        <w:ind w:left="5760" w:hanging="360"/>
+      </w:pPr>
+      <w:rPr>
+        <w:rFonts w:ascii="Wingdings" w:hAnsi="Wingdings" w:hint="default"/>
+        <w:sz w:val="20"/>
+      </w:rPr>
+    </w:lvl>
+    <w:lvl w:ilvl="8" w:tentative="1">
+      <w:start w:val="1"/>
+      <w:numFmt w:val="bullet"/>
+      <w:lvlText w:val=""/>
+      <w:lvlJc w:val="left"/>
+      <w:pPr>
+        <w:tabs>
+          <w:tab w:val="num" w:pos="6480"/>
+        </w:tabs>
+        <w:ind w:left="6480" w:hanging="360"/>
+      </w:pPr>
+      <w:rPr>
+        <w:rFonts w:ascii="Wingdings" w:hAnsi="Wingdings" w:hint="default"/>
+        <w:sz w:val="20"/>
+      </w:rPr>
+    </w:lvl>
+  </w:abstractNum>
+  <w:abstractNum w:abstractNumId="1" w15:restartNumberingAfterBreak="0">
     <w:nsid w:val="649B5DE6"/>
     <w:multiLevelType w:val="hybridMultilevel"/>
     <w:tmpl w:val="DFB24C48"/>
@@ -25169,6 +27202,9 @@
     </w:lvl>
   </w:abstractNum>
   <w:num w:numId="1" w16cid:durableId="147286052">
+    <w:abstractNumId w:val="1"/>
+  </w:num>
+  <w:num w:numId="2" w16cid:durableId="252588757">
     <w:abstractNumId w:val="0"/>
   </w:num>
 </w:numbering>
@@ -26109,6 +28145,31 @@
       </w:tblBorders>
     </w:tblPr>
   </w:style>
+  <w:style w:type="paragraph" w:customStyle="1" w:styleId="Head">
+    <w:name w:val="Head"/>
+    <w:basedOn w:val="Normal"/>
+    <w:link w:val="HeadChar"/>
+    <w:qFormat/>
+    <w:rsid w:val="002A22A5"/>
+    <w:rPr>
+      <w:b/>
+      <w:bCs/>
+      <w:sz w:val="36"/>
+      <w:szCs w:val="36"/>
+    </w:rPr>
+  </w:style>
+  <w:style w:type="character" w:customStyle="1" w:styleId="HeadChar">
+    <w:name w:val="Head Char"/>
+    <w:basedOn w:val="DefaultParagraphFont"/>
+    <w:link w:val="Head"/>
+    <w:rsid w:val="002A22A5"/>
+    <w:rPr>
+      <w:b/>
+      <w:bCs/>
+      <w:sz w:val="36"/>
+      <w:szCs w:val="36"/>
+    </w:rPr>
+  </w:style>
 </w:styles>
 </file>
 
